--- a/submission/NC/Manuscript_NC_tables_and_legends.docx
+++ b/submission/NC/Manuscript_NC_tables_and_legends.docx
@@ -68,7 +68,7 @@
             <w:r>
               <w:rPr>
                 <w:rFonts w:ascii="Times New Roman" w:hAnsi="Times New Roman"/>
-                <w:sz w:val="16"/>
+                <w:sz w:val="18"/>
               </w:rPr>
               <w:t xml:space="preserve">Step</w:t>
             </w:r>
@@ -84,7 +84,7 @@
             <w:r>
               <w:rPr>
                 <w:rFonts w:ascii="Times New Roman" w:hAnsi="Times New Roman"/>
-                <w:sz w:val="16"/>
+                <w:sz w:val="18"/>
               </w:rPr>
               <w:t xml:space="preserve">Change</w:t>
             </w:r>
@@ -102,7 +102,7 @@
                 <w:rFonts w:ascii="Times New Roman" w:hAnsi="Times New Roman"/>
                 <w:i/>
                 <w:iCs/>
-                <w:sz w:val="16"/>
+                <w:sz w:val="18"/>
               </w:rPr>
               <w:t xml:space="preserve">n</w:t>
             </w:r>
@@ -118,7 +118,7 @@
             <w:r>
               <w:rPr>
                 <w:rFonts w:ascii="Times New Roman" w:hAnsi="Times New Roman"/>
-                <w:sz w:val="16"/>
+                <w:sz w:val="18"/>
               </w:rPr>
               <w:t xml:space="preserve">Events</w:t>
             </w:r>
@@ -134,7 +134,7 @@
             <w:r>
               <w:rPr>
                 <w:rFonts w:ascii="Times New Roman" w:hAnsi="Times New Roman"/>
-                <w:sz w:val="16"/>
+                <w:sz w:val="18"/>
               </w:rPr>
               <w:t xml:space="preserve">HR effort</w:t>
             </w:r>
@@ -150,7 +150,7 @@
             <w:r>
               <w:rPr>
                 <w:rFonts w:ascii="Times New Roman" w:hAnsi="Times New Roman"/>
-                <w:sz w:val="16"/>
+                <w:sz w:val="18"/>
               </w:rPr>
               <w:t xml:space="preserve">HR warming</w:t>
             </w:r>
@@ -166,7 +166,7 @@
             <w:r>
               <w:rPr>
                 <w:rFonts w:ascii="Times New Roman" w:hAnsi="Times New Roman"/>
-                <w:sz w:val="16"/>
+                <w:sz w:val="18"/>
               </w:rPr>
               <w:t xml:space="preserve">HR variability</w:t>
             </w:r>
@@ -182,7 +182,7 @@
             <w:r>
               <w:rPr>
                 <w:rFonts w:ascii="Times New Roman" w:hAnsi="Times New Roman"/>
-                <w:sz w:val="16"/>
+                <w:sz w:val="18"/>
               </w:rPr>
               <w:t xml:space="preserve">HR interaction</w:t>
             </w:r>
@@ -200,7 +200,7 @@
             <w:r>
               <w:rPr>
                 <w:rFonts w:ascii="Times New Roman" w:hAnsi="Times New Roman"/>
-                <w:sz w:val="16"/>
+                <w:sz w:val="18"/>
               </w:rPr>
               <w:t xml:space="preserve">S0</w:t>
             </w:r>
@@ -216,7 +216,7 @@
             <w:r>
               <w:rPr>
                 <w:rFonts w:ascii="Times New Roman" w:hAnsi="Times New Roman"/>
-                <w:sz w:val="16"/>
+                <w:sz w:val="18"/>
               </w:rPr>
               <w:t xml:space="preserve">previously published</w:t>
             </w:r>
@@ -232,7 +232,7 @@
             <w:r>
               <w:rPr>
                 <w:rFonts w:ascii="Times New Roman" w:hAnsi="Times New Roman"/>
-                <w:sz w:val="16"/>
+                <w:sz w:val="18"/>
               </w:rPr>
               <w:t xml:space="preserve">182,485</w:t>
             </w:r>
@@ -248,7 +248,7 @@
             <w:r>
               <w:rPr>
                 <w:rFonts w:ascii="Times New Roman" w:hAnsi="Times New Roman"/>
-                <w:sz w:val="16"/>
+                <w:sz w:val="18"/>
               </w:rPr>
               <w:t xml:space="preserve">655</w:t>
             </w:r>
@@ -264,7 +264,7 @@
             <w:r>
               <w:rPr>
                 <w:rFonts w:ascii="Times New Roman" w:hAnsi="Times New Roman"/>
-                <w:sz w:val="16"/>
+                <w:sz w:val="18"/>
               </w:rPr>
               <w:t xml:space="preserve">1.788</w:t>
             </w:r>
@@ -280,7 +280,7 @@
             <w:r>
               <w:rPr>
                 <w:rFonts w:ascii="Times New Roman" w:hAnsi="Times New Roman"/>
-                <w:sz w:val="16"/>
+                <w:sz w:val="18"/>
               </w:rPr>
               <w:t xml:space="preserve">1.394</w:t>
             </w:r>
@@ -296,7 +296,7 @@
             <w:r>
               <w:rPr>
                 <w:rFonts w:ascii="Times New Roman" w:hAnsi="Times New Roman"/>
-                <w:sz w:val="16"/>
+                <w:sz w:val="18"/>
               </w:rPr>
               <w:t xml:space="preserve">0.850</w:t>
             </w:r>
@@ -312,7 +312,7 @@
             <w:r>
               <w:rPr>
                 <w:rFonts w:ascii="Times New Roman" w:hAnsi="Times New Roman"/>
-                <w:sz w:val="16"/>
+                <w:sz w:val="18"/>
               </w:rPr>
               <w:t xml:space="preserve">0.876</w:t>
             </w:r>
@@ -330,7 +330,7 @@
             <w:r>
               <w:rPr>
                 <w:rFonts w:ascii="Times New Roman" w:hAnsi="Times New Roman"/>
-                <w:sz w:val="16"/>
+                <w:sz w:val="18"/>
               </w:rPr>
               <w:t xml:space="preserve">S1</w:t>
             </w:r>
@@ -346,7 +346,7 @@
             <w:r>
               <w:rPr>
                 <w:rFonts w:ascii="Times New Roman" w:hAnsi="Times New Roman"/>
-                <w:sz w:val="16"/>
+                <w:sz w:val="18"/>
               </w:rPr>
               <w:t xml:space="preserve">+ discovery-year dating</w:t>
             </w:r>
@@ -362,7 +362,7 @@
             <w:r>
               <w:rPr>
                 <w:rFonts w:ascii="Times New Roman" w:hAnsi="Times New Roman"/>
-                <w:sz w:val="16"/>
+                <w:sz w:val="18"/>
               </w:rPr>
               <w:t xml:space="preserve">181,134</w:t>
             </w:r>
@@ -378,7 +378,7 @@
             <w:r>
               <w:rPr>
                 <w:rFonts w:ascii="Times New Roman" w:hAnsi="Times New Roman"/>
-                <w:sz w:val="16"/>
+                <w:sz w:val="18"/>
               </w:rPr>
               <w:t xml:space="preserve">646</w:t>
             </w:r>
@@ -394,7 +394,7 @@
             <w:r>
               <w:rPr>
                 <w:rFonts w:ascii="Times New Roman" w:hAnsi="Times New Roman"/>
-                <w:sz w:val="16"/>
+                <w:sz w:val="18"/>
               </w:rPr>
               <w:t xml:space="preserve">1.305</w:t>
             </w:r>
@@ -410,7 +410,7 @@
             <w:r>
               <w:rPr>
                 <w:rFonts w:ascii="Times New Roman" w:hAnsi="Times New Roman"/>
-                <w:sz w:val="16"/>
+                <w:sz w:val="18"/>
               </w:rPr>
               <w:t xml:space="preserve">1.437</w:t>
             </w:r>
@@ -426,7 +426,7 @@
             <w:r>
               <w:rPr>
                 <w:rFonts w:ascii="Times New Roman" w:hAnsi="Times New Roman"/>
-                <w:sz w:val="16"/>
+                <w:sz w:val="18"/>
               </w:rPr>
               <w:t xml:space="preserve">0.971</w:t>
             </w:r>
@@ -442,7 +442,7 @@
             <w:r>
               <w:rPr>
                 <w:rFonts w:ascii="Times New Roman" w:hAnsi="Times New Roman"/>
-                <w:sz w:val="16"/>
+                <w:sz w:val="18"/>
               </w:rPr>
               <w:t xml:space="preserve">0.859</w:t>
             </w:r>
@@ -460,7 +460,7 @@
             <w:r>
               <w:rPr>
                 <w:rFonts w:ascii="Times New Roman" w:hAnsi="Times New Roman"/>
-                <w:sz w:val="16"/>
+                <w:sz w:val="18"/>
               </w:rPr>
               <w:t xml:space="preserve">S2</w:t>
             </w:r>
@@ -476,7 +476,7 @@
             <w:r>
               <w:rPr>
                 <w:rFonts w:ascii="Times New Roman" w:hAnsi="Times New Roman"/>
-                <w:sz w:val="16"/>
+                <w:sz w:val="18"/>
               </w:rPr>
               <w:t xml:space="preserve">+ coverage-gap effort</w:t>
             </w:r>
@@ -492,7 +492,7 @@
             <w:r>
               <w:rPr>
                 <w:rFonts w:ascii="Times New Roman" w:hAnsi="Times New Roman"/>
-                <w:sz w:val="16"/>
+                <w:sz w:val="18"/>
               </w:rPr>
               <w:t xml:space="preserve">175,686</w:t>
             </w:r>
@@ -508,7 +508,7 @@
             <w:r>
               <w:rPr>
                 <w:rFonts w:ascii="Times New Roman" w:hAnsi="Times New Roman"/>
-                <w:sz w:val="16"/>
+                <w:sz w:val="18"/>
               </w:rPr>
               <w:t xml:space="preserve">638</w:t>
             </w:r>
@@ -524,7 +524,7 @@
             <w:r>
               <w:rPr>
                 <w:rFonts w:ascii="Times New Roman" w:hAnsi="Times New Roman"/>
-                <w:sz w:val="16"/>
+                <w:sz w:val="18"/>
               </w:rPr>
               <w:t xml:space="preserve">1.267</w:t>
             </w:r>
@@ -540,7 +540,7 @@
             <w:r>
               <w:rPr>
                 <w:rFonts w:ascii="Times New Roman" w:hAnsi="Times New Roman"/>
-                <w:sz w:val="16"/>
+                <w:sz w:val="18"/>
               </w:rPr>
               <w:t xml:space="preserve">1.432</w:t>
             </w:r>
@@ -556,7 +556,7 @@
             <w:r>
               <w:rPr>
                 <w:rFonts w:ascii="Times New Roman" w:hAnsi="Times New Roman"/>
-                <w:sz w:val="16"/>
+                <w:sz w:val="18"/>
               </w:rPr>
               <w:t xml:space="preserve">0.958</w:t>
             </w:r>
@@ -572,7 +572,7 @@
             <w:r>
               <w:rPr>
                 <w:rFonts w:ascii="Times New Roman" w:hAnsi="Times New Roman"/>
-                <w:sz w:val="16"/>
+                <w:sz w:val="18"/>
               </w:rPr>
               <w:t xml:space="preserve">0.863</w:t>
             </w:r>
@@ -590,7 +590,7 @@
             <w:r>
               <w:rPr>
                 <w:rFonts w:ascii="Times New Roman" w:hAnsi="Times New Roman"/>
-                <w:sz w:val="16"/>
+                <w:sz w:val="18"/>
               </w:rPr>
               <w:t xml:space="preserve">S3</w:t>
             </w:r>
@@ -606,7 +606,7 @@
             <w:r>
               <w:rPr>
                 <w:rFonts w:ascii="Times New Roman" w:hAnsi="Times New Roman"/>
-                <w:sz w:val="16"/>
+                <w:sz w:val="18"/>
               </w:rPr>
               <w:t xml:space="preserve">+ area-weighted climate</w:t>
             </w:r>
@@ -622,7 +622,7 @@
             <w:r>
               <w:rPr>
                 <w:rFonts w:ascii="Times New Roman" w:hAnsi="Times New Roman"/>
-                <w:sz w:val="16"/>
+                <w:sz w:val="18"/>
               </w:rPr>
               <w:t xml:space="preserve">175,901</w:t>
             </w:r>
@@ -638,7 +638,7 @@
             <w:r>
               <w:rPr>
                 <w:rFonts w:ascii="Times New Roman" w:hAnsi="Times New Roman"/>
-                <w:sz w:val="16"/>
+                <w:sz w:val="18"/>
               </w:rPr>
               <w:t xml:space="preserve">649</w:t>
             </w:r>
@@ -654,7 +654,7 @@
             <w:r>
               <w:rPr>
                 <w:rFonts w:ascii="Times New Roman" w:hAnsi="Times New Roman"/>
-                <w:sz w:val="16"/>
+                <w:sz w:val="18"/>
               </w:rPr>
               <w:t xml:space="preserve">1.289</w:t>
             </w:r>
@@ -670,7 +670,7 @@
             <w:r>
               <w:rPr>
                 <w:rFonts w:ascii="Times New Roman" w:hAnsi="Times New Roman"/>
-                <w:sz w:val="16"/>
+                <w:sz w:val="18"/>
               </w:rPr>
               <w:t xml:space="preserve">1.432</w:t>
             </w:r>
@@ -686,7 +686,7 @@
             <w:r>
               <w:rPr>
                 <w:rFonts w:ascii="Times New Roman" w:hAnsi="Times New Roman"/>
-                <w:sz w:val="16"/>
+                <w:sz w:val="18"/>
               </w:rPr>
               <w:t xml:space="preserve">0.958</w:t>
             </w:r>
@@ -702,7 +702,7 @@
             <w:r>
               <w:rPr>
                 <w:rFonts w:ascii="Times New Roman" w:hAnsi="Times New Roman"/>
-                <w:sz w:val="16"/>
+                <w:sz w:val="18"/>
               </w:rPr>
               <w:t xml:space="preserve">0.863</w:t>
             </w:r>
@@ -720,7 +720,7 @@
             <w:r>
               <w:rPr>
                 <w:rFonts w:ascii="Times New Roman" w:hAnsi="Times New Roman"/>
-                <w:sz w:val="16"/>
+                <w:sz w:val="18"/>
               </w:rPr>
               <w:t xml:space="preserve">S4</w:t>
             </w:r>
@@ -736,7 +736,7 @@
             <w:r>
               <w:rPr>
                 <w:rFonts w:ascii="Times New Roman" w:hAnsi="Times New Roman"/>
-                <w:sz w:val="16"/>
+                <w:sz w:val="18"/>
               </w:rPr>
               <w:t xml:space="preserve">+ completeness offset</w:t>
             </w:r>
@@ -752,7 +752,7 @@
             <w:r>
               <w:rPr>
                 <w:rFonts w:ascii="Times New Roman" w:hAnsi="Times New Roman"/>
-                <w:sz w:val="16"/>
+                <w:sz w:val="18"/>
               </w:rPr>
               <w:t xml:space="preserve">175,901</w:t>
             </w:r>
@@ -768,7 +768,7 @@
             <w:r>
               <w:rPr>
                 <w:rFonts w:ascii="Times New Roman" w:hAnsi="Times New Roman"/>
-                <w:sz w:val="16"/>
+                <w:sz w:val="18"/>
               </w:rPr>
               <w:t xml:space="preserve">649</w:t>
             </w:r>
@@ -784,7 +784,7 @@
             <w:r>
               <w:rPr>
                 <w:rFonts w:ascii="Times New Roman" w:hAnsi="Times New Roman"/>
-                <w:sz w:val="16"/>
+                <w:sz w:val="18"/>
               </w:rPr>
               <w:t xml:space="preserve">1.448</w:t>
             </w:r>
@@ -800,7 +800,7 @@
             <w:r>
               <w:rPr>
                 <w:rFonts w:ascii="Times New Roman" w:hAnsi="Times New Roman"/>
-                <w:sz w:val="16"/>
+                <w:sz w:val="18"/>
               </w:rPr>
               <w:t xml:space="preserve">1.428</w:t>
             </w:r>
@@ -816,7 +816,7 @@
             <w:r>
               <w:rPr>
                 <w:rFonts w:ascii="Times New Roman" w:hAnsi="Times New Roman"/>
-                <w:sz w:val="16"/>
+                <w:sz w:val="18"/>
               </w:rPr>
               <w:t xml:space="preserve">0.962</w:t>
             </w:r>
@@ -832,7 +832,7 @@
             <w:r>
               <w:rPr>
                 <w:rFonts w:ascii="Times New Roman" w:hAnsi="Times New Roman"/>
-                <w:sz w:val="16"/>
+                <w:sz w:val="18"/>
               </w:rPr>
               <w:t xml:space="preserve">0.862</w:t>
             </w:r>
@@ -850,7 +850,7 @@
             <w:r>
               <w:rPr>
                 <w:rFonts w:ascii="Times New Roman" w:hAnsi="Times New Roman"/>
-                <w:sz w:val="16"/>
+                <w:sz w:val="18"/>
               </w:rPr>
               <w:t xml:space="preserve">S5</w:t>
             </w:r>
@@ -866,7 +866,7 @@
             <w:r>
               <w:rPr>
                 <w:rFonts w:ascii="Times New Roman" w:hAnsi="Times New Roman"/>
-                <w:sz w:val="16"/>
+                <w:sz w:val="18"/>
               </w:rPr>
               <w:t xml:space="preserve">+ province × year effect</w:t>
             </w:r>
@@ -882,7 +882,7 @@
             <w:r>
               <w:rPr>
                 <w:rFonts w:ascii="Times New Roman" w:hAnsi="Times New Roman"/>
-                <w:sz w:val="16"/>
+                <w:sz w:val="18"/>
               </w:rPr>
               <w:t xml:space="preserve">175,901</w:t>
             </w:r>
@@ -898,7 +898,7 @@
             <w:r>
               <w:rPr>
                 <w:rFonts w:ascii="Times New Roman" w:hAnsi="Times New Roman"/>
-                <w:sz w:val="16"/>
+                <w:sz w:val="18"/>
               </w:rPr>
               <w:t xml:space="preserve">649</w:t>
             </w:r>
@@ -916,7 +916,7 @@
                 <w:rFonts w:ascii="Times New Roman" w:hAnsi="Times New Roman"/>
                 <w:b/>
                 <w:bCs/>
-                <w:sz w:val="16"/>
+                <w:sz w:val="18"/>
               </w:rPr>
               <w:t xml:space="preserve">1.404</w:t>
             </w:r>
@@ -934,7 +934,7 @@
                 <w:rFonts w:ascii="Times New Roman" w:hAnsi="Times New Roman"/>
                 <w:b/>
                 <w:bCs/>
-                <w:sz w:val="16"/>
+                <w:sz w:val="18"/>
               </w:rPr>
               <w:t xml:space="preserve">1.362</w:t>
             </w:r>
@@ -952,7 +952,7 @@
                 <w:rFonts w:ascii="Times New Roman" w:hAnsi="Times New Roman"/>
                 <w:b/>
                 <w:bCs/>
-                <w:sz w:val="16"/>
+                <w:sz w:val="18"/>
               </w:rPr>
               <w:t xml:space="preserve">0.995</w:t>
             </w:r>
@@ -970,7 +970,7 @@
                 <w:rFonts w:ascii="Times New Roman" w:hAnsi="Times New Roman"/>
                 <w:b/>
                 <w:bCs/>
-                <w:sz w:val="16"/>
+                <w:sz w:val="18"/>
               </w:rPr>
               <w:t xml:space="preserve">0.849</w:t>
             </w:r>
@@ -981,6 +981,7 @@
     <w:p>
       <w:pPr>
         <w:pStyle w:val="BodyText"/>
+        <w:pageBreakBefore/>
       </w:pPr>
       <w:r>
         <w:rPr>
@@ -1049,7 +1050,7 @@
             <w:r>
               <w:rPr>
                 <w:rFonts w:ascii="Times New Roman" w:hAnsi="Times New Roman"/>
-                <w:sz w:val="16"/>
+                <w:sz w:val="18"/>
               </w:rPr>
               <w:t xml:space="preserve">Term</w:t>
             </w:r>
@@ -1065,7 +1066,7 @@
             <w:r>
               <w:rPr>
                 <w:rFonts w:ascii="Times New Roman" w:hAnsi="Times New Roman"/>
-                <w:sz w:val="16"/>
+                <w:sz w:val="18"/>
               </w:rPr>
               <w:t xml:space="preserve">HR per SD</w:t>
             </w:r>
@@ -1081,7 +1082,7 @@
             <w:r>
               <w:rPr>
                 <w:rFonts w:ascii="Times New Roman" w:hAnsi="Times New Roman"/>
-                <w:sz w:val="16"/>
+                <w:sz w:val="18"/>
               </w:rPr>
               <w:t xml:space="preserve">95% CI (Wald)</w:t>
             </w:r>
@@ -1097,7 +1098,7 @@
             <w:r>
               <w:rPr>
                 <w:rFonts w:ascii="Times New Roman" w:hAnsi="Times New Roman"/>
-                <w:sz w:val="16"/>
+                <w:sz w:val="18"/>
               </w:rPr>
               <w:t xml:space="preserve">95% CI (province cluster bootstrap)</w:t>
             </w:r>
@@ -1113,7 +1114,7 @@
             <w:r>
               <w:rPr>
                 <w:rFonts w:ascii="Times New Roman" w:hAnsi="Times New Roman"/>
-                <w:sz w:val="16"/>
+                <w:sz w:val="18"/>
               </w:rPr>
               <w:t xml:space="preserve">Permutation null median</w:t>
             </w:r>
@@ -1131,7 +1132,7 @@
                 <w:rFonts w:ascii="Times New Roman" w:hAnsi="Times New Roman"/>
                 <w:i/>
                 <w:iCs/>
-                <w:sz w:val="16"/>
+                <w:sz w:val="18"/>
               </w:rPr>
               <w:t xml:space="preserve">P</w:t>
             </w:r>
@@ -1149,7 +1150,7 @@
             <w:r>
               <w:rPr>
                 <w:rFonts w:ascii="Times New Roman" w:hAnsi="Times New Roman"/>
-                <w:sz w:val="16"/>
+                <w:sz w:val="18"/>
               </w:rPr>
               <w:t xml:space="preserve">Accumulated warming</w:t>
             </w:r>
@@ -1165,7 +1166,7 @@
             <w:r>
               <w:rPr>
                 <w:rFonts w:ascii="Times New Roman" w:hAnsi="Times New Roman"/>
-                <w:sz w:val="16"/>
+                <w:sz w:val="18"/>
               </w:rPr>
               <w:t xml:space="preserve">1.362</w:t>
             </w:r>
@@ -1181,7 +1182,7 @@
             <w:r>
               <w:rPr>
                 <w:rFonts w:ascii="Times New Roman" w:hAnsi="Times New Roman"/>
-                <w:sz w:val="16"/>
+                <w:sz w:val="18"/>
               </w:rPr>
               <w:t xml:space="preserve">1.216–1.524</w:t>
             </w:r>
@@ -1197,7 +1198,7 @@
             <w:r>
               <w:rPr>
                 <w:rFonts w:ascii="Times New Roman" w:hAnsi="Times New Roman"/>
-                <w:sz w:val="16"/>
+                <w:sz w:val="18"/>
               </w:rPr>
               <w:t xml:space="preserve">1.20–1.72</w:t>
             </w:r>
@@ -1213,7 +1214,7 @@
             <w:r>
               <w:rPr>
                 <w:rFonts w:ascii="Times New Roman" w:hAnsi="Times New Roman"/>
-                <w:sz w:val="16"/>
+                <w:sz w:val="18"/>
               </w:rPr>
               <w:t xml:space="preserve">1.157</w:t>
             </w:r>
@@ -1229,7 +1230,7 @@
             <w:r>
               <w:rPr>
                 <w:rFonts w:ascii="Times New Roman" w:hAnsi="Times New Roman"/>
-                <w:sz w:val="16"/>
+                <w:sz w:val="18"/>
               </w:rPr>
               <w:t xml:space="preserve">8.3 × 10⁻⁸</w:t>
             </w:r>
@@ -1247,7 +1248,7 @@
             <w:r>
               <w:rPr>
                 <w:rFonts w:ascii="Times New Roman" w:hAnsi="Times New Roman"/>
-                <w:sz w:val="16"/>
+                <w:sz w:val="18"/>
               </w:rPr>
               <w:t xml:space="preserve">Survey effort</w:t>
             </w:r>
@@ -1263,7 +1264,7 @@
             <w:r>
               <w:rPr>
                 <w:rFonts w:ascii="Times New Roman" w:hAnsi="Times New Roman"/>
-                <w:sz w:val="16"/>
+                <w:sz w:val="18"/>
               </w:rPr>
               <w:t xml:space="preserve">1.404</w:t>
             </w:r>
@@ -1279,7 +1280,7 @@
             <w:r>
               <w:rPr>
                 <w:rFonts w:ascii="Times New Roman" w:hAnsi="Times New Roman"/>
-                <w:sz w:val="16"/>
+                <w:sz w:val="18"/>
               </w:rPr>
               <w:t xml:space="preserve">1.245–1.583</w:t>
             </w:r>
@@ -1295,7 +1296,7 @@
             <w:r>
               <w:rPr>
                 <w:rFonts w:ascii="Times New Roman" w:hAnsi="Times New Roman"/>
-                <w:sz w:val="16"/>
+                <w:sz w:val="18"/>
               </w:rPr>
               <w:t xml:space="preserve">1.21–1.76</w:t>
             </w:r>
@@ -1311,7 +1312,7 @@
             <w:r>
               <w:rPr>
                 <w:rFonts w:ascii="Times New Roman" w:hAnsi="Times New Roman"/>
-                <w:sz w:val="16"/>
+                <w:sz w:val="18"/>
               </w:rPr>
               <w:t xml:space="preserve">0.980</w:t>
             </w:r>
@@ -1327,7 +1328,7 @@
             <w:r>
               <w:rPr>
                 <w:rFonts w:ascii="Times New Roman" w:hAnsi="Times New Roman"/>
-                <w:sz w:val="16"/>
+                <w:sz w:val="18"/>
               </w:rPr>
               <w:t xml:space="preserve">2.9 × 10⁻⁸</w:t>
             </w:r>
@@ -1345,7 +1346,7 @@
             <w:r>
               <w:rPr>
                 <w:rFonts w:ascii="Times New Roman" w:hAnsi="Times New Roman"/>
-                <w:sz w:val="16"/>
+                <w:sz w:val="18"/>
               </w:rPr>
               <w:t xml:space="preserve">Annual climate variability</w:t>
             </w:r>
@@ -1361,7 +1362,7 @@
             <w:r>
               <w:rPr>
                 <w:rFonts w:ascii="Times New Roman" w:hAnsi="Times New Roman"/>
-                <w:sz w:val="16"/>
+                <w:sz w:val="18"/>
               </w:rPr>
               <w:t xml:space="preserve">0.995</w:t>
             </w:r>
@@ -1377,7 +1378,7 @@
             <w:r>
               <w:rPr>
                 <w:rFonts w:ascii="Times New Roman" w:hAnsi="Times New Roman"/>
-                <w:sz w:val="16"/>
+                <w:sz w:val="18"/>
               </w:rPr>
               <w:t xml:space="preserve">0.909–1.090</w:t>
             </w:r>
@@ -1393,7 +1394,7 @@
             <w:r>
               <w:rPr>
                 <w:rFonts w:ascii="Times New Roman" w:hAnsi="Times New Roman"/>
-                <w:sz w:val="16"/>
+                <w:sz w:val="18"/>
               </w:rPr>
               <w:t xml:space="preserve">0.90–1.13</w:t>
             </w:r>
@@ -1409,7 +1410,7 @@
             <w:r>
               <w:rPr>
                 <w:rFonts w:ascii="Times New Roman" w:hAnsi="Times New Roman"/>
-                <w:sz w:val="16"/>
+                <w:sz w:val="18"/>
               </w:rPr>
               <w:t xml:space="preserve">0.955</w:t>
             </w:r>
@@ -1425,7 +1426,7 @@
             <w:r>
               <w:rPr>
                 <w:rFonts w:ascii="Times New Roman" w:hAnsi="Times New Roman"/>
-                <w:sz w:val="16"/>
+                <w:sz w:val="18"/>
               </w:rPr>
               <w:t xml:space="preserve">0.92</w:t>
             </w:r>
@@ -1443,7 +1444,7 @@
             <w:r>
               <w:rPr>
                 <w:rFonts w:ascii="Times New Roman" w:hAnsi="Times New Roman"/>
-                <w:sz w:val="16"/>
+                <w:sz w:val="18"/>
               </w:rPr>
               <w:t xml:space="preserve">Warming × effort</w:t>
             </w:r>
@@ -1459,7 +1460,7 @@
             <w:r>
               <w:rPr>
                 <w:rFonts w:ascii="Times New Roman" w:hAnsi="Times New Roman"/>
-                <w:sz w:val="16"/>
+                <w:sz w:val="18"/>
               </w:rPr>
               <w:t xml:space="preserve">0.849</w:t>
             </w:r>
@@ -1475,7 +1476,7 @@
             <w:r>
               <w:rPr>
                 <w:rFonts w:ascii="Times New Roman" w:hAnsi="Times New Roman"/>
-                <w:sz w:val="16"/>
+                <w:sz w:val="18"/>
               </w:rPr>
               <w:t xml:space="preserve">0.761–0.948</w:t>
             </w:r>
@@ -1491,7 +1492,7 @@
             <w:r>
               <w:rPr>
                 <w:rFonts w:ascii="Times New Roman" w:hAnsi="Times New Roman"/>
-                <w:sz w:val="16"/>
+                <w:sz w:val="18"/>
               </w:rPr>
               <w:t xml:space="preserve">0.74–0.99</w:t>
             </w:r>
@@ -1507,7 +1508,7 @@
             <w:r>
               <w:rPr>
                 <w:rFonts w:ascii="Times New Roman" w:hAnsi="Times New Roman"/>
-                <w:sz w:val="16"/>
+                <w:sz w:val="18"/>
               </w:rPr>
               <w:t xml:space="preserve">0.955</w:t>
             </w:r>
@@ -1523,7 +1524,7 @@
             <w:r>
               <w:rPr>
                 <w:rFonts w:ascii="Times New Roman" w:hAnsi="Times New Roman"/>
-                <w:sz w:val="16"/>
+                <w:sz w:val="18"/>
               </w:rPr>
               <w:t xml:space="preserve">3.7 × 10⁻³</w:t>
             </w:r>
@@ -1541,7 +1542,7 @@
             <w:r>
               <w:rPr>
                 <w:rFonts w:ascii="Times New Roman" w:hAnsi="Times New Roman"/>
-                <w:sz w:val="16"/>
+                <w:sz w:val="18"/>
               </w:rPr>
               <w:t xml:space="preserve">σ species</w:t>
             </w:r>
@@ -1557,7 +1558,7 @@
             <w:r>
               <w:rPr>
                 <w:rFonts w:ascii="Times New Roman" w:hAnsi="Times New Roman"/>
-                <w:sz w:val="16"/>
+                <w:sz w:val="18"/>
               </w:rPr>
               <w:t xml:space="preserve">0.405</w:t>
             </w:r>
@@ -1611,7 +1612,7 @@
             <w:r>
               <w:rPr>
                 <w:rFonts w:ascii="Times New Roman" w:hAnsi="Times New Roman"/>
-                <w:sz w:val="16"/>
+                <w:sz w:val="18"/>
               </w:rPr>
               <w:t xml:space="preserve">σ province</w:t>
             </w:r>
@@ -1627,7 +1628,7 @@
             <w:r>
               <w:rPr>
                 <w:rFonts w:ascii="Times New Roman" w:hAnsi="Times New Roman"/>
-                <w:sz w:val="16"/>
+                <w:sz w:val="18"/>
               </w:rPr>
               <w:t xml:space="preserve">0.326</w:t>
             </w:r>
@@ -1681,7 +1682,7 @@
             <w:r>
               <w:rPr>
                 <w:rFonts w:ascii="Times New Roman" w:hAnsi="Times New Roman"/>
-                <w:sz w:val="16"/>
+                <w:sz w:val="18"/>
               </w:rPr>
               <w:t xml:space="preserve">σ province × year</w:t>
             </w:r>
@@ -1697,7 +1698,7 @@
             <w:r>
               <w:rPr>
                 <w:rFonts w:ascii="Times New Roman" w:hAnsi="Times New Roman"/>
-                <w:sz w:val="16"/>
+                <w:sz w:val="18"/>
               </w:rPr>
               <w:t xml:space="preserve">0.804</w:t>
             </w:r>
@@ -1744,6 +1745,7 @@
     <w:p>
       <w:pPr>
         <w:pStyle w:val="BodyText"/>
+        <w:pageBreakBefore/>
       </w:pPr>
       <w:r>
         <w:rPr>
@@ -1798,7 +1800,7 @@
             <w:r>
               <w:rPr>
                 <w:rFonts w:ascii="Times New Roman" w:hAnsi="Times New Roman"/>
-                <w:sz w:val="16"/>
+                <w:sz w:val="18"/>
               </w:rPr>
               <w:t xml:space="preserve">Structure</w:t>
             </w:r>
@@ -1814,7 +1816,7 @@
             <w:r>
               <w:rPr>
                 <w:rFonts w:ascii="Times New Roman" w:hAnsi="Times New Roman"/>
-                <w:sz w:val="16"/>
+                <w:sz w:val="18"/>
               </w:rPr>
               <w:t xml:space="preserve">ΔAIC</w:t>
             </w:r>
@@ -1830,14 +1832,14 @@
             <w:r>
               <w:rPr>
                 <w:rFonts w:ascii="Times New Roman" w:hAnsi="Times New Roman"/>
-                <w:sz w:val="16"/>
+                <w:sz w:val="18"/>
               </w:rPr>
               <w:t xml:space="preserve">McFadden</w:t>
             </w:r>
             <w:r>
               <w:rPr>
                 <w:rFonts w:ascii="Times New Roman" w:hAnsi="Times New Roman"/>
-                <w:sz w:val="16"/>
+                <w:sz w:val="18"/>
               </w:rPr>
               <w:t xml:space="preserve"> </w:t>
             </w:r>
@@ -1846,14 +1848,14 @@
                 <w:rFonts w:ascii="Times New Roman" w:hAnsi="Times New Roman"/>
                 <w:i/>
                 <w:iCs/>
-                <w:sz w:val="16"/>
+                <w:sz w:val="18"/>
               </w:rPr>
               <w:t xml:space="preserve">R</w:t>
             </w:r>
             <w:r>
               <w:rPr>
                 <w:rFonts w:ascii="Times New Roman" w:hAnsi="Times New Roman"/>
-                <w:sz w:val="16"/>
+                <w:sz w:val="18"/>
               </w:rPr>
               <w:t xml:space="preserve">²</w:t>
             </w:r>
@@ -1869,14 +1871,14 @@
             <w:r>
               <w:rPr>
                 <w:rFonts w:ascii="Times New Roman" w:hAnsi="Times New Roman"/>
-                <w:sz w:val="16"/>
+                <w:sz w:val="18"/>
               </w:rPr>
               <w:t xml:space="preserve">Marginal</w:t>
             </w:r>
             <w:r>
               <w:rPr>
                 <w:rFonts w:ascii="Times New Roman" w:hAnsi="Times New Roman"/>
-                <w:sz w:val="16"/>
+                <w:sz w:val="18"/>
               </w:rPr>
               <w:t xml:space="preserve"> </w:t>
             </w:r>
@@ -1885,14 +1887,14 @@
                 <w:rFonts w:ascii="Times New Roman" w:hAnsi="Times New Roman"/>
                 <w:i/>
                 <w:iCs/>
-                <w:sz w:val="16"/>
+                <w:sz w:val="18"/>
               </w:rPr>
               <w:t xml:space="preserve">R</w:t>
             </w:r>
             <w:r>
               <w:rPr>
                 <w:rFonts w:ascii="Times New Roman" w:hAnsi="Times New Roman"/>
-                <w:sz w:val="16"/>
+                <w:sz w:val="18"/>
               </w:rPr>
               <w:t xml:space="preserve">²</w:t>
             </w:r>
@@ -1908,14 +1910,14 @@
             <w:r>
               <w:rPr>
                 <w:rFonts w:ascii="Times New Roman" w:hAnsi="Times New Roman"/>
-                <w:sz w:val="16"/>
+                <w:sz w:val="18"/>
               </w:rPr>
               <w:t xml:space="preserve">Conditional</w:t>
             </w:r>
             <w:r>
               <w:rPr>
                 <w:rFonts w:ascii="Times New Roman" w:hAnsi="Times New Roman"/>
-                <w:sz w:val="16"/>
+                <w:sz w:val="18"/>
               </w:rPr>
               <w:t xml:space="preserve"> </w:t>
             </w:r>
@@ -1924,14 +1926,14 @@
                 <w:rFonts w:ascii="Times New Roman" w:hAnsi="Times New Roman"/>
                 <w:i/>
                 <w:iCs/>
-                <w:sz w:val="16"/>
+                <w:sz w:val="18"/>
               </w:rPr>
               <w:t xml:space="preserve">R</w:t>
             </w:r>
             <w:r>
               <w:rPr>
                 <w:rFonts w:ascii="Times New Roman" w:hAnsi="Times New Roman"/>
-                <w:sz w:val="16"/>
+                <w:sz w:val="18"/>
               </w:rPr>
               <w:t xml:space="preserve">²</w:t>
             </w:r>
@@ -1947,7 +1949,7 @@
             <w:r>
               <w:rPr>
                 <w:rFonts w:ascii="Times New Roman" w:hAnsi="Times New Roman"/>
-                <w:sz w:val="16"/>
+                <w:sz w:val="18"/>
               </w:rPr>
               <w:t xml:space="preserve">Marginal AUC</w:t>
             </w:r>
@@ -1963,7 +1965,7 @@
             <w:r>
               <w:rPr>
                 <w:rFonts w:ascii="Times New Roman" w:hAnsi="Times New Roman"/>
-                <w:sz w:val="16"/>
+                <w:sz w:val="18"/>
               </w:rPr>
               <w:t xml:space="preserve">Conditional AUC</w:t>
             </w:r>
@@ -1979,7 +1981,7 @@
             <w:r>
               <w:rPr>
                 <w:rFonts w:ascii="Times New Roman" w:hAnsi="Times New Roman"/>
-                <w:sz w:val="16"/>
+                <w:sz w:val="18"/>
               </w:rPr>
               <w:t xml:space="preserve">ICC</w:t>
             </w:r>
@@ -1997,7 +1999,7 @@
             <w:r>
               <w:rPr>
                 <w:rFonts w:ascii="Times New Roman" w:hAnsi="Times New Roman"/>
-                <w:sz w:val="16"/>
+                <w:sz w:val="18"/>
               </w:rPr>
               <w:t xml:space="preserve">species</w:t>
             </w:r>
@@ -2013,7 +2015,7 @@
             <w:r>
               <w:rPr>
                 <w:rFonts w:ascii="Times New Roman" w:hAnsi="Times New Roman"/>
-                <w:sz w:val="16"/>
+                <w:sz w:val="18"/>
               </w:rPr>
               <w:t xml:space="preserve">163.1</w:t>
             </w:r>
@@ -2029,7 +2031,7 @@
             <w:r>
               <w:rPr>
                 <w:rFonts w:ascii="Times New Roman" w:hAnsi="Times New Roman"/>
-                <w:sz w:val="16"/>
+                <w:sz w:val="18"/>
               </w:rPr>
               <w:t xml:space="preserve">0.0142</w:t>
             </w:r>
@@ -2045,7 +2047,7 @@
             <w:r>
               <w:rPr>
                 <w:rFonts w:ascii="Times New Roman" w:hAnsi="Times New Roman"/>
-                <w:sz w:val="16"/>
+                <w:sz w:val="18"/>
               </w:rPr>
               <w:t xml:space="preserve">0.108</w:t>
             </w:r>
@@ -2061,7 +2063,7 @@
             <w:r>
               <w:rPr>
                 <w:rFonts w:ascii="Times New Roman" w:hAnsi="Times New Roman"/>
-                <w:sz w:val="16"/>
+                <w:sz w:val="18"/>
               </w:rPr>
               <w:t xml:space="preserve">0.183</w:t>
             </w:r>
@@ -2077,7 +2079,7 @@
             <w:r>
               <w:rPr>
                 <w:rFonts w:ascii="Times New Roman" w:hAnsi="Times New Roman"/>
-                <w:sz w:val="16"/>
+                <w:sz w:val="18"/>
               </w:rPr>
               <w:t xml:space="preserve">0.613</w:t>
             </w:r>
@@ -2093,7 +2095,7 @@
             <w:r>
               <w:rPr>
                 <w:rFonts w:ascii="Times New Roman" w:hAnsi="Times New Roman"/>
-                <w:sz w:val="16"/>
+                <w:sz w:val="18"/>
               </w:rPr>
               <w:t xml:space="preserve">0.687</w:t>
             </w:r>
@@ -2109,7 +2111,7 @@
             <w:r>
               <w:rPr>
                 <w:rFonts w:ascii="Times New Roman" w:hAnsi="Times New Roman"/>
-                <w:sz w:val="16"/>
+                <w:sz w:val="18"/>
               </w:rPr>
               <w:t xml:space="preserve">0.084</w:t>
             </w:r>
@@ -2127,7 +2129,7 @@
             <w:r>
               <w:rPr>
                 <w:rFonts w:ascii="Times New Roman" w:hAnsi="Times New Roman"/>
-                <w:sz w:val="16"/>
+                <w:sz w:val="18"/>
               </w:rPr>
               <w:t xml:space="preserve">species + province</w:t>
             </w:r>
@@ -2143,7 +2145,7 @@
             <w:r>
               <w:rPr>
                 <w:rFonts w:ascii="Times New Roman" w:hAnsi="Times New Roman"/>
-                <w:sz w:val="16"/>
+                <w:sz w:val="18"/>
               </w:rPr>
               <w:t xml:space="preserve">98.7</w:t>
             </w:r>
@@ -2159,7 +2161,7 @@
             <w:r>
               <w:rPr>
                 <w:rFonts w:ascii="Times New Roman" w:hAnsi="Times New Roman"/>
-                <w:sz w:val="16"/>
+                <w:sz w:val="18"/>
               </w:rPr>
               <w:t xml:space="preserve">0.0220</w:t>
             </w:r>
@@ -2175,7 +2177,7 @@
             <w:r>
               <w:rPr>
                 <w:rFonts w:ascii="Times New Roman" w:hAnsi="Times New Roman"/>
-                <w:sz w:val="16"/>
+                <w:sz w:val="18"/>
               </w:rPr>
               <w:t xml:space="preserve">0.124</w:t>
             </w:r>
@@ -2191,7 +2193,7 @@
             <w:r>
               <w:rPr>
                 <w:rFonts w:ascii="Times New Roman" w:hAnsi="Times New Roman"/>
-                <w:sz w:val="16"/>
+                <w:sz w:val="18"/>
               </w:rPr>
               <w:t xml:space="preserve">0.274</w:t>
             </w:r>
@@ -2207,7 +2209,7 @@
             <w:r>
               <w:rPr>
                 <w:rFonts w:ascii="Times New Roman" w:hAnsi="Times New Roman"/>
-                <w:sz w:val="16"/>
+                <w:sz w:val="18"/>
               </w:rPr>
               <w:t xml:space="preserve">0.612</w:t>
             </w:r>
@@ -2223,7 +2225,7 @@
             <w:r>
               <w:rPr>
                 <w:rFonts w:ascii="Times New Roman" w:hAnsi="Times New Roman"/>
-                <w:sz w:val="16"/>
+                <w:sz w:val="18"/>
               </w:rPr>
               <w:t xml:space="preserve">0.721</w:t>
             </w:r>
@@ -2239,7 +2241,7 @@
             <w:r>
               <w:rPr>
                 <w:rFonts w:ascii="Times New Roman" w:hAnsi="Times New Roman"/>
-                <w:sz w:val="16"/>
+                <w:sz w:val="18"/>
               </w:rPr>
               <w:t xml:space="preserve">0.172</w:t>
             </w:r>
@@ -2257,7 +2259,7 @@
             <w:r>
               <w:rPr>
                 <w:rFonts w:ascii="Times New Roman" w:hAnsi="Times New Roman"/>
-                <w:sz w:val="16"/>
+                <w:sz w:val="18"/>
               </w:rPr>
               <w:t xml:space="preserve">+ year</w:t>
             </w:r>
@@ -2273,7 +2275,7 @@
             <w:r>
               <w:rPr>
                 <w:rFonts w:ascii="Times New Roman" w:hAnsi="Times New Roman"/>
-                <w:sz w:val="16"/>
+                <w:sz w:val="18"/>
               </w:rPr>
               <w:t xml:space="preserve">74.8</w:t>
             </w:r>
@@ -2289,7 +2291,7 @@
             <w:r>
               <w:rPr>
                 <w:rFonts w:ascii="Times New Roman" w:hAnsi="Times New Roman"/>
-                <w:sz w:val="16"/>
+                <w:sz w:val="18"/>
               </w:rPr>
               <w:t xml:space="preserve">0.0250</w:t>
             </w:r>
@@ -2305,7 +2307,7 @@
             <w:r>
               <w:rPr>
                 <w:rFonts w:ascii="Times New Roman" w:hAnsi="Times New Roman"/>
-                <w:sz w:val="16"/>
+                <w:sz w:val="18"/>
               </w:rPr>
               <w:t xml:space="preserve">0.069</w:t>
             </w:r>
@@ -2321,7 +2323,7 @@
             <w:r>
               <w:rPr>
                 <w:rFonts w:ascii="Times New Roman" w:hAnsi="Times New Roman"/>
-                <w:sz w:val="16"/>
+                <w:sz w:val="18"/>
               </w:rPr>
               <w:t xml:space="preserve">0.277</w:t>
             </w:r>
@@ -2337,7 +2339,7 @@
             <w:r>
               <w:rPr>
                 <w:rFonts w:ascii="Times New Roman" w:hAnsi="Times New Roman"/>
-                <w:sz w:val="16"/>
+                <w:sz w:val="18"/>
               </w:rPr>
               <w:t xml:space="preserve">0.607</w:t>
             </w:r>
@@ -2353,7 +2355,7 @@
             <w:r>
               <w:rPr>
                 <w:rFonts w:ascii="Times New Roman" w:hAnsi="Times New Roman"/>
-                <w:sz w:val="16"/>
+                <w:sz w:val="18"/>
               </w:rPr>
               <w:t xml:space="preserve">0.737</w:t>
             </w:r>
@@ -2369,7 +2371,7 @@
             <w:r>
               <w:rPr>
                 <w:rFonts w:ascii="Times New Roman" w:hAnsi="Times New Roman"/>
-                <w:sz w:val="16"/>
+                <w:sz w:val="18"/>
               </w:rPr>
               <w:t xml:space="preserve">0.224</w:t>
             </w:r>
@@ -2389,7 +2391,7 @@
                 <w:rFonts w:ascii="Times New Roman" w:hAnsi="Times New Roman"/>
                 <w:b/>
                 <w:bCs/>
-                <w:sz w:val="16"/>
+                <w:sz w:val="18"/>
               </w:rPr>
               <w:t xml:space="preserve">+ province × year (main)</w:t>
             </w:r>
@@ -2407,7 +2409,7 @@
                 <w:rFonts w:ascii="Times New Roman" w:hAnsi="Times New Roman"/>
                 <w:b/>
                 <w:bCs/>
-                <w:sz w:val="16"/>
+                <w:sz w:val="18"/>
               </w:rPr>
               <w:t xml:space="preserve">5.25</w:t>
             </w:r>
@@ -2425,7 +2427,7 @@
                 <w:rFonts w:ascii="Times New Roman" w:hAnsi="Times New Roman"/>
                 <w:b/>
                 <w:bCs/>
-                <w:sz w:val="16"/>
+                <w:sz w:val="18"/>
               </w:rPr>
               <w:t xml:space="preserve">0.0331</w:t>
             </w:r>
@@ -2443,7 +2445,7 @@
                 <w:rFonts w:ascii="Times New Roman" w:hAnsi="Times New Roman"/>
                 <w:b/>
                 <w:bCs/>
-                <w:sz w:val="16"/>
+                <w:sz w:val="18"/>
               </w:rPr>
               <w:t xml:space="preserve">0.082</w:t>
             </w:r>
@@ -2461,7 +2463,7 @@
                 <w:rFonts w:ascii="Times New Roman" w:hAnsi="Times New Roman"/>
                 <w:b/>
                 <w:bCs/>
-                <w:sz w:val="16"/>
+                <w:sz w:val="18"/>
               </w:rPr>
               <w:t xml:space="preserve">0.411</w:t>
             </w:r>
@@ -2479,7 +2481,7 @@
                 <w:rFonts w:ascii="Times New Roman" w:hAnsi="Times New Roman"/>
                 <w:b/>
                 <w:bCs/>
-                <w:sz w:val="16"/>
+                <w:sz w:val="18"/>
               </w:rPr>
               <w:t xml:space="preserve">0.612</w:t>
             </w:r>
@@ -2497,7 +2499,7 @@
                 <w:rFonts w:ascii="Times New Roman" w:hAnsi="Times New Roman"/>
                 <w:b/>
                 <w:bCs/>
-                <w:sz w:val="16"/>
+                <w:sz w:val="18"/>
               </w:rPr>
               <w:t xml:space="preserve">0.854</w:t>
             </w:r>
@@ -2515,7 +2517,7 @@
                 <w:rFonts w:ascii="Times New Roman" w:hAnsi="Times New Roman"/>
                 <w:b/>
                 <w:bCs/>
-                <w:sz w:val="16"/>
+                <w:sz w:val="18"/>
               </w:rPr>
               <w:t xml:space="preserve">0.358</w:t>
             </w:r>
@@ -2533,7 +2535,7 @@
             <w:r>
               <w:rPr>
                 <w:rFonts w:ascii="Times New Roman" w:hAnsi="Times New Roman"/>
-                <w:sz w:val="16"/>
+                <w:sz w:val="18"/>
               </w:rPr>
               <w:t xml:space="preserve">+ species warming slope</w:t>
             </w:r>
@@ -2549,7 +2551,7 @@
             <w:r>
               <w:rPr>
                 <w:rFonts w:ascii="Times New Roman" w:hAnsi="Times New Roman"/>
-                <w:sz w:val="16"/>
+                <w:sz w:val="18"/>
               </w:rPr>
               <w:t xml:space="preserve">4.48</w:t>
             </w:r>
@@ -2565,7 +2567,7 @@
             <w:r>
               <w:rPr>
                 <w:rFonts w:ascii="Times New Roman" w:hAnsi="Times New Roman"/>
-                <w:sz w:val="16"/>
+                <w:sz w:val="18"/>
               </w:rPr>
               <w:t xml:space="preserve">0.0334</w:t>
             </w:r>
@@ -2581,7 +2583,7 @@
             <w:r>
               <w:rPr>
                 <w:rFonts w:ascii="Times New Roman" w:hAnsi="Times New Roman"/>
-                <w:sz w:val="16"/>
+                <w:sz w:val="18"/>
               </w:rPr>
               <w:t xml:space="preserve">0.080</w:t>
             </w:r>
@@ -2597,7 +2599,7 @@
             <w:r>
               <w:rPr>
                 <w:rFonts w:ascii="Times New Roman" w:hAnsi="Times New Roman"/>
-                <w:sz w:val="16"/>
+                <w:sz w:val="18"/>
               </w:rPr>
               <w:t xml:space="preserve">0.403</w:t>
             </w:r>
@@ -2613,7 +2615,7 @@
             <w:r>
               <w:rPr>
                 <w:rFonts w:ascii="Times New Roman" w:hAnsi="Times New Roman"/>
-                <w:sz w:val="16"/>
+                <w:sz w:val="18"/>
               </w:rPr>
               <w:t xml:space="preserve">0.612</w:t>
             </w:r>
@@ -2629,7 +2631,7 @@
             <w:r>
               <w:rPr>
                 <w:rFonts w:ascii="Times New Roman" w:hAnsi="Times New Roman"/>
-                <w:sz w:val="16"/>
+                <w:sz w:val="18"/>
               </w:rPr>
               <w:t xml:space="preserve">0.865</w:t>
             </w:r>
@@ -2645,7 +2647,7 @@
             <w:r>
               <w:rPr>
                 <w:rFonts w:ascii="Times New Roman" w:hAnsi="Times New Roman"/>
-                <w:sz w:val="16"/>
+                <w:sz w:val="18"/>
               </w:rPr>
               <w:t xml:space="preserve">0.351</w:t>
             </w:r>
@@ -2663,7 +2665,7 @@
             <w:r>
               <w:rPr>
                 <w:rFonts w:ascii="Times New Roman" w:hAnsi="Times New Roman"/>
-                <w:sz w:val="16"/>
+                <w:sz w:val="18"/>
               </w:rPr>
               <w:t xml:space="preserve">+ province effort slope</w:t>
             </w:r>
@@ -2679,7 +2681,7 @@
             <w:r>
               <w:rPr>
                 <w:rFonts w:ascii="Times New Roman" w:hAnsi="Times New Roman"/>
-                <w:sz w:val="16"/>
+                <w:sz w:val="18"/>
               </w:rPr>
               <w:t xml:space="preserve">0.00</w:t>
             </w:r>
@@ -2695,7 +2697,7 @@
             <w:r>
               <w:rPr>
                 <w:rFonts w:ascii="Times New Roman" w:hAnsi="Times New Roman"/>
-                <w:sz w:val="16"/>
+                <w:sz w:val="18"/>
               </w:rPr>
               <w:t xml:space="preserve">0.0339</w:t>
             </w:r>
@@ -2711,7 +2713,7 @@
             <w:r>
               <w:rPr>
                 <w:rFonts w:ascii="Times New Roman" w:hAnsi="Times New Roman"/>
-                <w:sz w:val="16"/>
+                <w:sz w:val="18"/>
               </w:rPr>
               <w:t xml:space="preserve">0.082</w:t>
             </w:r>
@@ -2727,7 +2729,7 @@
             <w:r>
               <w:rPr>
                 <w:rFonts w:ascii="Times New Roman" w:hAnsi="Times New Roman"/>
-                <w:sz w:val="16"/>
+                <w:sz w:val="18"/>
               </w:rPr>
               <w:t xml:space="preserve">0.395</w:t>
             </w:r>
@@ -2743,7 +2745,7 @@
             <w:r>
               <w:rPr>
                 <w:rFonts w:ascii="Times New Roman" w:hAnsi="Times New Roman"/>
-                <w:sz w:val="16"/>
+                <w:sz w:val="18"/>
               </w:rPr>
               <w:t xml:space="preserve">0.611</w:t>
             </w:r>
@@ -2759,7 +2761,7 @@
             <w:r>
               <w:rPr>
                 <w:rFonts w:ascii="Times New Roman" w:hAnsi="Times New Roman"/>
-                <w:sz w:val="16"/>
+                <w:sz w:val="18"/>
               </w:rPr>
               <w:t xml:space="preserve">0.852</w:t>
             </w:r>
@@ -2775,9 +2777,4093 @@
             <w:r>
               <w:rPr>
                 <w:rFonts w:ascii="Times New Roman" w:hAnsi="Times New Roman"/>
-                <w:sz w:val="16"/>
+                <w:sz w:val="18"/>
               </w:rPr>
               <w:t xml:space="preserve">0.341</w:t>
+            </w:r>
+          </w:p>
+        </w:tc>
+      </w:tr>
+    </w:tbl>
+    <w:p>
+      <w:pPr>
+        <w:pStyle w:val="BodyText"/>
+        <w:pageBreakBefore/>
+      </w:pPr>
+      <w:r>
+        <w:rPr>
+          <w:b/>
+          <w:bCs/>
+        </w:rPr>
+        <w:t xml:space="preserve">Table 4.</w:t>
+      </w:r>
+      <w:r>
+        <w:t xml:space="preserve"> </w:t>
+      </w:r>
+      <w:r>
+        <w:t xml:space="preserve">Model adequacy.</w:t>
+      </w:r>
+    </w:p>
+    <w:tbl>
+      <w:tblPr>
+        <w:tblStyle w:val="Table"/>
+        <w:tblW w:type="auto" w:w="0"/>
+        <w:tblLook w:firstRow="1" w:lastRow="0" w:firstColumn="0" w:lastColumn="0" w:noHBand="0" w:noVBand="0" w:val="0020"/>
+        <w:tblBorders>
+          <w:top w:val="single" w:sz="4" w:color="auto"/>
+          <w:left w:val="single" w:sz="4" w:color="auto"/>
+          <w:bottom w:val="single" w:sz="4" w:color="auto"/>
+          <w:right w:val="single" w:sz="4" w:color="auto"/>
+          <w:insideH w:val="single" w:sz="4" w:color="auto"/>
+          <w:insideV w:val="single" w:sz="4" w:color="auto"/>
+        </w:tblBorders>
+      </w:tblPr>
+      <w:tblGrid>
+        <w:gridCol w:w="1980"/>
+        <w:gridCol w:w="1980"/>
+        <w:gridCol w:w="1980"/>
+        <w:gridCol w:w="1980"/>
+      </w:tblGrid>
+      <w:tr>
+        <w:trPr>
+          <w:tblHeader w:val="on"/>
+        </w:trPr>
+        <w:tc>
+          <w:tcPr/>
+          <w:p>
+            <w:pPr>
+              <w:pStyle w:val="Compact"/>
+              <w:spacing w:line="240" w:lineRule="auto" w:after="0"/>
+            </w:pPr>
+            <w:r>
+              <w:rPr>
+                <w:rFonts w:ascii="Times New Roman" w:hAnsi="Times New Roman"/>
+                <w:sz w:val="18"/>
+              </w:rPr>
+              <w:t xml:space="preserve">Check</w:t>
+            </w:r>
+          </w:p>
+        </w:tc>
+        <w:tc>
+          <w:tcPr/>
+          <w:p>
+            <w:pPr>
+              <w:pStyle w:val="Compact"/>
+              <w:spacing w:line="240" w:lineRule="auto" w:after="0"/>
+            </w:pPr>
+            <w:r>
+              <w:rPr>
+                <w:rFonts w:ascii="Times New Roman" w:hAnsi="Times New Roman"/>
+                <w:sz w:val="18"/>
+              </w:rPr>
+              <w:t xml:space="preserve">Statistic</w:t>
+            </w:r>
+          </w:p>
+        </w:tc>
+        <w:tc>
+          <w:tcPr/>
+          <w:p>
+            <w:pPr>
+              <w:pStyle w:val="Compact"/>
+              <w:spacing w:line="240" w:lineRule="auto" w:after="0"/>
+            </w:pPr>
+            <w:r>
+              <w:rPr>
+                <w:rFonts w:ascii="Times New Roman" w:hAnsi="Times New Roman"/>
+                <w:i/>
+                <w:iCs/>
+                <w:sz w:val="18"/>
+              </w:rPr>
+              <w:t xml:space="preserve">P</w:t>
+            </w:r>
+          </w:p>
+        </w:tc>
+        <w:tc>
+          <w:tcPr/>
+          <w:p>
+            <w:pPr>
+              <w:pStyle w:val="Compact"/>
+              <w:spacing w:line="240" w:lineRule="auto" w:after="0"/>
+            </w:pPr>
+            <w:r>
+              <w:rPr>
+                <w:rFonts w:ascii="Times New Roman" w:hAnsi="Times New Roman"/>
+                <w:sz w:val="18"/>
+              </w:rPr>
+              <w:t xml:space="preserve">Reading</w:t>
+            </w:r>
+          </w:p>
+        </w:tc>
+      </w:tr>
+      <w:tr>
+        <w:tc>
+          <w:tcPr/>
+          <w:p>
+            <w:pPr>
+              <w:pStyle w:val="Compact"/>
+              <w:spacing w:line="240" w:lineRule="auto" w:after="0"/>
+            </w:pPr>
+            <w:r>
+              <w:rPr>
+                <w:rFonts w:ascii="Times New Roman" w:hAnsi="Times New Roman"/>
+                <w:sz w:val="18"/>
+              </w:rPr>
+              <w:t xml:space="preserve">KS uniformity</w:t>
+            </w:r>
+          </w:p>
+        </w:tc>
+        <w:tc>
+          <w:tcPr/>
+          <w:p>
+            <w:pPr>
+              <w:pStyle w:val="Compact"/>
+              <w:spacing w:line="240" w:lineRule="auto" w:after="0"/>
+            </w:pPr>
+            <w:r>
+              <w:rPr>
+                <w:rFonts w:ascii="Times New Roman" w:hAnsi="Times New Roman"/>
+                <w:sz w:val="18"/>
+              </w:rPr>
+              <w:t xml:space="preserve">0.0016</w:t>
+            </w:r>
+          </w:p>
+        </w:tc>
+        <w:tc>
+          <w:tcPr/>
+          <w:p>
+            <w:pPr>
+              <w:pStyle w:val="Compact"/>
+              <w:spacing w:line="240" w:lineRule="auto" w:after="0"/>
+            </w:pPr>
+            <w:r>
+              <w:rPr>
+                <w:rFonts w:ascii="Times New Roman" w:hAnsi="Times New Roman"/>
+                <w:sz w:val="18"/>
+              </w:rPr>
+              <w:t xml:space="preserve">0.74</w:t>
+            </w:r>
+          </w:p>
+        </w:tc>
+        <w:tc>
+          <w:tcPr/>
+          <w:p>
+            <w:pPr>
+              <w:pStyle w:val="Compact"/>
+              <w:spacing w:line="240" w:lineRule="auto" w:after="0"/>
+            </w:pPr>
+            <w:r>
+              <w:rPr>
+                <w:rFonts w:ascii="Times New Roman" w:hAnsi="Times New Roman"/>
+                <w:sz w:val="18"/>
+              </w:rPr>
+              <w:t xml:space="preserve">calibrated</w:t>
+            </w:r>
+          </w:p>
+        </w:tc>
+      </w:tr>
+      <w:tr>
+        <w:tc>
+          <w:tcPr/>
+          <w:p>
+            <w:pPr>
+              <w:pStyle w:val="Compact"/>
+              <w:spacing w:line="240" w:lineRule="auto" w:after="0"/>
+            </w:pPr>
+            <w:r>
+              <w:rPr>
+                <w:rFonts w:ascii="Times New Roman" w:hAnsi="Times New Roman"/>
+                <w:sz w:val="18"/>
+              </w:rPr>
+              <w:t xml:space="preserve">Dispersion</w:t>
+            </w:r>
+          </w:p>
+        </w:tc>
+        <w:tc>
+          <w:tcPr/>
+          <w:p>
+            <w:pPr>
+              <w:pStyle w:val="Compact"/>
+              <w:spacing w:line="240" w:lineRule="auto" w:after="0"/>
+            </w:pPr>
+            <w:r>
+              <w:rPr>
+                <w:rFonts w:ascii="Times New Roman" w:hAnsi="Times New Roman"/>
+                <w:sz w:val="18"/>
+              </w:rPr>
+              <w:t xml:space="preserve">0.947</w:t>
+            </w:r>
+          </w:p>
+        </w:tc>
+        <w:tc>
+          <w:tcPr/>
+          <w:p>
+            <w:pPr>
+              <w:pStyle w:val="Compact"/>
+              <w:spacing w:line="240" w:lineRule="auto" w:after="0"/>
+            </w:pPr>
+            <w:r>
+              <w:rPr>
+                <w:rFonts w:ascii="Times New Roman" w:hAnsi="Times New Roman"/>
+                <w:sz w:val="18"/>
+              </w:rPr>
+              <w:t xml:space="preserve">0.59</w:t>
+            </w:r>
+          </w:p>
+        </w:tc>
+        <w:tc>
+          <w:tcPr/>
+          <w:p>
+            <w:pPr>
+              <w:pStyle w:val="Compact"/>
+              <w:spacing w:line="240" w:lineRule="auto" w:after="0"/>
+            </w:pPr>
+            <w:r>
+              <w:rPr>
+                <w:rFonts w:ascii="Times New Roman" w:hAnsi="Times New Roman"/>
+                <w:sz w:val="18"/>
+              </w:rPr>
+              <w:t xml:space="preserve">correct</w:t>
+            </w:r>
+          </w:p>
+        </w:tc>
+      </w:tr>
+      <w:tr>
+        <w:tc>
+          <w:tcPr/>
+          <w:p>
+            <w:pPr>
+              <w:pStyle w:val="Compact"/>
+              <w:spacing w:line="240" w:lineRule="auto" w:after="0"/>
+            </w:pPr>
+            <w:r>
+              <w:rPr>
+                <w:rFonts w:ascii="Times New Roman" w:hAnsi="Times New Roman"/>
+                <w:sz w:val="18"/>
+              </w:rPr>
+              <w:t xml:space="preserve">Zero inflation</w:t>
+            </w:r>
+          </w:p>
+        </w:tc>
+        <w:tc>
+          <w:tcPr/>
+          <w:p>
+            <w:pPr>
+              <w:pStyle w:val="Compact"/>
+              <w:spacing w:line="240" w:lineRule="auto" w:after="0"/>
+            </w:pPr>
+            <w:r>
+              <w:rPr>
+                <w:rFonts w:ascii="Times New Roman" w:hAnsi="Times New Roman"/>
+                <w:sz w:val="18"/>
+              </w:rPr>
+              <w:t xml:space="preserve">1.000</w:t>
+            </w:r>
+          </w:p>
+        </w:tc>
+        <w:tc>
+          <w:tcPr/>
+          <w:p>
+            <w:pPr>
+              <w:pStyle w:val="Compact"/>
+              <w:spacing w:line="240" w:lineRule="auto" w:after="0"/>
+            </w:pPr>
+            <w:r>
+              <w:rPr>
+                <w:rFonts w:ascii="Times New Roman" w:hAnsi="Times New Roman"/>
+                <w:sz w:val="18"/>
+              </w:rPr>
+              <w:t xml:space="preserve">0.59</w:t>
+            </w:r>
+          </w:p>
+        </w:tc>
+        <w:tc>
+          <w:tcPr/>
+          <w:p>
+            <w:pPr>
+              <w:pStyle w:val="Compact"/>
+              <w:spacing w:line="240" w:lineRule="auto" w:after="0"/>
+            </w:pPr>
+            <w:r>
+              <w:rPr>
+                <w:rFonts w:ascii="Times New Roman" w:hAnsi="Times New Roman"/>
+                <w:sz w:val="18"/>
+              </w:rPr>
+              <w:t xml:space="preserve">none</w:t>
+            </w:r>
+          </w:p>
+        </w:tc>
+      </w:tr>
+      <w:tr>
+        <w:tc>
+          <w:tcPr/>
+          <w:p>
+            <w:pPr>
+              <w:pStyle w:val="Compact"/>
+              <w:spacing w:line="240" w:lineRule="auto" w:after="0"/>
+            </w:pPr>
+            <w:r>
+              <w:rPr>
+                <w:rFonts w:ascii="Times New Roman" w:hAnsi="Times New Roman"/>
+                <w:sz w:val="18"/>
+              </w:rPr>
+              <w:t xml:space="preserve">Outliers</w:t>
+            </w:r>
+          </w:p>
+        </w:tc>
+        <w:tc>
+          <w:tcPr/>
+          <w:p>
+            <w:pPr>
+              <w:pStyle w:val="Compact"/>
+              <w:spacing w:line="240" w:lineRule="auto" w:after="0"/>
+            </w:pPr>
+            <w:r>
+              <w:rPr>
+                <w:rFonts w:ascii="Times New Roman" w:hAnsi="Times New Roman"/>
+                <w:sz w:val="18"/>
+              </w:rPr>
+              <w:t xml:space="preserve">95</w:t>
+            </w:r>
+          </w:p>
+        </w:tc>
+        <w:tc>
+          <w:tcPr/>
+          <w:p>
+            <w:pPr>
+              <w:pStyle w:val="Compact"/>
+              <w:spacing w:line="240" w:lineRule="auto" w:after="0"/>
+            </w:pPr>
+            <w:r>
+              <w:rPr>
+                <w:rFonts w:ascii="Times New Roman" w:hAnsi="Times New Roman"/>
+                <w:sz w:val="18"/>
+              </w:rPr>
+              <w:t xml:space="preserve">&lt; 0.001</w:t>
+            </w:r>
+          </w:p>
+        </w:tc>
+        <w:tc>
+          <w:tcPr/>
+          <w:p>
+            <w:pPr>
+              <w:pStyle w:val="Compact"/>
+              <w:spacing w:line="240" w:lineRule="auto" w:after="0"/>
+            </w:pPr>
+            <w:r>
+              <w:rPr>
+                <w:rFonts w:ascii="Times New Roman" w:hAnsi="Times New Roman"/>
+                <w:sz w:val="18"/>
+              </w:rPr>
+              <w:t xml:space="preserve">expected at 0.37% event rate</w:t>
+            </w:r>
+          </w:p>
+        </w:tc>
+      </w:tr>
+      <w:tr>
+        <w:tc>
+          <w:tcPr/>
+          <w:p>
+            <w:pPr>
+              <w:pStyle w:val="Compact"/>
+              <w:spacing w:line="240" w:lineRule="auto" w:after="0"/>
+            </w:pPr>
+            <w:r>
+              <w:rPr>
+                <w:rFonts w:ascii="Times New Roman" w:hAnsi="Times New Roman"/>
+                <w:sz w:val="18"/>
+              </w:rPr>
+              <w:t xml:space="preserve">Grouped by year</w:t>
+            </w:r>
+          </w:p>
+        </w:tc>
+        <w:tc>
+          <w:tcPr/>
+          <w:p>
+            <w:pPr>
+              <w:pStyle w:val="Compact"/>
+              <w:spacing w:line="240" w:lineRule="auto" w:after="0"/>
+            </w:pPr>
+            <w:r>
+              <w:rPr>
+                <w:rFonts w:ascii="Times New Roman" w:hAnsi="Times New Roman"/>
+                <w:sz w:val="18"/>
+              </w:rPr>
+              <w:t xml:space="preserve">2 of 23 levels</w:t>
+            </w:r>
+          </w:p>
+        </w:tc>
+        <w:tc>
+          <w:tcPr/>
+          <w:p>
+            <w:pPr>
+              <w:pStyle w:val="Compact"/>
+              <w:spacing w:line="240" w:lineRule="auto" w:after="0"/>
+            </w:pPr>
+            <w:r>
+              <w:rPr>
+                <w:rFonts w:ascii="Times New Roman" w:hAnsi="Times New Roman"/>
+                <w:sz w:val="18"/>
+              </w:rPr>
+              <w:t xml:space="preserve">0.0018</w:t>
+            </w:r>
+          </w:p>
+        </w:tc>
+        <w:tc>
+          <w:tcPr/>
+          <w:p>
+            <w:pPr>
+              <w:pStyle w:val="Compact"/>
+              <w:spacing w:line="240" w:lineRule="auto" w:after="0"/>
+            </w:pPr>
+            <w:r>
+              <w:rPr>
+                <w:rFonts w:ascii="Times New Roman" w:hAnsi="Times New Roman"/>
+                <w:sz w:val="18"/>
+              </w:rPr>
+              <w:t xml:space="preserve">at nominal rate</w:t>
+            </w:r>
+          </w:p>
+        </w:tc>
+      </w:tr>
+      <w:tr>
+        <w:tc>
+          <w:tcPr/>
+          <w:p>
+            <w:pPr>
+              <w:pStyle w:val="Compact"/>
+              <w:spacing w:line="240" w:lineRule="auto" w:after="0"/>
+            </w:pPr>
+            <w:r>
+              <w:rPr>
+                <w:rFonts w:ascii="Times New Roman" w:hAnsi="Times New Roman"/>
+                <w:sz w:val="18"/>
+              </w:rPr>
+              <w:t xml:space="preserve">Grouped by province</w:t>
+            </w:r>
+          </w:p>
+        </w:tc>
+        <w:tc>
+          <w:tcPr/>
+          <w:p>
+            <w:pPr>
+              <w:pStyle w:val="Compact"/>
+              <w:spacing w:line="240" w:lineRule="auto" w:after="0"/>
+            </w:pPr>
+            <w:r>
+              <w:rPr>
+                <w:rFonts w:ascii="Times New Roman" w:hAnsi="Times New Roman"/>
+                <w:sz w:val="18"/>
+              </w:rPr>
+              <w:t xml:space="preserve">2 of 31 levels</w:t>
+            </w:r>
+          </w:p>
+        </w:tc>
+        <w:tc>
+          <w:tcPr/>
+          <w:p>
+            <w:pPr>
+              <w:pStyle w:val="Compact"/>
+              <w:spacing w:line="240" w:lineRule="auto" w:after="0"/>
+            </w:pPr>
+            <w:r>
+              <w:rPr>
+                <w:rFonts w:ascii="Times New Roman" w:hAnsi="Times New Roman"/>
+                <w:sz w:val="18"/>
+              </w:rPr>
+              <w:t xml:space="preserve">0.024</w:t>
+            </w:r>
+          </w:p>
+        </w:tc>
+        <w:tc>
+          <w:tcPr/>
+          <w:p>
+            <w:pPr>
+              <w:pStyle w:val="Compact"/>
+              <w:spacing w:line="240" w:lineRule="auto" w:after="0"/>
+            </w:pPr>
+            <w:r>
+              <w:rPr>
+                <w:rFonts w:ascii="Times New Roman" w:hAnsi="Times New Roman"/>
+                <w:sz w:val="18"/>
+              </w:rPr>
+              <w:t xml:space="preserve">at nominal rate</w:t>
+            </w:r>
+          </w:p>
+        </w:tc>
+      </w:tr>
+      <w:tr>
+        <w:tc>
+          <w:tcPr/>
+          <w:p>
+            <w:pPr>
+              <w:pStyle w:val="Compact"/>
+              <w:spacing w:line="240" w:lineRule="auto" w:after="0"/>
+            </w:pPr>
+            <w:r>
+              <w:rPr>
+                <w:rFonts w:ascii="Times New Roman" w:hAnsi="Times New Roman"/>
+                <w:sz w:val="18"/>
+              </w:rPr>
+              <w:t xml:space="preserve">Moran’s</w:t>
+            </w:r>
+            <w:r>
+              <w:rPr>
+                <w:rFonts w:ascii="Times New Roman" w:hAnsi="Times New Roman"/>
+                <w:sz w:val="18"/>
+              </w:rPr>
+              <w:t xml:space="preserve"> </w:t>
+            </w:r>
+            <w:r>
+              <w:rPr>
+                <w:rFonts w:ascii="Times New Roman" w:hAnsi="Times New Roman"/>
+                <w:i/>
+                <w:iCs/>
+                <w:sz w:val="18"/>
+              </w:rPr>
+              <w:t xml:space="preserve">I</w:t>
+            </w:r>
+          </w:p>
+        </w:tc>
+        <w:tc>
+          <w:tcPr/>
+          <w:p>
+            <w:pPr>
+              <w:pStyle w:val="Compact"/>
+              <w:spacing w:line="240" w:lineRule="auto" w:after="0"/>
+            </w:pPr>
+            <w:r>
+              <w:rPr>
+                <w:rFonts w:ascii="Times New Roman" w:hAnsi="Times New Roman"/>
+                <w:sz w:val="18"/>
+              </w:rPr>
+              <w:t xml:space="preserve">−0.038</w:t>
+            </w:r>
+          </w:p>
+        </w:tc>
+        <w:tc>
+          <w:tcPr/>
+          <w:p>
+            <w:pPr>
+              <w:pStyle w:val="Compact"/>
+              <w:spacing w:line="240" w:lineRule="auto" w:after="0"/>
+            </w:pPr>
+            <w:r>
+              <w:rPr>
+                <w:rFonts w:ascii="Times New Roman" w:hAnsi="Times New Roman"/>
+                <w:sz w:val="18"/>
+              </w:rPr>
+              <w:t xml:space="preserve">0.86</w:t>
+            </w:r>
+          </w:p>
+        </w:tc>
+        <w:tc>
+          <w:tcPr/>
+          <w:p>
+            <w:pPr>
+              <w:pStyle w:val="Compact"/>
+              <w:spacing w:line="240" w:lineRule="auto" w:after="0"/>
+            </w:pPr>
+            <w:r>
+              <w:rPr>
+                <w:rFonts w:ascii="Times New Roman" w:hAnsi="Times New Roman"/>
+                <w:sz w:val="18"/>
+              </w:rPr>
+              <w:t xml:space="preserve">no spatial structure</w:t>
+            </w:r>
+          </w:p>
+        </w:tc>
+      </w:tr>
+      <w:tr>
+        <w:tc>
+          <w:tcPr/>
+          <w:p>
+            <w:pPr>
+              <w:pStyle w:val="Compact"/>
+              <w:spacing w:line="240" w:lineRule="auto" w:after="0"/>
+            </w:pPr>
+            <w:r>
+              <w:rPr>
+                <w:rFonts w:ascii="Times New Roman" w:hAnsi="Times New Roman"/>
+                <w:sz w:val="18"/>
+              </w:rPr>
+              <w:t xml:space="preserve">PH: warming × time</w:t>
+            </w:r>
+          </w:p>
+        </w:tc>
+        <w:tc>
+          <w:tcPr/>
+          <w:p>
+            <w:pPr>
+              <w:pStyle w:val="Compact"/>
+              <w:spacing w:line="240" w:lineRule="auto" w:after="0"/>
+            </w:pPr>
+            <w:r>
+              <w:rPr>
+                <w:rFonts w:ascii="Times New Roman" w:hAnsi="Times New Roman"/>
+                <w:sz w:val="18"/>
+              </w:rPr>
+              <w:t xml:space="preserve">−0.022</w:t>
+            </w:r>
+          </w:p>
+        </w:tc>
+        <w:tc>
+          <w:tcPr/>
+          <w:p>
+            <w:pPr>
+              <w:pStyle w:val="Compact"/>
+              <w:spacing w:line="240" w:lineRule="auto" w:after="0"/>
+            </w:pPr>
+            <w:r>
+              <w:rPr>
+                <w:rFonts w:ascii="Times New Roman" w:hAnsi="Times New Roman"/>
+                <w:sz w:val="18"/>
+              </w:rPr>
+              <w:t xml:space="preserve">0.82</w:t>
+            </w:r>
+          </w:p>
+        </w:tc>
+        <w:tc>
+          <w:tcPr/>
+          <w:p>
+            <w:pPr>
+              <w:pStyle w:val="Compact"/>
+              <w:spacing w:line="240" w:lineRule="auto" w:after="0"/>
+            </w:pPr>
+            <w:r>
+              <w:rPr>
+                <w:rFonts w:ascii="Times New Roman" w:hAnsi="Times New Roman"/>
+                <w:sz w:val="18"/>
+              </w:rPr>
+              <w:t xml:space="preserve">assumption holds</w:t>
+            </w:r>
+          </w:p>
+        </w:tc>
+      </w:tr>
+      <w:tr>
+        <w:tc>
+          <w:tcPr/>
+          <w:p>
+            <w:pPr>
+              <w:pStyle w:val="Compact"/>
+              <w:spacing w:line="240" w:lineRule="auto" w:after="0"/>
+            </w:pPr>
+            <w:r>
+              <w:rPr>
+                <w:rFonts w:ascii="Times New Roman" w:hAnsi="Times New Roman"/>
+                <w:sz w:val="18"/>
+              </w:rPr>
+              <w:t xml:space="preserve">PH: effort × time</w:t>
+            </w:r>
+          </w:p>
+        </w:tc>
+        <w:tc>
+          <w:tcPr/>
+          <w:p>
+            <w:pPr>
+              <w:pStyle w:val="Compact"/>
+              <w:spacing w:line="240" w:lineRule="auto" w:after="0"/>
+            </w:pPr>
+            <w:r>
+              <w:rPr>
+                <w:rFonts w:ascii="Times New Roman" w:hAnsi="Times New Roman"/>
+                <w:sz w:val="18"/>
+              </w:rPr>
+              <w:t xml:space="preserve">−0.211</w:t>
+            </w:r>
+          </w:p>
+        </w:tc>
+        <w:tc>
+          <w:tcPr/>
+          <w:p>
+            <w:pPr>
+              <w:pStyle w:val="Compact"/>
+              <w:spacing w:line="240" w:lineRule="auto" w:after="0"/>
+            </w:pPr>
+            <w:r>
+              <w:rPr>
+                <w:rFonts w:ascii="Times New Roman" w:hAnsi="Times New Roman"/>
+                <w:sz w:val="18"/>
+              </w:rPr>
+              <w:t xml:space="preserve">7.7 × 10⁻⁴</w:t>
+            </w:r>
+          </w:p>
+        </w:tc>
+        <w:tc>
+          <w:tcPr/>
+          <w:p>
+            <w:pPr>
+              <w:pStyle w:val="Compact"/>
+              <w:spacing w:line="240" w:lineRule="auto" w:after="0"/>
+            </w:pPr>
+            <w:r>
+              <w:rPr>
+                <w:rFonts w:ascii="Times New Roman" w:hAnsi="Times New Roman"/>
+                <w:sz w:val="18"/>
+              </w:rPr>
+              <w:t xml:space="preserve">effort returns decline</w:t>
+            </w:r>
+          </w:p>
+        </w:tc>
+      </w:tr>
+    </w:tbl>
+    <w:p>
+      <w:pPr>
+        <w:pStyle w:val="BodyText"/>
+        <w:pageBreakBefore/>
+      </w:pPr>
+      <w:r>
+        <w:rPr>
+          <w:b/>
+          <w:bCs/>
+        </w:rPr>
+        <w:t xml:space="preserve">Table 5.</w:t>
+      </w:r>
+      <w:r>
+        <w:t xml:space="preserve"> </w:t>
+      </w:r>
+      <w:r>
+        <w:t xml:space="preserve">Ecological rationale for every component of the main model. Each row states why the</w:t>
+      </w:r>
+      <w:r>
+        <w:t xml:space="preserve"> </w:t>
+      </w:r>
+      <w:r>
+        <w:t xml:space="preserve">component is in the model, what its estimate means, and one falsifiable prediction the</w:t>
+      </w:r>
+      <w:r>
+        <w:t xml:space="preserve"> </w:t>
+      </w:r>
+      <w:r>
+        <w:t xml:space="preserve">specification implies. All predictions are tested in the paper. The full version, with the</w:t>
+      </w:r>
+      <w:r>
+        <w:t xml:space="preserve"> </w:t>
+      </w:r>
+      <w:r>
+        <w:t xml:space="preserve">prediction column, is</w:t>
+      </w:r>
+      <w:r>
+        <w:t xml:space="preserve"> </w:t>
+      </w:r>
+      <w:r>
+        <w:rPr>
+          <w:rStyle w:val="VerbatimChar"/>
+        </w:rPr>
+        <w:t xml:space="preserve">tables/tbl_v2_ecological_rationale.csv</w:t>
+      </w:r>
+      <w:r>
+        <w:t xml:space="preserve"> </w:t>
+      </w:r>
+      <w:r>
+        <w:t xml:space="preserve">and</w:t>
+      </w:r>
+      <w:r>
+        <w:t xml:space="preserve"> </w:t>
+      </w:r>
+      <w:r>
+        <w:rPr>
+          <w:rStyle w:val="VerbatimChar"/>
+        </w:rPr>
+        <w:t xml:space="preserve">docs/ECOLOGICAL_RATIONALE.md</w:t>
+      </w:r>
+      <w:r>
+        <w:t xml:space="preserve">.</w:t>
+      </w:r>
+    </w:p>
+    <w:tbl>
+      <w:tblPr>
+        <w:tblStyle w:val="Table"/>
+        <w:tblW w:type="pct" w:w="5000"/>
+        <w:tblLayout w:type="fixed"/>
+        <w:tblLook w:firstRow="1" w:lastRow="0" w:firstColumn="0" w:lastColumn="0" w:noHBand="0" w:noVBand="0" w:val="0020"/>
+        <w:tblBorders>
+          <w:top w:val="single" w:sz="4" w:color="auto"/>
+          <w:left w:val="single" w:sz="4" w:color="auto"/>
+          <w:bottom w:val="single" w:sz="4" w:color="auto"/>
+          <w:right w:val="single" w:sz="4" w:color="auto"/>
+          <w:insideH w:val="single" w:sz="4" w:color="auto"/>
+          <w:insideV w:val="single" w:sz="4" w:color="auto"/>
+        </w:tblBorders>
+      </w:tblPr>
+      <w:tblGrid>
+        <w:gridCol w:w="2640"/>
+        <w:gridCol w:w="2640"/>
+        <w:gridCol w:w="2640"/>
+      </w:tblGrid>
+      <w:tr>
+        <w:trPr>
+          <w:tblHeader w:val="on"/>
+        </w:trPr>
+        <w:tc>
+          <w:tcPr/>
+          <w:p>
+            <w:pPr>
+              <w:pStyle w:val="Compact"/>
+              <w:spacing w:line="240" w:lineRule="auto" w:after="0"/>
+            </w:pPr>
+            <w:r>
+              <w:rPr>
+                <w:rFonts w:ascii="Times New Roman" w:hAnsi="Times New Roman"/>
+                <w:sz w:val="18"/>
+              </w:rPr>
+              <w:t xml:space="preserve">Component</w:t>
+            </w:r>
+          </w:p>
+        </w:tc>
+        <w:tc>
+          <w:tcPr/>
+          <w:p>
+            <w:pPr>
+              <w:pStyle w:val="Compact"/>
+              <w:spacing w:line="240" w:lineRule="auto" w:after="0"/>
+            </w:pPr>
+            <w:r>
+              <w:rPr>
+                <w:rFonts w:ascii="Times New Roman" w:hAnsi="Times New Roman"/>
+                <w:sz w:val="18"/>
+              </w:rPr>
+              <w:t xml:space="preserve">Why it is in the model</w:t>
+            </w:r>
+          </w:p>
+        </w:tc>
+        <w:tc>
+          <w:tcPr/>
+          <w:p>
+            <w:pPr>
+              <w:pStyle w:val="Compact"/>
+              <w:spacing w:line="240" w:lineRule="auto" w:after="0"/>
+            </w:pPr>
+            <w:r>
+              <w:rPr>
+                <w:rFonts w:ascii="Times New Roman" w:hAnsi="Times New Roman"/>
+                <w:sz w:val="18"/>
+              </w:rPr>
+              <w:t xml:space="preserve">What the estimate means</w:t>
+            </w:r>
+          </w:p>
+        </w:tc>
+      </w:tr>
+      <w:tr>
+        <w:tc>
+          <w:tcPr/>
+          <w:p>
+            <w:pPr>
+              <w:pStyle w:val="Compact"/>
+              <w:spacing w:line="240" w:lineRule="auto" w:after="0"/>
+            </w:pPr>
+            <w:r>
+              <w:rPr>
+                <w:rFonts w:ascii="Times New Roman" w:hAnsi="Times New Roman"/>
+                <w:sz w:val="18"/>
+              </w:rPr>
+              <w:t xml:space="preserve">Response: first record only</w:t>
+            </w:r>
+          </w:p>
+        </w:tc>
+        <w:tc>
+          <w:tcPr/>
+          <w:p>
+            <w:pPr>
+              <w:pStyle w:val="Compact"/>
+              <w:spacing w:line="240" w:lineRule="auto" w:after="0"/>
+            </w:pPr>
+            <w:r>
+              <w:rPr>
+                <w:rFonts w:ascii="Times New Roman" w:hAnsi="Times New Roman"/>
+                <w:sz w:val="18"/>
+              </w:rPr>
+              <w:t xml:space="preserve">A species-province pair can acquire a first record once; treating re-documentation as new information would inflate the event count</w:t>
+            </w:r>
+          </w:p>
+        </w:tc>
+        <w:tc>
+          <w:tcPr/>
+          <w:p>
+            <w:pPr>
+              <w:pStyle w:val="Compact"/>
+              <w:spacing w:line="240" w:lineRule="auto" w:after="0"/>
+            </w:pPr>
+            <w:r>
+              <w:rPr>
+                <w:rFonts w:ascii="Times New Roman" w:hAnsi="Times New Roman"/>
+                <w:sz w:val="18"/>
+              </w:rPr>
+              <w:t xml:space="preserve">The annual probability of crossing from undocumented to documented</w:t>
+            </w:r>
+          </w:p>
+        </w:tc>
+      </w:tr>
+      <w:tr>
+        <w:tc>
+          <w:tcPr/>
+          <w:p>
+            <w:pPr>
+              <w:pStyle w:val="Compact"/>
+              <w:spacing w:line="240" w:lineRule="auto" w:after="0"/>
+            </w:pPr>
+            <w:r>
+              <w:rPr>
+                <w:rFonts w:ascii="Times New Roman" w:hAnsi="Times New Roman"/>
+                <w:sz w:val="18"/>
+              </w:rPr>
+              <w:t xml:space="preserve">cloglog link</w:t>
+            </w:r>
+          </w:p>
+        </w:tc>
+        <w:tc>
+          <w:tcPr/>
+          <w:p>
+            <w:pPr>
+              <w:pStyle w:val="Compact"/>
+              <w:spacing w:line="240" w:lineRule="auto" w:after="0"/>
+            </w:pPr>
+            <w:r>
+              <w:rPr>
+                <w:rFonts w:ascii="Times New Roman" w:hAnsi="Times New Roman"/>
+                <w:sz w:val="18"/>
+              </w:rPr>
+              <w:t xml:space="preserve">Discrete-time analogue of proportional hazards; coefficients are hazard ratios and do not depend on the length of the time step</w:t>
+            </w:r>
+          </w:p>
+        </w:tc>
+        <w:tc>
+          <w:tcPr/>
+          <w:p>
+            <w:pPr>
+              <w:pStyle w:val="Compact"/>
+              <w:spacing w:line="240" w:lineRule="auto" w:after="0"/>
+            </w:pPr>
+            <w:r>
+              <w:rPr>
+                <w:rFonts w:ascii="Times New Roman" w:hAnsi="Times New Roman"/>
+                <w:sz w:val="18"/>
+              </w:rPr>
+              <w:t xml:space="preserve">exp(β) is directly comparable with survival-analysis literature</w:t>
+            </w:r>
+          </w:p>
+        </w:tc>
+      </w:tr>
+      <w:tr>
+        <w:tc>
+          <w:tcPr/>
+          <w:p>
+            <w:pPr>
+              <w:pStyle w:val="Compact"/>
+              <w:spacing w:line="240" w:lineRule="auto" w:after="0"/>
+            </w:pPr>
+            <w:r>
+              <w:rPr>
+                <w:rFonts w:ascii="Times New Roman" w:hAnsi="Times New Roman"/>
+                <w:sz w:val="18"/>
+              </w:rPr>
+              <w:t xml:space="preserve">Risk set with absorbing exit</w:t>
+            </w:r>
+          </w:p>
+        </w:tc>
+        <w:tc>
+          <w:tcPr/>
+          <w:p>
+            <w:pPr>
+              <w:pStyle w:val="Compact"/>
+              <w:spacing w:line="240" w:lineRule="auto" w:after="0"/>
+            </w:pPr>
+            <w:r>
+              <w:rPr>
+                <w:rFonts w:ascii="Times New Roman" w:hAnsi="Times New Roman"/>
+                <w:sz w:val="18"/>
+              </w:rPr>
+              <w:t xml:space="preserve">Only species whose modelled range approaches a province are plausible candidates; pairs recorded before 2002 are prevalent, not incident, cases</w:t>
+            </w:r>
+          </w:p>
+        </w:tc>
+        <w:tc>
+          <w:tcPr/>
+          <w:p>
+            <w:pPr>
+              <w:pStyle w:val="Compact"/>
+              <w:spacing w:line="240" w:lineRule="auto" w:after="0"/>
+            </w:pPr>
+            <w:r>
+              <w:rPr>
+                <w:rFonts w:ascii="Times New Roman" w:hAnsi="Times New Roman"/>
+                <w:sz w:val="18"/>
+              </w:rPr>
+              <w:t xml:space="preserve">Hazard conditional on being a plausible, not-yet-recorded candidate</w:t>
+            </w:r>
+          </w:p>
+        </w:tc>
+      </w:tr>
+      <w:tr>
+        <w:tc>
+          <w:tcPr/>
+          <w:p>
+            <w:pPr>
+              <w:pStyle w:val="Compact"/>
+              <w:spacing w:line="240" w:lineRule="auto" w:after="0"/>
+            </w:pPr>
+            <w:r>
+              <w:rPr>
+                <w:rFonts w:ascii="Times New Roman" w:hAnsi="Times New Roman"/>
+                <w:sz w:val="18"/>
+              </w:rPr>
+              <w:t xml:space="preserve">Accumulated warming,</w:t>
+            </w:r>
+            <w:r>
+              <w:rPr>
+                <w:rFonts w:ascii="Times New Roman" w:hAnsi="Times New Roman"/>
+                <w:sz w:val="18"/>
+              </w:rPr>
+              <w:t xml:space="preserve"> </w:t>
+            </w:r>
+            <w:r>
+              <w:rPr>
+                <w:rFonts w:ascii="Times New Roman" w:hAnsi="Times New Roman"/>
+                <w:i/>
+                <w:iCs/>
+                <w:sz w:val="18"/>
+              </w:rPr>
+              <w:t xml:space="preserve">W</w:t>
+            </w:r>
+            <w:r>
+              <w:rPr>
+                <w:rFonts w:ascii="Times New Roman" w:hAnsi="Times New Roman"/>
+                <w:sz w:val="18"/>
+              </w:rPr>
+              <w:t xml:space="preserve"> </w:t>
+            </w:r>
+            <w:r>
+              <w:rPr>
+                <w:rFonts w:ascii="Times New Roman" w:hAnsi="Times New Roman"/>
+                <w:sz w:val="18"/>
+              </w:rPr>
+              <w:t xml:space="preserve">= 15 yr</w:t>
+            </w:r>
+          </w:p>
+        </w:tc>
+        <w:tc>
+          <w:tcPr/>
+          <w:p>
+            <w:pPr>
+              <w:pStyle w:val="Compact"/>
+              <w:spacing w:line="240" w:lineRule="auto" w:after="0"/>
+            </w:pPr>
+            <w:r>
+              <w:rPr>
+                <w:rFonts w:ascii="Times New Roman" w:hAnsi="Times New Roman"/>
+                <w:sz w:val="18"/>
+              </w:rPr>
+              <w:t xml:space="preserve">Range boundaries integrate climate over years to decades; referencing to the species’ own range is essential because absolute warming is near-uniform across China</w:t>
+            </w:r>
+          </w:p>
+        </w:tc>
+        <w:tc>
+          <w:tcPr/>
+          <w:p>
+            <w:pPr>
+              <w:pStyle w:val="Compact"/>
+              <w:spacing w:line="240" w:lineRule="auto" w:after="0"/>
+            </w:pPr>
+            <w:r>
+              <w:rPr>
+                <w:rFonts w:ascii="Times New Roman" w:hAnsi="Times New Roman"/>
+                <w:sz w:val="18"/>
+              </w:rPr>
+              <w:t xml:space="preserve">HR 1.362 per 0.179 °C of province-minus-range warming</w:t>
+            </w:r>
+          </w:p>
+        </w:tc>
+      </w:tr>
+      <w:tr>
+        <w:tc>
+          <w:tcPr/>
+          <w:p>
+            <w:pPr>
+              <w:pStyle w:val="Compact"/>
+              <w:spacing w:line="240" w:lineRule="auto" w:after="0"/>
+            </w:pPr>
+            <w:r>
+              <w:rPr>
+                <w:rFonts w:ascii="Times New Roman" w:hAnsi="Times New Roman"/>
+                <w:sz w:val="18"/>
+              </w:rPr>
+              <w:t xml:space="preserve">Annual variability</w:t>
+            </w:r>
+          </w:p>
+        </w:tc>
+        <w:tc>
+          <w:tcPr/>
+          <w:p>
+            <w:pPr>
+              <w:pStyle w:val="Compact"/>
+              <w:spacing w:line="240" w:lineRule="auto" w:after="0"/>
+            </w:pPr>
+            <w:r>
+              <w:rPr>
+                <w:rFonts w:ascii="Times New Roman" w:hAnsi="Times New Roman"/>
+                <w:sz w:val="18"/>
+              </w:rPr>
+              <w:t xml:space="preserve">Separates decadal signal from year-to-year weather, so neither term can absorb the other</w:t>
+            </w:r>
+          </w:p>
+        </w:tc>
+        <w:tc>
+          <w:tcPr/>
+          <w:p>
+            <w:pPr>
+              <w:pStyle w:val="Compact"/>
+              <w:spacing w:line="240" w:lineRule="auto" w:after="0"/>
+            </w:pPr>
+            <w:r>
+              <w:rPr>
+                <w:rFonts w:ascii="Times New Roman" w:hAnsi="Times New Roman"/>
+                <w:sz w:val="18"/>
+              </w:rPr>
+              <w:t xml:space="preserve">HR 0.995: weather in the discovery year adds nothing</w:t>
+            </w:r>
+          </w:p>
+        </w:tc>
+      </w:tr>
+      <w:tr>
+        <w:tc>
+          <w:tcPr/>
+          <w:p>
+            <w:pPr>
+              <w:pStyle w:val="Compact"/>
+              <w:spacing w:line="240" w:lineRule="auto" w:after="0"/>
+            </w:pPr>
+            <w:r>
+              <w:rPr>
+                <w:rFonts w:ascii="Times New Roman" w:hAnsi="Times New Roman"/>
+                <w:sz w:val="18"/>
+              </w:rPr>
+              <w:t xml:space="preserve">Survey effort</w:t>
+            </w:r>
+          </w:p>
+        </w:tc>
+        <w:tc>
+          <w:tcPr/>
+          <w:p>
+            <w:pPr>
+              <w:pStyle w:val="Compact"/>
+              <w:spacing w:line="240" w:lineRule="auto" w:after="0"/>
+            </w:pPr>
+            <w:r>
+              <w:rPr>
+                <w:rFonts w:ascii="Times New Roman" w:hAnsi="Times New Roman"/>
+                <w:sz w:val="18"/>
+              </w:rPr>
+              <w:t xml:space="preserve">A species can only be recorded where someone is looking; required for the climate coefficient to be interpretable</w:t>
+            </w:r>
+          </w:p>
+        </w:tc>
+        <w:tc>
+          <w:tcPr/>
+          <w:p>
+            <w:pPr>
+              <w:pStyle w:val="Compact"/>
+              <w:spacing w:line="240" w:lineRule="auto" w:after="0"/>
+            </w:pPr>
+            <w:r>
+              <w:rPr>
+                <w:rFonts w:ascii="Times New Roman" w:hAnsi="Times New Roman"/>
+                <w:sz w:val="18"/>
+              </w:rPr>
+              <w:t xml:space="preserve">HR 1.404 per 1 SD; one SD multiplies annual visits by 7.75</w:t>
+            </w:r>
+          </w:p>
+        </w:tc>
+      </w:tr>
+      <w:tr>
+        <w:tc>
+          <w:tcPr/>
+          <w:p>
+            <w:pPr>
+              <w:pStyle w:val="Compact"/>
+              <w:spacing w:line="240" w:lineRule="auto" w:after="0"/>
+            </w:pPr>
+            <w:r>
+              <w:rPr>
+                <w:rFonts w:ascii="Times New Roman" w:hAnsi="Times New Roman"/>
+                <w:sz w:val="18"/>
+              </w:rPr>
+              <w:t xml:space="preserve">Warming × effort</w:t>
+            </w:r>
+          </w:p>
+        </w:tc>
+        <w:tc>
+          <w:tcPr/>
+          <w:p>
+            <w:pPr>
+              <w:pStyle w:val="Compact"/>
+              <w:spacing w:line="240" w:lineRule="auto" w:after="0"/>
+            </w:pPr>
+            <w:r>
+              <w:rPr>
+                <w:rFonts w:ascii="Times New Roman" w:hAnsi="Times New Roman"/>
+                <w:sz w:val="18"/>
+              </w:rPr>
+              <w:t xml:space="preserve">Sparsely surveyed provinces are disproportionately montane with steep climatic gradients, and densely surveyed ones have already absorbed much of their Wallacean shortfall</w:t>
+            </w:r>
+          </w:p>
+        </w:tc>
+        <w:tc>
+          <w:tcPr/>
+          <w:p>
+            <w:pPr>
+              <w:pStyle w:val="Compact"/>
+              <w:spacing w:line="240" w:lineRule="auto" w:after="0"/>
+            </w:pPr>
+            <w:r>
+              <w:rPr>
+                <w:rFonts w:ascii="Times New Roman" w:hAnsi="Times New Roman"/>
+                <w:sz w:val="18"/>
+              </w:rPr>
+              <w:t xml:space="preserve">HR 0.849: warming matters most where coverage is sparse</w:t>
+            </w:r>
+          </w:p>
+        </w:tc>
+      </w:tr>
+      <w:tr>
+        <w:tc>
+          <w:tcPr/>
+          <w:p>
+            <w:pPr>
+              <w:pStyle w:val="Compact"/>
+              <w:spacing w:line="240" w:lineRule="auto" w:after="0"/>
+            </w:pPr>
+            <w:r>
+              <w:rPr>
+                <w:rFonts w:ascii="Times New Roman" w:hAnsi="Times New Roman"/>
+                <w:sz w:val="18"/>
+              </w:rPr>
+              <w:t xml:space="preserve">Offset log</w:t>
+            </w:r>
+            <w:r>
+              <w:rPr>
+                <w:rFonts w:ascii="Times New Roman" w:hAnsi="Times New Roman"/>
+                <w:sz w:val="18"/>
+              </w:rPr>
+              <w:t xml:space="preserve"> </w:t>
+            </w:r>
+            <w:r>
+              <w:rPr>
+                <w:rFonts w:ascii="Times New Roman" w:hAnsi="Times New Roman"/>
+                <w:i/>
+                <w:iCs/>
+                <w:sz w:val="18"/>
+              </w:rPr>
+              <w:t xml:space="preserve">c</w:t>
+            </w:r>
+            <w:r>
+              <w:rPr>
+                <w:rFonts w:ascii="Times New Roman" w:hAnsi="Times New Roman"/>
+                <w:sz w:val="18"/>
+              </w:rPr>
+              <w:t xml:space="preserve">(</w:t>
+            </w:r>
+            <w:r>
+              <w:rPr>
+                <w:rFonts w:ascii="Times New Roman" w:hAnsi="Times New Roman"/>
+                <w:i/>
+                <w:iCs/>
+                <w:sz w:val="18"/>
+              </w:rPr>
+              <w:t xml:space="preserve">t</w:t>
+            </w:r>
+            <w:r>
+              <w:rPr>
+                <w:rFonts w:ascii="Times New Roman" w:hAnsi="Times New Roman"/>
+                <w:sz w:val="18"/>
+              </w:rPr>
+              <w:t xml:space="preserve">)</w:t>
+            </w:r>
+          </w:p>
+        </w:tc>
+        <w:tc>
+          <w:tcPr/>
+          <w:p>
+            <w:pPr>
+              <w:pStyle w:val="Compact"/>
+              <w:spacing w:line="240" w:lineRule="auto" w:after="0"/>
+            </w:pPr>
+            <w:r>
+              <w:rPr>
+                <w:rFonts w:ascii="Times New Roman" w:hAnsi="Times New Roman"/>
+                <w:sz w:val="18"/>
+              </w:rPr>
+              <w:t xml:space="preserve">Records enter only after publication, so recent years are under-represented; under incomplete reporting this is exactly an offset, not an approximation</w:t>
+            </w:r>
+          </w:p>
+        </w:tc>
+        <w:tc>
+          <w:tcPr/>
+          <w:p>
+            <w:pPr>
+              <w:pStyle w:val="Compact"/>
+              <w:spacing w:line="240" w:lineRule="auto" w:after="0"/>
+            </w:pPr>
+            <w:r>
+              <w:rPr>
+                <w:rFonts w:ascii="Times New Roman" w:hAnsi="Times New Roman"/>
+                <w:sz w:val="18"/>
+              </w:rPr>
+              <w:t xml:space="preserve">Corrects for right-censoring without consuming a degree of freedom</w:t>
+            </w:r>
+          </w:p>
+        </w:tc>
+      </w:tr>
+      <w:tr>
+        <w:tc>
+          <w:tcPr/>
+          <w:p>
+            <w:pPr>
+              <w:pStyle w:val="Compact"/>
+              <w:spacing w:line="240" w:lineRule="auto" w:after="0"/>
+            </w:pPr>
+            <w:r>
+              <w:rPr>
+                <w:rFonts w:ascii="Times New Roman" w:hAnsi="Times New Roman"/>
+                <w:sz w:val="18"/>
+              </w:rPr>
+              <w:t xml:space="preserve">(1|species), SD 0.405</w:t>
+            </w:r>
+          </w:p>
+        </w:tc>
+        <w:tc>
+          <w:tcPr/>
+          <w:p>
+            <w:pPr>
+              <w:pStyle w:val="Compact"/>
+              <w:spacing w:line="240" w:lineRule="auto" w:after="0"/>
+            </w:pPr>
+            <w:r>
+              <w:rPr>
+                <w:rFonts w:ascii="Times New Roman" w:hAnsi="Times New Roman"/>
+                <w:sz w:val="18"/>
+              </w:rPr>
+              <w:t xml:space="preserve">Body size, song conspicuousness, habitat accessibility, density and taxonomic attention</w:t>
+            </w:r>
+          </w:p>
+        </w:tc>
+        <w:tc>
+          <w:tcPr/>
+          <w:p>
+            <w:pPr>
+              <w:pStyle w:val="Compact"/>
+              <w:spacing w:line="240" w:lineRule="auto" w:after="0"/>
+            </w:pPr>
+            <w:r>
+              <w:rPr>
+                <w:rFonts w:ascii="Times New Roman" w:hAnsi="Times New Roman"/>
+                <w:sz w:val="18"/>
+              </w:rPr>
+              <w:t xml:space="preserve">×1.50 per SD; species span a 3.7-fold range</w:t>
+            </w:r>
+          </w:p>
+        </w:tc>
+      </w:tr>
+      <w:tr>
+        <w:tc>
+          <w:tcPr/>
+          <w:p>
+            <w:pPr>
+              <w:pStyle w:val="Compact"/>
+              <w:spacing w:line="240" w:lineRule="auto" w:after="0"/>
+            </w:pPr>
+            <w:r>
+              <w:rPr>
+                <w:rFonts w:ascii="Times New Roman" w:hAnsi="Times New Roman"/>
+                <w:sz w:val="18"/>
+              </w:rPr>
+              <w:t xml:space="preserve">(1|province), SD 0.326</w:t>
+            </w:r>
+          </w:p>
+        </w:tc>
+        <w:tc>
+          <w:tcPr/>
+          <w:p>
+            <w:pPr>
+              <w:pStyle w:val="Compact"/>
+              <w:spacing w:line="240" w:lineRule="auto" w:after="0"/>
+            </w:pPr>
+            <w:r>
+              <w:rPr>
+                <w:rFonts w:ascii="Times New Roman" w:hAnsi="Times New Roman"/>
+                <w:sz w:val="18"/>
+              </w:rPr>
+              <w:t xml:space="preserve">Area, terrain complexity, habitat diversity, observer population, research tradition</w:t>
+            </w:r>
+          </w:p>
+        </w:tc>
+        <w:tc>
+          <w:tcPr/>
+          <w:p>
+            <w:pPr>
+              <w:pStyle w:val="Compact"/>
+              <w:spacing w:line="240" w:lineRule="auto" w:after="0"/>
+            </w:pPr>
+            <w:r>
+              <w:rPr>
+                <w:rFonts w:ascii="Times New Roman" w:hAnsi="Times New Roman"/>
+                <w:sz w:val="18"/>
+              </w:rPr>
+              <w:t xml:space="preserve">×1.39 per SD</w:t>
+            </w:r>
+          </w:p>
+        </w:tc>
+      </w:tr>
+      <w:tr>
+        <w:tc>
+          <w:tcPr/>
+          <w:p>
+            <w:pPr>
+              <w:pStyle w:val="Compact"/>
+              <w:spacing w:line="240" w:lineRule="auto" w:after="0"/>
+            </w:pPr>
+            <w:r>
+              <w:rPr>
+                <w:rFonts w:ascii="Times New Roman" w:hAnsi="Times New Roman"/>
+                <w:sz w:val="18"/>
+              </w:rPr>
+              <w:t xml:space="preserve">(1|province:year), SD 0.804</w:t>
+            </w:r>
+          </w:p>
+        </w:tc>
+        <w:tc>
+          <w:tcPr/>
+          <w:p>
+            <w:pPr>
+              <w:pStyle w:val="Compact"/>
+              <w:spacing w:line="240" w:lineRule="auto" w:after="0"/>
+            </w:pPr>
+            <w:r>
+              <w:rPr>
+                <w:rFonts w:ascii="Times New Roman" w:hAnsi="Times New Roman"/>
+                <w:sz w:val="18"/>
+              </w:rPr>
+              <w:t xml:space="preserve">The scale at which the observation process operates: regional campaigns, festivals, new reserves, local reporting channels</w:t>
+            </w:r>
+          </w:p>
+        </w:tc>
+        <w:tc>
+          <w:tcPr/>
+          <w:p>
+            <w:pPr>
+              <w:pStyle w:val="Compact"/>
+              <w:spacing w:line="240" w:lineRule="auto" w:after="0"/>
+            </w:pPr>
+            <w:r>
+              <w:rPr>
+                <w:rFonts w:ascii="Times New Roman" w:hAnsi="Times New Roman"/>
+                <w:sz w:val="18"/>
+              </w:rPr>
+              <w:t xml:space="preserve">×2.23 per SD, larger than either fixed effect; levels span 13-fold</w:t>
+            </w:r>
+          </w:p>
+        </w:tc>
+      </w:tr>
+      <w:tr>
+        <w:tc>
+          <w:tcPr/>
+          <w:p>
+            <w:pPr>
+              <w:pStyle w:val="Compact"/>
+              <w:spacing w:line="240" w:lineRule="auto" w:after="0"/>
+            </w:pPr>
+            <w:r>
+              <w:rPr>
+                <w:rFonts w:ascii="Times New Roman" w:hAnsi="Times New Roman"/>
+                <w:sz w:val="18"/>
+              </w:rPr>
+              <w:t xml:space="preserve">Baseline 1980–2000</w:t>
+            </w:r>
+          </w:p>
+        </w:tc>
+        <w:tc>
+          <w:tcPr/>
+          <w:p>
+            <w:pPr>
+              <w:pStyle w:val="Compact"/>
+              <w:spacing w:line="240" w:lineRule="auto" w:after="0"/>
+            </w:pPr>
+            <w:r>
+              <w:rPr>
+                <w:rFonts w:ascii="Times New Roman" w:hAnsi="Times New Roman"/>
+                <w:sz w:val="18"/>
+              </w:rPr>
+              <w:t xml:space="preserve">Must end before the analysis period, or part of the warming being tested is written into the reference</w:t>
+            </w:r>
+          </w:p>
+        </w:tc>
+        <w:tc>
+          <w:tcPr/>
+          <w:p>
+            <w:pPr>
+              <w:pStyle w:val="Compact"/>
+              <w:spacing w:line="240" w:lineRule="auto" w:after="0"/>
+            </w:pPr>
+            <w:r>
+              <w:rPr>
+                <w:rFonts w:ascii="Times New Roman" w:hAnsi="Times New Roman"/>
+                <w:sz w:val="18"/>
+              </w:rPr>
+              <w:t xml:space="preserve">Anomalies measured against the most recent non-overlapping period</w:t>
+            </w:r>
+          </w:p>
+        </w:tc>
+      </w:tr>
+    </w:tbl>
+    <w:p>
+      <w:r>
+        <w:pict>
+          <v:rect style="width:0;height:1.5pt" o:hralign="center" o:hrstd="t" o:hr="t"/>
+        </w:pict>
+      </w:r>
+    </w:p>
+    <w:p>
+      <w:pPr>
+        <w:pStyle w:val="FirstParagraph"/>
+        <w:pageBreakBefore/>
+      </w:pPr>
+      <w:r>
+        <w:rPr>
+          <w:b/>
+          <w:bCs/>
+        </w:rPr>
+        <w:t xml:space="preserve">Table 6.</w:t>
+      </w:r>
+      <w:r>
+        <w:t xml:space="preserve"> </w:t>
+      </w:r>
+      <w:r>
+        <w:t xml:space="preserve">Migratory stratification. Full results in</w:t>
+      </w:r>
+      <w:r>
+        <w:t xml:space="preserve"> </w:t>
+      </w:r>
+      <w:r>
+        <w:rPr>
+          <w:rStyle w:val="VerbatimChar"/>
+        </w:rPr>
+        <w:t xml:space="preserve">tables/tbl_v2_migratory_ladder.csv</w:t>
+      </w:r>
+      <w:r>
+        <w:t xml:space="preserve">,</w:t>
+      </w:r>
+      <w:r>
+        <w:t xml:space="preserve"> </w:t>
+      </w:r>
+      <w:r>
+        <w:rPr>
+          <w:rStyle w:val="VerbatimChar"/>
+        </w:rPr>
+        <w:t xml:space="preserve">tbl_v2_migratory_stratified.csv</w:t>
+      </w:r>
+      <w:r>
+        <w:t xml:space="preserve"> </w:t>
+      </w:r>
+      <w:r>
+        <w:t xml:space="preserve">and</w:t>
+      </w:r>
+      <w:r>
+        <w:t xml:space="preserve"> </w:t>
+      </w:r>
+      <w:r>
+        <w:rPr>
+          <w:rStyle w:val="VerbatimChar"/>
+        </w:rPr>
+        <w:t xml:space="preserve">tbl_v2_migratory_interaction_by_group.csv</w:t>
+      </w:r>
+      <w:r>
+        <w:t xml:space="preserve">.</w:t>
+      </w:r>
+    </w:p>
+    <w:tbl>
+      <w:tblPr>
+        <w:tblStyle w:val="Table"/>
+        <w:tblW w:type="pct" w:w="5000"/>
+        <w:tblLayout w:type="fixed"/>
+        <w:tblLook w:firstRow="1" w:lastRow="0" w:firstColumn="0" w:lastColumn="0" w:noHBand="0" w:noVBand="0" w:val="0020"/>
+        <w:tblBorders>
+          <w:top w:val="single" w:sz="4" w:color="auto"/>
+          <w:left w:val="single" w:sz="4" w:color="auto"/>
+          <w:bottom w:val="single" w:sz="4" w:color="auto"/>
+          <w:right w:val="single" w:sz="4" w:color="auto"/>
+          <w:insideH w:val="single" w:sz="4" w:color="auto"/>
+          <w:insideV w:val="single" w:sz="4" w:color="auto"/>
+        </w:tblBorders>
+      </w:tblPr>
+      <w:tblGrid>
+        <w:gridCol w:w="1320"/>
+        <w:gridCol w:w="1320"/>
+        <w:gridCol w:w="1320"/>
+        <w:gridCol w:w="1320"/>
+        <w:gridCol w:w="1320"/>
+        <w:gridCol w:w="1320"/>
+      </w:tblGrid>
+      <w:tr>
+        <w:trPr>
+          <w:tblHeader w:val="on"/>
+        </w:trPr>
+        <w:tc>
+          <w:tcPr/>
+          <w:p>
+            <w:pPr>
+              <w:pStyle w:val="Compact"/>
+              <w:spacing w:line="240" w:lineRule="auto" w:after="0"/>
+            </w:pPr>
+            <w:r>
+              <w:rPr>
+                <w:rFonts w:ascii="Times New Roman" w:hAnsi="Times New Roman"/>
+                <w:sz w:val="18"/>
+              </w:rPr>
+              <w:t xml:space="preserve">Group</w:t>
+            </w:r>
+          </w:p>
+        </w:tc>
+        <w:tc>
+          <w:tcPr/>
+          <w:p>
+            <w:pPr>
+              <w:pStyle w:val="Compact"/>
+              <w:spacing w:line="240" w:lineRule="auto" w:after="0"/>
+            </w:pPr>
+            <w:r>
+              <w:rPr>
+                <w:rFonts w:ascii="Times New Roman" w:hAnsi="Times New Roman"/>
+                <w:sz w:val="18"/>
+              </w:rPr>
+              <w:t xml:space="preserve">Events</w:t>
+            </w:r>
+          </w:p>
+        </w:tc>
+        <w:tc>
+          <w:tcPr/>
+          <w:p>
+            <w:pPr>
+              <w:pStyle w:val="Compact"/>
+              <w:spacing w:line="240" w:lineRule="auto" w:after="0"/>
+            </w:pPr>
+            <w:r>
+              <w:rPr>
+                <w:rFonts w:ascii="Times New Roman" w:hAnsi="Times New Roman"/>
+                <w:sz w:val="18"/>
+              </w:rPr>
+              <w:t xml:space="preserve">Warming HR (95% CI)</w:t>
+            </w:r>
+          </w:p>
+        </w:tc>
+        <w:tc>
+          <w:tcPr/>
+          <w:p>
+            <w:pPr>
+              <w:pStyle w:val="Compact"/>
+              <w:spacing w:line="240" w:lineRule="auto" w:after="0"/>
+            </w:pPr>
+            <w:r>
+              <w:rPr>
+                <w:rFonts w:ascii="Times New Roman" w:hAnsi="Times New Roman"/>
+                <w:sz w:val="18"/>
+              </w:rPr>
+              <w:t xml:space="preserve">Effort HR (95% CI)</w:t>
+            </w:r>
+          </w:p>
+        </w:tc>
+        <w:tc>
+          <w:tcPr/>
+          <w:p>
+            <w:pPr>
+              <w:pStyle w:val="Compact"/>
+              <w:spacing w:line="240" w:lineRule="auto" w:after="0"/>
+            </w:pPr>
+            <w:r>
+              <w:rPr>
+                <w:rFonts w:ascii="Times New Roman" w:hAnsi="Times New Roman"/>
+                <w:sz w:val="18"/>
+              </w:rPr>
+              <w:t xml:space="preserve">Warming × effort HR</w:t>
+            </w:r>
+          </w:p>
+        </w:tc>
+        <w:tc>
+          <w:tcPr/>
+          <w:p>
+            <w:pPr>
+              <w:pStyle w:val="Compact"/>
+              <w:spacing w:line="240" w:lineRule="auto" w:after="0"/>
+            </w:pPr>
+            <w:r>
+              <w:rPr>
+                <w:rFonts w:ascii="Times New Roman" w:hAnsi="Times New Roman"/>
+                <w:i/>
+                <w:iCs/>
+                <w:sz w:val="18"/>
+              </w:rPr>
+              <w:t xml:space="preserve">P</w:t>
+            </w:r>
+          </w:p>
+        </w:tc>
+      </w:tr>
+      <w:tr>
+        <w:tc>
+          <w:tcPr/>
+          <w:p>
+            <w:pPr>
+              <w:pStyle w:val="Compact"/>
+              <w:spacing w:line="240" w:lineRule="auto" w:after="0"/>
+            </w:pPr>
+            <w:r>
+              <w:rPr>
+                <w:rFonts w:ascii="Times New Roman" w:hAnsi="Times New Roman"/>
+                <w:sz w:val="18"/>
+              </w:rPr>
+              <w:t xml:space="preserve">Resident</w:t>
+            </w:r>
+          </w:p>
+        </w:tc>
+        <w:tc>
+          <w:tcPr/>
+          <w:p>
+            <w:pPr>
+              <w:pStyle w:val="Compact"/>
+              <w:spacing w:line="240" w:lineRule="auto" w:after="0"/>
+            </w:pPr>
+            <w:r>
+              <w:rPr>
+                <w:rFonts w:ascii="Times New Roman" w:hAnsi="Times New Roman"/>
+                <w:sz w:val="18"/>
+              </w:rPr>
+              <w:t xml:space="preserve">218</w:t>
+            </w:r>
+          </w:p>
+        </w:tc>
+        <w:tc>
+          <w:tcPr/>
+          <w:p>
+            <w:pPr>
+              <w:pStyle w:val="Compact"/>
+              <w:spacing w:line="240" w:lineRule="auto" w:after="0"/>
+            </w:pPr>
+            <w:r>
+              <w:rPr>
+                <w:rFonts w:ascii="Times New Roman" w:hAnsi="Times New Roman"/>
+                <w:sz w:val="18"/>
+              </w:rPr>
+              <w:t xml:space="preserve">1.363 (1.158–1.605)</w:t>
+            </w:r>
+          </w:p>
+        </w:tc>
+        <w:tc>
+          <w:tcPr/>
+          <w:p>
+            <w:pPr>
+              <w:pStyle w:val="Compact"/>
+              <w:spacing w:line="240" w:lineRule="auto" w:after="0"/>
+            </w:pPr>
+            <w:r>
+              <w:rPr>
+                <w:rFonts w:ascii="Times New Roman" w:hAnsi="Times New Roman"/>
+                <w:sz w:val="18"/>
+              </w:rPr>
+              <w:t xml:space="preserve">1.293 (1.110–1.506)</w:t>
+            </w:r>
+          </w:p>
+        </w:tc>
+        <w:tc>
+          <w:tcPr/>
+          <w:p>
+            <w:pPr>
+              <w:pStyle w:val="Compact"/>
+              <w:spacing w:line="240" w:lineRule="auto" w:after="0"/>
+            </w:pPr>
+            <w:r>
+              <w:rPr>
+                <w:rFonts w:ascii="Times New Roman" w:hAnsi="Times New Roman"/>
+                <w:sz w:val="18"/>
+              </w:rPr>
+              <w:t xml:space="preserve">0.942</w:t>
+            </w:r>
+          </w:p>
+        </w:tc>
+        <w:tc>
+          <w:tcPr/>
+          <w:p>
+            <w:pPr>
+              <w:pStyle w:val="Compact"/>
+              <w:spacing w:line="240" w:lineRule="auto" w:after="0"/>
+            </w:pPr>
+            <w:r>
+              <w:rPr>
+                <w:rFonts w:ascii="Times New Roman" w:hAnsi="Times New Roman"/>
+                <w:sz w:val="18"/>
+              </w:rPr>
+              <w:t xml:space="preserve">0.54</w:t>
+            </w:r>
+          </w:p>
+        </w:tc>
+      </w:tr>
+      <w:tr>
+        <w:tc>
+          <w:tcPr/>
+          <w:p>
+            <w:pPr>
+              <w:pStyle w:val="Compact"/>
+              <w:spacing w:line="240" w:lineRule="auto" w:after="0"/>
+            </w:pPr>
+            <w:r>
+              <w:rPr>
+                <w:rFonts w:ascii="Times New Roman" w:hAnsi="Times New Roman"/>
+                <w:sz w:val="18"/>
+              </w:rPr>
+              <w:t xml:space="preserve">Partial migrant</w:t>
+            </w:r>
+          </w:p>
+        </w:tc>
+        <w:tc>
+          <w:tcPr/>
+          <w:p>
+            <w:pPr>
+              <w:pStyle w:val="Compact"/>
+              <w:spacing w:line="240" w:lineRule="auto" w:after="0"/>
+            </w:pPr>
+            <w:r>
+              <w:rPr>
+                <w:rFonts w:ascii="Times New Roman" w:hAnsi="Times New Roman"/>
+                <w:sz w:val="18"/>
+              </w:rPr>
+              <w:t xml:space="preserve">156</w:t>
+            </w:r>
+          </w:p>
+        </w:tc>
+        <w:tc>
+          <w:tcPr/>
+          <w:p>
+            <w:pPr>
+              <w:pStyle w:val="Compact"/>
+              <w:spacing w:line="240" w:lineRule="auto" w:after="0"/>
+            </w:pPr>
+            <w:r>
+              <w:rPr>
+                <w:rFonts w:ascii="Times New Roman" w:hAnsi="Times New Roman"/>
+                <w:sz w:val="18"/>
+              </w:rPr>
+              <w:t xml:space="preserve">1.507 (1.244–1.826)</w:t>
+            </w:r>
+          </w:p>
+        </w:tc>
+        <w:tc>
+          <w:tcPr/>
+          <w:p>
+            <w:pPr>
+              <w:pStyle w:val="Compact"/>
+              <w:spacing w:line="240" w:lineRule="auto" w:after="0"/>
+            </w:pPr>
+            <w:r>
+              <w:rPr>
+                <w:rFonts w:ascii="Times New Roman" w:hAnsi="Times New Roman"/>
+                <w:sz w:val="18"/>
+              </w:rPr>
+              <w:t xml:space="preserve">1.270 (1.030–1.566)</w:t>
+            </w:r>
+          </w:p>
+        </w:tc>
+        <w:tc>
+          <w:tcPr/>
+          <w:p>
+            <w:pPr>
+              <w:pStyle w:val="Compact"/>
+              <w:spacing w:line="240" w:lineRule="auto" w:after="0"/>
+            </w:pPr>
+            <w:r>
+              <w:rPr>
+                <w:rFonts w:ascii="Times New Roman" w:hAnsi="Times New Roman"/>
+                <w:sz w:val="18"/>
+              </w:rPr>
+              <w:t xml:space="preserve">1.053</w:t>
+            </w:r>
+          </w:p>
+        </w:tc>
+        <w:tc>
+          <w:tcPr/>
+          <w:p>
+            <w:pPr>
+              <w:pStyle w:val="Compact"/>
+              <w:spacing w:line="240" w:lineRule="auto" w:after="0"/>
+            </w:pPr>
+            <w:r>
+              <w:rPr>
+                <w:rFonts w:ascii="Times New Roman" w:hAnsi="Times New Roman"/>
+                <w:sz w:val="18"/>
+              </w:rPr>
+              <w:t xml:space="preserve">0.62</w:t>
+            </w:r>
+          </w:p>
+        </w:tc>
+      </w:tr>
+      <w:tr>
+        <w:tc>
+          <w:tcPr/>
+          <w:p>
+            <w:pPr>
+              <w:pStyle w:val="Compact"/>
+              <w:spacing w:line="240" w:lineRule="auto" w:after="0"/>
+            </w:pPr>
+            <w:r>
+              <w:rPr>
+                <w:rFonts w:ascii="Times New Roman" w:hAnsi="Times New Roman"/>
+                <w:sz w:val="18"/>
+              </w:rPr>
+              <w:t xml:space="preserve">Long-distance migrant</w:t>
+            </w:r>
+          </w:p>
+        </w:tc>
+        <w:tc>
+          <w:tcPr/>
+          <w:p>
+            <w:pPr>
+              <w:pStyle w:val="Compact"/>
+              <w:spacing w:line="240" w:lineRule="auto" w:after="0"/>
+            </w:pPr>
+            <w:r>
+              <w:rPr>
+                <w:rFonts w:ascii="Times New Roman" w:hAnsi="Times New Roman"/>
+                <w:sz w:val="18"/>
+              </w:rPr>
+              <w:t xml:space="preserve">175</w:t>
+            </w:r>
+          </w:p>
+        </w:tc>
+        <w:tc>
+          <w:tcPr/>
+          <w:p>
+            <w:pPr>
+              <w:pStyle w:val="Compact"/>
+              <w:spacing w:line="240" w:lineRule="auto" w:after="0"/>
+            </w:pPr>
+            <w:r>
+              <w:rPr>
+                <w:rFonts w:ascii="Times New Roman" w:hAnsi="Times New Roman"/>
+                <w:sz w:val="18"/>
+              </w:rPr>
+              <w:t xml:space="preserve">1.514 (1.265–1.812)</w:t>
+            </w:r>
+          </w:p>
+        </w:tc>
+        <w:tc>
+          <w:tcPr/>
+          <w:p>
+            <w:pPr>
+              <w:pStyle w:val="Compact"/>
+              <w:spacing w:line="240" w:lineRule="auto" w:after="0"/>
+            </w:pPr>
+            <w:r>
+              <w:rPr>
+                <w:rFonts w:ascii="Times New Roman" w:hAnsi="Times New Roman"/>
+                <w:sz w:val="18"/>
+              </w:rPr>
+              <w:t xml:space="preserve">1.344 (1.130–1.598)</w:t>
+            </w:r>
+          </w:p>
+        </w:tc>
+        <w:tc>
+          <w:tcPr/>
+          <w:p>
+            <w:pPr>
+              <w:pStyle w:val="Compact"/>
+              <w:spacing w:line="240" w:lineRule="auto" w:after="0"/>
+            </w:pPr>
+            <w:r>
+              <w:rPr>
+                <w:rFonts w:ascii="Times New Roman" w:hAnsi="Times New Roman"/>
+                <w:sz w:val="18"/>
+              </w:rPr>
+              <w:t xml:space="preserve">0.753</w:t>
+            </w:r>
+          </w:p>
+        </w:tc>
+        <w:tc>
+          <w:tcPr/>
+          <w:p>
+            <w:pPr>
+              <w:pStyle w:val="Compact"/>
+              <w:spacing w:line="240" w:lineRule="auto" w:after="0"/>
+            </w:pPr>
+            <w:r>
+              <w:rPr>
+                <w:rFonts w:ascii="Times New Roman" w:hAnsi="Times New Roman"/>
+                <w:sz w:val="18"/>
+              </w:rPr>
+              <w:t xml:space="preserve">0.0022</w:t>
+            </w:r>
+          </w:p>
+        </w:tc>
+      </w:tr>
+      <w:tr>
+        <w:tc>
+          <w:tcPr/>
+          <w:p>
+            <w:pPr>
+              <w:pStyle w:val="Compact"/>
+              <w:spacing w:line="240" w:lineRule="auto" w:after="0"/>
+            </w:pPr>
+            <w:r>
+              <w:rPr>
+                <w:rFonts w:ascii="Times New Roman" w:hAnsi="Times New Roman"/>
+                <w:i/>
+                <w:iCs/>
+                <w:sz w:val="18"/>
+              </w:rPr>
+              <w:t xml:space="preserve">Moderation tests</w:t>
+            </w:r>
+          </w:p>
+        </w:tc>
+        <w:tc>
+          <w:tcPr/>
+          <w:p>
+            <w:pPr>
+              <w:pStyle w:val="Compact"/>
+              <w:spacing w:line="240" w:lineRule="auto" w:after="0"/>
+            </w:pPr>
+          </w:p>
+        </w:tc>
+        <w:tc>
+          <w:tcPr/>
+          <w:p>
+            <w:pPr>
+              <w:pStyle w:val="Compact"/>
+              <w:spacing w:line="240" w:lineRule="auto" w:after="0"/>
+            </w:pPr>
+            <w:r>
+              <w:rPr>
+                <w:rFonts w:ascii="Times New Roman" w:hAnsi="Times New Roman"/>
+                <w:sz w:val="18"/>
+              </w:rPr>
+              <w:t xml:space="preserve">LR</w:t>
+            </w:r>
+            <w:r>
+              <w:rPr>
+                <w:rFonts w:ascii="Times New Roman" w:hAnsi="Times New Roman"/>
+                <w:sz w:val="18"/>
+              </w:rPr>
+              <w:t xml:space="preserve"> </w:t>
+            </w:r>
+            <w:r>
+              <w:rPr>
+                <w:rFonts w:ascii="Times New Roman" w:hAnsi="Times New Roman"/>
+                <w:i/>
+                <w:iCs/>
+                <w:sz w:val="18"/>
+              </w:rPr>
+              <w:t xml:space="preserve">P</w:t>
+            </w:r>
+            <w:r>
+              <w:rPr>
+                <w:rFonts w:ascii="Times New Roman" w:hAnsi="Times New Roman"/>
+                <w:sz w:val="18"/>
+              </w:rPr>
+              <w:t xml:space="preserve"> </w:t>
+            </w:r>
+            <w:r>
+              <w:rPr>
+                <w:rFonts w:ascii="Times New Roman" w:hAnsi="Times New Roman"/>
+                <w:sz w:val="18"/>
+              </w:rPr>
+              <w:t xml:space="preserve">= 0.693</w:t>
+            </w:r>
+          </w:p>
+        </w:tc>
+        <w:tc>
+          <w:tcPr/>
+          <w:p>
+            <w:pPr>
+              <w:pStyle w:val="Compact"/>
+              <w:spacing w:line="240" w:lineRule="auto" w:after="0"/>
+            </w:pPr>
+            <w:r>
+              <w:rPr>
+                <w:rFonts w:ascii="Times New Roman" w:hAnsi="Times New Roman"/>
+                <w:sz w:val="18"/>
+              </w:rPr>
+              <w:t xml:space="preserve">LR</w:t>
+            </w:r>
+            <w:r>
+              <w:rPr>
+                <w:rFonts w:ascii="Times New Roman" w:hAnsi="Times New Roman"/>
+                <w:sz w:val="18"/>
+              </w:rPr>
+              <w:t xml:space="preserve"> </w:t>
+            </w:r>
+            <w:r>
+              <w:rPr>
+                <w:rFonts w:ascii="Times New Roman" w:hAnsi="Times New Roman"/>
+                <w:i/>
+                <w:iCs/>
+                <w:sz w:val="18"/>
+              </w:rPr>
+              <w:t xml:space="preserve">P</w:t>
+            </w:r>
+            <w:r>
+              <w:rPr>
+                <w:rFonts w:ascii="Times New Roman" w:hAnsi="Times New Roman"/>
+                <w:sz w:val="18"/>
+              </w:rPr>
+              <w:t xml:space="preserve"> </w:t>
+            </w:r>
+            <w:r>
+              <w:rPr>
+                <w:rFonts w:ascii="Times New Roman" w:hAnsi="Times New Roman"/>
+                <w:sz w:val="18"/>
+              </w:rPr>
+              <w:t xml:space="preserve">= 0.854</w:t>
+            </w:r>
+          </w:p>
+        </w:tc>
+        <w:tc>
+          <w:tcPr/>
+          <w:p>
+            <w:pPr>
+              <w:pStyle w:val="Compact"/>
+              <w:spacing w:line="240" w:lineRule="auto" w:after="0"/>
+            </w:pPr>
+            <w:r>
+              <w:rPr>
+                <w:rFonts w:ascii="Times New Roman" w:hAnsi="Times New Roman"/>
+                <w:sz w:val="18"/>
+              </w:rPr>
+              <w:t xml:space="preserve">three-way LR</w:t>
+            </w:r>
+            <w:r>
+              <w:rPr>
+                <w:rFonts w:ascii="Times New Roman" w:hAnsi="Times New Roman"/>
+                <w:sz w:val="18"/>
+              </w:rPr>
+              <w:t xml:space="preserve"> </w:t>
+            </w:r>
+            <w:r>
+              <w:rPr>
+                <w:rFonts w:ascii="Times New Roman" w:hAnsi="Times New Roman"/>
+                <w:i/>
+                <w:iCs/>
+                <w:sz w:val="18"/>
+              </w:rPr>
+              <w:t xml:space="preserve">P</w:t>
+            </w:r>
+            <w:r>
+              <w:rPr>
+                <w:rFonts w:ascii="Times New Roman" w:hAnsi="Times New Roman"/>
+                <w:sz w:val="18"/>
+              </w:rPr>
+              <w:t xml:space="preserve"> </w:t>
+            </w:r>
+            <w:r>
+              <w:rPr>
+                <w:rFonts w:ascii="Times New Roman" w:hAnsi="Times New Roman"/>
+                <w:sz w:val="18"/>
+              </w:rPr>
+              <w:t xml:space="preserve">= 0.256</w:t>
+            </w:r>
+          </w:p>
+        </w:tc>
+        <w:tc>
+          <w:tcPr/>
+          <w:p>
+            <w:pPr>
+              <w:pStyle w:val="Compact"/>
+              <w:spacing w:line="240" w:lineRule="auto" w:after="0"/>
+            </w:pPr>
+          </w:p>
+        </w:tc>
+      </w:tr>
+    </w:tbl>
+    <w:p>
+      <w:pPr>
+        <w:pStyle w:val="BodyText"/>
+        <w:pageBreakBefore/>
+      </w:pPr>
+      <w:r>
+        <w:rPr>
+          <w:b/>
+          <w:bCs/>
+        </w:rPr>
+        <w:t xml:space="preserve">Table 7.</w:t>
+      </w:r>
+      <w:r>
+        <w:t xml:space="preserve"> </w:t>
+      </w:r>
+      <w:r>
+        <w:t xml:space="preserve">Species-level range measures, all from phylogenetic logistic regression on the dated</w:t>
+      </w:r>
+      <w:r>
+        <w:t xml:space="preserve"> </w:t>
+      </w:r>
+      <w:r>
+        <w:t xml:space="preserve">tree. Full results in</w:t>
+      </w:r>
+      <w:r>
+        <w:t xml:space="preserve"> </w:t>
+      </w:r>
+      <w:r>
+        <w:rPr>
+          <w:rStyle w:val="VerbatimChar"/>
+        </w:rPr>
+        <w:t xml:space="preserve">tables/tbl_v2_species_range_measures.csv</w:t>
+      </w:r>
+      <w:r>
+        <w:t xml:space="preserve"> </w:t>
+      </w:r>
+      <w:r>
+        <w:t xml:space="preserve">and</w:t>
+      </w:r>
+      <w:r>
+        <w:t xml:space="preserve"> </w:t>
+      </w:r>
+      <w:r>
+        <w:rPr>
+          <w:rStyle w:val="VerbatimChar"/>
+        </w:rPr>
+        <w:t xml:space="preserve">tbl_v2_species_range_circularity.csv</w:t>
+      </w:r>
+      <w:r>
+        <w:t xml:space="preserve">.</w:t>
+      </w:r>
+    </w:p>
+    <w:tbl>
+      <w:tblPr>
+        <w:tblStyle w:val="Table"/>
+        <w:tblW w:type="pct" w:w="5000"/>
+        <w:tblLayout w:type="fixed"/>
+        <w:tblLook w:firstRow="1" w:lastRow="0" w:firstColumn="0" w:lastColumn="0" w:noHBand="0" w:noVBand="0" w:val="0020"/>
+        <w:tblBorders>
+          <w:top w:val="single" w:sz="4" w:color="auto"/>
+          <w:left w:val="single" w:sz="4" w:color="auto"/>
+          <w:bottom w:val="single" w:sz="4" w:color="auto"/>
+          <w:right w:val="single" w:sz="4" w:color="auto"/>
+          <w:insideH w:val="single" w:sz="4" w:color="auto"/>
+          <w:insideV w:val="single" w:sz="4" w:color="auto"/>
+        </w:tblBorders>
+      </w:tblPr>
+      <w:tblGrid>
+        <w:gridCol w:w="1584"/>
+        <w:gridCol w:w="1584"/>
+        <w:gridCol w:w="1584"/>
+        <w:gridCol w:w="1584"/>
+        <w:gridCol w:w="1584"/>
+      </w:tblGrid>
+      <w:tr>
+        <w:trPr>
+          <w:tblHeader w:val="on"/>
+        </w:trPr>
+        <w:tc>
+          <w:tcPr/>
+          <w:p>
+            <w:pPr>
+              <w:pStyle w:val="Compact"/>
+              <w:spacing w:line="240" w:lineRule="auto" w:after="0"/>
+            </w:pPr>
+            <w:r>
+              <w:rPr>
+                <w:rFonts w:ascii="Times New Roman" w:hAnsi="Times New Roman"/>
+                <w:sz w:val="18"/>
+              </w:rPr>
+              <w:t xml:space="preserve">Measure</w:t>
+            </w:r>
+          </w:p>
+        </w:tc>
+        <w:tc>
+          <w:tcPr/>
+          <w:p>
+            <w:pPr>
+              <w:pStyle w:val="Compact"/>
+              <w:spacing w:line="240" w:lineRule="auto" w:after="0"/>
+            </w:pPr>
+            <w:r>
+              <w:rPr>
+                <w:rFonts w:ascii="Times New Roman" w:hAnsi="Times New Roman"/>
+                <w:i/>
+                <w:iCs/>
+                <w:sz w:val="18"/>
+              </w:rPr>
+              <w:t xml:space="preserve">n</w:t>
+            </w:r>
+          </w:p>
+        </w:tc>
+        <w:tc>
+          <w:tcPr/>
+          <w:p>
+            <w:pPr>
+              <w:pStyle w:val="Compact"/>
+              <w:spacing w:line="240" w:lineRule="auto" w:after="0"/>
+            </w:pPr>
+            <w:r>
+              <w:rPr>
+                <w:rFonts w:ascii="Times New Roman" w:hAnsi="Times New Roman"/>
+                <w:sz w:val="18"/>
+              </w:rPr>
+              <w:t xml:space="preserve">Species with a record</w:t>
+            </w:r>
+          </w:p>
+        </w:tc>
+        <w:tc>
+          <w:tcPr/>
+          <w:p>
+            <w:pPr>
+              <w:pStyle w:val="Compact"/>
+              <w:spacing w:line="240" w:lineRule="auto" w:after="0"/>
+            </w:pPr>
+            <w:r>
+              <w:rPr>
+                <w:rFonts w:ascii="Times New Roman" w:hAnsi="Times New Roman"/>
+                <w:sz w:val="18"/>
+              </w:rPr>
+              <w:t xml:space="preserve">OR per SD (95% CI)</w:t>
+            </w:r>
+          </w:p>
+        </w:tc>
+        <w:tc>
+          <w:tcPr/>
+          <w:p>
+            <w:pPr>
+              <w:pStyle w:val="Compact"/>
+              <w:spacing w:line="240" w:lineRule="auto" w:after="0"/>
+            </w:pPr>
+            <w:r>
+              <w:rPr>
+                <w:rFonts w:ascii="Times New Roman" w:hAnsi="Times New Roman"/>
+                <w:i/>
+                <w:iCs/>
+                <w:sz w:val="18"/>
+              </w:rPr>
+              <w:t xml:space="preserve">P</w:t>
+            </w:r>
+          </w:p>
+        </w:tc>
+      </w:tr>
+      <w:tr>
+        <w:tc>
+          <w:tcPr/>
+          <w:p>
+            <w:pPr>
+              <w:pStyle w:val="Compact"/>
+              <w:spacing w:line="240" w:lineRule="auto" w:after="0"/>
+            </w:pPr>
+            <w:r>
+              <w:rPr>
+                <w:rFonts w:ascii="Times New Roman" w:hAnsi="Times New Roman"/>
+                <w:sz w:val="18"/>
+              </w:rPr>
+              <w:t xml:space="preserve">Global range area (AVONET)</w:t>
+            </w:r>
+          </w:p>
+        </w:tc>
+        <w:tc>
+          <w:tcPr/>
+          <w:p>
+            <w:pPr>
+              <w:pStyle w:val="Compact"/>
+              <w:spacing w:line="240" w:lineRule="auto" w:after="0"/>
+            </w:pPr>
+            <w:r>
+              <w:rPr>
+                <w:rFonts w:ascii="Times New Roman" w:hAnsi="Times New Roman"/>
+                <w:sz w:val="18"/>
+              </w:rPr>
+              <w:t xml:space="preserve">1,298</w:t>
+            </w:r>
+          </w:p>
+        </w:tc>
+        <w:tc>
+          <w:tcPr/>
+          <w:p>
+            <w:pPr>
+              <w:pStyle w:val="Compact"/>
+              <w:spacing w:line="240" w:lineRule="auto" w:after="0"/>
+            </w:pPr>
+            <w:r>
+              <w:rPr>
+                <w:rFonts w:ascii="Times New Roman" w:hAnsi="Times New Roman"/>
+                <w:sz w:val="18"/>
+              </w:rPr>
+              <w:t xml:space="preserve">334</w:t>
+            </w:r>
+          </w:p>
+        </w:tc>
+        <w:tc>
+          <w:tcPr/>
+          <w:p>
+            <w:pPr>
+              <w:pStyle w:val="Compact"/>
+              <w:spacing w:line="240" w:lineRule="auto" w:after="0"/>
+            </w:pPr>
+            <w:r>
+              <w:rPr>
+                <w:rFonts w:ascii="Times New Roman" w:hAnsi="Times New Roman"/>
+                <w:sz w:val="18"/>
+              </w:rPr>
+              <w:t xml:space="preserve">1.456 (1.204–1.762)</w:t>
+            </w:r>
+          </w:p>
+        </w:tc>
+        <w:tc>
+          <w:tcPr/>
+          <w:p>
+            <w:pPr>
+              <w:pStyle w:val="Compact"/>
+              <w:spacing w:line="240" w:lineRule="auto" w:after="0"/>
+            </w:pPr>
+            <w:r>
+              <w:rPr>
+                <w:rFonts w:ascii="Times New Roman" w:hAnsi="Times New Roman"/>
+                <w:sz w:val="18"/>
+              </w:rPr>
+              <w:t xml:space="preserve">1.1 × 10⁻⁴</w:t>
+            </w:r>
+          </w:p>
+        </w:tc>
+      </w:tr>
+      <w:tr>
+        <w:tc>
+          <w:tcPr/>
+          <w:p>
+            <w:pPr>
+              <w:pStyle w:val="Compact"/>
+              <w:spacing w:line="240" w:lineRule="auto" w:after="0"/>
+            </w:pPr>
+            <w:r>
+              <w:rPr>
+                <w:rFonts w:ascii="Times New Roman" w:hAnsi="Times New Roman"/>
+                <w:sz w:val="18"/>
+              </w:rPr>
+              <w:t xml:space="preserve">China range area (BirdLife, clipped)</w:t>
+            </w:r>
+          </w:p>
+        </w:tc>
+        <w:tc>
+          <w:tcPr/>
+          <w:p>
+            <w:pPr>
+              <w:pStyle w:val="Compact"/>
+              <w:spacing w:line="240" w:lineRule="auto" w:after="0"/>
+            </w:pPr>
+            <w:r>
+              <w:rPr>
+                <w:rFonts w:ascii="Times New Roman" w:hAnsi="Times New Roman"/>
+                <w:sz w:val="18"/>
+              </w:rPr>
+              <w:t xml:space="preserve">1,003</w:t>
+            </w:r>
+          </w:p>
+        </w:tc>
+        <w:tc>
+          <w:tcPr/>
+          <w:p>
+            <w:pPr>
+              <w:pStyle w:val="Compact"/>
+              <w:spacing w:line="240" w:lineRule="auto" w:after="0"/>
+            </w:pPr>
+            <w:r>
+              <w:rPr>
+                <w:rFonts w:ascii="Times New Roman" w:hAnsi="Times New Roman"/>
+                <w:sz w:val="18"/>
+              </w:rPr>
+              <w:t xml:space="preserve">312</w:t>
+            </w:r>
+          </w:p>
+        </w:tc>
+        <w:tc>
+          <w:tcPr/>
+          <w:p>
+            <w:pPr>
+              <w:pStyle w:val="Compact"/>
+              <w:spacing w:line="240" w:lineRule="auto" w:after="0"/>
+            </w:pPr>
+            <w:r>
+              <w:rPr>
+                <w:rFonts w:ascii="Times New Roman" w:hAnsi="Times New Roman"/>
+                <w:sz w:val="18"/>
+              </w:rPr>
+              <w:t xml:space="preserve">1.653 (1.420–1.925)</w:t>
+            </w:r>
+          </w:p>
+        </w:tc>
+        <w:tc>
+          <w:tcPr/>
+          <w:p>
+            <w:pPr>
+              <w:pStyle w:val="Compact"/>
+              <w:spacing w:line="240" w:lineRule="auto" w:after="0"/>
+            </w:pPr>
+            <w:r>
+              <w:rPr>
+                <w:rFonts w:ascii="Times New Roman" w:hAnsi="Times New Roman"/>
+                <w:sz w:val="18"/>
+              </w:rPr>
+              <w:t xml:space="preserve">9.0 × 10⁻¹¹</w:t>
+            </w:r>
+          </w:p>
+        </w:tc>
+      </w:tr>
+      <w:tr>
+        <w:tc>
+          <w:tcPr/>
+          <w:p>
+            <w:pPr>
+              <w:pStyle w:val="Compact"/>
+              <w:spacing w:line="240" w:lineRule="auto" w:after="0"/>
+            </w:pPr>
+            <w:r>
+              <w:rPr>
+                <w:rFonts w:ascii="Times New Roman" w:hAnsi="Times New Roman"/>
+                <w:sz w:val="18"/>
+              </w:rPr>
+              <w:t xml:space="preserve">Provinces occupied —</w:t>
+            </w:r>
+            <w:r>
+              <w:rPr>
+                <w:rFonts w:ascii="Times New Roman" w:hAnsi="Times New Roman"/>
+                <w:sz w:val="18"/>
+              </w:rPr>
+              <w:t xml:space="preserve"> </w:t>
+            </w:r>
+            <w:r>
+              <w:rPr>
+                <w:rFonts w:ascii="Times New Roman" w:hAnsi="Times New Roman"/>
+                <w:i/>
+                <w:iCs/>
+                <w:sz w:val="18"/>
+              </w:rPr>
+              <w:t xml:space="preserve">not reported as a result</w:t>
+            </w:r>
+          </w:p>
+        </w:tc>
+        <w:tc>
+          <w:tcPr/>
+          <w:p>
+            <w:pPr>
+              <w:pStyle w:val="Compact"/>
+              <w:spacing w:line="240" w:lineRule="auto" w:after="0"/>
+            </w:pPr>
+            <w:r>
+              <w:rPr>
+                <w:rFonts w:ascii="Times New Roman" w:hAnsi="Times New Roman"/>
+                <w:sz w:val="18"/>
+              </w:rPr>
+              <w:t xml:space="preserve">1,298</w:t>
+            </w:r>
+          </w:p>
+        </w:tc>
+        <w:tc>
+          <w:tcPr/>
+          <w:p>
+            <w:pPr>
+              <w:pStyle w:val="Compact"/>
+              <w:spacing w:line="240" w:lineRule="auto" w:after="0"/>
+            </w:pPr>
+            <w:r>
+              <w:rPr>
+                <w:rFonts w:ascii="Times New Roman" w:hAnsi="Times New Roman"/>
+                <w:sz w:val="18"/>
+              </w:rPr>
+              <w:t xml:space="preserve">334</w:t>
+            </w:r>
+          </w:p>
+        </w:tc>
+        <w:tc>
+          <w:tcPr/>
+          <w:p>
+            <w:pPr>
+              <w:pStyle w:val="Compact"/>
+              <w:spacing w:line="240" w:lineRule="auto" w:after="0"/>
+            </w:pPr>
+            <w:r>
+              <w:rPr>
+                <w:rFonts w:ascii="Times New Roman" w:hAnsi="Times New Roman"/>
+                <w:sz w:val="18"/>
+              </w:rPr>
+              <w:t xml:space="preserve">2.09</w:t>
+            </w:r>
+          </w:p>
+        </w:tc>
+        <w:tc>
+          <w:tcPr/>
+          <w:p>
+            <w:pPr>
+              <w:pStyle w:val="Compact"/>
+              <w:spacing w:line="240" w:lineRule="auto" w:after="0"/>
+            </w:pPr>
+            <w:r>
+              <w:rPr>
+                <w:rFonts w:ascii="Times New Roman" w:hAnsi="Times New Roman"/>
+                <w:sz w:val="18"/>
+              </w:rPr>
+              <w:t xml:space="preserve">5 × 10⁻¹⁵</w:t>
+            </w:r>
+          </w:p>
+        </w:tc>
+      </w:tr>
+    </w:tbl>
+    <w:p>
+      <w:pPr>
+        <w:pStyle w:val="BodyText"/>
+        <w:pageBreakBefore/>
+      </w:pPr>
+      <w:r>
+        <w:rPr>
+          <w:b/>
+          <w:bCs/>
+        </w:rPr>
+        <w:t xml:space="preserve">Table 8.</w:t>
+      </w:r>
+      <w:r>
+        <w:t xml:space="preserve"> </w:t>
+      </w:r>
+      <w:r>
+        <w:t xml:space="preserve">Province-level models. Full results in</w:t>
+      </w:r>
+      <w:r>
+        <w:t xml:space="preserve"> </w:t>
+      </w:r>
+      <w:r>
+        <w:rPr>
+          <w:rStyle w:val="VerbatimChar"/>
+        </w:rPr>
+        <w:t xml:space="preserve">tables/tbl_v2_province_*.csv</w:t>
+      </w:r>
+      <w:r>
+        <w:t xml:space="preserve">.</w:t>
+      </w:r>
+    </w:p>
+    <w:tbl>
+      <w:tblPr>
+        <w:tblStyle w:val="Table"/>
+        <w:tblW w:type="auto" w:w="0"/>
+        <w:tblLook w:firstRow="1" w:lastRow="0" w:firstColumn="0" w:lastColumn="0" w:noHBand="0" w:noVBand="0" w:val="0020"/>
+        <w:tblBorders>
+          <w:top w:val="single" w:sz="4" w:color="auto"/>
+          <w:left w:val="single" w:sz="4" w:color="auto"/>
+          <w:bottom w:val="single" w:sz="4" w:color="auto"/>
+          <w:right w:val="single" w:sz="4" w:color="auto"/>
+          <w:insideH w:val="single" w:sz="4" w:color="auto"/>
+          <w:insideV w:val="single" w:sz="4" w:color="auto"/>
+        </w:tblBorders>
+      </w:tblPr>
+      <w:tblGrid>
+        <w:gridCol w:w="1980"/>
+        <w:gridCol w:w="1980"/>
+        <w:gridCol w:w="1980"/>
+        <w:gridCol w:w="1980"/>
+      </w:tblGrid>
+      <w:tr>
+        <w:trPr>
+          <w:tblHeader w:val="on"/>
+        </w:trPr>
+        <w:tc>
+          <w:tcPr/>
+          <w:p>
+            <w:pPr>
+              <w:pStyle w:val="Compact"/>
+              <w:spacing w:line="240" w:lineRule="auto" w:after="0"/>
+            </w:pPr>
+            <w:r>
+              <w:rPr>
+                <w:rFonts w:ascii="Times New Roman" w:hAnsi="Times New Roman"/>
+                <w:sz w:val="18"/>
+              </w:rPr>
+              <w:t xml:space="preserve">Model</w:t>
+            </w:r>
+          </w:p>
+        </w:tc>
+        <w:tc>
+          <w:tcPr/>
+          <w:p>
+            <w:pPr>
+              <w:pStyle w:val="Compact"/>
+              <w:spacing w:line="240" w:lineRule="auto" w:after="0"/>
+            </w:pPr>
+            <w:r>
+              <w:rPr>
+                <w:rFonts w:ascii="Times New Roman" w:hAnsi="Times New Roman"/>
+                <w:sz w:val="18"/>
+              </w:rPr>
+              <w:t xml:space="preserve">Dispersion</w:t>
+            </w:r>
+          </w:p>
+        </w:tc>
+        <w:tc>
+          <w:tcPr/>
+          <w:p>
+            <w:pPr>
+              <w:pStyle w:val="Compact"/>
+              <w:spacing w:line="240" w:lineRule="auto" w:after="0"/>
+            </w:pPr>
+            <w:r>
+              <w:rPr>
+                <w:rFonts w:ascii="Times New Roman" w:hAnsi="Times New Roman"/>
+                <w:i/>
+                <w:iCs/>
+                <w:sz w:val="18"/>
+              </w:rPr>
+              <w:t xml:space="preserve">P</w:t>
+            </w:r>
+          </w:p>
+        </w:tc>
+        <w:tc>
+          <w:tcPr/>
+          <w:p>
+            <w:pPr>
+              <w:pStyle w:val="Compact"/>
+              <w:spacing w:line="240" w:lineRule="auto" w:after="0"/>
+            </w:pPr>
+            <w:r>
+              <w:rPr>
+                <w:rFonts w:ascii="Times New Roman" w:hAnsi="Times New Roman"/>
+                <w:sz w:val="18"/>
+              </w:rPr>
+              <w:t xml:space="preserve">AICc</w:t>
+            </w:r>
+          </w:p>
+        </w:tc>
+      </w:tr>
+      <w:tr>
+        <w:tc>
+          <w:tcPr/>
+          <w:p>
+            <w:pPr>
+              <w:pStyle w:val="Compact"/>
+              <w:spacing w:line="240" w:lineRule="auto" w:after="0"/>
+            </w:pPr>
+            <w:r>
+              <w:rPr>
+                <w:rFonts w:ascii="Times New Roman" w:hAnsi="Times New Roman"/>
+                <w:sz w:val="18"/>
+              </w:rPr>
+              <w:t xml:space="preserve">Poisson</w:t>
+            </w:r>
+          </w:p>
+        </w:tc>
+        <w:tc>
+          <w:tcPr/>
+          <w:p>
+            <w:pPr>
+              <w:pStyle w:val="Compact"/>
+              <w:spacing w:line="240" w:lineRule="auto" w:after="0"/>
+            </w:pPr>
+            <w:r>
+              <w:rPr>
+                <w:rFonts w:ascii="Times New Roman" w:hAnsi="Times New Roman"/>
+                <w:sz w:val="18"/>
+              </w:rPr>
+              <w:t xml:space="preserve">5.60</w:t>
+            </w:r>
+          </w:p>
+        </w:tc>
+        <w:tc>
+          <w:tcPr/>
+          <w:p>
+            <w:pPr>
+              <w:pStyle w:val="Compact"/>
+              <w:spacing w:line="240" w:lineRule="auto" w:after="0"/>
+            </w:pPr>
+            <w:r>
+              <w:rPr>
+                <w:rFonts w:ascii="Times New Roman" w:hAnsi="Times New Roman"/>
+                <w:sz w:val="18"/>
+              </w:rPr>
+              <w:t xml:space="preserve">2.3 × 10⁻¹⁷</w:t>
+            </w:r>
+          </w:p>
+        </w:tc>
+        <w:tc>
+          <w:tcPr/>
+          <w:p>
+            <w:pPr>
+              <w:pStyle w:val="Compact"/>
+              <w:spacing w:line="240" w:lineRule="auto" w:after="0"/>
+            </w:pPr>
+            <w:r>
+              <w:rPr>
+                <w:rFonts w:ascii="Times New Roman" w:hAnsi="Times New Roman"/>
+                <w:sz w:val="18"/>
+              </w:rPr>
+              <w:t xml:space="preserve">302.2</w:t>
+            </w:r>
+          </w:p>
+        </w:tc>
+      </w:tr>
+      <w:tr>
+        <w:tc>
+          <w:tcPr/>
+          <w:p>
+            <w:pPr>
+              <w:pStyle w:val="Compact"/>
+              <w:spacing w:line="240" w:lineRule="auto" w:after="0"/>
+            </w:pPr>
+            <w:r>
+              <w:rPr>
+                <w:rFonts w:ascii="Times New Roman" w:hAnsi="Times New Roman"/>
+                <w:sz w:val="18"/>
+              </w:rPr>
+              <w:t xml:space="preserve">Negative binomial</w:t>
+            </w:r>
+          </w:p>
+        </w:tc>
+        <w:tc>
+          <w:tcPr/>
+          <w:p>
+            <w:pPr>
+              <w:pStyle w:val="Compact"/>
+              <w:spacing w:line="240" w:lineRule="auto" w:after="0"/>
+            </w:pPr>
+            <w:r>
+              <w:rPr>
+                <w:rFonts w:ascii="Times New Roman" w:hAnsi="Times New Roman"/>
+                <w:sz w:val="18"/>
+              </w:rPr>
+              <w:t xml:space="preserve">1.24</w:t>
+            </w:r>
+          </w:p>
+        </w:tc>
+        <w:tc>
+          <w:tcPr/>
+          <w:p>
+            <w:pPr>
+              <w:pStyle w:val="Compact"/>
+              <w:spacing w:line="240" w:lineRule="auto" w:after="0"/>
+            </w:pPr>
+            <w:r>
+              <w:rPr>
+                <w:rFonts w:ascii="Times New Roman" w:hAnsi="Times New Roman"/>
+                <w:sz w:val="18"/>
+              </w:rPr>
+              <w:t xml:space="preserve">0.20</w:t>
+            </w:r>
+          </w:p>
+        </w:tc>
+        <w:tc>
+          <w:tcPr/>
+          <w:p>
+            <w:pPr>
+              <w:pStyle w:val="Compact"/>
+              <w:spacing w:line="240" w:lineRule="auto" w:after="0"/>
+            </w:pPr>
+            <w:r>
+              <w:rPr>
+                <w:rFonts w:ascii="Times New Roman" w:hAnsi="Times New Roman"/>
+                <w:sz w:val="18"/>
+              </w:rPr>
+              <w:t xml:space="preserve">246.5</w:t>
+            </w:r>
+          </w:p>
+        </w:tc>
+      </w:tr>
+      <w:tr>
+        <w:tc>
+          <w:tcPr/>
+          <w:p>
+            <w:pPr>
+              <w:pStyle w:val="Compact"/>
+              <w:spacing w:line="240" w:lineRule="auto" w:after="0"/>
+            </w:pPr>
+            <w:r>
+              <w:rPr>
+                <w:rFonts w:ascii="Times New Roman" w:hAnsi="Times New Roman"/>
+                <w:sz w:val="18"/>
+              </w:rPr>
+              <w:t xml:space="preserve">Negative binomial, recent effort as offset</w:t>
+            </w:r>
+          </w:p>
+        </w:tc>
+        <w:tc>
+          <w:tcPr/>
+          <w:p>
+            <w:pPr>
+              <w:pStyle w:val="Compact"/>
+              <w:spacing w:line="240" w:lineRule="auto" w:after="0"/>
+            </w:pPr>
+            <w:r>
+              <w:rPr>
+                <w:rFonts w:ascii="Times New Roman" w:hAnsi="Times New Roman"/>
+                <w:sz w:val="18"/>
+              </w:rPr>
+              <w:t xml:space="preserve">1.52</w:t>
+            </w:r>
+          </w:p>
+        </w:tc>
+        <w:tc>
+          <w:tcPr/>
+          <w:p>
+            <w:pPr>
+              <w:pStyle w:val="Compact"/>
+              <w:spacing w:line="240" w:lineRule="auto" w:after="0"/>
+            </w:pPr>
+            <w:r>
+              <w:rPr>
+                <w:rFonts w:ascii="Times New Roman" w:hAnsi="Times New Roman"/>
+                <w:sz w:val="18"/>
+              </w:rPr>
+              <w:t xml:space="preserve">—</w:t>
+            </w:r>
+          </w:p>
+        </w:tc>
+        <w:tc>
+          <w:tcPr/>
+          <w:p>
+            <w:pPr>
+              <w:pStyle w:val="Compact"/>
+              <w:spacing w:line="240" w:lineRule="auto" w:after="0"/>
+            </w:pPr>
+            <w:r>
+              <w:rPr>
+                <w:rFonts w:ascii="Times New Roman" w:hAnsi="Times New Roman"/>
+                <w:sz w:val="18"/>
+              </w:rPr>
+              <w:t xml:space="preserve">266.8</w:t>
+            </w:r>
+          </w:p>
+        </w:tc>
+      </w:tr>
+    </w:tbl>
+    <w:p/>
+    <w:tbl>
+      <w:tblPr>
+        <w:tblStyle w:val="Table"/>
+        <w:tblW w:type="auto" w:w="0"/>
+        <w:tblLook w:firstRow="1" w:lastRow="0" w:firstColumn="0" w:lastColumn="0" w:noHBand="0" w:noVBand="0" w:val="0020"/>
+        <w:tblBorders>
+          <w:top w:val="single" w:sz="4" w:color="auto"/>
+          <w:left w:val="single" w:sz="4" w:color="auto"/>
+          <w:bottom w:val="single" w:sz="4" w:color="auto"/>
+          <w:right w:val="single" w:sz="4" w:color="auto"/>
+          <w:insideH w:val="single" w:sz="4" w:color="auto"/>
+          <w:insideV w:val="single" w:sz="4" w:color="auto"/>
+        </w:tblBorders>
+      </w:tblPr>
+      <w:tblGrid>
+        <w:gridCol w:w="2640"/>
+        <w:gridCol w:w="2640"/>
+        <w:gridCol w:w="2640"/>
+      </w:tblGrid>
+      <w:tr>
+        <w:trPr>
+          <w:tblHeader w:val="on"/>
+        </w:trPr>
+        <w:tc>
+          <w:tcPr/>
+          <w:p>
+            <w:pPr>
+              <w:pStyle w:val="Compact"/>
+              <w:spacing w:line="240" w:lineRule="auto" w:after="0"/>
+            </w:pPr>
+            <w:r>
+              <w:rPr>
+                <w:rFonts w:ascii="Times New Roman" w:hAnsi="Times New Roman"/>
+                <w:sz w:val="18"/>
+              </w:rPr>
+              <w:t xml:space="preserve">Term</w:t>
+            </w:r>
+          </w:p>
+        </w:tc>
+        <w:tc>
+          <w:tcPr/>
+          <w:p>
+            <w:pPr>
+              <w:pStyle w:val="Compact"/>
+              <w:spacing w:line="240" w:lineRule="auto" w:after="0"/>
+            </w:pPr>
+            <w:r>
+              <w:rPr>
+                <w:rFonts w:ascii="Times New Roman" w:hAnsi="Times New Roman"/>
+                <w:sz w:val="18"/>
+              </w:rPr>
+              <w:t xml:space="preserve">Counts, IRR</w:t>
+            </w:r>
+          </w:p>
+        </w:tc>
+        <w:tc>
+          <w:tcPr/>
+          <w:p>
+            <w:pPr>
+              <w:pStyle w:val="Compact"/>
+              <w:spacing w:line="240" w:lineRule="auto" w:after="0"/>
+            </w:pPr>
+            <w:r>
+              <w:rPr>
+                <w:rFonts w:ascii="Times New Roman" w:hAnsi="Times New Roman"/>
+                <w:sz w:val="18"/>
+              </w:rPr>
+              <w:t xml:space="preserve">Rate per unit of effort, IRR</w:t>
+            </w:r>
+          </w:p>
+        </w:tc>
+      </w:tr>
+      <w:tr>
+        <w:tc>
+          <w:tcPr/>
+          <w:p>
+            <w:pPr>
+              <w:pStyle w:val="Compact"/>
+              <w:spacing w:line="240" w:lineRule="auto" w:after="0"/>
+            </w:pPr>
+            <w:r>
+              <w:rPr>
+                <w:rFonts w:ascii="Times New Roman" w:hAnsi="Times New Roman"/>
+                <w:sz w:val="18"/>
+              </w:rPr>
+              <w:t xml:space="preserve">Regional species richness</w:t>
+            </w:r>
+          </w:p>
+        </w:tc>
+        <w:tc>
+          <w:tcPr/>
+          <w:p>
+            <w:pPr>
+              <w:pStyle w:val="Compact"/>
+              <w:spacing w:line="240" w:lineRule="auto" w:after="0"/>
+            </w:pPr>
+            <w:r>
+              <w:rPr>
+                <w:rFonts w:ascii="Times New Roman" w:hAnsi="Times New Roman"/>
+                <w:b/>
+                <w:bCs/>
+                <w:sz w:val="18"/>
+              </w:rPr>
+              <w:t xml:space="preserve">1.27</w:t>
+            </w:r>
+            <w:r>
+              <w:rPr>
+                <w:rFonts w:ascii="Times New Roman" w:hAnsi="Times New Roman"/>
+                <w:sz w:val="18"/>
+              </w:rPr>
+              <w:t xml:space="preserve"> </w:t>
+            </w:r>
+            <w:r>
+              <w:rPr>
+                <w:rFonts w:ascii="Times New Roman" w:hAnsi="Times New Roman"/>
+                <w:sz w:val="18"/>
+              </w:rPr>
+              <w:t xml:space="preserve">(</w:t>
+            </w:r>
+            <w:r>
+              <w:rPr>
+                <w:rFonts w:ascii="Times New Roman" w:hAnsi="Times New Roman"/>
+                <w:i/>
+                <w:iCs/>
+                <w:sz w:val="18"/>
+              </w:rPr>
+              <w:t xml:space="preserve">P</w:t>
+            </w:r>
+            <w:r>
+              <w:rPr>
+                <w:rFonts w:ascii="Times New Roman" w:hAnsi="Times New Roman"/>
+                <w:sz w:val="18"/>
+              </w:rPr>
+              <w:t xml:space="preserve"> </w:t>
+            </w:r>
+            <w:r>
+              <w:rPr>
+                <w:rFonts w:ascii="Times New Roman" w:hAnsi="Times New Roman"/>
+                <w:sz w:val="18"/>
+              </w:rPr>
+              <w:t xml:space="preserve">= 0.036)</w:t>
+            </w:r>
+          </w:p>
+        </w:tc>
+        <w:tc>
+          <w:tcPr/>
+          <w:p>
+            <w:pPr>
+              <w:pStyle w:val="Compact"/>
+              <w:spacing w:line="240" w:lineRule="auto" w:after="0"/>
+            </w:pPr>
+            <w:r>
+              <w:rPr>
+                <w:rFonts w:ascii="Times New Roman" w:hAnsi="Times New Roman"/>
+                <w:sz w:val="18"/>
+              </w:rPr>
+              <w:t xml:space="preserve">0.89</w:t>
+            </w:r>
+          </w:p>
+        </w:tc>
+      </w:tr>
+      <w:tr>
+        <w:tc>
+          <w:tcPr/>
+          <w:p>
+            <w:pPr>
+              <w:pStyle w:val="Compact"/>
+              <w:spacing w:line="240" w:lineRule="auto" w:after="0"/>
+            </w:pPr>
+            <w:r>
+              <w:rPr>
+                <w:rFonts w:ascii="Times New Roman" w:hAnsi="Times New Roman"/>
+                <w:sz w:val="18"/>
+              </w:rPr>
+              <w:t xml:space="preserve">Early survey effort (2002–2008)</w:t>
+            </w:r>
+          </w:p>
+        </w:tc>
+        <w:tc>
+          <w:tcPr/>
+          <w:p>
+            <w:pPr>
+              <w:pStyle w:val="Compact"/>
+              <w:spacing w:line="240" w:lineRule="auto" w:after="0"/>
+            </w:pPr>
+            <w:r>
+              <w:rPr>
+                <w:rFonts w:ascii="Times New Roman" w:hAnsi="Times New Roman"/>
+                <w:sz w:val="18"/>
+              </w:rPr>
+              <w:t xml:space="preserve">0.92</w:t>
+            </w:r>
+          </w:p>
+        </w:tc>
+        <w:tc>
+          <w:tcPr/>
+          <w:p>
+            <w:pPr>
+              <w:pStyle w:val="Compact"/>
+              <w:spacing w:line="240" w:lineRule="auto" w:after="0"/>
+            </w:pPr>
+            <w:r>
+              <w:rPr>
+                <w:rFonts w:ascii="Times New Roman" w:hAnsi="Times New Roman"/>
+                <w:b/>
+                <w:bCs/>
+                <w:sz w:val="18"/>
+              </w:rPr>
+              <w:t xml:space="preserve">0.71</w:t>
+            </w:r>
+            <w:r>
+              <w:rPr>
+                <w:rFonts w:ascii="Times New Roman" w:hAnsi="Times New Roman"/>
+                <w:sz w:val="18"/>
+              </w:rPr>
+              <w:t xml:space="preserve"> </w:t>
+            </w:r>
+            <w:r>
+              <w:rPr>
+                <w:rFonts w:ascii="Times New Roman" w:hAnsi="Times New Roman"/>
+                <w:sz w:val="18"/>
+              </w:rPr>
+              <w:t xml:space="preserve">(</w:t>
+            </w:r>
+            <w:r>
+              <w:rPr>
+                <w:rFonts w:ascii="Times New Roman" w:hAnsi="Times New Roman"/>
+                <w:i/>
+                <w:iCs/>
+                <w:sz w:val="18"/>
+              </w:rPr>
+              <w:t xml:space="preserve">P</w:t>
+            </w:r>
+            <w:r>
+              <w:rPr>
+                <w:rFonts w:ascii="Times New Roman" w:hAnsi="Times New Roman"/>
+                <w:sz w:val="18"/>
+              </w:rPr>
+              <w:t xml:space="preserve"> </w:t>
+            </w:r>
+            <w:r>
+              <w:rPr>
+                <w:rFonts w:ascii="Times New Roman" w:hAnsi="Times New Roman"/>
+                <w:sz w:val="18"/>
+              </w:rPr>
+              <w:t xml:space="preserve">= 0.028)</w:t>
+            </w:r>
+          </w:p>
+        </w:tc>
+      </w:tr>
+      <w:tr>
+        <w:tc>
+          <w:tcPr/>
+          <w:p>
+            <w:pPr>
+              <w:pStyle w:val="Compact"/>
+              <w:spacing w:line="240" w:lineRule="auto" w:after="0"/>
+            </w:pPr>
+            <w:r>
+              <w:rPr>
+                <w:rFonts w:ascii="Times New Roman" w:hAnsi="Times New Roman"/>
+                <w:sz w:val="18"/>
+              </w:rPr>
+              <w:t xml:space="preserve">Recent survey effort (2009–2024)</w:t>
+            </w:r>
+          </w:p>
+        </w:tc>
+        <w:tc>
+          <w:tcPr/>
+          <w:p>
+            <w:pPr>
+              <w:pStyle w:val="Compact"/>
+              <w:spacing w:line="240" w:lineRule="auto" w:after="0"/>
+            </w:pPr>
+            <w:r>
+              <w:rPr>
+                <w:rFonts w:ascii="Times New Roman" w:hAnsi="Times New Roman"/>
+                <w:sz w:val="18"/>
+              </w:rPr>
+              <w:t xml:space="preserve">0.93</w:t>
+            </w:r>
+          </w:p>
+        </w:tc>
+        <w:tc>
+          <w:tcPr/>
+          <w:p>
+            <w:pPr>
+              <w:pStyle w:val="Compact"/>
+              <w:spacing w:line="240" w:lineRule="auto" w:after="0"/>
+            </w:pPr>
+            <w:r>
+              <w:rPr>
+                <w:rFonts w:ascii="Times New Roman" w:hAnsi="Times New Roman"/>
+                <w:i/>
+                <w:iCs/>
+                <w:sz w:val="18"/>
+              </w:rPr>
+              <w:t xml:space="preserve">offset</w:t>
+            </w:r>
+          </w:p>
+        </w:tc>
+      </w:tr>
+      <w:tr>
+        <w:tc>
+          <w:tcPr/>
+          <w:p>
+            <w:pPr>
+              <w:pStyle w:val="Compact"/>
+              <w:spacing w:line="240" w:lineRule="auto" w:after="0"/>
+            </w:pPr>
+            <w:r>
+              <w:rPr>
+                <w:rFonts w:ascii="Times New Roman" w:hAnsi="Times New Roman"/>
+                <w:sz w:val="18"/>
+              </w:rPr>
+              <w:t xml:space="preserve">GDP per capita</w:t>
+            </w:r>
+          </w:p>
+        </w:tc>
+        <w:tc>
+          <w:tcPr/>
+          <w:p>
+            <w:pPr>
+              <w:pStyle w:val="Compact"/>
+              <w:spacing w:line="240" w:lineRule="auto" w:after="0"/>
+            </w:pPr>
+            <w:r>
+              <w:rPr>
+                <w:rFonts w:ascii="Times New Roman" w:hAnsi="Times New Roman"/>
+                <w:sz w:val="18"/>
+              </w:rPr>
+              <w:t xml:space="preserve">1.10</w:t>
+            </w:r>
+          </w:p>
+        </w:tc>
+        <w:tc>
+          <w:tcPr/>
+          <w:p>
+            <w:pPr>
+              <w:pStyle w:val="Compact"/>
+              <w:spacing w:line="240" w:lineRule="auto" w:after="0"/>
+            </w:pPr>
+            <w:r>
+              <w:rPr>
+                <w:rFonts w:ascii="Times New Roman" w:hAnsi="Times New Roman"/>
+                <w:b/>
+                <w:bCs/>
+                <w:sz w:val="18"/>
+              </w:rPr>
+              <w:t xml:space="preserve">0.61</w:t>
+            </w:r>
+            <w:r>
+              <w:rPr>
+                <w:rFonts w:ascii="Times New Roman" w:hAnsi="Times New Roman"/>
+                <w:sz w:val="18"/>
+              </w:rPr>
+              <w:t xml:space="preserve"> </w:t>
+            </w:r>
+            <w:r>
+              <w:rPr>
+                <w:rFonts w:ascii="Times New Roman" w:hAnsi="Times New Roman"/>
+                <w:sz w:val="18"/>
+              </w:rPr>
+              <w:t xml:space="preserve">(</w:t>
+            </w:r>
+            <w:r>
+              <w:rPr>
+                <w:rFonts w:ascii="Times New Roman" w:hAnsi="Times New Roman"/>
+                <w:i/>
+                <w:iCs/>
+                <w:sz w:val="18"/>
+              </w:rPr>
+              <w:t xml:space="preserve">P</w:t>
+            </w:r>
+            <w:r>
+              <w:rPr>
+                <w:rFonts w:ascii="Times New Roman" w:hAnsi="Times New Roman"/>
+                <w:sz w:val="18"/>
+              </w:rPr>
+              <w:t xml:space="preserve"> </w:t>
+            </w:r>
+            <w:r>
+              <w:rPr>
+                <w:rFonts w:ascii="Times New Roman" w:hAnsi="Times New Roman"/>
+                <w:sz w:val="18"/>
+              </w:rPr>
+              <w:t xml:space="preserve">= 0.0027)</w:t>
+            </w:r>
+          </w:p>
+        </w:tc>
+      </w:tr>
+      <w:tr>
+        <w:tc>
+          <w:tcPr/>
+          <w:p>
+            <w:pPr>
+              <w:pStyle w:val="Compact"/>
+              <w:spacing w:line="240" w:lineRule="auto" w:after="0"/>
+            </w:pPr>
+            <w:r>
+              <w:rPr>
+                <w:rFonts w:ascii="Times New Roman" w:hAnsi="Times New Roman"/>
+                <w:sz w:val="18"/>
+              </w:rPr>
+              <w:t xml:space="preserve">Administrative area</w:t>
+            </w:r>
+          </w:p>
+        </w:tc>
+        <w:tc>
+          <w:tcPr/>
+          <w:p>
+            <w:pPr>
+              <w:pStyle w:val="Compact"/>
+              <w:spacing w:line="240" w:lineRule="auto" w:after="0"/>
+            </w:pPr>
+            <w:r>
+              <w:rPr>
+                <w:rFonts w:ascii="Times New Roman" w:hAnsi="Times New Roman"/>
+                <w:sz w:val="18"/>
+              </w:rPr>
+              <w:t xml:space="preserve">1.17</w:t>
+            </w:r>
+          </w:p>
+        </w:tc>
+        <w:tc>
+          <w:tcPr/>
+          <w:p>
+            <w:pPr>
+              <w:pStyle w:val="Compact"/>
+              <w:spacing w:line="240" w:lineRule="auto" w:after="0"/>
+            </w:pPr>
+            <w:r>
+              <w:rPr>
+                <w:rFonts w:ascii="Times New Roman" w:hAnsi="Times New Roman"/>
+                <w:sz w:val="18"/>
+              </w:rPr>
+              <w:t xml:space="preserve">1.20</w:t>
+            </w:r>
+          </w:p>
+        </w:tc>
+      </w:tr>
+      <w:tr>
+        <w:tc>
+          <w:tcPr/>
+          <w:p>
+            <w:pPr>
+              <w:pStyle w:val="Compact"/>
+              <w:spacing w:line="240" w:lineRule="auto" w:after="0"/>
+            </w:pPr>
+            <w:r>
+              <w:rPr>
+                <w:rFonts w:ascii="Times New Roman" w:hAnsi="Times New Roman"/>
+                <w:sz w:val="18"/>
+              </w:rPr>
+              <w:t xml:space="preserve">Habitat heterogeneity</w:t>
+            </w:r>
+          </w:p>
+        </w:tc>
+        <w:tc>
+          <w:tcPr/>
+          <w:p>
+            <w:pPr>
+              <w:pStyle w:val="Compact"/>
+              <w:spacing w:line="240" w:lineRule="auto" w:after="0"/>
+            </w:pPr>
+            <w:r>
+              <w:rPr>
+                <w:rFonts w:ascii="Times New Roman" w:hAnsi="Times New Roman"/>
+                <w:sz w:val="18"/>
+              </w:rPr>
+              <w:t xml:space="preserve">0.99</w:t>
+            </w:r>
+          </w:p>
+        </w:tc>
+        <w:tc>
+          <w:tcPr/>
+          <w:p>
+            <w:pPr>
+              <w:pStyle w:val="Compact"/>
+              <w:spacing w:line="240" w:lineRule="auto" w:after="0"/>
+            </w:pPr>
+            <w:r>
+              <w:rPr>
+                <w:rFonts w:ascii="Times New Roman" w:hAnsi="Times New Roman"/>
+                <w:sz w:val="18"/>
+              </w:rPr>
+              <w:t xml:space="preserve">1.03</w:t>
+            </w:r>
+          </w:p>
+        </w:tc>
+      </w:tr>
+    </w:tbl>
+    <w:p>
+      <w:pPr>
+        <w:pStyle w:val="BodyText"/>
+        <w:pageBreakBefore/>
+      </w:pPr>
+      <w:r>
+        <w:rPr>
+          <w:b/>
+          <w:bCs/>
+        </w:rPr>
+        <w:t xml:space="preserve">Table 9.</w:t>
+      </w:r>
+      <w:r>
+        <w:t xml:space="preserve"> </w:t>
+      </w:r>
+      <w:r>
+        <w:t xml:space="preserve">Species-level effects fitted separately within taxonomic and migratory groups, all</w:t>
+      </w:r>
+      <w:r>
+        <w:t xml:space="preserve"> </w:t>
+      </w:r>
+      <w:r>
+        <w:t xml:space="preserve">from phylogenetic logistic regression on the dated tree. Only significant terms are shown; full</w:t>
+      </w:r>
+      <w:r>
+        <w:t xml:space="preserve"> </w:t>
+      </w:r>
+      <w:r>
+        <w:t xml:space="preserve">results in</w:t>
+      </w:r>
+      <w:r>
+        <w:t xml:space="preserve"> </w:t>
+      </w:r>
+      <w:r>
+        <w:rPr>
+          <w:rStyle w:val="VerbatimChar"/>
+        </w:rPr>
+        <w:t xml:space="preserve">tables/tbl_v2_species_group_effects.csv</w:t>
+      </w:r>
+      <w:r>
+        <w:t xml:space="preserve">.</w:t>
+      </w:r>
+    </w:p>
+    <w:tbl>
+      <w:tblPr>
+        <w:tblStyle w:val="Table"/>
+        <w:tblW w:type="pct" w:w="5000"/>
+        <w:tblLayout w:type="fixed"/>
+        <w:tblLook w:firstRow="1" w:lastRow="0" w:firstColumn="0" w:lastColumn="0" w:noHBand="0" w:noVBand="0" w:val="0020"/>
+        <w:tblBorders>
+          <w:top w:val="single" w:sz="4" w:color="auto"/>
+          <w:left w:val="single" w:sz="4" w:color="auto"/>
+          <w:bottom w:val="single" w:sz="4" w:color="auto"/>
+          <w:right w:val="single" w:sz="4" w:color="auto"/>
+          <w:insideH w:val="single" w:sz="4" w:color="auto"/>
+          <w:insideV w:val="single" w:sz="4" w:color="auto"/>
+        </w:tblBorders>
+      </w:tblPr>
+      <w:tblGrid>
+        <w:gridCol w:w="1584"/>
+        <w:gridCol w:w="1584"/>
+        <w:gridCol w:w="1584"/>
+        <w:gridCol w:w="1584"/>
+        <w:gridCol w:w="1584"/>
+      </w:tblGrid>
+      <w:tr>
+        <w:trPr>
+          <w:tblHeader w:val="on"/>
+        </w:trPr>
+        <w:tc>
+          <w:tcPr/>
+          <w:p>
+            <w:pPr>
+              <w:pStyle w:val="Compact"/>
+              <w:spacing w:line="240" w:lineRule="auto" w:after="0"/>
+            </w:pPr>
+            <w:r>
+              <w:rPr>
+                <w:rFonts w:ascii="Times New Roman" w:hAnsi="Times New Roman"/>
+                <w:sz w:val="18"/>
+              </w:rPr>
+              <w:t xml:space="preserve">Grouping</w:t>
+            </w:r>
+          </w:p>
+        </w:tc>
+        <w:tc>
+          <w:tcPr/>
+          <w:p>
+            <w:pPr>
+              <w:pStyle w:val="Compact"/>
+              <w:spacing w:line="240" w:lineRule="auto" w:after="0"/>
+            </w:pPr>
+            <w:r>
+              <w:rPr>
+                <w:rFonts w:ascii="Times New Roman" w:hAnsi="Times New Roman"/>
+                <w:sz w:val="18"/>
+              </w:rPr>
+              <w:t xml:space="preserve">Group</w:t>
+            </w:r>
+          </w:p>
+        </w:tc>
+        <w:tc>
+          <w:tcPr/>
+          <w:p>
+            <w:pPr>
+              <w:pStyle w:val="Compact"/>
+              <w:spacing w:line="240" w:lineRule="auto" w:after="0"/>
+            </w:pPr>
+            <w:r>
+              <w:rPr>
+                <w:rFonts w:ascii="Times New Roman" w:hAnsi="Times New Roman"/>
+                <w:i/>
+                <w:iCs/>
+                <w:sz w:val="18"/>
+              </w:rPr>
+              <w:t xml:space="preserve">n</w:t>
+            </w:r>
+            <w:r>
+              <w:rPr>
+                <w:rFonts w:ascii="Times New Roman" w:hAnsi="Times New Roman"/>
+                <w:sz w:val="18"/>
+              </w:rPr>
+              <w:t xml:space="preserve"> </w:t>
+            </w:r>
+            <w:r>
+              <w:rPr>
+                <w:rFonts w:ascii="Times New Roman" w:hAnsi="Times New Roman"/>
+                <w:sz w:val="18"/>
+              </w:rPr>
+              <w:t xml:space="preserve">species</w:t>
+            </w:r>
+          </w:p>
+        </w:tc>
+        <w:tc>
+          <w:tcPr/>
+          <w:p>
+            <w:pPr>
+              <w:pStyle w:val="Compact"/>
+              <w:spacing w:line="240" w:lineRule="auto" w:after="0"/>
+            </w:pPr>
+            <w:r>
+              <w:rPr>
+                <w:rFonts w:ascii="Times New Roman" w:hAnsi="Times New Roman"/>
+                <w:sz w:val="18"/>
+              </w:rPr>
+              <w:t xml:space="preserve">With records</w:t>
+            </w:r>
+          </w:p>
+        </w:tc>
+        <w:tc>
+          <w:tcPr/>
+          <w:p>
+            <w:pPr>
+              <w:pStyle w:val="Compact"/>
+              <w:spacing w:line="240" w:lineRule="auto" w:after="0"/>
+            </w:pPr>
+            <w:r>
+              <w:rPr>
+                <w:rFonts w:ascii="Times New Roman" w:hAnsi="Times New Roman"/>
+                <w:sz w:val="18"/>
+              </w:rPr>
+              <w:t xml:space="preserve">Significant terms (OR,</w:t>
+            </w:r>
+            <w:r>
+              <w:rPr>
+                <w:rFonts w:ascii="Times New Roman" w:hAnsi="Times New Roman"/>
+                <w:sz w:val="18"/>
+              </w:rPr>
+              <w:t xml:space="preserve"> </w:t>
+            </w:r>
+            <w:r>
+              <w:rPr>
+                <w:rFonts w:ascii="Times New Roman" w:hAnsi="Times New Roman"/>
+                <w:i/>
+                <w:iCs/>
+                <w:sz w:val="18"/>
+              </w:rPr>
+              <w:t xml:space="preserve">P</w:t>
+            </w:r>
+            <w:r>
+              <w:rPr>
+                <w:rFonts w:ascii="Times New Roman" w:hAnsi="Times New Roman"/>
+                <w:sz w:val="18"/>
+              </w:rPr>
+              <w:t xml:space="preserve">)</w:t>
+            </w:r>
+          </w:p>
+        </w:tc>
+      </w:tr>
+      <w:tr>
+        <w:tc>
+          <w:tcPr/>
+          <w:p>
+            <w:pPr>
+              <w:pStyle w:val="Compact"/>
+              <w:spacing w:line="240" w:lineRule="auto" w:after="0"/>
+            </w:pPr>
+            <w:r>
+              <w:rPr>
+                <w:rFonts w:ascii="Times New Roman" w:hAnsi="Times New Roman"/>
+                <w:sz w:val="18"/>
+              </w:rPr>
+              <w:t xml:space="preserve">Taxonomic</w:t>
+            </w:r>
+          </w:p>
+        </w:tc>
+        <w:tc>
+          <w:tcPr/>
+          <w:p>
+            <w:pPr>
+              <w:pStyle w:val="Compact"/>
+              <w:spacing w:line="240" w:lineRule="auto" w:after="0"/>
+            </w:pPr>
+            <w:r>
+              <w:rPr>
+                <w:rFonts w:ascii="Times New Roman" w:hAnsi="Times New Roman"/>
+                <w:sz w:val="18"/>
+              </w:rPr>
+              <w:t xml:space="preserve">Passeriformes</w:t>
+            </w:r>
+          </w:p>
+        </w:tc>
+        <w:tc>
+          <w:tcPr/>
+          <w:p>
+            <w:pPr>
+              <w:pStyle w:val="Compact"/>
+              <w:spacing w:line="240" w:lineRule="auto" w:after="0"/>
+            </w:pPr>
+            <w:r>
+              <w:rPr>
+                <w:rFonts w:ascii="Times New Roman" w:hAnsi="Times New Roman"/>
+                <w:sz w:val="18"/>
+              </w:rPr>
+              <w:t xml:space="preserve">710</w:t>
+            </w:r>
+          </w:p>
+        </w:tc>
+        <w:tc>
+          <w:tcPr/>
+          <w:p>
+            <w:pPr>
+              <w:pStyle w:val="Compact"/>
+              <w:spacing w:line="240" w:lineRule="auto" w:after="0"/>
+            </w:pPr>
+            <w:r>
+              <w:rPr>
+                <w:rFonts w:ascii="Times New Roman" w:hAnsi="Times New Roman"/>
+                <w:sz w:val="18"/>
+              </w:rPr>
+              <w:t xml:space="preserve">203</w:t>
+            </w:r>
+          </w:p>
+        </w:tc>
+        <w:tc>
+          <w:tcPr/>
+          <w:p>
+            <w:pPr>
+              <w:pStyle w:val="Compact"/>
+              <w:spacing w:line="240" w:lineRule="auto" w:after="0"/>
+            </w:pPr>
+            <w:r>
+              <w:rPr>
+                <w:rFonts w:ascii="Times New Roman" w:hAnsi="Times New Roman"/>
+                <w:sz w:val="18"/>
+              </w:rPr>
+              <w:t xml:space="preserve">Range size 1.53 (0.0020); partial migrant 2.01 (0.0081)</w:t>
+            </w:r>
+          </w:p>
+        </w:tc>
+      </w:tr>
+      <w:tr>
+        <w:tc>
+          <w:tcPr/>
+          <w:p>
+            <w:pPr>
+              <w:pStyle w:val="Compact"/>
+              <w:spacing w:line="240" w:lineRule="auto" w:after="0"/>
+            </w:pPr>
+          </w:p>
+        </w:tc>
+        <w:tc>
+          <w:tcPr/>
+          <w:p>
+            <w:pPr>
+              <w:pStyle w:val="Compact"/>
+              <w:spacing w:line="240" w:lineRule="auto" w:after="0"/>
+            </w:pPr>
+            <w:r>
+              <w:rPr>
+                <w:rFonts w:ascii="Times New Roman" w:hAnsi="Times New Roman"/>
+                <w:sz w:val="18"/>
+              </w:rPr>
+              <w:t xml:space="preserve">Non-passerines</w:t>
+            </w:r>
+          </w:p>
+        </w:tc>
+        <w:tc>
+          <w:tcPr/>
+          <w:p>
+            <w:pPr>
+              <w:pStyle w:val="Compact"/>
+              <w:spacing w:line="240" w:lineRule="auto" w:after="0"/>
+            </w:pPr>
+            <w:r>
+              <w:rPr>
+                <w:rFonts w:ascii="Times New Roman" w:hAnsi="Times New Roman"/>
+                <w:sz w:val="18"/>
+              </w:rPr>
+              <w:t xml:space="preserve">588</w:t>
+            </w:r>
+          </w:p>
+        </w:tc>
+        <w:tc>
+          <w:tcPr/>
+          <w:p>
+            <w:pPr>
+              <w:pStyle w:val="Compact"/>
+              <w:spacing w:line="240" w:lineRule="auto" w:after="0"/>
+            </w:pPr>
+            <w:r>
+              <w:rPr>
+                <w:rFonts w:ascii="Times New Roman" w:hAnsi="Times New Roman"/>
+                <w:sz w:val="18"/>
+              </w:rPr>
+              <w:t xml:space="preserve">131</w:t>
+            </w:r>
+          </w:p>
+        </w:tc>
+        <w:tc>
+          <w:tcPr/>
+          <w:p>
+            <w:pPr>
+              <w:pStyle w:val="Compact"/>
+              <w:spacing w:line="240" w:lineRule="auto" w:after="0"/>
+            </w:pPr>
+            <w:r>
+              <w:rPr>
+                <w:rFonts w:ascii="Times New Roman" w:hAnsi="Times New Roman"/>
+                <w:sz w:val="18"/>
+              </w:rPr>
+              <w:t xml:space="preserve">Partial migrant 3.19 (3.3 × 10⁻⁴)</w:t>
+            </w:r>
+          </w:p>
+        </w:tc>
+      </w:tr>
+      <w:tr>
+        <w:tc>
+          <w:tcPr/>
+          <w:p>
+            <w:pPr>
+              <w:pStyle w:val="Compact"/>
+              <w:spacing w:line="240" w:lineRule="auto" w:after="0"/>
+            </w:pPr>
+          </w:p>
+        </w:tc>
+        <w:tc>
+          <w:tcPr/>
+          <w:p>
+            <w:pPr>
+              <w:pStyle w:val="Compact"/>
+              <w:spacing w:line="240" w:lineRule="auto" w:after="0"/>
+            </w:pPr>
+            <w:r>
+              <w:rPr>
+                <w:rFonts w:ascii="Times New Roman" w:hAnsi="Times New Roman"/>
+                <w:sz w:val="18"/>
+              </w:rPr>
+              <w:t xml:space="preserve">All species</w:t>
+            </w:r>
+          </w:p>
+        </w:tc>
+        <w:tc>
+          <w:tcPr/>
+          <w:p>
+            <w:pPr>
+              <w:pStyle w:val="Compact"/>
+              <w:spacing w:line="240" w:lineRule="auto" w:after="0"/>
+            </w:pPr>
+            <w:r>
+              <w:rPr>
+                <w:rFonts w:ascii="Times New Roman" w:hAnsi="Times New Roman"/>
+                <w:sz w:val="18"/>
+              </w:rPr>
+              <w:t xml:space="preserve">1,298</w:t>
+            </w:r>
+          </w:p>
+        </w:tc>
+        <w:tc>
+          <w:tcPr/>
+          <w:p>
+            <w:pPr>
+              <w:pStyle w:val="Compact"/>
+              <w:spacing w:line="240" w:lineRule="auto" w:after="0"/>
+            </w:pPr>
+            <w:r>
+              <w:rPr>
+                <w:rFonts w:ascii="Times New Roman" w:hAnsi="Times New Roman"/>
+                <w:sz w:val="18"/>
+              </w:rPr>
+              <w:t xml:space="preserve">334</w:t>
+            </w:r>
+          </w:p>
+        </w:tc>
+        <w:tc>
+          <w:tcPr/>
+          <w:p>
+            <w:pPr>
+              <w:pStyle w:val="Compact"/>
+              <w:spacing w:line="240" w:lineRule="auto" w:after="0"/>
+            </w:pPr>
+            <w:r>
+              <w:rPr>
+                <w:rFonts w:ascii="Times New Roman" w:hAnsi="Times New Roman"/>
+                <w:sz w:val="18"/>
+              </w:rPr>
+              <w:t xml:space="preserve">Range size 1.44; partial migrant 1.91; open habitat 0.55</w:t>
+            </w:r>
+          </w:p>
+        </w:tc>
+      </w:tr>
+      <w:tr>
+        <w:tc>
+          <w:tcPr/>
+          <w:p>
+            <w:pPr>
+              <w:pStyle w:val="Compact"/>
+              <w:spacing w:line="240" w:lineRule="auto" w:after="0"/>
+            </w:pPr>
+            <w:r>
+              <w:rPr>
+                <w:rFonts w:ascii="Times New Roman" w:hAnsi="Times New Roman"/>
+                <w:sz w:val="18"/>
+              </w:rPr>
+              <w:t xml:space="preserve">Migratory</w:t>
+            </w:r>
+          </w:p>
+        </w:tc>
+        <w:tc>
+          <w:tcPr/>
+          <w:p>
+            <w:pPr>
+              <w:pStyle w:val="Compact"/>
+              <w:spacing w:line="240" w:lineRule="auto" w:after="0"/>
+            </w:pPr>
+            <w:r>
+              <w:rPr>
+                <w:rFonts w:ascii="Times New Roman" w:hAnsi="Times New Roman"/>
+                <w:sz w:val="18"/>
+              </w:rPr>
+              <w:t xml:space="preserve">Resident</w:t>
+            </w:r>
+          </w:p>
+        </w:tc>
+        <w:tc>
+          <w:tcPr/>
+          <w:p>
+            <w:pPr>
+              <w:pStyle w:val="Compact"/>
+              <w:spacing w:line="240" w:lineRule="auto" w:after="0"/>
+            </w:pPr>
+            <w:r>
+              <w:rPr>
+                <w:rFonts w:ascii="Times New Roman" w:hAnsi="Times New Roman"/>
+                <w:sz w:val="18"/>
+              </w:rPr>
+              <w:t xml:space="preserve">567</w:t>
+            </w:r>
+          </w:p>
+        </w:tc>
+        <w:tc>
+          <w:tcPr/>
+          <w:p>
+            <w:pPr>
+              <w:pStyle w:val="Compact"/>
+              <w:spacing w:line="240" w:lineRule="auto" w:after="0"/>
+            </w:pPr>
+            <w:r>
+              <w:rPr>
+                <w:rFonts w:ascii="Times New Roman" w:hAnsi="Times New Roman"/>
+                <w:sz w:val="18"/>
+              </w:rPr>
+              <w:t xml:space="preserve">116</w:t>
+            </w:r>
+          </w:p>
+        </w:tc>
+        <w:tc>
+          <w:tcPr/>
+          <w:p>
+            <w:pPr>
+              <w:pStyle w:val="Compact"/>
+              <w:spacing w:line="240" w:lineRule="auto" w:after="0"/>
+            </w:pPr>
+            <w:r>
+              <w:rPr>
+                <w:rFonts w:ascii="Times New Roman" w:hAnsi="Times New Roman"/>
+                <w:sz w:val="18"/>
+              </w:rPr>
+              <w:t xml:space="preserve">Range size 1.60 (0.0042)</w:t>
+            </w:r>
+          </w:p>
+        </w:tc>
+      </w:tr>
+      <w:tr>
+        <w:tc>
+          <w:tcPr/>
+          <w:p>
+            <w:pPr>
+              <w:pStyle w:val="Compact"/>
+              <w:spacing w:line="240" w:lineRule="auto" w:after="0"/>
+            </w:pPr>
+          </w:p>
+        </w:tc>
+        <w:tc>
+          <w:tcPr/>
+          <w:p>
+            <w:pPr>
+              <w:pStyle w:val="Compact"/>
+              <w:spacing w:line="240" w:lineRule="auto" w:after="0"/>
+            </w:pPr>
+            <w:r>
+              <w:rPr>
+                <w:rFonts w:ascii="Times New Roman" w:hAnsi="Times New Roman"/>
+                <w:sz w:val="18"/>
+              </w:rPr>
+              <w:t xml:space="preserve">Partial migrant</w:t>
+            </w:r>
+          </w:p>
+        </w:tc>
+        <w:tc>
+          <w:tcPr/>
+          <w:p>
+            <w:pPr>
+              <w:pStyle w:val="Compact"/>
+              <w:spacing w:line="240" w:lineRule="auto" w:after="0"/>
+            </w:pPr>
+            <w:r>
+              <w:rPr>
+                <w:rFonts w:ascii="Times New Roman" w:hAnsi="Times New Roman"/>
+                <w:sz w:val="18"/>
+              </w:rPr>
+              <w:t xml:space="preserve">228</w:t>
+            </w:r>
+          </w:p>
+        </w:tc>
+        <w:tc>
+          <w:tcPr/>
+          <w:p>
+            <w:pPr>
+              <w:pStyle w:val="Compact"/>
+              <w:spacing w:line="240" w:lineRule="auto" w:after="0"/>
+            </w:pPr>
+            <w:r>
+              <w:rPr>
+                <w:rFonts w:ascii="Times New Roman" w:hAnsi="Times New Roman"/>
+                <w:sz w:val="18"/>
+              </w:rPr>
+              <w:t xml:space="preserve">91</w:t>
+            </w:r>
+          </w:p>
+        </w:tc>
+        <w:tc>
+          <w:tcPr/>
+          <w:p>
+            <w:pPr>
+              <w:pStyle w:val="Compact"/>
+              <w:spacing w:line="240" w:lineRule="auto" w:after="0"/>
+            </w:pPr>
+            <w:r>
+              <w:rPr>
+                <w:rFonts w:ascii="Times New Roman" w:hAnsi="Times New Roman"/>
+                <w:sz w:val="18"/>
+              </w:rPr>
+              <w:t xml:space="preserve">Granivore 0.28 (0.044)</w:t>
+            </w:r>
+          </w:p>
+        </w:tc>
+      </w:tr>
+      <w:tr>
+        <w:tc>
+          <w:tcPr/>
+          <w:p>
+            <w:pPr>
+              <w:pStyle w:val="Compact"/>
+              <w:spacing w:line="240" w:lineRule="auto" w:after="0"/>
+            </w:pPr>
+          </w:p>
+        </w:tc>
+        <w:tc>
+          <w:tcPr/>
+          <w:p>
+            <w:pPr>
+              <w:pStyle w:val="Compact"/>
+              <w:spacing w:line="240" w:lineRule="auto" w:after="0"/>
+            </w:pPr>
+            <w:r>
+              <w:rPr>
+                <w:rFonts w:ascii="Times New Roman" w:hAnsi="Times New Roman"/>
+                <w:sz w:val="18"/>
+              </w:rPr>
+              <w:t xml:space="preserve">Migratory</w:t>
+            </w:r>
+          </w:p>
+        </w:tc>
+        <w:tc>
+          <w:tcPr/>
+          <w:p>
+            <w:pPr>
+              <w:pStyle w:val="Compact"/>
+              <w:spacing w:line="240" w:lineRule="auto" w:after="0"/>
+            </w:pPr>
+            <w:r>
+              <w:rPr>
+                <w:rFonts w:ascii="Times New Roman" w:hAnsi="Times New Roman"/>
+                <w:sz w:val="18"/>
+              </w:rPr>
+              <w:t xml:space="preserve">503</w:t>
+            </w:r>
+          </w:p>
+        </w:tc>
+        <w:tc>
+          <w:tcPr/>
+          <w:p>
+            <w:pPr>
+              <w:pStyle w:val="Compact"/>
+              <w:spacing w:line="240" w:lineRule="auto" w:after="0"/>
+            </w:pPr>
+            <w:r>
+              <w:rPr>
+                <w:rFonts w:ascii="Times New Roman" w:hAnsi="Times New Roman"/>
+                <w:sz w:val="18"/>
+              </w:rPr>
+              <w:t xml:space="preserve">127</w:t>
+            </w:r>
+          </w:p>
+        </w:tc>
+        <w:tc>
+          <w:tcPr/>
+          <w:p>
+            <w:pPr>
+              <w:pStyle w:val="Compact"/>
+              <w:spacing w:line="240" w:lineRule="auto" w:after="0"/>
+            </w:pPr>
+            <w:r>
+              <w:rPr>
+                <w:rFonts w:ascii="Times New Roman" w:hAnsi="Times New Roman"/>
+                <w:sz w:val="18"/>
+              </w:rPr>
+              <w:t xml:space="preserve">Hand-wing index 0.51 (3.8 × 10⁻⁴); body mass 1.74 (0.0037); open habitat 0.42 (0.013)</w:t>
             </w:r>
           </w:p>
         </w:tc>
@@ -2802,7 +6888,7 @@
           <w:b/>
           <w:bCs/>
         </w:rPr>
-        <w:t xml:space="preserve">Fig. 1 | Dating records to publication rather than to discovery is a systematic source of bias.</w:t>
+        <w:t xml:space="preserve">Fig. 1 | Survey effort and accumulated warming contribute comparably to the hazard of a new provincial record.</w:t>
       </w:r>
       <w:r>
         <w:t xml:space="preserve"> </w:t>
@@ -2815,7 +6901,33 @@
         <w:t xml:space="preserve">a</w:t>
       </w:r>
       <w:r>
-        <w:t xml:space="preserve">, Distribution of the delay between discovery and publication (bars, left axis as per cent of records) and the resulting reporting completeness</w:t>
+        <w:t xml:space="preserve">, Hazard ratios per standard deviation with 95% Wald confidence intervals, for the four fixed effects, at three species-distribution-model thresholds. The dashed line marks unity. Note that unity is not the appropriate null for the warming terms: design-preserving permutation nulls that retain the provincial-annual climate and event structure are centred on 1.16 for accumulated warming and 0.96 for the interaction (Extended Data Fig. 5a), so the increment attributable to species-specific referencing is smaller than the distance from unity suggests.</w:t>
+      </w:r>
+      <w:r>
+        <w:t xml:space="preserve"> </w:t>
+      </w:r>
+      <w:r>
+        <w:rPr>
+          <w:b/>
+          <w:bCs/>
+        </w:rPr>
+        <w:t xml:space="preserve">b</w:t>
+      </w:r>
+      <w:r>
+        <w:t xml:space="preserve">, Marginal predictions of the annual hazard against accumulated warming at the 10th, 50th and 90th percentiles of survey effort; ribbons are 95% confidence intervals on the fixed-effect linear predictor.</w:t>
+      </w:r>
+      <w:r>
+        <w:t xml:space="preserve"> </w:t>
+      </w:r>
+      <w:r>
+        <w:rPr>
+          <w:b/>
+          <w:bCs/>
+        </w:rPr>
+        <w:t xml:space="preserve">c</w:t>
+      </w:r>
+      <w:r>
+        <w:t xml:space="preserve">, Relative importance of each term under four independent criteria: loss of AIC, loss of fixed-effect AUC, loss of conditional</w:t>
       </w:r>
       <w:r>
         <w:t xml:space="preserve"> </w:t>
@@ -2825,20 +6937,10 @@
           <w:i/>
           <w:iCs/>
         </w:rPr>
-        <w:t xml:space="preserve">c</w:t>
-      </w:r>
-      <w:r>
-        <w:t xml:space="preserve">(</w:t>
-      </w:r>
-      <w:r>
-        <w:rPr>
-          <w:i/>
-          <w:iCs/>
-        </w:rPr>
-        <w:t xml:space="preserve">t</w:t>
-      </w:r>
-      <w:r>
-        <w:t xml:space="preserve">) implied by a compilation extending to 2025 publications (line).</w:t>
+        <w:t xml:space="preserve">R</w:t>
+      </w:r>
+      <w:r>
+        <w:t xml:space="preserve">², and the absolute standardised coefficient. Larger values indicate greater importance.</w:t>
       </w:r>
       <w:r>
         <w:t xml:space="preserve"> </w:t>
@@ -2848,23 +6950,10 @@
           <w:b/>
           <w:bCs/>
         </w:rPr>
-        <w:t xml:space="preserve">b</w:t>
-      </w:r>
-      <w:r>
-        <w:t xml:space="preserve">, Annual counts of new provincial records under the two dating conventions. The shaded band marks years in which the discovery-year series is right-censored because the corresponding papers have not yet appeared.</w:t>
-      </w:r>
-      <w:r>
-        <w:t xml:space="preserve"> </w:t>
-      </w:r>
-      <w:r>
-        <w:rPr>
-          <w:b/>
-          <w:bCs/>
-        </w:rPr>
-        <w:t xml:space="preserve">c</w:t>
-      </w:r>
-      <w:r>
-        <w:t xml:space="preserve">, Hazard ratios for the four fixed effects across the five-step decomposition from the previously published specification (S0) to the corrected main model (S5). The shaded column marks the re-dating step.</w:t>
+        <w:t xml:space="preserve">d</w:t>
+      </w:r>
+      <w:r>
+        <w:t xml:space="preserve">, Discrimination attributable to fixed effects alone as terms are added, with the random structure held at the main model.</w:t>
       </w:r>
     </w:p>
     <w:p>
@@ -2876,7 +6965,7 @@
           <w:b/>
           <w:bCs/>
         </w:rPr>
-        <w:t xml:space="preserve">Fig. 2 | Survey effort and accumulated warming contribute comparably to the hazard of a new provincial record.</w:t>
+        <w:t xml:space="preserve">Fig. 2 | Dating records to publication rather than to discovery is a systematic source of bias.</w:t>
       </w:r>
       <w:r>
         <w:t xml:space="preserve"> </w:t>
@@ -2889,7 +6978,30 @@
         <w:t xml:space="preserve">a</w:t>
       </w:r>
       <w:r>
-        <w:t xml:space="preserve">, Hazard ratios per standard deviation with 95% Wald confidence intervals, for the four fixed effects, at three species-distribution-model thresholds. The dashed line marks unity. Note that unity is not the appropriate null for the warming terms: design-preserving permutation nulls that retain the provincial-annual climate and event structure are centred on 1.16 for accumulated warming and 0.96 for the interaction (Supplementary Fig. S11a), so the increment attributable to species-specific referencing is smaller than the distance from unity suggests.</w:t>
+        <w:t xml:space="preserve">, Distribution of the delay between discovery and publication (bars, left axis as per cent of records) and the resulting reporting completeness</w:t>
+      </w:r>
+      <w:r>
+        <w:t xml:space="preserve"> </w:t>
+      </w:r>
+      <w:r>
+        <w:rPr>
+          <w:i/>
+          <w:iCs/>
+        </w:rPr>
+        <w:t xml:space="preserve">c</w:t>
+      </w:r>
+      <w:r>
+        <w:t xml:space="preserve">(</w:t>
+      </w:r>
+      <w:r>
+        <w:rPr>
+          <w:i/>
+          <w:iCs/>
+        </w:rPr>
+        <w:t xml:space="preserve">t</w:t>
+      </w:r>
+      <w:r>
+        <w:t xml:space="preserve">) implied by a compilation extending to 2025 publications (line).</w:t>
       </w:r>
       <w:r>
         <w:t xml:space="preserve"> </w:t>
@@ -2902,7 +7014,7 @@
         <w:t xml:space="preserve">b</w:t>
       </w:r>
       <w:r>
-        <w:t xml:space="preserve">, Marginal predictions of the annual hazard against accumulated warming at the 10th, 50th and 90th percentiles of survey effort; ribbons are 95% confidence intervals on the fixed-effect linear predictor.</w:t>
+        <w:t xml:space="preserve">, Annual counts of new provincial records under the two dating conventions. The shaded band marks years in which the discovery-year series is right-censored because the corresponding papers have not yet appeared.</w:t>
       </w:r>
       <w:r>
         <w:t xml:space="preserve"> </w:t>
@@ -2915,33 +7027,7 @@
         <w:t xml:space="preserve">c</w:t>
       </w:r>
       <w:r>
-        <w:t xml:space="preserve">, Relative importance of each term under four independent criteria: loss of AIC, loss of fixed-effect AUC, loss of conditional</w:t>
-      </w:r>
-      <w:r>
-        <w:t xml:space="preserve"> </w:t>
-      </w:r>
-      <w:r>
-        <w:rPr>
-          <w:i/>
-          <w:iCs/>
-        </w:rPr>
-        <w:t xml:space="preserve">R</w:t>
-      </w:r>
-      <w:r>
-        <w:t xml:space="preserve">², and the absolute standardised coefficient. Larger values indicate greater importance.</w:t>
-      </w:r>
-      <w:r>
-        <w:t xml:space="preserve"> </w:t>
-      </w:r>
-      <w:r>
-        <w:rPr>
-          <w:b/>
-          <w:bCs/>
-        </w:rPr>
-        <w:t xml:space="preserve">d</w:t>
-      </w:r>
-      <w:r>
-        <w:t xml:space="preserve">, Discrimination attributable to fixed effects alone as terms are added, with the random structure held at the main model.</w:t>
+        <w:t xml:space="preserve">, Hazard ratios for the four fixed effects across the five-step decomposition from the previously published specification (S0) to the corrected main model (S5). The shaded column marks the re-dating step.</w:t>
       </w:r>
     </w:p>
     <w:p>
@@ -2953,7 +7039,7 @@
           <w:b/>
           <w:bCs/>
         </w:rPr>
-        <w:t xml:space="preserve">Fig. 3 | Anatomy of the model, in units a reader can picture.</w:t>
+        <w:t xml:space="preserve">Fig. 3 | The result does not depend on any freely chosen analytical decision.</w:t>
       </w:r>
       <w:r>
         <w:t xml:space="preserve"> </w:t>
@@ -2966,52 +7052,7 @@
         <w:t xml:space="preserve">a</w:t>
       </w:r>
       <w:r>
-        <w:t xml:space="preserve">, Construction of the species-referenced climate gradient, shown as 15-year trailing means for one province and two species. Yunnan has warmed more than the Chinese range of</w:t>
-      </w:r>
-      <w:r>
-        <w:t xml:space="preserve"> </w:t>
-      </w:r>
-      <w:r>
-        <w:rPr>
-          <w:i/>
-          <w:iCs/>
-        </w:rPr>
-        <w:t xml:space="preserve">Aethopyga christinae</w:t>
-      </w:r>
-      <w:r>
-        <w:t xml:space="preserve"> </w:t>
-      </w:r>
-      <w:r>
-        <w:t xml:space="preserve">and less than that of</w:t>
-      </w:r>
-      <w:r>
-        <w:t xml:space="preserve"> </w:t>
-      </w:r>
-      <w:r>
-        <w:rPr>
-          <w:i/>
-          <w:iCs/>
-        </w:rPr>
-        <w:t xml:space="preserve">Coracias garrulus</w:t>
-      </w:r>
-      <w:r>
-        <w:t xml:space="preserve">, so the same province in the same year yields opposite values of</w:t>
-      </w:r>
-      <w:r>
-        <w:t xml:space="preserve"> </w:t>
-      </w:r>
-      <w:r>
-        <w:rPr>
-          <w:i/>
-          <w:iCs/>
-        </w:rPr>
-        <w:t xml:space="preserve">x</w:t>
-      </w:r>
-      <w:r>
-        <w:t xml:space="preserve"> </w:t>
-      </w:r>
-      <w:r>
-        <w:t xml:space="preserve">for the two species.</w:t>
+        <w:t xml:space="preserve">, Hazard ratio for accumulated warming across four climate indicators and four accumulation windows; asterisks denote significance.</w:t>
       </w:r>
       <w:r>
         <w:t xml:space="preserve"> </w:t>
@@ -3024,7 +7065,7 @@
         <w:t xml:space="preserve">b</w:t>
       </w:r>
       <w:r>
-        <w:t xml:space="preserve">, Variance of each climate term partitioned into variation between province-years and variation within a province-year, the latter arising purely from differences among species.</w:t>
+        <w:t xml:space="preserve">, ΔAIC across the same grid, all cells fitted on identical rows.</w:t>
       </w:r>
       <w:r>
         <w:t xml:space="preserve"> </w:t>
@@ -3037,20 +7078,7 @@
         <w:t xml:space="preserve">c</w:t>
       </w:r>
       <w:r>
-        <w:t xml:space="preserve">, Partial effects in natural units: annual hazard against how much more the province has warmed than the species’ range, at three levels of survey effort expressed as annual visits.</w:t>
-      </w:r>
-      <w:r>
-        <w:t xml:space="preserve"> </w:t>
-      </w:r>
-      <w:r>
-        <w:rPr>
-          <w:b/>
-          <w:bCs/>
-        </w:rPr>
-        <w:t xml:space="preserve">d</w:t>
-      </w:r>
-      <w:r>
-        <w:t xml:space="preserve">, Every variance component and both focal fixed effects expressed as the hazard multiplier per one standard deviation, on a common axis.</w:t>
+        <w:t xml:space="preserve">, Hazard ratios for survey effort (triangles) and accumulated warming (circles) across four effort proxies and three treatments of the 24 implausible zero cells. AIC is not comparable across missing-data rules because the sample sizes differ, so only coefficients are shown.</w:t>
       </w:r>
     </w:p>
     <w:p>
@@ -3062,7 +7090,7 @@
           <w:b/>
           <w:bCs/>
         </w:rPr>
-        <w:t xml:space="preserve">Fig. 4 | The observation process made visible.</w:t>
+        <w:t xml:space="preserve">Fig. 4 | Random-effect structures evaluated on fit, explanatory power, variance structure and ecological meaning.</w:t>
       </w:r>
       <w:r>
         <w:t xml:space="preserve"> </w:t>
@@ -3075,7 +7103,7 @@
         <w:t xml:space="preserve">a</w:t>
       </w:r>
       <w:r>
-        <w:t xml:space="preserve">, Species random intercepts as hazard multipliers, grouped by migratory strategy; diamonds are group medians.</w:t>
+        <w:t xml:space="preserve">, ΔAIC; the main model is highlighted.</w:t>
       </w:r>
       <w:r>
         <w:t xml:space="preserve"> </w:t>
@@ -3088,7 +7116,20 @@
         <w:t xml:space="preserve">b</w:t>
       </w:r>
       <w:r>
-        <w:t xml:space="preserve">, Province random intercepts mapped, after controlling for effort and climate; grey denotes provincial units outside the analysis scope. Base map GS(2019)1822.</w:t>
+        <w:t xml:space="preserve">, Conditional</w:t>
+      </w:r>
+      <w:r>
+        <w:t xml:space="preserve"> </w:t>
+      </w:r>
+      <w:r>
+        <w:rPr>
+          <w:i/>
+          <w:iCs/>
+        </w:rPr>
+        <w:t xml:space="preserve">R</w:t>
+      </w:r>
+      <w:r>
+        <w:t xml:space="preserve">², conditional AUC and marginal AUC. Marginal AUC is flat across structures, confirming that the random terms absorb observational heterogeneity without redistributing the fixed-effect signal.</w:t>
       </w:r>
       <w:r>
         <w:t xml:space="preserve"> </w:t>
@@ -3101,20 +7142,7 @@
         <w:t xml:space="preserve">c</w:t>
       </w:r>
       <w:r>
-        <w:t xml:space="preserve">, Province-by-year random intercepts, the largest variance component in the model. Provinces are ordered by their mean.</w:t>
-      </w:r>
-      <w:r>
-        <w:t xml:space="preserve"> </w:t>
-      </w:r>
-      <w:r>
-        <w:rPr>
-          <w:b/>
-          <w:bCs/>
-        </w:rPr>
-        <w:t xml:space="preserve">d</w:t>
-      </w:r>
-      <w:r>
-        <w:t xml:space="preserve">, Hazard ratio for survey effort as a function of year, from the model that allows effects to vary through time; the ribbon is the 95% confidence interval.</w:t>
+        <w:t xml:space="preserve">, Random-effect standard deviations on the latent scale; no component collapses in any structure.</w:t>
       </w:r>
     </w:p>
     <w:p>
@@ -3126,13 +7154,104 @@
           <w:b/>
           <w:bCs/>
         </w:rPr>
-        <w:t xml:space="preserve">Fig. 5 | Directionality of new records relative to the species’ known range.</w:t>
-      </w:r>
-      <w:r>
-        <w:t xml:space="preserve"> </w:t>
-      </w:r>
-      <w:r>
-        <w:t xml:space="preserve">Bearing from the centroid of each species’ BirdLife range to the record, binned into eight 45° sectors. Radar and wind-rose forms are provided for the overall data, for the six largest orders overlaid, and for each of the sixteen best-sampled orders individually. Every order panel carries both sample sizes, new records and species, because one species can contribute records in several provinces. Overlay panels use each order’s own proportions; absolute sample sizes are in the legend.</w:t>
+        <w:t xml:space="preserve">Fig. 5 | Anatomy of the model, in units a reader can picture.</w:t>
+      </w:r>
+      <w:r>
+        <w:t xml:space="preserve"> </w:t>
+      </w:r>
+      <w:r>
+        <w:rPr>
+          <w:b/>
+          <w:bCs/>
+        </w:rPr>
+        <w:t xml:space="preserve">a</w:t>
+      </w:r>
+      <w:r>
+        <w:t xml:space="preserve">, Construction of the species-referenced climate gradient, shown as 15-year trailing means for one province and two species. Yunnan has warmed more than the Chinese range of</w:t>
+      </w:r>
+      <w:r>
+        <w:t xml:space="preserve"> </w:t>
+      </w:r>
+      <w:r>
+        <w:rPr>
+          <w:i/>
+          <w:iCs/>
+        </w:rPr>
+        <w:t xml:space="preserve">Aethopyga christinae</w:t>
+      </w:r>
+      <w:r>
+        <w:t xml:space="preserve"> </w:t>
+      </w:r>
+      <w:r>
+        <w:t xml:space="preserve">and less than that of</w:t>
+      </w:r>
+      <w:r>
+        <w:t xml:space="preserve"> </w:t>
+      </w:r>
+      <w:r>
+        <w:rPr>
+          <w:i/>
+          <w:iCs/>
+        </w:rPr>
+        <w:t xml:space="preserve">Coracias garrulus</w:t>
+      </w:r>
+      <w:r>
+        <w:t xml:space="preserve">, so the same province in the same year yields opposite values of</w:t>
+      </w:r>
+      <w:r>
+        <w:t xml:space="preserve"> </w:t>
+      </w:r>
+      <w:r>
+        <w:rPr>
+          <w:i/>
+          <w:iCs/>
+        </w:rPr>
+        <w:t xml:space="preserve">x</w:t>
+      </w:r>
+      <w:r>
+        <w:t xml:space="preserve"> </w:t>
+      </w:r>
+      <w:r>
+        <w:t xml:space="preserve">for the two species.</w:t>
+      </w:r>
+      <w:r>
+        <w:t xml:space="preserve"> </w:t>
+      </w:r>
+      <w:r>
+        <w:rPr>
+          <w:b/>
+          <w:bCs/>
+        </w:rPr>
+        <w:t xml:space="preserve">b</w:t>
+      </w:r>
+      <w:r>
+        <w:t xml:space="preserve">, Variance of each climate term partitioned into variation between province-years and variation within a province-year, the latter arising purely from differences among species.</w:t>
+      </w:r>
+      <w:r>
+        <w:t xml:space="preserve"> </w:t>
+      </w:r>
+      <w:r>
+        <w:rPr>
+          <w:b/>
+          <w:bCs/>
+        </w:rPr>
+        <w:t xml:space="preserve">c</w:t>
+      </w:r>
+      <w:r>
+        <w:t xml:space="preserve">, Partial effects in natural units: annual hazard against how much more the province has warmed than the species’ range, at three levels of survey effort expressed as annual visits.</w:t>
+      </w:r>
+      <w:r>
+        <w:t xml:space="preserve"> </w:t>
+      </w:r>
+      <w:r>
+        <w:rPr>
+          <w:b/>
+          <w:bCs/>
+        </w:rPr>
+        <w:t xml:space="preserve">d</w:t>
+      </w:r>
+      <w:r>
+        <w:t xml:space="preserve">, Every variance component and both focal fixed effects expressed as the hazard multiplier per one standard deviation, on a common axis.</w:t>
       </w:r>
     </w:p>
     <w:p>
@@ -3144,7 +7263,7 @@
           <w:b/>
           <w:bCs/>
         </w:rPr>
-        <w:t xml:space="preserve">Fig. 6 | The result does not depend on any freely chosen analytical decision.</w:t>
+        <w:t xml:space="preserve">Fig. 6 | The observation process made visible.</w:t>
       </w:r>
       <w:r>
         <w:t xml:space="preserve"> </w:t>
@@ -3157,7 +7276,7 @@
         <w:t xml:space="preserve">a</w:t>
       </w:r>
       <w:r>
-        <w:t xml:space="preserve">, Hazard ratio for accumulated warming across four climate indicators and four accumulation windows; asterisks denote significance.</w:t>
+        <w:t xml:space="preserve">, Species random intercepts as hazard multipliers, grouped by migratory strategy; diamonds are group medians.</w:t>
       </w:r>
       <w:r>
         <w:t xml:space="preserve"> </w:t>
@@ -3170,7 +7289,7 @@
         <w:t xml:space="preserve">b</w:t>
       </w:r>
       <w:r>
-        <w:t xml:space="preserve">, ΔAIC across the same grid, all cells fitted on identical rows.</w:t>
+        <w:t xml:space="preserve">, Province random intercepts mapped, after controlling for effort and climate; grey denotes provincial units outside the analysis scope. Base map GS(2019)1822.</w:t>
       </w:r>
       <w:r>
         <w:t xml:space="preserve"> </w:t>
@@ -3183,7 +7302,20 @@
         <w:t xml:space="preserve">c</w:t>
       </w:r>
       <w:r>
-        <w:t xml:space="preserve">, Hazard ratios for survey effort (triangles) and accumulated warming (circles) across four effort proxies and three treatments of the 24 implausible zero cells. AIC is not comparable across missing-data rules because the sample sizes differ, so only coefficients are shown.</w:t>
+        <w:t xml:space="preserve">, Province-by-year random intercepts, the largest variance component in the model. Provinces are ordered by their mean.</w:t>
+      </w:r>
+      <w:r>
+        <w:t xml:space="preserve"> </w:t>
+      </w:r>
+      <w:r>
+        <w:rPr>
+          <w:b/>
+          <w:bCs/>
+        </w:rPr>
+        <w:t xml:space="preserve">d</w:t>
+      </w:r>
+      <w:r>
+        <w:t xml:space="preserve">, Hazard ratio for survey effort as a function of year, from the model that allows effects to vary through time; the ribbon is the 95% confidence interval.</w:t>
       </w:r>
     </w:p>
     <w:p>
@@ -3195,7 +7327,13 @@
           <w:b/>
           <w:bCs/>
         </w:rPr>
-        <w:t xml:space="preserve">Fig. 7 | The two model families agree inside the fitted range and diverge outside it.</w:t>
+        <w:t xml:space="preserve">Fig. 7 | Accumulation window and climate baseline.</w:t>
+      </w:r>
+      <w:r>
+        <w:t xml:space="preserve"> </w:t>
+      </w:r>
+      <w:r>
+        <w:t xml:space="preserve">Windows of 5, 10, 15 and 20 years against three series: the main WorldClim 10-arc-minute data with a 1980–2000 baseline, the same baseline computed from CRU TS at 0.5° as a control for data source and resolution, and CRU TS with a 1970–2000 baseline.</w:t>
       </w:r>
       <w:r>
         <w:t xml:space="preserve"> </w:t>
@@ -3208,7 +7346,7 @@
         <w:t xml:space="preserve">a</w:t>
       </w:r>
       <w:r>
-        <w:t xml:space="preserve">, Province-year mean predicted hazard, 2002–2024.</w:t>
+        <w:t xml:space="preserve">, Hazard ratio for accumulated warming.</w:t>
       </w:r>
       <w:r>
         <w:t xml:space="preserve"> </w:t>
@@ -3221,7 +7359,7 @@
         <w:t xml:space="preserve">b</w:t>
       </w:r>
       <w:r>
-        <w:t xml:space="preserve">, First-to-99th-percentile range of each predictor in the fitted data and in each scenario-horizon combination.</w:t>
+        <w:t xml:space="preserve">, Hazard ratio for survey effort.</w:t>
       </w:r>
       <w:r>
         <w:t xml:space="preserve"> </w:t>
@@ -3234,7 +7372,723 @@
         <w:t xml:space="preserve">c</w:t>
       </w:r>
       <w:r>
+        <w:t xml:space="preserve">, Hazard ratio for the interaction.</w:t>
+      </w:r>
+      <w:r>
+        <w:t xml:space="preserve"> </w:t>
+      </w:r>
+      <w:r>
+        <w:rPr>
+          <w:b/>
+          <w:bCs/>
+        </w:rPr>
+        <w:t xml:space="preserve">d</w:t>
+      </w:r>
+      <w:r>
+        <w:t xml:space="preserve">, ΔAIC within each series; circles mark the optimum. Ribbons are 95% confidence intervals.</w:t>
+      </w:r>
+    </w:p>
+    <w:p>
+      <w:pPr>
+        <w:pStyle w:val="BodyText"/>
+      </w:pPr>
+      <w:r>
+        <w:rPr>
+          <w:b/>
+          <w:bCs/>
+        </w:rPr>
+        <w:t xml:space="preserve">Fig. 8 | Migratory strategy shifts the baseline hazard but does not moderate either driver.</w:t>
+      </w:r>
+      <w:r>
+        <w:t xml:space="preserve"> </w:t>
+      </w:r>
+      <w:r>
+        <w:rPr>
+          <w:b/>
+          <w:bCs/>
+        </w:rPr>
+        <w:t xml:space="preserve">a</w:t>
+      </w:r>
+      <w:r>
+        <w:t xml:space="preserve">, Risk-set rows, events and species in each group; the three groups with a known strategy carry 549 events in total.</w:t>
+      </w:r>
+      <w:r>
+        <w:t xml:space="preserve"> </w:t>
+      </w:r>
+      <w:r>
+        <w:rPr>
+          <w:b/>
+          <w:bCs/>
+        </w:rPr>
+        <w:t xml:space="preserve">b</w:t>
+      </w:r>
+      <w:r>
+        <w:t xml:space="preserve">, Group-specific hazard ratios from models fitted separately within each group, with 95% confidence intervals.</w:t>
+      </w:r>
+      <w:r>
+        <w:t xml:space="preserve"> </w:t>
+      </w:r>
+      <w:r>
+        <w:rPr>
+          <w:b/>
+          <w:bCs/>
+        </w:rPr>
+        <w:t xml:space="preserve">c</w:t>
+      </w:r>
+      <w:r>
+        <w:t xml:space="preserve">, ΔAIC across the moderation ladder; red text is the likelihood-ratio</w:t>
+      </w:r>
+      <w:r>
+        <w:t xml:space="preserve"> </w:t>
+      </w:r>
+      <w:r>
+        <w:rPr>
+          <w:i/>
+          <w:iCs/>
+        </w:rPr>
+        <w:t xml:space="preserve">P</w:t>
+      </w:r>
+      <w:r>
+        <w:t xml:space="preserve"> </w:t>
+      </w:r>
+      <w:r>
+        <w:t xml:space="preserve">value against the model with a migratory main effect only.</w:t>
+      </w:r>
+      <w:r>
+        <w:t xml:space="preserve"> </w:t>
+      </w:r>
+      <w:r>
+        <w:rPr>
+          <w:b/>
+          <w:bCs/>
+        </w:rPr>
+        <w:t xml:space="preserve">d</w:t>
+      </w:r>
+      <w:r>
+        <w:t xml:space="preserve">, Group-specific warming × effort interaction derived from the three-way model; filled points are significant within group, open points are not. The formal test for heterogeneity among groups is not significant.</w:t>
+      </w:r>
+    </w:p>
+    <w:p>
+      <w:pPr>
+        <w:pStyle w:val="BodyText"/>
+      </w:pPr>
+      <w:r>
+        <w:rPr>
+          <w:b/>
+          <w:bCs/>
+        </w:rPr>
+        <w:t xml:space="preserve">Fig. 9 | Species-level correlates of new provincial records.</w:t>
+      </w:r>
+      <w:r>
+        <w:t xml:space="preserve"> </w:t>
+      </w:r>
+      <w:r>
+        <w:rPr>
+          <w:b/>
+          <w:bCs/>
+        </w:rPr>
+        <w:t xml:space="preserve">a</w:t>
+      </w:r>
+      <w:r>
+        <w:t xml:space="preserve">, Continuous traits, as odds ratios per standard deviation with 95% confidence intervals, under three treatments of phylogenetic non-independence. Filled points are significant.</w:t>
+      </w:r>
+      <w:r>
+        <w:t xml:space="preserve"> </w:t>
+      </w:r>
+      <w:r>
+        <w:rPr>
+          <w:b/>
+          <w:bCs/>
+        </w:rPr>
+        <w:t xml:space="preserve">b</w:t>
+      </w:r>
+      <w:r>
+        <w:t xml:space="preserve">, Categorical contrasts against their reference levels.</w:t>
+      </w:r>
+      <w:r>
+        <w:t xml:space="preserve"> </w:t>
+      </w:r>
+      <w:r>
+        <w:rPr>
+          <w:b/>
+          <w:bCs/>
+        </w:rPr>
+        <w:t xml:space="preserve">c</w:t>
+      </w:r>
+      <w:r>
+        <w:t xml:space="preserve">, Range measured as an area, from two independent sources, against range measured as a count of provinces occupied.</w:t>
+      </w:r>
+      <w:r>
+        <w:t xml:space="preserve"> </w:t>
+      </w:r>
+      <w:r>
+        <w:rPr>
+          <w:b/>
+          <w:bCs/>
+        </w:rPr>
+        <w:t xml:space="preserve">d</w:t>
+      </w:r>
+      <w:r>
+        <w:t xml:space="preserve">, For every term, the number of phylogenetic treatments in which it is significant, with the range of odds ratios across treatments.</w:t>
+      </w:r>
+    </w:p>
+    <w:p>
+      <w:pPr>
+        <w:pStyle w:val="BodyText"/>
+      </w:pPr>
+      <w:r>
+        <w:rPr>
+          <w:b/>
+          <w:bCs/>
+        </w:rPr>
+        <w:t xml:space="preserve">Fig. 10 | Province-level counts of new records.</w:t>
+      </w:r>
+      <w:r>
+        <w:t xml:space="preserve"> </w:t>
+      </w:r>
+      <w:r>
+        <w:rPr>
+          <w:b/>
+          <w:bCs/>
+        </w:rPr>
+        <w:t xml:space="preserve">a</w:t>
+      </w:r>
+      <w:r>
+        <w:t xml:space="preserve">, Model comparison: Poisson against negative binomial, with and without recent effort as an offset.</w:t>
+      </w:r>
+      <w:r>
+        <w:t xml:space="preserve"> </w:t>
+      </w:r>
+      <w:r>
+        <w:rPr>
+          <w:b/>
+          <w:bCs/>
+        </w:rPr>
+        <w:t xml:space="preserve">b</w:t>
+      </w:r>
+      <w:r>
+        <w:t xml:space="preserve">, Incidence rate ratios per standard deviation from the two negative-binomial models.</w:t>
+      </w:r>
+      <w:r>
+        <w:t xml:space="preserve"> </w:t>
+      </w:r>
+      <w:r>
+        <w:rPr>
+          <w:b/>
+          <w:bCs/>
+        </w:rPr>
+        <w:t xml:space="preserve">c</w:t>
+      </w:r>
+      <w:r>
+        <w:t xml:space="preserve">, Hierarchical partitioning of explained deviance into independent and joint contributions.</w:t>
+      </w:r>
+      <w:r>
+        <w:t xml:space="preserve"> </w:t>
+      </w:r>
+      <w:r>
+        <w:rPr>
+          <w:b/>
+          <w:bCs/>
+        </w:rPr>
+        <w:t xml:space="preserve">d</w:t>
+      </w:r>
+      <w:r>
+        <w:t xml:space="preserve">, Partial correlation of each predictor with the record count, holding the others constant.</w:t>
+      </w:r>
+    </w:p>
+    <w:p>
+      <w:pPr>
+        <w:pStyle w:val="BodyText"/>
+      </w:pPr>
+      <w:r>
+        <w:rPr>
+          <w:b/>
+          <w:bCs/>
+        </w:rPr>
+        <w:t xml:space="preserve">Fig. 11 | Directionality of new records relative to the species’ known range.</w:t>
+      </w:r>
+      <w:r>
+        <w:t xml:space="preserve"> </w:t>
+      </w:r>
+      <w:r>
+        <w:t xml:space="preserve">Bearing from the centroid of each species’ BirdLife range to the record, binned into eight 45° sectors. Radar and wind-rose forms are provided for the overall data, for the six largest orders overlaid, and for each of the sixteen best-sampled orders individually. Every order panel carries both sample sizes, new records and species, because one species can contribute records in several provinces. Overlay panels use each order’s own proportions; absolute sample sizes are in the legend.</w:t>
+      </w:r>
+    </w:p>
+    <w:p>
+      <w:pPr>
+        <w:pStyle w:val="BodyText"/>
+      </w:pPr>
+      <w:r>
+        <w:rPr>
+          <w:b/>
+          <w:bCs/>
+        </w:rPr>
+        <w:t xml:space="preserve">Fig. M1 | Mechanistic projection of the latent generation hazard, restricted to the fitted covariate support.</w:t>
+      </w:r>
+      <w:r>
+        <w:t xml:space="preserve"> </w:t>
+      </w:r>
+      <w:r>
+        <w:t xml:space="preserve">Provincial hazard relative to 2024 under two SSP scenarios at three horizons, aggregating only species-province cells whose accumulated warming and survey effort fall inside the 1st–99th percentile of the fitted data. The percentage on each panel is the share of cells that qualify.</w:t>
+      </w:r>
+    </w:p>
+    <w:p>
+      <w:pPr>
+        <w:pStyle w:val="BodyText"/>
+      </w:pPr>
+      <w:r>
+        <w:rPr>
+          <w:b/>
+          <w:bCs/>
+        </w:rPr>
+        <w:t xml:space="preserve">Fig. M2 | Machine-learning projection under identical inputs and the same support mask.</w:t>
+      </w:r>
+    </w:p>
+    <w:p>
+      <w:pPr>
+        <w:pStyle w:val="BodyText"/>
+      </w:pPr>
+      <w:r>
+        <w:rPr>
+          <w:b/>
+          <w:bCs/>
+        </w:rPr>
+        <w:t xml:space="preserve">Fig. M3 | TreeSHAP interpretation of the gradient-boosted model.</w:t>
+      </w:r>
+      <w:r>
+        <w:t xml:space="preserve"> </w:t>
+      </w:r>
+      <w:r>
+        <w:rPr>
+          <w:b/>
+          <w:bCs/>
+        </w:rPr>
+        <w:t xml:space="preserve">a</w:t>
+      </w:r>
+      <w:r>
+        <w:t xml:space="preserve">, Mean absolute SHAP contribution per feature.</w:t>
+      </w:r>
+      <w:r>
+        <w:t xml:space="preserve"> </w:t>
+      </w:r>
+      <w:r>
+        <w:rPr>
+          <w:b/>
+          <w:bCs/>
+        </w:rPr>
+        <w:t xml:space="preserve">b</w:t>
+      </w:r>
+      <w:r>
+        <w:t xml:space="preserve">, SHAP dependence, monotone increasing for both accumulated warming and survey effort.</w:t>
+      </w:r>
+    </w:p>
+    <w:p>
+      <w:pPr>
+        <w:pStyle w:val="BodyText"/>
+      </w:pPr>
+      <w:r>
+        <w:rPr>
+          <w:b/>
+          <w:bCs/>
+        </w:rPr>
+        <w:t xml:space="preserve">Fig. M4 | The two model families agree inside the fitted range and diverge outside it.</w:t>
+      </w:r>
+      <w:r>
+        <w:t xml:space="preserve"> </w:t>
+      </w:r>
+      <w:r>
+        <w:rPr>
+          <w:b/>
+          <w:bCs/>
+        </w:rPr>
+        <w:t xml:space="preserve">a</w:t>
+      </w:r>
+      <w:r>
+        <w:t xml:space="preserve">, Province-year mean predicted hazard, 2002–2024.</w:t>
+      </w:r>
+      <w:r>
+        <w:t xml:space="preserve"> </w:t>
+      </w:r>
+      <w:r>
+        <w:rPr>
+          <w:b/>
+          <w:bCs/>
+        </w:rPr>
+        <w:t xml:space="preserve">b</w:t>
+      </w:r>
+      <w:r>
+        <w:t xml:space="preserve">, First-to-99th-percentile range of each predictor in the fitted data and in each scenario-horizon combination.</w:t>
+      </w:r>
+      <w:r>
+        <w:t xml:space="preserve"> </w:t>
+      </w:r>
+      <w:r>
+        <w:rPr>
+          <w:b/>
+          <w:bCs/>
+        </w:rPr>
+        <w:t xml:space="preserve">c</w:t>
+      </w:r>
+      <w:r>
         <w:t xml:space="preserve">, Province-level projected hazard ratios, with rank correlation and directional agreement per panel.</w:t>
+      </w:r>
+    </w:p>
+    <w:p>
+      <w:pPr>
+        <w:pStyle w:val="BodyText"/>
+      </w:pPr>
+      <w:r>
+        <w:rPr>
+          <w:b/>
+          <w:bCs/>
+        </w:rPr>
+        <w:t xml:space="preserve">Extended Data Fig. 1 | Simulation-based residual diagnostics for the main model.</w:t>
+      </w:r>
+      <w:r>
+        <w:t xml:space="preserve"> </w:t>
+      </w:r>
+      <w:r>
+        <w:rPr>
+          <w:b/>
+          <w:bCs/>
+        </w:rPr>
+        <w:t xml:space="preserve">a</w:t>
+      </w:r>
+      <w:r>
+        <w:t xml:space="preserve">, Quantile–quantile plot of DHARMa scaled residuals against the uniform distribution, from 500 simulations; every 40th point is drawn.</w:t>
+      </w:r>
+      <w:r>
+        <w:t xml:space="preserve"> </w:t>
+      </w:r>
+      <w:r>
+        <w:rPr>
+          <w:b/>
+          <w:bCs/>
+        </w:rPr>
+        <w:t xml:space="preserve">b</w:t>
+      </w:r>
+      <w:r>
+        <w:t xml:space="preserve">, Kolmogorov–Smirnov</w:t>
+      </w:r>
+      <w:r>
+        <w:t xml:space="preserve"> </w:t>
+      </w:r>
+      <w:r>
+        <w:rPr>
+          <w:i/>
+          <w:iCs/>
+        </w:rPr>
+        <w:t xml:space="preserve">P</w:t>
+      </w:r>
+      <w:r>
+        <w:t xml:space="preserve"> </w:t>
+      </w:r>
+      <w:r>
+        <w:t xml:space="preserve">values for the residuals of each year and each province, against the nominal 5% level.</w:t>
+      </w:r>
+      <w:r>
+        <w:t xml:space="preserve"> </w:t>
+      </w:r>
+      <w:r>
+        <w:rPr>
+          <w:b/>
+          <w:bCs/>
+        </w:rPr>
+        <w:t xml:space="preserve">c</w:t>
+      </w:r>
+      <w:r>
+        <w:t xml:space="preserve">, Moran’s</w:t>
+      </w:r>
+      <w:r>
+        <w:t xml:space="preserve"> </w:t>
+      </w:r>
+      <w:r>
+        <w:rPr>
+          <w:i/>
+          <w:iCs/>
+        </w:rPr>
+        <w:t xml:space="preserve">I</w:t>
+      </w:r>
+      <w:r>
+        <w:t xml:space="preserve"> </w:t>
+      </w:r>
+      <w:r>
+        <w:t xml:space="preserve">of province-mean residuals against a null distribution from 999 permutations of province labels, with inverse-distance weights.</w:t>
+      </w:r>
+      <w:r>
+        <w:t xml:space="preserve"> </w:t>
+      </w:r>
+      <w:r>
+        <w:rPr>
+          <w:b/>
+          <w:bCs/>
+        </w:rPr>
+        <w:t xml:space="preserve">d</w:t>
+      </w:r>
+      <w:r>
+        <w:t xml:space="preserve">, Rate of change of each focal coefficient with time on the log-hazard scale, testing the proportional-hazards assumption.</w:t>
+      </w:r>
+    </w:p>
+    <w:p>
+      <w:pPr>
+        <w:pStyle w:val="BodyText"/>
+      </w:pPr>
+      <w:r>
+        <w:rPr>
+          <w:b/>
+          <w:bCs/>
+        </w:rPr>
+        <w:t xml:space="preserve">Extended Data Fig. 3 | The same mechanistic projection without the support mask</w:t>
+      </w:r>
+      <w:r>
+        <w:t xml:space="preserve">, shown to indicate the magnitude of the extrapolation.</w:t>
+      </w:r>
+    </w:p>
+    <w:p>
+      <w:pPr>
+        <w:pStyle w:val="BodyText"/>
+      </w:pPr>
+      <w:r>
+        <w:rPr>
+          <w:b/>
+          <w:bCs/>
+        </w:rPr>
+        <w:t xml:space="preserve">Extended Data Fig. 5 | Design-preserving null models, resampling and influence.</w:t>
+      </w:r>
+      <w:r>
+        <w:t xml:space="preserve"> </w:t>
+      </w:r>
+      <w:r>
+        <w:rPr>
+          <w:b/>
+          <w:bCs/>
+        </w:rPr>
+        <w:t xml:space="preserve">a</w:t>
+      </w:r>
+      <w:r>
+        <w:t xml:space="preserve">, Null distributions of the four fixed effects under three permutation schemes, each destroying exactly one association while holding the risk set, the per-province-year event counts, the effort and completeness marginals and the random-effect hierarchy fixed (199 permutations each); red lines mark the observed values. The null for accumulated warming is centred near 1.16 rather than unity because permuting within province-years preserves the covariance between provincial-annual climate and provincial-annual event counts.</w:t>
+      </w:r>
+      <w:r>
+        <w:t xml:space="preserve"> </w:t>
+      </w:r>
+      <w:r>
+        <w:rPr>
+          <w:b/>
+          <w:bCs/>
+        </w:rPr>
+        <w:t xml:space="preserve">b</w:t>
+      </w:r>
+      <w:r>
+        <w:t xml:space="preserve">, Wald and cluster bootstrap confidence intervals, resampling species (392 clusters) and provinces (31 clusters), 300 times each.</w:t>
+      </w:r>
+      <w:r>
+        <w:t xml:space="preserve"> </w:t>
+      </w:r>
+      <w:r>
+        <w:rPr>
+          <w:b/>
+          <w:bCs/>
+        </w:rPr>
+        <w:t xml:space="preserve">c</w:t>
+      </w:r>
+      <w:r>
+        <w:t xml:space="preserve">, Actual coverage of the nominal 95% interval under a parametric bootstrap of 150 simulations from the fitted model, with the bias of each coefficient annotated.</w:t>
+      </w:r>
+      <w:r>
+        <w:t xml:space="preserve"> </w:t>
+      </w:r>
+      <w:r>
+        <w:rPr>
+          <w:b/>
+          <w:bCs/>
+        </w:rPr>
+        <w:t xml:space="preserve">d</w:t>
+      </w:r>
+      <w:r>
+        <w:t xml:space="preserve">, Relative change in each hazard ratio when each province, and each of ten species deciles, is held out. Draws converging to degenerate optima (|log hazard ratio| &gt; 2) are excluded throughout; their number is 3 of 199 in the third null, 3 of 300 in the species bootstrap, and none elsewhere.</w:t>
+      </w:r>
+    </w:p>
+    <w:p>
+      <w:pPr>
+        <w:pStyle w:val="BodyText"/>
+      </w:pPr>
+      <w:r>
+        <w:rPr>
+          <w:b/>
+          <w:bCs/>
+        </w:rPr>
+        <w:t xml:space="preserve">Extended Data Fig. 6 | Spatial and temporal pattern of the released compilation.</w:t>
+      </w:r>
+      <w:r>
+        <w:t xml:space="preserve"> </w:t>
+      </w:r>
+      <w:r>
+        <w:rPr>
+          <w:b/>
+          <w:bCs/>
+        </w:rPr>
+        <w:t xml:space="preserve">a</w:t>
+      </w:r>
+      <w:r>
+        <w:t xml:space="preserve">, 1,056 georeferenced records coloured by year.</w:t>
+      </w:r>
+      <w:r>
+        <w:t xml:space="preserve"> </w:t>
+      </w:r>
+      <w:r>
+        <w:rPr>
+          <w:b/>
+          <w:bCs/>
+        </w:rPr>
+        <w:t xml:space="preserve">b</w:t>
+      </w:r>
+      <w:r>
+        <w:t xml:space="preserve">, Cumulative records per province.</w:t>
+      </w:r>
+      <w:r>
+        <w:t xml:space="preserve"> </w:t>
+      </w:r>
+      <w:r>
+        <w:rPr>
+          <w:b/>
+          <w:bCs/>
+        </w:rPr>
+        <w:t xml:space="preserve">c</w:t>
+      </w:r>
+      <w:r>
+        <w:t xml:space="preserve">, Annual counts by reported year (bars) and, for the modelled subset, by discovery year (line); their offset motivates the dating correction.</w:t>
+      </w:r>
+      <w:r>
+        <w:t xml:space="preserve"> </w:t>
+      </w:r>
+      <w:r>
+        <w:rPr>
+          <w:b/>
+          <w:bCs/>
+        </w:rPr>
+        <w:t xml:space="preserve">d</w:t>
+      </w:r>
+      <w:r>
+        <w:t xml:space="preserve">, Latitude and longitude of records against year with loess fits. Data: CBNR, Zenodo record 20809949 (CC-BY-4.0); three records with implausible coordinates excluded.</w:t>
+      </w:r>
+    </w:p>
+    <w:p>
+      <w:pPr>
+        <w:pStyle w:val="BodyText"/>
+      </w:pPr>
+      <w:r>
+        <w:rPr>
+          <w:b/>
+          <w:bCs/>
+        </w:rPr>
+        <w:t xml:space="preserve">Extended Data Fig. 7 | Future scenarios with climate and survey effort as independent axes.</w:t>
+      </w:r>
+      <w:r>
+        <w:t xml:space="preserve"> </w:t>
+      </w:r>
+      <w:r>
+        <w:t xml:space="preserve">Predicted number of first records per province under SSP2-4.5 and SSP5-8.5, with effort frozen at 2024 or growing at 0.6 SD per decade, for</w:t>
+      </w:r>
+      <w:r>
+        <w:t xml:space="preserve"> </w:t>
+      </w:r>
+      <w:r>
+        <w:rPr>
+          <w:b/>
+          <w:bCs/>
+        </w:rPr>
+        <w:t xml:space="preserve">a</w:t>
+      </w:r>
+      <w:r>
+        <w:t xml:space="preserve"> </w:t>
+      </w:r>
+      <w:r>
+        <w:t xml:space="preserve">2030 and</w:t>
+      </w:r>
+      <w:r>
+        <w:t xml:space="preserve"> </w:t>
+      </w:r>
+      <w:r>
+        <w:rPr>
+          <w:b/>
+          <w:bCs/>
+        </w:rPr>
+        <w:t xml:space="preserve">b</w:t>
+      </w:r>
+      <w:r>
+        <w:t xml:space="preserve"> </w:t>
+      </w:r>
+      <w:r>
+        <w:t xml:space="preserve">2050;</w:t>
+      </w:r>
+      <w:r>
+        <w:t xml:space="preserve"> </w:t>
+      </w:r>
+      <w:r>
+        <w:rPr>
+          <w:b/>
+          <w:bCs/>
+        </w:rPr>
+        <w:t xml:space="preserve">c</w:t>
+      </w:r>
+      <w:r>
+        <w:t xml:space="preserve">, county surfaces for 2050 under fixed 2024 allocation shares. Colour is log10 of the expected number; transparency encodes the fraction of species–province cells inside the fitted covariate support; national totals and support fractions are given per panel.</w:t>
+      </w:r>
+    </w:p>
+    <w:p>
+      <w:pPr>
+        <w:pStyle w:val="BodyText"/>
+      </w:pPr>
+      <w:r>
+        <w:rPr>
+          <w:b/>
+          <w:bCs/>
+        </w:rPr>
+        <w:t xml:space="preserve">Extended Data Fig. 8 | Skill of three model families across validation designs.</w:t>
+      </w:r>
+      <w:r>
+        <w:t xml:space="preserve"> </w:t>
+      </w:r>
+      <w:r>
+        <w:rPr>
+          <w:b/>
+          <w:bCs/>
+        </w:rPr>
+        <w:t xml:space="preserve">a</w:t>
+      </w:r>
+      <w:r>
+        <w:t xml:space="preserve">, Province-level PR-AUC for the mechanistic model, a random forest and XGBoost under random, leave-species, leave-province and temporal folds (event rate 0.369%; error bars fold SD).</w:t>
+      </w:r>
+      <w:r>
+        <w:t xml:space="preserve"> </w:t>
+      </w:r>
+      <w:r>
+        <w:rPr>
+          <w:b/>
+          <w:bCs/>
+        </w:rPr>
+        <w:t xml:space="preserve">b</w:t>
+      </w:r>
+      <w:r>
+        <w:t xml:space="preserve">, Rank skill of the same families in prefecture- and county-level allocation under temporal forward-prediction and leave-one-province splits (0.5 = random).</w:t>
+      </w:r>
+    </w:p>
+    <w:p>
+      <w:pPr>
+        <w:pStyle w:val="BodyText"/>
+      </w:pPr>
+      <w:r>
+        <w:rPr>
+          <w:b/>
+          <w:bCs/>
+        </w:rPr>
+        <w:t xml:space="preserve">Extended Data Fig. 9 | Prediction surfaces of three model families at three administrative scales, 2024.</w:t>
+      </w:r>
+      <w:r>
+        <w:t xml:space="preserve"> </w:t>
+      </w:r>
+      <w:r>
+        <w:t xml:space="preserve">Rows: province, prefecture, county; columns: mechanistic two-stage model, random forest, XGBoost. Each column is internally consistent (its own province stage times its own within-province allocation); colour scales are shared within rows (log10 expected number of records). Basemap GS(2019)1822.</w:t>
       </w:r>
     </w:p>
     <w:bookmarkEnd w:id="10"/>
@@ -3244,6 +8098,7 @@
         <w:numRestart w:val="eachSect"/>
       </w:footnotePr>
       <w:pgMar w:left="1440" w:right="1440" w:top="1440" w:bottom="1440"/>
+      <w:lnNumType w:countBy="1" w:start="1" w:restart="continuous" w:distance="360"/>
     </w:sectPr>
   </w:body>
 </w:document>

--- a/submission/NC/Manuscript_NC_tables_and_legends.docx
+++ b/submission/NC/Manuscript_NC_tables_and_legends.docx
@@ -36,13 +36,19 @@
         <w:tblLayout w:type="fixed"/>
         <w:tblLook w:firstRow="1" w:lastRow="0" w:firstColumn="0" w:lastColumn="0" w:noHBand="0" w:noVBand="0" w:val="0020"/>
         <w:tblBorders>
-          <w:top w:val="single" w:sz="4" w:color="auto"/>
-          <w:left w:val="single" w:sz="4" w:color="auto"/>
-          <w:bottom w:val="single" w:sz="4" w:color="auto"/>
-          <w:right w:val="single" w:sz="4" w:color="auto"/>
-          <w:insideH w:val="single" w:sz="4" w:color="auto"/>
-          <w:insideV w:val="single" w:sz="4" w:color="auto"/>
+          <w:top w:val="single" w:sz="8" w:color="auto"/>
+          <w:bottom w:val="single" w:sz="8" w:color="auto"/>
+          <w:left w:val="none" w:sz="0" w:color="auto"/>
+          <w:right w:val="none" w:sz="0" w:color="auto"/>
+          <w:insideH w:val="none" w:sz="0" w:color="auto"/>
+          <w:insideV w:val="none" w:sz="0" w:color="auto"/>
         </w:tblBorders>
+        <w:tblCellMar>
+          <w:top w:w="40" w:type="dxa"/>
+          <w:bottom w:w="40" w:type="dxa"/>
+          <w:left w:w="80" w:type="dxa"/>
+          <w:right w:w="80" w:type="dxa"/>
+        </w:tblCellMar>
       </w:tblPr>
       <w:tblGrid>
         <w:gridCol w:w="990"/>
@@ -59,15 +65,21 @@
           <w:tblHeader w:val="on"/>
         </w:trPr>
         <w:tc>
-          <w:tcPr/>
-          <w:p>
-            <w:pPr>
-              <w:pStyle w:val="Compact"/>
-              <w:spacing w:line="240" w:lineRule="auto" w:after="0"/>
-            </w:pPr>
-            <w:r>
-              <w:rPr>
-                <w:rFonts w:ascii="Times New Roman" w:hAnsi="Times New Roman"/>
+          <w:tcPr>
+            <w:tcBorders>
+              <w:bottom w:val="single" w:sz="4" w:color="auto"/>
+            </w:tcBorders>
+            <w:vAlign w:val="center"/>
+          </w:tcPr>
+          <w:p>
+            <w:pPr>
+              <w:pStyle w:val="Compact"/>
+              <w:spacing w:line="240" w:lineRule="auto" w:after="0"/>
+            </w:pPr>
+            <w:r>
+              <w:rPr>
+                <w:rFonts w:ascii="Times New Roman" w:hAnsi="Times New Roman"/>
+                <w:b/>
                 <w:sz w:val="16"/>
               </w:rPr>
               <w:t xml:space="preserve">Step</w:t>
@@ -75,15 +87,21 @@
           </w:p>
         </w:tc>
         <w:tc>
-          <w:tcPr/>
-          <w:p>
-            <w:pPr>
-              <w:pStyle w:val="Compact"/>
-              <w:spacing w:line="240" w:lineRule="auto" w:after="0"/>
-            </w:pPr>
-            <w:r>
-              <w:rPr>
-                <w:rFonts w:ascii="Times New Roman" w:hAnsi="Times New Roman"/>
+          <w:tcPr>
+            <w:tcBorders>
+              <w:bottom w:val="single" w:sz="4" w:color="auto"/>
+            </w:tcBorders>
+            <w:vAlign w:val="center"/>
+          </w:tcPr>
+          <w:p>
+            <w:pPr>
+              <w:pStyle w:val="Compact"/>
+              <w:spacing w:line="240" w:lineRule="auto" w:after="0"/>
+            </w:pPr>
+            <w:r>
+              <w:rPr>
+                <w:rFonts w:ascii="Times New Roman" w:hAnsi="Times New Roman"/>
+                <w:b/>
                 <w:sz w:val="16"/>
               </w:rPr>
               <w:t xml:space="preserve">Change</w:t>
@@ -91,15 +109,21 @@
           </w:p>
         </w:tc>
         <w:tc>
-          <w:tcPr/>
-          <w:p>
-            <w:pPr>
-              <w:pStyle w:val="Compact"/>
-              <w:spacing w:line="240" w:lineRule="auto" w:after="0"/>
-            </w:pPr>
-            <w:r>
-              <w:rPr>
-                <w:rFonts w:ascii="Times New Roman" w:hAnsi="Times New Roman"/>
+          <w:tcPr>
+            <w:tcBorders>
+              <w:bottom w:val="single" w:sz="4" w:color="auto"/>
+            </w:tcBorders>
+            <w:vAlign w:val="center"/>
+          </w:tcPr>
+          <w:p>
+            <w:pPr>
+              <w:pStyle w:val="Compact"/>
+              <w:spacing w:line="240" w:lineRule="auto" w:after="0"/>
+            </w:pPr>
+            <w:r>
+              <w:rPr>
+                <w:rFonts w:ascii="Times New Roman" w:hAnsi="Times New Roman"/>
+                <w:b/>
                 <w:i/>
                 <w:iCs/>
                 <w:sz w:val="16"/>
@@ -109,15 +133,21 @@
           </w:p>
         </w:tc>
         <w:tc>
-          <w:tcPr/>
-          <w:p>
-            <w:pPr>
-              <w:pStyle w:val="Compact"/>
-              <w:spacing w:line="240" w:lineRule="auto" w:after="0"/>
-            </w:pPr>
-            <w:r>
-              <w:rPr>
-                <w:rFonts w:ascii="Times New Roman" w:hAnsi="Times New Roman"/>
+          <w:tcPr>
+            <w:tcBorders>
+              <w:bottom w:val="single" w:sz="4" w:color="auto"/>
+            </w:tcBorders>
+            <w:vAlign w:val="center"/>
+          </w:tcPr>
+          <w:p>
+            <w:pPr>
+              <w:pStyle w:val="Compact"/>
+              <w:spacing w:line="240" w:lineRule="auto" w:after="0"/>
+            </w:pPr>
+            <w:r>
+              <w:rPr>
+                <w:rFonts w:ascii="Times New Roman" w:hAnsi="Times New Roman"/>
+                <w:b/>
                 <w:sz w:val="16"/>
               </w:rPr>
               <w:t xml:space="preserve">Events</w:t>
@@ -125,15 +155,21 @@
           </w:p>
         </w:tc>
         <w:tc>
-          <w:tcPr/>
-          <w:p>
-            <w:pPr>
-              <w:pStyle w:val="Compact"/>
-              <w:spacing w:line="240" w:lineRule="auto" w:after="0"/>
-            </w:pPr>
-            <w:r>
-              <w:rPr>
-                <w:rFonts w:ascii="Times New Roman" w:hAnsi="Times New Roman"/>
+          <w:tcPr>
+            <w:tcBorders>
+              <w:bottom w:val="single" w:sz="4" w:color="auto"/>
+            </w:tcBorders>
+            <w:vAlign w:val="center"/>
+          </w:tcPr>
+          <w:p>
+            <w:pPr>
+              <w:pStyle w:val="Compact"/>
+              <w:spacing w:line="240" w:lineRule="auto" w:after="0"/>
+            </w:pPr>
+            <w:r>
+              <w:rPr>
+                <w:rFonts w:ascii="Times New Roman" w:hAnsi="Times New Roman"/>
+                <w:b/>
                 <w:sz w:val="16"/>
               </w:rPr>
               <w:t xml:space="preserve">HR effort</w:t>
@@ -141,15 +177,21 @@
           </w:p>
         </w:tc>
         <w:tc>
-          <w:tcPr/>
-          <w:p>
-            <w:pPr>
-              <w:pStyle w:val="Compact"/>
-              <w:spacing w:line="240" w:lineRule="auto" w:after="0"/>
-            </w:pPr>
-            <w:r>
-              <w:rPr>
-                <w:rFonts w:ascii="Times New Roman" w:hAnsi="Times New Roman"/>
+          <w:tcPr>
+            <w:tcBorders>
+              <w:bottom w:val="single" w:sz="4" w:color="auto"/>
+            </w:tcBorders>
+            <w:vAlign w:val="center"/>
+          </w:tcPr>
+          <w:p>
+            <w:pPr>
+              <w:pStyle w:val="Compact"/>
+              <w:spacing w:line="240" w:lineRule="auto" w:after="0"/>
+            </w:pPr>
+            <w:r>
+              <w:rPr>
+                <w:rFonts w:ascii="Times New Roman" w:hAnsi="Times New Roman"/>
+                <w:b/>
                 <w:sz w:val="16"/>
               </w:rPr>
               <w:t xml:space="preserve">HR warming</w:t>
@@ -157,15 +199,21 @@
           </w:p>
         </w:tc>
         <w:tc>
-          <w:tcPr/>
-          <w:p>
-            <w:pPr>
-              <w:pStyle w:val="Compact"/>
-              <w:spacing w:line="240" w:lineRule="auto" w:after="0"/>
-            </w:pPr>
-            <w:r>
-              <w:rPr>
-                <w:rFonts w:ascii="Times New Roman" w:hAnsi="Times New Roman"/>
+          <w:tcPr>
+            <w:tcBorders>
+              <w:bottom w:val="single" w:sz="4" w:color="auto"/>
+            </w:tcBorders>
+            <w:vAlign w:val="center"/>
+          </w:tcPr>
+          <w:p>
+            <w:pPr>
+              <w:pStyle w:val="Compact"/>
+              <w:spacing w:line="240" w:lineRule="auto" w:after="0"/>
+            </w:pPr>
+            <w:r>
+              <w:rPr>
+                <w:rFonts w:ascii="Times New Roman" w:hAnsi="Times New Roman"/>
+                <w:b/>
                 <w:sz w:val="16"/>
               </w:rPr>
               <w:t xml:space="preserve">HR variability</w:t>
@@ -173,15 +221,21 @@
           </w:p>
         </w:tc>
         <w:tc>
-          <w:tcPr/>
-          <w:p>
-            <w:pPr>
-              <w:pStyle w:val="Compact"/>
-              <w:spacing w:line="240" w:lineRule="auto" w:after="0"/>
-            </w:pPr>
-            <w:r>
-              <w:rPr>
-                <w:rFonts w:ascii="Times New Roman" w:hAnsi="Times New Roman"/>
+          <w:tcPr>
+            <w:tcBorders>
+              <w:bottom w:val="single" w:sz="4" w:color="auto"/>
+            </w:tcBorders>
+            <w:vAlign w:val="center"/>
+          </w:tcPr>
+          <w:p>
+            <w:pPr>
+              <w:pStyle w:val="Compact"/>
+              <w:spacing w:line="240" w:lineRule="auto" w:after="0"/>
+            </w:pPr>
+            <w:r>
+              <w:rPr>
+                <w:rFonts w:ascii="Times New Roman" w:hAnsi="Times New Roman"/>
+                <w:b/>
                 <w:sz w:val="16"/>
               </w:rPr>
               <w:t xml:space="preserve">HR interaction</w:t>
@@ -191,7 +245,9 @@
       </w:tr>
       <w:tr>
         <w:tc>
-          <w:tcPr/>
+          <w:tcPr>
+            <w:vAlign w:val="center"/>
+          </w:tcPr>
           <w:p>
             <w:pPr>
               <w:pStyle w:val="Compact"/>
@@ -207,7 +263,9 @@
           </w:p>
         </w:tc>
         <w:tc>
-          <w:tcPr/>
+          <w:tcPr>
+            <w:vAlign w:val="center"/>
+          </w:tcPr>
           <w:p>
             <w:pPr>
               <w:pStyle w:val="Compact"/>
@@ -223,7 +281,9 @@
           </w:p>
         </w:tc>
         <w:tc>
-          <w:tcPr/>
+          <w:tcPr>
+            <w:vAlign w:val="center"/>
+          </w:tcPr>
           <w:p>
             <w:pPr>
               <w:pStyle w:val="Compact"/>
@@ -239,7 +299,9 @@
           </w:p>
         </w:tc>
         <w:tc>
-          <w:tcPr/>
+          <w:tcPr>
+            <w:vAlign w:val="center"/>
+          </w:tcPr>
           <w:p>
             <w:pPr>
               <w:pStyle w:val="Compact"/>
@@ -255,7 +317,9 @@
           </w:p>
         </w:tc>
         <w:tc>
-          <w:tcPr/>
+          <w:tcPr>
+            <w:vAlign w:val="center"/>
+          </w:tcPr>
           <w:p>
             <w:pPr>
               <w:pStyle w:val="Compact"/>
@@ -271,7 +335,9 @@
           </w:p>
         </w:tc>
         <w:tc>
-          <w:tcPr/>
+          <w:tcPr>
+            <w:vAlign w:val="center"/>
+          </w:tcPr>
           <w:p>
             <w:pPr>
               <w:pStyle w:val="Compact"/>
@@ -287,7 +353,9 @@
           </w:p>
         </w:tc>
         <w:tc>
-          <w:tcPr/>
+          <w:tcPr>
+            <w:vAlign w:val="center"/>
+          </w:tcPr>
           <w:p>
             <w:pPr>
               <w:pStyle w:val="Compact"/>
@@ -303,7 +371,9 @@
           </w:p>
         </w:tc>
         <w:tc>
-          <w:tcPr/>
+          <w:tcPr>
+            <w:vAlign w:val="center"/>
+          </w:tcPr>
           <w:p>
             <w:pPr>
               <w:pStyle w:val="Compact"/>
@@ -321,7 +391,9 @@
       </w:tr>
       <w:tr>
         <w:tc>
-          <w:tcPr/>
+          <w:tcPr>
+            <w:vAlign w:val="center"/>
+          </w:tcPr>
           <w:p>
             <w:pPr>
               <w:pStyle w:val="Compact"/>
@@ -337,7 +409,9 @@
           </w:p>
         </w:tc>
         <w:tc>
-          <w:tcPr/>
+          <w:tcPr>
+            <w:vAlign w:val="center"/>
+          </w:tcPr>
           <w:p>
             <w:pPr>
               <w:pStyle w:val="Compact"/>
@@ -353,7 +427,9 @@
           </w:p>
         </w:tc>
         <w:tc>
-          <w:tcPr/>
+          <w:tcPr>
+            <w:vAlign w:val="center"/>
+          </w:tcPr>
           <w:p>
             <w:pPr>
               <w:pStyle w:val="Compact"/>
@@ -369,7 +445,9 @@
           </w:p>
         </w:tc>
         <w:tc>
-          <w:tcPr/>
+          <w:tcPr>
+            <w:vAlign w:val="center"/>
+          </w:tcPr>
           <w:p>
             <w:pPr>
               <w:pStyle w:val="Compact"/>
@@ -385,7 +463,9 @@
           </w:p>
         </w:tc>
         <w:tc>
-          <w:tcPr/>
+          <w:tcPr>
+            <w:vAlign w:val="center"/>
+          </w:tcPr>
           <w:p>
             <w:pPr>
               <w:pStyle w:val="Compact"/>
@@ -401,7 +481,9 @@
           </w:p>
         </w:tc>
         <w:tc>
-          <w:tcPr/>
+          <w:tcPr>
+            <w:vAlign w:val="center"/>
+          </w:tcPr>
           <w:p>
             <w:pPr>
               <w:pStyle w:val="Compact"/>
@@ -417,7 +499,9 @@
           </w:p>
         </w:tc>
         <w:tc>
-          <w:tcPr/>
+          <w:tcPr>
+            <w:vAlign w:val="center"/>
+          </w:tcPr>
           <w:p>
             <w:pPr>
               <w:pStyle w:val="Compact"/>
@@ -433,7 +517,9 @@
           </w:p>
         </w:tc>
         <w:tc>
-          <w:tcPr/>
+          <w:tcPr>
+            <w:vAlign w:val="center"/>
+          </w:tcPr>
           <w:p>
             <w:pPr>
               <w:pStyle w:val="Compact"/>
@@ -451,7 +537,9 @@
       </w:tr>
       <w:tr>
         <w:tc>
-          <w:tcPr/>
+          <w:tcPr>
+            <w:vAlign w:val="center"/>
+          </w:tcPr>
           <w:p>
             <w:pPr>
               <w:pStyle w:val="Compact"/>
@@ -467,7 +555,9 @@
           </w:p>
         </w:tc>
         <w:tc>
-          <w:tcPr/>
+          <w:tcPr>
+            <w:vAlign w:val="center"/>
+          </w:tcPr>
           <w:p>
             <w:pPr>
               <w:pStyle w:val="Compact"/>
@@ -483,7 +573,9 @@
           </w:p>
         </w:tc>
         <w:tc>
-          <w:tcPr/>
+          <w:tcPr>
+            <w:vAlign w:val="center"/>
+          </w:tcPr>
           <w:p>
             <w:pPr>
               <w:pStyle w:val="Compact"/>
@@ -499,7 +591,9 @@
           </w:p>
         </w:tc>
         <w:tc>
-          <w:tcPr/>
+          <w:tcPr>
+            <w:vAlign w:val="center"/>
+          </w:tcPr>
           <w:p>
             <w:pPr>
               <w:pStyle w:val="Compact"/>
@@ -515,7 +609,9 @@
           </w:p>
         </w:tc>
         <w:tc>
-          <w:tcPr/>
+          <w:tcPr>
+            <w:vAlign w:val="center"/>
+          </w:tcPr>
           <w:p>
             <w:pPr>
               <w:pStyle w:val="Compact"/>
@@ -531,7 +627,9 @@
           </w:p>
         </w:tc>
         <w:tc>
-          <w:tcPr/>
+          <w:tcPr>
+            <w:vAlign w:val="center"/>
+          </w:tcPr>
           <w:p>
             <w:pPr>
               <w:pStyle w:val="Compact"/>
@@ -547,7 +645,9 @@
           </w:p>
         </w:tc>
         <w:tc>
-          <w:tcPr/>
+          <w:tcPr>
+            <w:vAlign w:val="center"/>
+          </w:tcPr>
           <w:p>
             <w:pPr>
               <w:pStyle w:val="Compact"/>
@@ -563,7 +663,9 @@
           </w:p>
         </w:tc>
         <w:tc>
-          <w:tcPr/>
+          <w:tcPr>
+            <w:vAlign w:val="center"/>
+          </w:tcPr>
           <w:p>
             <w:pPr>
               <w:pStyle w:val="Compact"/>
@@ -581,7 +683,9 @@
       </w:tr>
       <w:tr>
         <w:tc>
-          <w:tcPr/>
+          <w:tcPr>
+            <w:vAlign w:val="center"/>
+          </w:tcPr>
           <w:p>
             <w:pPr>
               <w:pStyle w:val="Compact"/>
@@ -597,7 +701,9 @@
           </w:p>
         </w:tc>
         <w:tc>
-          <w:tcPr/>
+          <w:tcPr>
+            <w:vAlign w:val="center"/>
+          </w:tcPr>
           <w:p>
             <w:pPr>
               <w:pStyle w:val="Compact"/>
@@ -613,7 +719,9 @@
           </w:p>
         </w:tc>
         <w:tc>
-          <w:tcPr/>
+          <w:tcPr>
+            <w:vAlign w:val="center"/>
+          </w:tcPr>
           <w:p>
             <w:pPr>
               <w:pStyle w:val="Compact"/>
@@ -629,7 +737,9 @@
           </w:p>
         </w:tc>
         <w:tc>
-          <w:tcPr/>
+          <w:tcPr>
+            <w:vAlign w:val="center"/>
+          </w:tcPr>
           <w:p>
             <w:pPr>
               <w:pStyle w:val="Compact"/>
@@ -645,7 +755,9 @@
           </w:p>
         </w:tc>
         <w:tc>
-          <w:tcPr/>
+          <w:tcPr>
+            <w:vAlign w:val="center"/>
+          </w:tcPr>
           <w:p>
             <w:pPr>
               <w:pStyle w:val="Compact"/>
@@ -661,7 +773,9 @@
           </w:p>
         </w:tc>
         <w:tc>
-          <w:tcPr/>
+          <w:tcPr>
+            <w:vAlign w:val="center"/>
+          </w:tcPr>
           <w:p>
             <w:pPr>
               <w:pStyle w:val="Compact"/>
@@ -677,7 +791,9 @@
           </w:p>
         </w:tc>
         <w:tc>
-          <w:tcPr/>
+          <w:tcPr>
+            <w:vAlign w:val="center"/>
+          </w:tcPr>
           <w:p>
             <w:pPr>
               <w:pStyle w:val="Compact"/>
@@ -693,7 +809,9 @@
           </w:p>
         </w:tc>
         <w:tc>
-          <w:tcPr/>
+          <w:tcPr>
+            <w:vAlign w:val="center"/>
+          </w:tcPr>
           <w:p>
             <w:pPr>
               <w:pStyle w:val="Compact"/>
@@ -711,7 +829,9 @@
       </w:tr>
       <w:tr>
         <w:tc>
-          <w:tcPr/>
+          <w:tcPr>
+            <w:vAlign w:val="center"/>
+          </w:tcPr>
           <w:p>
             <w:pPr>
               <w:pStyle w:val="Compact"/>
@@ -727,7 +847,9 @@
           </w:p>
         </w:tc>
         <w:tc>
-          <w:tcPr/>
+          <w:tcPr>
+            <w:vAlign w:val="center"/>
+          </w:tcPr>
           <w:p>
             <w:pPr>
               <w:pStyle w:val="Compact"/>
@@ -743,7 +865,9 @@
           </w:p>
         </w:tc>
         <w:tc>
-          <w:tcPr/>
+          <w:tcPr>
+            <w:vAlign w:val="center"/>
+          </w:tcPr>
           <w:p>
             <w:pPr>
               <w:pStyle w:val="Compact"/>
@@ -759,7 +883,9 @@
           </w:p>
         </w:tc>
         <w:tc>
-          <w:tcPr/>
+          <w:tcPr>
+            <w:vAlign w:val="center"/>
+          </w:tcPr>
           <w:p>
             <w:pPr>
               <w:pStyle w:val="Compact"/>
@@ -775,7 +901,9 @@
           </w:p>
         </w:tc>
         <w:tc>
-          <w:tcPr/>
+          <w:tcPr>
+            <w:vAlign w:val="center"/>
+          </w:tcPr>
           <w:p>
             <w:pPr>
               <w:pStyle w:val="Compact"/>
@@ -791,7 +919,9 @@
           </w:p>
         </w:tc>
         <w:tc>
-          <w:tcPr/>
+          <w:tcPr>
+            <w:vAlign w:val="center"/>
+          </w:tcPr>
           <w:p>
             <w:pPr>
               <w:pStyle w:val="Compact"/>
@@ -807,7 +937,9 @@
           </w:p>
         </w:tc>
         <w:tc>
-          <w:tcPr/>
+          <w:tcPr>
+            <w:vAlign w:val="center"/>
+          </w:tcPr>
           <w:p>
             <w:pPr>
               <w:pStyle w:val="Compact"/>
@@ -823,7 +955,9 @@
           </w:p>
         </w:tc>
         <w:tc>
-          <w:tcPr/>
+          <w:tcPr>
+            <w:vAlign w:val="center"/>
+          </w:tcPr>
           <w:p>
             <w:pPr>
               <w:pStyle w:val="Compact"/>
@@ -841,7 +975,9 @@
       </w:tr>
       <w:tr>
         <w:tc>
-          <w:tcPr/>
+          <w:tcPr>
+            <w:vAlign w:val="center"/>
+          </w:tcPr>
           <w:p>
             <w:pPr>
               <w:pStyle w:val="Compact"/>
@@ -857,7 +993,9 @@
           </w:p>
         </w:tc>
         <w:tc>
-          <w:tcPr/>
+          <w:tcPr>
+            <w:vAlign w:val="center"/>
+          </w:tcPr>
           <w:p>
             <w:pPr>
               <w:pStyle w:val="Compact"/>
@@ -873,7 +1011,9 @@
           </w:p>
         </w:tc>
         <w:tc>
-          <w:tcPr/>
+          <w:tcPr>
+            <w:vAlign w:val="center"/>
+          </w:tcPr>
           <w:p>
             <w:pPr>
               <w:pStyle w:val="Compact"/>
@@ -889,7 +1029,9 @@
           </w:p>
         </w:tc>
         <w:tc>
-          <w:tcPr/>
+          <w:tcPr>
+            <w:vAlign w:val="center"/>
+          </w:tcPr>
           <w:p>
             <w:pPr>
               <w:pStyle w:val="Compact"/>
@@ -905,7 +1047,9 @@
           </w:p>
         </w:tc>
         <w:tc>
-          <w:tcPr/>
+          <w:tcPr>
+            <w:vAlign w:val="center"/>
+          </w:tcPr>
           <w:p>
             <w:pPr>
               <w:pStyle w:val="Compact"/>
@@ -923,7 +1067,9 @@
           </w:p>
         </w:tc>
         <w:tc>
-          <w:tcPr/>
+          <w:tcPr>
+            <w:vAlign w:val="center"/>
+          </w:tcPr>
           <w:p>
             <w:pPr>
               <w:pStyle w:val="Compact"/>
@@ -941,7 +1087,9 @@
           </w:p>
         </w:tc>
         <w:tc>
-          <w:tcPr/>
+          <w:tcPr>
+            <w:vAlign w:val="center"/>
+          </w:tcPr>
           <w:p>
             <w:pPr>
               <w:pStyle w:val="Compact"/>
@@ -959,7 +1107,9 @@
           </w:p>
         </w:tc>
         <w:tc>
-          <w:tcPr/>
+          <w:tcPr>
+            <w:vAlign w:val="center"/>
+          </w:tcPr>
           <w:p>
             <w:pPr>
               <w:pStyle w:val="Compact"/>
@@ -1019,13 +1169,19 @@
         <w:tblLayout w:type="fixed"/>
         <w:tblLook w:firstRow="1" w:lastRow="0" w:firstColumn="0" w:lastColumn="0" w:noHBand="0" w:noVBand="0" w:val="0020"/>
         <w:tblBorders>
-          <w:top w:val="single" w:sz="4" w:color="auto"/>
-          <w:left w:val="single" w:sz="4" w:color="auto"/>
-          <w:bottom w:val="single" w:sz="4" w:color="auto"/>
-          <w:right w:val="single" w:sz="4" w:color="auto"/>
-          <w:insideH w:val="single" w:sz="4" w:color="auto"/>
-          <w:insideV w:val="single" w:sz="4" w:color="auto"/>
+          <w:top w:val="single" w:sz="8" w:color="auto"/>
+          <w:bottom w:val="single" w:sz="8" w:color="auto"/>
+          <w:left w:val="none" w:sz="0" w:color="auto"/>
+          <w:right w:val="none" w:sz="0" w:color="auto"/>
+          <w:insideH w:val="none" w:sz="0" w:color="auto"/>
+          <w:insideV w:val="none" w:sz="0" w:color="auto"/>
         </w:tblBorders>
+        <w:tblCellMar>
+          <w:top w:w="40" w:type="dxa"/>
+          <w:bottom w:w="40" w:type="dxa"/>
+          <w:left w:w="80" w:type="dxa"/>
+          <w:right w:w="80" w:type="dxa"/>
+        </w:tblCellMar>
       </w:tblPr>
       <w:tblGrid>
         <w:gridCol w:w="1320"/>
@@ -1040,15 +1196,21 @@
           <w:tblHeader w:val="on"/>
         </w:trPr>
         <w:tc>
-          <w:tcPr/>
-          <w:p>
-            <w:pPr>
-              <w:pStyle w:val="Compact"/>
-              <w:spacing w:line="240" w:lineRule="auto" w:after="0"/>
-            </w:pPr>
-            <w:r>
-              <w:rPr>
-                <w:rFonts w:ascii="Times New Roman" w:hAnsi="Times New Roman"/>
+          <w:tcPr>
+            <w:tcBorders>
+              <w:bottom w:val="single" w:sz="4" w:color="auto"/>
+            </w:tcBorders>
+            <w:vAlign w:val="center"/>
+          </w:tcPr>
+          <w:p>
+            <w:pPr>
+              <w:pStyle w:val="Compact"/>
+              <w:spacing w:line="240" w:lineRule="auto" w:after="0"/>
+            </w:pPr>
+            <w:r>
+              <w:rPr>
+                <w:rFonts w:ascii="Times New Roman" w:hAnsi="Times New Roman"/>
+                <w:b/>
                 <w:sz w:val="16"/>
               </w:rPr>
               <w:t xml:space="preserve">Term</w:t>
@@ -1056,15 +1218,21 @@
           </w:p>
         </w:tc>
         <w:tc>
-          <w:tcPr/>
-          <w:p>
-            <w:pPr>
-              <w:pStyle w:val="Compact"/>
-              <w:spacing w:line="240" w:lineRule="auto" w:after="0"/>
-            </w:pPr>
-            <w:r>
-              <w:rPr>
-                <w:rFonts w:ascii="Times New Roman" w:hAnsi="Times New Roman"/>
+          <w:tcPr>
+            <w:tcBorders>
+              <w:bottom w:val="single" w:sz="4" w:color="auto"/>
+            </w:tcBorders>
+            <w:vAlign w:val="center"/>
+          </w:tcPr>
+          <w:p>
+            <w:pPr>
+              <w:pStyle w:val="Compact"/>
+              <w:spacing w:line="240" w:lineRule="auto" w:after="0"/>
+            </w:pPr>
+            <w:r>
+              <w:rPr>
+                <w:rFonts w:ascii="Times New Roman" w:hAnsi="Times New Roman"/>
+                <w:b/>
                 <w:sz w:val="16"/>
               </w:rPr>
               <w:t xml:space="preserve">HR per SD</w:t>
@@ -1072,15 +1240,21 @@
           </w:p>
         </w:tc>
         <w:tc>
-          <w:tcPr/>
-          <w:p>
-            <w:pPr>
-              <w:pStyle w:val="Compact"/>
-              <w:spacing w:line="240" w:lineRule="auto" w:after="0"/>
-            </w:pPr>
-            <w:r>
-              <w:rPr>
-                <w:rFonts w:ascii="Times New Roman" w:hAnsi="Times New Roman"/>
+          <w:tcPr>
+            <w:tcBorders>
+              <w:bottom w:val="single" w:sz="4" w:color="auto"/>
+            </w:tcBorders>
+            <w:vAlign w:val="center"/>
+          </w:tcPr>
+          <w:p>
+            <w:pPr>
+              <w:pStyle w:val="Compact"/>
+              <w:spacing w:line="240" w:lineRule="auto" w:after="0"/>
+            </w:pPr>
+            <w:r>
+              <w:rPr>
+                <w:rFonts w:ascii="Times New Roman" w:hAnsi="Times New Roman"/>
+                <w:b/>
                 <w:sz w:val="16"/>
               </w:rPr>
               <w:t xml:space="preserve">95% CI (Wald)</w:t>
@@ -1088,15 +1262,21 @@
           </w:p>
         </w:tc>
         <w:tc>
-          <w:tcPr/>
-          <w:p>
-            <w:pPr>
-              <w:pStyle w:val="Compact"/>
-              <w:spacing w:line="240" w:lineRule="auto" w:after="0"/>
-            </w:pPr>
-            <w:r>
-              <w:rPr>
-                <w:rFonts w:ascii="Times New Roman" w:hAnsi="Times New Roman"/>
+          <w:tcPr>
+            <w:tcBorders>
+              <w:bottom w:val="single" w:sz="4" w:color="auto"/>
+            </w:tcBorders>
+            <w:vAlign w:val="center"/>
+          </w:tcPr>
+          <w:p>
+            <w:pPr>
+              <w:pStyle w:val="Compact"/>
+              <w:spacing w:line="240" w:lineRule="auto" w:after="0"/>
+            </w:pPr>
+            <w:r>
+              <w:rPr>
+                <w:rFonts w:ascii="Times New Roman" w:hAnsi="Times New Roman"/>
+                <w:b/>
                 <w:sz w:val="16"/>
               </w:rPr>
               <w:t xml:space="preserve">95% CI (province cluster bootstrap)</w:t>
@@ -1104,15 +1284,21 @@
           </w:p>
         </w:tc>
         <w:tc>
-          <w:tcPr/>
-          <w:p>
-            <w:pPr>
-              <w:pStyle w:val="Compact"/>
-              <w:spacing w:line="240" w:lineRule="auto" w:after="0"/>
-            </w:pPr>
-            <w:r>
-              <w:rPr>
-                <w:rFonts w:ascii="Times New Roman" w:hAnsi="Times New Roman"/>
+          <w:tcPr>
+            <w:tcBorders>
+              <w:bottom w:val="single" w:sz="4" w:color="auto"/>
+            </w:tcBorders>
+            <w:vAlign w:val="center"/>
+          </w:tcPr>
+          <w:p>
+            <w:pPr>
+              <w:pStyle w:val="Compact"/>
+              <w:spacing w:line="240" w:lineRule="auto" w:after="0"/>
+            </w:pPr>
+            <w:r>
+              <w:rPr>
+                <w:rFonts w:ascii="Times New Roman" w:hAnsi="Times New Roman"/>
+                <w:b/>
                 <w:sz w:val="16"/>
               </w:rPr>
               <w:t xml:space="preserve">Permutation null median</w:t>
@@ -1120,15 +1306,21 @@
           </w:p>
         </w:tc>
         <w:tc>
-          <w:tcPr/>
-          <w:p>
-            <w:pPr>
-              <w:pStyle w:val="Compact"/>
-              <w:spacing w:line="240" w:lineRule="auto" w:after="0"/>
-            </w:pPr>
-            <w:r>
-              <w:rPr>
-                <w:rFonts w:ascii="Times New Roman" w:hAnsi="Times New Roman"/>
+          <w:tcPr>
+            <w:tcBorders>
+              <w:bottom w:val="single" w:sz="4" w:color="auto"/>
+            </w:tcBorders>
+            <w:vAlign w:val="center"/>
+          </w:tcPr>
+          <w:p>
+            <w:pPr>
+              <w:pStyle w:val="Compact"/>
+              <w:spacing w:line="240" w:lineRule="auto" w:after="0"/>
+            </w:pPr>
+            <w:r>
+              <w:rPr>
+                <w:rFonts w:ascii="Times New Roman" w:hAnsi="Times New Roman"/>
+                <w:b/>
                 <w:i/>
                 <w:iCs/>
                 <w:sz w:val="16"/>
@@ -1140,7 +1332,9 @@
       </w:tr>
       <w:tr>
         <w:tc>
-          <w:tcPr/>
+          <w:tcPr>
+            <w:vAlign w:val="center"/>
+          </w:tcPr>
           <w:p>
             <w:pPr>
               <w:pStyle w:val="Compact"/>
@@ -1156,7 +1350,9 @@
           </w:p>
         </w:tc>
         <w:tc>
-          <w:tcPr/>
+          <w:tcPr>
+            <w:vAlign w:val="center"/>
+          </w:tcPr>
           <w:p>
             <w:pPr>
               <w:pStyle w:val="Compact"/>
@@ -1172,7 +1368,9 @@
           </w:p>
         </w:tc>
         <w:tc>
-          <w:tcPr/>
+          <w:tcPr>
+            <w:vAlign w:val="center"/>
+          </w:tcPr>
           <w:p>
             <w:pPr>
               <w:pStyle w:val="Compact"/>
@@ -1188,7 +1386,9 @@
           </w:p>
         </w:tc>
         <w:tc>
-          <w:tcPr/>
+          <w:tcPr>
+            <w:vAlign w:val="center"/>
+          </w:tcPr>
           <w:p>
             <w:pPr>
               <w:pStyle w:val="Compact"/>
@@ -1204,7 +1404,9 @@
           </w:p>
         </w:tc>
         <w:tc>
-          <w:tcPr/>
+          <w:tcPr>
+            <w:vAlign w:val="center"/>
+          </w:tcPr>
           <w:p>
             <w:pPr>
               <w:pStyle w:val="Compact"/>
@@ -1220,7 +1422,9 @@
           </w:p>
         </w:tc>
         <w:tc>
-          <w:tcPr/>
+          <w:tcPr>
+            <w:vAlign w:val="center"/>
+          </w:tcPr>
           <w:p>
             <w:pPr>
               <w:pStyle w:val="Compact"/>
@@ -1238,7 +1442,9 @@
       </w:tr>
       <w:tr>
         <w:tc>
-          <w:tcPr/>
+          <w:tcPr>
+            <w:vAlign w:val="center"/>
+          </w:tcPr>
           <w:p>
             <w:pPr>
               <w:pStyle w:val="Compact"/>
@@ -1254,7 +1460,9 @@
           </w:p>
         </w:tc>
         <w:tc>
-          <w:tcPr/>
+          <w:tcPr>
+            <w:vAlign w:val="center"/>
+          </w:tcPr>
           <w:p>
             <w:pPr>
               <w:pStyle w:val="Compact"/>
@@ -1270,7 +1478,9 @@
           </w:p>
         </w:tc>
         <w:tc>
-          <w:tcPr/>
+          <w:tcPr>
+            <w:vAlign w:val="center"/>
+          </w:tcPr>
           <w:p>
             <w:pPr>
               <w:pStyle w:val="Compact"/>
@@ -1286,7 +1496,9 @@
           </w:p>
         </w:tc>
         <w:tc>
-          <w:tcPr/>
+          <w:tcPr>
+            <w:vAlign w:val="center"/>
+          </w:tcPr>
           <w:p>
             <w:pPr>
               <w:pStyle w:val="Compact"/>
@@ -1302,7 +1514,9 @@
           </w:p>
         </w:tc>
         <w:tc>
-          <w:tcPr/>
+          <w:tcPr>
+            <w:vAlign w:val="center"/>
+          </w:tcPr>
           <w:p>
             <w:pPr>
               <w:pStyle w:val="Compact"/>
@@ -1318,7 +1532,9 @@
           </w:p>
         </w:tc>
         <w:tc>
-          <w:tcPr/>
+          <w:tcPr>
+            <w:vAlign w:val="center"/>
+          </w:tcPr>
           <w:p>
             <w:pPr>
               <w:pStyle w:val="Compact"/>
@@ -1336,7 +1552,9 @@
       </w:tr>
       <w:tr>
         <w:tc>
-          <w:tcPr/>
+          <w:tcPr>
+            <w:vAlign w:val="center"/>
+          </w:tcPr>
           <w:p>
             <w:pPr>
               <w:pStyle w:val="Compact"/>
@@ -1352,7 +1570,9 @@
           </w:p>
         </w:tc>
         <w:tc>
-          <w:tcPr/>
+          <w:tcPr>
+            <w:vAlign w:val="center"/>
+          </w:tcPr>
           <w:p>
             <w:pPr>
               <w:pStyle w:val="Compact"/>
@@ -1368,7 +1588,9 @@
           </w:p>
         </w:tc>
         <w:tc>
-          <w:tcPr/>
+          <w:tcPr>
+            <w:vAlign w:val="center"/>
+          </w:tcPr>
           <w:p>
             <w:pPr>
               <w:pStyle w:val="Compact"/>
@@ -1384,7 +1606,9 @@
           </w:p>
         </w:tc>
         <w:tc>
-          <w:tcPr/>
+          <w:tcPr>
+            <w:vAlign w:val="center"/>
+          </w:tcPr>
           <w:p>
             <w:pPr>
               <w:pStyle w:val="Compact"/>
@@ -1400,7 +1624,9 @@
           </w:p>
         </w:tc>
         <w:tc>
-          <w:tcPr/>
+          <w:tcPr>
+            <w:vAlign w:val="center"/>
+          </w:tcPr>
           <w:p>
             <w:pPr>
               <w:pStyle w:val="Compact"/>
@@ -1416,7 +1642,9 @@
           </w:p>
         </w:tc>
         <w:tc>
-          <w:tcPr/>
+          <w:tcPr>
+            <w:vAlign w:val="center"/>
+          </w:tcPr>
           <w:p>
             <w:pPr>
               <w:pStyle w:val="Compact"/>
@@ -1434,7 +1662,9 @@
       </w:tr>
       <w:tr>
         <w:tc>
-          <w:tcPr/>
+          <w:tcPr>
+            <w:vAlign w:val="center"/>
+          </w:tcPr>
           <w:p>
             <w:pPr>
               <w:pStyle w:val="Compact"/>
@@ -1450,7 +1680,9 @@
           </w:p>
         </w:tc>
         <w:tc>
-          <w:tcPr/>
+          <w:tcPr>
+            <w:vAlign w:val="center"/>
+          </w:tcPr>
           <w:p>
             <w:pPr>
               <w:pStyle w:val="Compact"/>
@@ -1466,7 +1698,9 @@
           </w:p>
         </w:tc>
         <w:tc>
-          <w:tcPr/>
+          <w:tcPr>
+            <w:vAlign w:val="center"/>
+          </w:tcPr>
           <w:p>
             <w:pPr>
               <w:pStyle w:val="Compact"/>
@@ -1482,7 +1716,9 @@
           </w:p>
         </w:tc>
         <w:tc>
-          <w:tcPr/>
+          <w:tcPr>
+            <w:vAlign w:val="center"/>
+          </w:tcPr>
           <w:p>
             <w:pPr>
               <w:pStyle w:val="Compact"/>
@@ -1498,7 +1734,9 @@
           </w:p>
         </w:tc>
         <w:tc>
-          <w:tcPr/>
+          <w:tcPr>
+            <w:vAlign w:val="center"/>
+          </w:tcPr>
           <w:p>
             <w:pPr>
               <w:pStyle w:val="Compact"/>
@@ -1514,7 +1752,9 @@
           </w:p>
         </w:tc>
         <w:tc>
-          <w:tcPr/>
+          <w:tcPr>
+            <w:vAlign w:val="center"/>
+          </w:tcPr>
           <w:p>
             <w:pPr>
               <w:pStyle w:val="Compact"/>
@@ -1532,7 +1772,9 @@
       </w:tr>
       <w:tr>
         <w:tc>
-          <w:tcPr/>
+          <w:tcPr>
+            <w:vAlign w:val="center"/>
+          </w:tcPr>
           <w:p>
             <w:pPr>
               <w:pStyle w:val="Compact"/>
@@ -1548,7 +1790,9 @@
           </w:p>
         </w:tc>
         <w:tc>
-          <w:tcPr/>
+          <w:tcPr>
+            <w:vAlign w:val="center"/>
+          </w:tcPr>
           <w:p>
             <w:pPr>
               <w:pStyle w:val="Compact"/>
@@ -1564,34 +1808,42 @@
           </w:p>
         </w:tc>
         <w:tc>
-          <w:tcPr/>
-          <w:p>
-            <w:pPr>
-              <w:pStyle w:val="Compact"/>
-              <w:spacing w:line="240" w:lineRule="auto" w:after="0"/>
-            </w:pPr>
-          </w:p>
-        </w:tc>
-        <w:tc>
-          <w:tcPr/>
-          <w:p>
-            <w:pPr>
-              <w:pStyle w:val="Compact"/>
-              <w:spacing w:line="240" w:lineRule="auto" w:after="0"/>
-            </w:pPr>
-          </w:p>
-        </w:tc>
-        <w:tc>
-          <w:tcPr/>
-          <w:p>
-            <w:pPr>
-              <w:pStyle w:val="Compact"/>
-              <w:spacing w:line="240" w:lineRule="auto" w:after="0"/>
-            </w:pPr>
-          </w:p>
-        </w:tc>
-        <w:tc>
-          <w:tcPr/>
+          <w:tcPr>
+            <w:vAlign w:val="center"/>
+          </w:tcPr>
+          <w:p>
+            <w:pPr>
+              <w:pStyle w:val="Compact"/>
+              <w:spacing w:line="240" w:lineRule="auto" w:after="0"/>
+            </w:pPr>
+          </w:p>
+        </w:tc>
+        <w:tc>
+          <w:tcPr>
+            <w:vAlign w:val="center"/>
+          </w:tcPr>
+          <w:p>
+            <w:pPr>
+              <w:pStyle w:val="Compact"/>
+              <w:spacing w:line="240" w:lineRule="auto" w:after="0"/>
+            </w:pPr>
+          </w:p>
+        </w:tc>
+        <w:tc>
+          <w:tcPr>
+            <w:vAlign w:val="center"/>
+          </w:tcPr>
+          <w:p>
+            <w:pPr>
+              <w:pStyle w:val="Compact"/>
+              <w:spacing w:line="240" w:lineRule="auto" w:after="0"/>
+            </w:pPr>
+          </w:p>
+        </w:tc>
+        <w:tc>
+          <w:tcPr>
+            <w:vAlign w:val="center"/>
+          </w:tcPr>
           <w:p>
             <w:pPr>
               <w:pStyle w:val="Compact"/>
@@ -1602,7 +1854,9 @@
       </w:tr>
       <w:tr>
         <w:tc>
-          <w:tcPr/>
+          <w:tcPr>
+            <w:vAlign w:val="center"/>
+          </w:tcPr>
           <w:p>
             <w:pPr>
               <w:pStyle w:val="Compact"/>
@@ -1618,7 +1872,9 @@
           </w:p>
         </w:tc>
         <w:tc>
-          <w:tcPr/>
+          <w:tcPr>
+            <w:vAlign w:val="center"/>
+          </w:tcPr>
           <w:p>
             <w:pPr>
               <w:pStyle w:val="Compact"/>
@@ -1634,34 +1890,42 @@
           </w:p>
         </w:tc>
         <w:tc>
-          <w:tcPr/>
-          <w:p>
-            <w:pPr>
-              <w:pStyle w:val="Compact"/>
-              <w:spacing w:line="240" w:lineRule="auto" w:after="0"/>
-            </w:pPr>
-          </w:p>
-        </w:tc>
-        <w:tc>
-          <w:tcPr/>
-          <w:p>
-            <w:pPr>
-              <w:pStyle w:val="Compact"/>
-              <w:spacing w:line="240" w:lineRule="auto" w:after="0"/>
-            </w:pPr>
-          </w:p>
-        </w:tc>
-        <w:tc>
-          <w:tcPr/>
-          <w:p>
-            <w:pPr>
-              <w:pStyle w:val="Compact"/>
-              <w:spacing w:line="240" w:lineRule="auto" w:after="0"/>
-            </w:pPr>
-          </w:p>
-        </w:tc>
-        <w:tc>
-          <w:tcPr/>
+          <w:tcPr>
+            <w:vAlign w:val="center"/>
+          </w:tcPr>
+          <w:p>
+            <w:pPr>
+              <w:pStyle w:val="Compact"/>
+              <w:spacing w:line="240" w:lineRule="auto" w:after="0"/>
+            </w:pPr>
+          </w:p>
+        </w:tc>
+        <w:tc>
+          <w:tcPr>
+            <w:vAlign w:val="center"/>
+          </w:tcPr>
+          <w:p>
+            <w:pPr>
+              <w:pStyle w:val="Compact"/>
+              <w:spacing w:line="240" w:lineRule="auto" w:after="0"/>
+            </w:pPr>
+          </w:p>
+        </w:tc>
+        <w:tc>
+          <w:tcPr>
+            <w:vAlign w:val="center"/>
+          </w:tcPr>
+          <w:p>
+            <w:pPr>
+              <w:pStyle w:val="Compact"/>
+              <w:spacing w:line="240" w:lineRule="auto" w:after="0"/>
+            </w:pPr>
+          </w:p>
+        </w:tc>
+        <w:tc>
+          <w:tcPr>
+            <w:vAlign w:val="center"/>
+          </w:tcPr>
           <w:p>
             <w:pPr>
               <w:pStyle w:val="Compact"/>
@@ -1672,7 +1936,9 @@
       </w:tr>
       <w:tr>
         <w:tc>
-          <w:tcPr/>
+          <w:tcPr>
+            <w:vAlign w:val="center"/>
+          </w:tcPr>
           <w:p>
             <w:pPr>
               <w:pStyle w:val="Compact"/>
@@ -1688,7 +1954,9 @@
           </w:p>
         </w:tc>
         <w:tc>
-          <w:tcPr/>
+          <w:tcPr>
+            <w:vAlign w:val="center"/>
+          </w:tcPr>
           <w:p>
             <w:pPr>
               <w:pStyle w:val="Compact"/>
@@ -1704,34 +1972,42 @@
           </w:p>
         </w:tc>
         <w:tc>
-          <w:tcPr/>
-          <w:p>
-            <w:pPr>
-              <w:pStyle w:val="Compact"/>
-              <w:spacing w:line="240" w:lineRule="auto" w:after="0"/>
-            </w:pPr>
-          </w:p>
-        </w:tc>
-        <w:tc>
-          <w:tcPr/>
-          <w:p>
-            <w:pPr>
-              <w:pStyle w:val="Compact"/>
-              <w:spacing w:line="240" w:lineRule="auto" w:after="0"/>
-            </w:pPr>
-          </w:p>
-        </w:tc>
-        <w:tc>
-          <w:tcPr/>
-          <w:p>
-            <w:pPr>
-              <w:pStyle w:val="Compact"/>
-              <w:spacing w:line="240" w:lineRule="auto" w:after="0"/>
-            </w:pPr>
-          </w:p>
-        </w:tc>
-        <w:tc>
-          <w:tcPr/>
+          <w:tcPr>
+            <w:vAlign w:val="center"/>
+          </w:tcPr>
+          <w:p>
+            <w:pPr>
+              <w:pStyle w:val="Compact"/>
+              <w:spacing w:line="240" w:lineRule="auto" w:after="0"/>
+            </w:pPr>
+          </w:p>
+        </w:tc>
+        <w:tc>
+          <w:tcPr>
+            <w:vAlign w:val="center"/>
+          </w:tcPr>
+          <w:p>
+            <w:pPr>
+              <w:pStyle w:val="Compact"/>
+              <w:spacing w:line="240" w:lineRule="auto" w:after="0"/>
+            </w:pPr>
+          </w:p>
+        </w:tc>
+        <w:tc>
+          <w:tcPr>
+            <w:vAlign w:val="center"/>
+          </w:tcPr>
+          <w:p>
+            <w:pPr>
+              <w:pStyle w:val="Compact"/>
+              <w:spacing w:line="240" w:lineRule="auto" w:after="0"/>
+            </w:pPr>
+          </w:p>
+        </w:tc>
+        <w:tc>
+          <w:tcPr>
+            <w:vAlign w:val="center"/>
+          </w:tcPr>
           <w:p>
             <w:pPr>
               <w:pStyle w:val="Compact"/>
@@ -1766,13 +2042,19 @@
         <w:tblLayout w:type="fixed"/>
         <w:tblLook w:firstRow="1" w:lastRow="0" w:firstColumn="0" w:lastColumn="0" w:noHBand="0" w:noVBand="0" w:val="0020"/>
         <w:tblBorders>
-          <w:top w:val="single" w:sz="4" w:color="auto"/>
-          <w:left w:val="single" w:sz="4" w:color="auto"/>
-          <w:bottom w:val="single" w:sz="4" w:color="auto"/>
-          <w:right w:val="single" w:sz="4" w:color="auto"/>
-          <w:insideH w:val="single" w:sz="4" w:color="auto"/>
-          <w:insideV w:val="single" w:sz="4" w:color="auto"/>
+          <w:top w:val="single" w:sz="8" w:color="auto"/>
+          <w:bottom w:val="single" w:sz="8" w:color="auto"/>
+          <w:left w:val="none" w:sz="0" w:color="auto"/>
+          <w:right w:val="none" w:sz="0" w:color="auto"/>
+          <w:insideH w:val="none" w:sz="0" w:color="auto"/>
+          <w:insideV w:val="none" w:sz="0" w:color="auto"/>
         </w:tblBorders>
+        <w:tblCellMar>
+          <w:top w:w="40" w:type="dxa"/>
+          <w:bottom w:w="40" w:type="dxa"/>
+          <w:left w:w="80" w:type="dxa"/>
+          <w:right w:w="80" w:type="dxa"/>
+        </w:tblCellMar>
       </w:tblPr>
       <w:tblGrid>
         <w:gridCol w:w="990"/>
@@ -1789,15 +2071,21 @@
           <w:tblHeader w:val="on"/>
         </w:trPr>
         <w:tc>
-          <w:tcPr/>
-          <w:p>
-            <w:pPr>
-              <w:pStyle w:val="Compact"/>
-              <w:spacing w:line="240" w:lineRule="auto" w:after="0"/>
-            </w:pPr>
-            <w:r>
-              <w:rPr>
-                <w:rFonts w:ascii="Times New Roman" w:hAnsi="Times New Roman"/>
+          <w:tcPr>
+            <w:tcBorders>
+              <w:bottom w:val="single" w:sz="4" w:color="auto"/>
+            </w:tcBorders>
+            <w:vAlign w:val="center"/>
+          </w:tcPr>
+          <w:p>
+            <w:pPr>
+              <w:pStyle w:val="Compact"/>
+              <w:spacing w:line="240" w:lineRule="auto" w:after="0"/>
+            </w:pPr>
+            <w:r>
+              <w:rPr>
+                <w:rFonts w:ascii="Times New Roman" w:hAnsi="Times New Roman"/>
+                <w:b/>
                 <w:sz w:val="16"/>
               </w:rPr>
               <w:t xml:space="preserve">Structure</w:t>
@@ -1805,15 +2093,21 @@
           </w:p>
         </w:tc>
         <w:tc>
-          <w:tcPr/>
-          <w:p>
-            <w:pPr>
-              <w:pStyle w:val="Compact"/>
-              <w:spacing w:line="240" w:lineRule="auto" w:after="0"/>
-            </w:pPr>
-            <w:r>
-              <w:rPr>
-                <w:rFonts w:ascii="Times New Roman" w:hAnsi="Times New Roman"/>
+          <w:tcPr>
+            <w:tcBorders>
+              <w:bottom w:val="single" w:sz="4" w:color="auto"/>
+            </w:tcBorders>
+            <w:vAlign w:val="center"/>
+          </w:tcPr>
+          <w:p>
+            <w:pPr>
+              <w:pStyle w:val="Compact"/>
+              <w:spacing w:line="240" w:lineRule="auto" w:after="0"/>
+            </w:pPr>
+            <w:r>
+              <w:rPr>
+                <w:rFonts w:ascii="Times New Roman" w:hAnsi="Times New Roman"/>
+                <w:b/>
                 <w:sz w:val="16"/>
               </w:rPr>
               <w:t xml:space="preserve">ΔAIC</w:t>
@@ -1821,15 +2115,21 @@
           </w:p>
         </w:tc>
         <w:tc>
-          <w:tcPr/>
-          <w:p>
-            <w:pPr>
-              <w:pStyle w:val="Compact"/>
-              <w:spacing w:line="240" w:lineRule="auto" w:after="0"/>
-            </w:pPr>
-            <w:r>
-              <w:rPr>
-                <w:rFonts w:ascii="Times New Roman" w:hAnsi="Times New Roman"/>
+          <w:tcPr>
+            <w:tcBorders>
+              <w:bottom w:val="single" w:sz="4" w:color="auto"/>
+            </w:tcBorders>
+            <w:vAlign w:val="center"/>
+          </w:tcPr>
+          <w:p>
+            <w:pPr>
+              <w:pStyle w:val="Compact"/>
+              <w:spacing w:line="240" w:lineRule="auto" w:after="0"/>
+            </w:pPr>
+            <w:r>
+              <w:rPr>
+                <w:rFonts w:ascii="Times New Roman" w:hAnsi="Times New Roman"/>
+                <w:b/>
                 <w:sz w:val="16"/>
               </w:rPr>
               <w:t xml:space="preserve">McFadden</w:t>
@@ -1837,6 +2137,7 @@
             <w:r>
               <w:rPr>
                 <w:rFonts w:ascii="Times New Roman" w:hAnsi="Times New Roman"/>
+                <w:b/>
                 <w:sz w:val="16"/>
               </w:rPr>
               <w:t xml:space="preserve"> </w:t>
@@ -1844,6 +2145,7 @@
             <w:r>
               <w:rPr>
                 <w:rFonts w:ascii="Times New Roman" w:hAnsi="Times New Roman"/>
+                <w:b/>
                 <w:i/>
                 <w:iCs/>
                 <w:sz w:val="16"/>
@@ -1853,6 +2155,7 @@
             <w:r>
               <w:rPr>
                 <w:rFonts w:ascii="Times New Roman" w:hAnsi="Times New Roman"/>
+                <w:b/>
                 <w:sz w:val="16"/>
               </w:rPr>
               <w:t xml:space="preserve">²</w:t>
@@ -1860,15 +2163,21 @@
           </w:p>
         </w:tc>
         <w:tc>
-          <w:tcPr/>
-          <w:p>
-            <w:pPr>
-              <w:pStyle w:val="Compact"/>
-              <w:spacing w:line="240" w:lineRule="auto" w:after="0"/>
-            </w:pPr>
-            <w:r>
-              <w:rPr>
-                <w:rFonts w:ascii="Times New Roman" w:hAnsi="Times New Roman"/>
+          <w:tcPr>
+            <w:tcBorders>
+              <w:bottom w:val="single" w:sz="4" w:color="auto"/>
+            </w:tcBorders>
+            <w:vAlign w:val="center"/>
+          </w:tcPr>
+          <w:p>
+            <w:pPr>
+              <w:pStyle w:val="Compact"/>
+              <w:spacing w:line="240" w:lineRule="auto" w:after="0"/>
+            </w:pPr>
+            <w:r>
+              <w:rPr>
+                <w:rFonts w:ascii="Times New Roman" w:hAnsi="Times New Roman"/>
+                <w:b/>
                 <w:sz w:val="16"/>
               </w:rPr>
               <w:t xml:space="preserve">Marginal</w:t>
@@ -1876,6 +2185,7 @@
             <w:r>
               <w:rPr>
                 <w:rFonts w:ascii="Times New Roman" w:hAnsi="Times New Roman"/>
+                <w:b/>
                 <w:sz w:val="16"/>
               </w:rPr>
               <w:t xml:space="preserve"> </w:t>
@@ -1883,6 +2193,7 @@
             <w:r>
               <w:rPr>
                 <w:rFonts w:ascii="Times New Roman" w:hAnsi="Times New Roman"/>
+                <w:b/>
                 <w:i/>
                 <w:iCs/>
                 <w:sz w:val="16"/>
@@ -1892,6 +2203,7 @@
             <w:r>
               <w:rPr>
                 <w:rFonts w:ascii="Times New Roman" w:hAnsi="Times New Roman"/>
+                <w:b/>
                 <w:sz w:val="16"/>
               </w:rPr>
               <w:t xml:space="preserve">²</w:t>
@@ -1899,15 +2211,21 @@
           </w:p>
         </w:tc>
         <w:tc>
-          <w:tcPr/>
-          <w:p>
-            <w:pPr>
-              <w:pStyle w:val="Compact"/>
-              <w:spacing w:line="240" w:lineRule="auto" w:after="0"/>
-            </w:pPr>
-            <w:r>
-              <w:rPr>
-                <w:rFonts w:ascii="Times New Roman" w:hAnsi="Times New Roman"/>
+          <w:tcPr>
+            <w:tcBorders>
+              <w:bottom w:val="single" w:sz="4" w:color="auto"/>
+            </w:tcBorders>
+            <w:vAlign w:val="center"/>
+          </w:tcPr>
+          <w:p>
+            <w:pPr>
+              <w:pStyle w:val="Compact"/>
+              <w:spacing w:line="240" w:lineRule="auto" w:after="0"/>
+            </w:pPr>
+            <w:r>
+              <w:rPr>
+                <w:rFonts w:ascii="Times New Roman" w:hAnsi="Times New Roman"/>
+                <w:b/>
                 <w:sz w:val="16"/>
               </w:rPr>
               <w:t xml:space="preserve">Conditional</w:t>
@@ -1915,6 +2233,7 @@
             <w:r>
               <w:rPr>
                 <w:rFonts w:ascii="Times New Roman" w:hAnsi="Times New Roman"/>
+                <w:b/>
                 <w:sz w:val="16"/>
               </w:rPr>
               <w:t xml:space="preserve"> </w:t>
@@ -1922,6 +2241,7 @@
             <w:r>
               <w:rPr>
                 <w:rFonts w:ascii="Times New Roman" w:hAnsi="Times New Roman"/>
+                <w:b/>
                 <w:i/>
                 <w:iCs/>
                 <w:sz w:val="16"/>
@@ -1931,6 +2251,7 @@
             <w:r>
               <w:rPr>
                 <w:rFonts w:ascii="Times New Roman" w:hAnsi="Times New Roman"/>
+                <w:b/>
                 <w:sz w:val="16"/>
               </w:rPr>
               <w:t xml:space="preserve">²</w:t>
@@ -1938,15 +2259,21 @@
           </w:p>
         </w:tc>
         <w:tc>
-          <w:tcPr/>
-          <w:p>
-            <w:pPr>
-              <w:pStyle w:val="Compact"/>
-              <w:spacing w:line="240" w:lineRule="auto" w:after="0"/>
-            </w:pPr>
-            <w:r>
-              <w:rPr>
-                <w:rFonts w:ascii="Times New Roman" w:hAnsi="Times New Roman"/>
+          <w:tcPr>
+            <w:tcBorders>
+              <w:bottom w:val="single" w:sz="4" w:color="auto"/>
+            </w:tcBorders>
+            <w:vAlign w:val="center"/>
+          </w:tcPr>
+          <w:p>
+            <w:pPr>
+              <w:pStyle w:val="Compact"/>
+              <w:spacing w:line="240" w:lineRule="auto" w:after="0"/>
+            </w:pPr>
+            <w:r>
+              <w:rPr>
+                <w:rFonts w:ascii="Times New Roman" w:hAnsi="Times New Roman"/>
+                <w:b/>
                 <w:sz w:val="16"/>
               </w:rPr>
               <w:t xml:space="preserve">Marginal AUC</w:t>
@@ -1954,15 +2281,21 @@
           </w:p>
         </w:tc>
         <w:tc>
-          <w:tcPr/>
-          <w:p>
-            <w:pPr>
-              <w:pStyle w:val="Compact"/>
-              <w:spacing w:line="240" w:lineRule="auto" w:after="0"/>
-            </w:pPr>
-            <w:r>
-              <w:rPr>
-                <w:rFonts w:ascii="Times New Roman" w:hAnsi="Times New Roman"/>
+          <w:tcPr>
+            <w:tcBorders>
+              <w:bottom w:val="single" w:sz="4" w:color="auto"/>
+            </w:tcBorders>
+            <w:vAlign w:val="center"/>
+          </w:tcPr>
+          <w:p>
+            <w:pPr>
+              <w:pStyle w:val="Compact"/>
+              <w:spacing w:line="240" w:lineRule="auto" w:after="0"/>
+            </w:pPr>
+            <w:r>
+              <w:rPr>
+                <w:rFonts w:ascii="Times New Roman" w:hAnsi="Times New Roman"/>
+                <w:b/>
                 <w:sz w:val="16"/>
               </w:rPr>
               <w:t xml:space="preserve">Conditional AUC</w:t>
@@ -1970,15 +2303,21 @@
           </w:p>
         </w:tc>
         <w:tc>
-          <w:tcPr/>
-          <w:p>
-            <w:pPr>
-              <w:pStyle w:val="Compact"/>
-              <w:spacing w:line="240" w:lineRule="auto" w:after="0"/>
-            </w:pPr>
-            <w:r>
-              <w:rPr>
-                <w:rFonts w:ascii="Times New Roman" w:hAnsi="Times New Roman"/>
+          <w:tcPr>
+            <w:tcBorders>
+              <w:bottom w:val="single" w:sz="4" w:color="auto"/>
+            </w:tcBorders>
+            <w:vAlign w:val="center"/>
+          </w:tcPr>
+          <w:p>
+            <w:pPr>
+              <w:pStyle w:val="Compact"/>
+              <w:spacing w:line="240" w:lineRule="auto" w:after="0"/>
+            </w:pPr>
+            <w:r>
+              <w:rPr>
+                <w:rFonts w:ascii="Times New Roman" w:hAnsi="Times New Roman"/>
+                <w:b/>
                 <w:sz w:val="16"/>
               </w:rPr>
               <w:t xml:space="preserve">ICC</w:t>
@@ -1988,7 +2327,9 @@
       </w:tr>
       <w:tr>
         <w:tc>
-          <w:tcPr/>
+          <w:tcPr>
+            <w:vAlign w:val="center"/>
+          </w:tcPr>
           <w:p>
             <w:pPr>
               <w:pStyle w:val="Compact"/>
@@ -2004,7 +2345,9 @@
           </w:p>
         </w:tc>
         <w:tc>
-          <w:tcPr/>
+          <w:tcPr>
+            <w:vAlign w:val="center"/>
+          </w:tcPr>
           <w:p>
             <w:pPr>
               <w:pStyle w:val="Compact"/>
@@ -2020,7 +2363,9 @@
           </w:p>
         </w:tc>
         <w:tc>
-          <w:tcPr/>
+          <w:tcPr>
+            <w:vAlign w:val="center"/>
+          </w:tcPr>
           <w:p>
             <w:pPr>
               <w:pStyle w:val="Compact"/>
@@ -2036,7 +2381,9 @@
           </w:p>
         </w:tc>
         <w:tc>
-          <w:tcPr/>
+          <w:tcPr>
+            <w:vAlign w:val="center"/>
+          </w:tcPr>
           <w:p>
             <w:pPr>
               <w:pStyle w:val="Compact"/>
@@ -2052,7 +2399,9 @@
           </w:p>
         </w:tc>
         <w:tc>
-          <w:tcPr/>
+          <w:tcPr>
+            <w:vAlign w:val="center"/>
+          </w:tcPr>
           <w:p>
             <w:pPr>
               <w:pStyle w:val="Compact"/>
@@ -2068,7 +2417,9 @@
           </w:p>
         </w:tc>
         <w:tc>
-          <w:tcPr/>
+          <w:tcPr>
+            <w:vAlign w:val="center"/>
+          </w:tcPr>
           <w:p>
             <w:pPr>
               <w:pStyle w:val="Compact"/>
@@ -2084,7 +2435,9 @@
           </w:p>
         </w:tc>
         <w:tc>
-          <w:tcPr/>
+          <w:tcPr>
+            <w:vAlign w:val="center"/>
+          </w:tcPr>
           <w:p>
             <w:pPr>
               <w:pStyle w:val="Compact"/>
@@ -2100,7 +2453,9 @@
           </w:p>
         </w:tc>
         <w:tc>
-          <w:tcPr/>
+          <w:tcPr>
+            <w:vAlign w:val="center"/>
+          </w:tcPr>
           <w:p>
             <w:pPr>
               <w:pStyle w:val="Compact"/>
@@ -2118,7 +2473,9 @@
       </w:tr>
       <w:tr>
         <w:tc>
-          <w:tcPr/>
+          <w:tcPr>
+            <w:vAlign w:val="center"/>
+          </w:tcPr>
           <w:p>
             <w:pPr>
               <w:pStyle w:val="Compact"/>
@@ -2134,7 +2491,9 @@
           </w:p>
         </w:tc>
         <w:tc>
-          <w:tcPr/>
+          <w:tcPr>
+            <w:vAlign w:val="center"/>
+          </w:tcPr>
           <w:p>
             <w:pPr>
               <w:pStyle w:val="Compact"/>
@@ -2150,7 +2509,9 @@
           </w:p>
         </w:tc>
         <w:tc>
-          <w:tcPr/>
+          <w:tcPr>
+            <w:vAlign w:val="center"/>
+          </w:tcPr>
           <w:p>
             <w:pPr>
               <w:pStyle w:val="Compact"/>
@@ -2166,7 +2527,9 @@
           </w:p>
         </w:tc>
         <w:tc>
-          <w:tcPr/>
+          <w:tcPr>
+            <w:vAlign w:val="center"/>
+          </w:tcPr>
           <w:p>
             <w:pPr>
               <w:pStyle w:val="Compact"/>
@@ -2182,7 +2545,9 @@
           </w:p>
         </w:tc>
         <w:tc>
-          <w:tcPr/>
+          <w:tcPr>
+            <w:vAlign w:val="center"/>
+          </w:tcPr>
           <w:p>
             <w:pPr>
               <w:pStyle w:val="Compact"/>
@@ -2198,7 +2563,9 @@
           </w:p>
         </w:tc>
         <w:tc>
-          <w:tcPr/>
+          <w:tcPr>
+            <w:vAlign w:val="center"/>
+          </w:tcPr>
           <w:p>
             <w:pPr>
               <w:pStyle w:val="Compact"/>
@@ -2214,7 +2581,9 @@
           </w:p>
         </w:tc>
         <w:tc>
-          <w:tcPr/>
+          <w:tcPr>
+            <w:vAlign w:val="center"/>
+          </w:tcPr>
           <w:p>
             <w:pPr>
               <w:pStyle w:val="Compact"/>
@@ -2230,7 +2599,9 @@
           </w:p>
         </w:tc>
         <w:tc>
-          <w:tcPr/>
+          <w:tcPr>
+            <w:vAlign w:val="center"/>
+          </w:tcPr>
           <w:p>
             <w:pPr>
               <w:pStyle w:val="Compact"/>
@@ -2248,7 +2619,9 @@
       </w:tr>
       <w:tr>
         <w:tc>
-          <w:tcPr/>
+          <w:tcPr>
+            <w:vAlign w:val="center"/>
+          </w:tcPr>
           <w:p>
             <w:pPr>
               <w:pStyle w:val="Compact"/>
@@ -2264,7 +2637,9 @@
           </w:p>
         </w:tc>
         <w:tc>
-          <w:tcPr/>
+          <w:tcPr>
+            <w:vAlign w:val="center"/>
+          </w:tcPr>
           <w:p>
             <w:pPr>
               <w:pStyle w:val="Compact"/>
@@ -2280,7 +2655,9 @@
           </w:p>
         </w:tc>
         <w:tc>
-          <w:tcPr/>
+          <w:tcPr>
+            <w:vAlign w:val="center"/>
+          </w:tcPr>
           <w:p>
             <w:pPr>
               <w:pStyle w:val="Compact"/>
@@ -2296,7 +2673,9 @@
           </w:p>
         </w:tc>
         <w:tc>
-          <w:tcPr/>
+          <w:tcPr>
+            <w:vAlign w:val="center"/>
+          </w:tcPr>
           <w:p>
             <w:pPr>
               <w:pStyle w:val="Compact"/>
@@ -2312,7 +2691,9 @@
           </w:p>
         </w:tc>
         <w:tc>
-          <w:tcPr/>
+          <w:tcPr>
+            <w:vAlign w:val="center"/>
+          </w:tcPr>
           <w:p>
             <w:pPr>
               <w:pStyle w:val="Compact"/>
@@ -2328,7 +2709,9 @@
           </w:p>
         </w:tc>
         <w:tc>
-          <w:tcPr/>
+          <w:tcPr>
+            <w:vAlign w:val="center"/>
+          </w:tcPr>
           <w:p>
             <w:pPr>
               <w:pStyle w:val="Compact"/>
@@ -2344,7 +2727,9 @@
           </w:p>
         </w:tc>
         <w:tc>
-          <w:tcPr/>
+          <w:tcPr>
+            <w:vAlign w:val="center"/>
+          </w:tcPr>
           <w:p>
             <w:pPr>
               <w:pStyle w:val="Compact"/>
@@ -2360,7 +2745,9 @@
           </w:p>
         </w:tc>
         <w:tc>
-          <w:tcPr/>
+          <w:tcPr>
+            <w:vAlign w:val="center"/>
+          </w:tcPr>
           <w:p>
             <w:pPr>
               <w:pStyle w:val="Compact"/>
@@ -2378,7 +2765,9 @@
       </w:tr>
       <w:tr>
         <w:tc>
-          <w:tcPr/>
+          <w:tcPr>
+            <w:vAlign w:val="center"/>
+          </w:tcPr>
           <w:p>
             <w:pPr>
               <w:pStyle w:val="Compact"/>
@@ -2396,7 +2785,9 @@
           </w:p>
         </w:tc>
         <w:tc>
-          <w:tcPr/>
+          <w:tcPr>
+            <w:vAlign w:val="center"/>
+          </w:tcPr>
           <w:p>
             <w:pPr>
               <w:pStyle w:val="Compact"/>
@@ -2414,7 +2805,9 @@
           </w:p>
         </w:tc>
         <w:tc>
-          <w:tcPr/>
+          <w:tcPr>
+            <w:vAlign w:val="center"/>
+          </w:tcPr>
           <w:p>
             <w:pPr>
               <w:pStyle w:val="Compact"/>
@@ -2432,7 +2825,9 @@
           </w:p>
         </w:tc>
         <w:tc>
-          <w:tcPr/>
+          <w:tcPr>
+            <w:vAlign w:val="center"/>
+          </w:tcPr>
           <w:p>
             <w:pPr>
               <w:pStyle w:val="Compact"/>
@@ -2450,7 +2845,9 @@
           </w:p>
         </w:tc>
         <w:tc>
-          <w:tcPr/>
+          <w:tcPr>
+            <w:vAlign w:val="center"/>
+          </w:tcPr>
           <w:p>
             <w:pPr>
               <w:pStyle w:val="Compact"/>
@@ -2468,7 +2865,9 @@
           </w:p>
         </w:tc>
         <w:tc>
-          <w:tcPr/>
+          <w:tcPr>
+            <w:vAlign w:val="center"/>
+          </w:tcPr>
           <w:p>
             <w:pPr>
               <w:pStyle w:val="Compact"/>
@@ -2486,7 +2885,9 @@
           </w:p>
         </w:tc>
         <w:tc>
-          <w:tcPr/>
+          <w:tcPr>
+            <w:vAlign w:val="center"/>
+          </w:tcPr>
           <w:p>
             <w:pPr>
               <w:pStyle w:val="Compact"/>
@@ -2504,7 +2905,9 @@
           </w:p>
         </w:tc>
         <w:tc>
-          <w:tcPr/>
+          <w:tcPr>
+            <w:vAlign w:val="center"/>
+          </w:tcPr>
           <w:p>
             <w:pPr>
               <w:pStyle w:val="Compact"/>
@@ -2524,7 +2927,9 @@
       </w:tr>
       <w:tr>
         <w:tc>
-          <w:tcPr/>
+          <w:tcPr>
+            <w:vAlign w:val="center"/>
+          </w:tcPr>
           <w:p>
             <w:pPr>
               <w:pStyle w:val="Compact"/>
@@ -2540,7 +2945,9 @@
           </w:p>
         </w:tc>
         <w:tc>
-          <w:tcPr/>
+          <w:tcPr>
+            <w:vAlign w:val="center"/>
+          </w:tcPr>
           <w:p>
             <w:pPr>
               <w:pStyle w:val="Compact"/>
@@ -2556,7 +2963,9 @@
           </w:p>
         </w:tc>
         <w:tc>
-          <w:tcPr/>
+          <w:tcPr>
+            <w:vAlign w:val="center"/>
+          </w:tcPr>
           <w:p>
             <w:pPr>
               <w:pStyle w:val="Compact"/>
@@ -2572,7 +2981,9 @@
           </w:p>
         </w:tc>
         <w:tc>
-          <w:tcPr/>
+          <w:tcPr>
+            <w:vAlign w:val="center"/>
+          </w:tcPr>
           <w:p>
             <w:pPr>
               <w:pStyle w:val="Compact"/>
@@ -2588,7 +2999,9 @@
           </w:p>
         </w:tc>
         <w:tc>
-          <w:tcPr/>
+          <w:tcPr>
+            <w:vAlign w:val="center"/>
+          </w:tcPr>
           <w:p>
             <w:pPr>
               <w:pStyle w:val="Compact"/>
@@ -2604,7 +3017,9 @@
           </w:p>
         </w:tc>
         <w:tc>
-          <w:tcPr/>
+          <w:tcPr>
+            <w:vAlign w:val="center"/>
+          </w:tcPr>
           <w:p>
             <w:pPr>
               <w:pStyle w:val="Compact"/>
@@ -2620,7 +3035,9 @@
           </w:p>
         </w:tc>
         <w:tc>
-          <w:tcPr/>
+          <w:tcPr>
+            <w:vAlign w:val="center"/>
+          </w:tcPr>
           <w:p>
             <w:pPr>
               <w:pStyle w:val="Compact"/>
@@ -2636,7 +3053,9 @@
           </w:p>
         </w:tc>
         <w:tc>
-          <w:tcPr/>
+          <w:tcPr>
+            <w:vAlign w:val="center"/>
+          </w:tcPr>
           <w:p>
             <w:pPr>
               <w:pStyle w:val="Compact"/>
@@ -2654,7 +3073,9 @@
       </w:tr>
       <w:tr>
         <w:tc>
-          <w:tcPr/>
+          <w:tcPr>
+            <w:vAlign w:val="center"/>
+          </w:tcPr>
           <w:p>
             <w:pPr>
               <w:pStyle w:val="Compact"/>
@@ -2670,7 +3091,9 @@
           </w:p>
         </w:tc>
         <w:tc>
-          <w:tcPr/>
+          <w:tcPr>
+            <w:vAlign w:val="center"/>
+          </w:tcPr>
           <w:p>
             <w:pPr>
               <w:pStyle w:val="Compact"/>
@@ -2686,7 +3109,9 @@
           </w:p>
         </w:tc>
         <w:tc>
-          <w:tcPr/>
+          <w:tcPr>
+            <w:vAlign w:val="center"/>
+          </w:tcPr>
           <w:p>
             <w:pPr>
               <w:pStyle w:val="Compact"/>
@@ -2702,7 +3127,9 @@
           </w:p>
         </w:tc>
         <w:tc>
-          <w:tcPr/>
+          <w:tcPr>
+            <w:vAlign w:val="center"/>
+          </w:tcPr>
           <w:p>
             <w:pPr>
               <w:pStyle w:val="Compact"/>
@@ -2718,7 +3145,9 @@
           </w:p>
         </w:tc>
         <w:tc>
-          <w:tcPr/>
+          <w:tcPr>
+            <w:vAlign w:val="center"/>
+          </w:tcPr>
           <w:p>
             <w:pPr>
               <w:pStyle w:val="Compact"/>
@@ -2734,7 +3163,9 @@
           </w:p>
         </w:tc>
         <w:tc>
-          <w:tcPr/>
+          <w:tcPr>
+            <w:vAlign w:val="center"/>
+          </w:tcPr>
           <w:p>
             <w:pPr>
               <w:pStyle w:val="Compact"/>
@@ -2750,7 +3181,9 @@
           </w:p>
         </w:tc>
         <w:tc>
-          <w:tcPr/>
+          <w:tcPr>
+            <w:vAlign w:val="center"/>
+          </w:tcPr>
           <w:p>
             <w:pPr>
               <w:pStyle w:val="Compact"/>
@@ -2766,7 +3199,9 @@
           </w:p>
         </w:tc>
         <w:tc>
-          <w:tcPr/>
+          <w:tcPr>
+            <w:vAlign w:val="center"/>
+          </w:tcPr>
           <w:p>
             <w:pPr>
               <w:pStyle w:val="Compact"/>
@@ -2815,7 +3250,7 @@
         <w:t xml:space="preserve">a</w:t>
       </w:r>
       <w:r>
-        <w:t xml:space="preserve">, Distribution of the delay between discovery and publication (bars, left axis as per cent of records) and the resulting reporting completeness</w:t>
+        <w:t xml:space="preserve">, Distribution of the delay between discovery and publication (bars, left axis as per cent of the 1,028 records with a parseable discovery year) and the resulting reporting completeness</w:t>
       </w:r>
       <w:r>
         <w:t xml:space="preserve"> </w:t>
@@ -2864,7 +3299,7 @@
         <w:t xml:space="preserve">c</w:t>
       </w:r>
       <w:r>
-        <w:t xml:space="preserve">, Hazard ratios for the four fixed effects across the five-step decomposition from the previously published specification (S0) to the corrected main model (S5). The shaded column marks the re-dating step.</w:t>
+        <w:t xml:space="preserve">, Hazard ratios (point estimates) for the four fixed effects across the five-step decomposition from the previously published specification (S0) to the corrected main model (S5). The shaded column marks the re-dating step.</w:t>
       </w:r>
     </w:p>
     <w:p>
@@ -2889,7 +3324,23 @@
         <w:t xml:space="preserve">a</w:t>
       </w:r>
       <w:r>
-        <w:t xml:space="preserve">, Hazard ratios per standard deviation with 95% Wald confidence intervals, for the four fixed effects, at three species-distribution-model thresholds. The dashed line marks unity. Note that unity is not the appropriate null for the warming terms: design-preserving permutation nulls that retain the provincial-annual climate and event structure are centred on 1.16 for accumulated warming and 0.96 for the interaction (Supplementary Fig. S11a), so the increment attributable to species-specific referencing is smaller than the distance from unity suggests.</w:t>
+        <w:t xml:space="preserve">, Hazard ratios per standard deviation with 95% Wald confidence intervals, for the four fixed effects, at three species-distribution-model thresholds (main threshold:</w:t>
+      </w:r>
+      <w:r>
+        <w:t xml:space="preserve"> </w:t>
+      </w:r>
+      <w:r>
+        <w:rPr>
+          <w:i/>
+          <w:iCs/>
+        </w:rPr>
+        <w:t xml:space="preserve">n</w:t>
+      </w:r>
+      <w:r>
+        <w:t xml:space="preserve"> </w:t>
+      </w:r>
+      <w:r>
+        <w:t xml:space="preserve">= 175,901 species × province × year cells, 649 events). The dashed line marks unity. Note that unity is not the appropriate null for the warming terms: design-preserving permutation nulls that retain the provincial-annual climate and event structure are centred on 1.16 for accumulated warming and 0.96 for the interaction (Supplementary Fig. S11a), so the increment attributable to species-specific referencing is smaller than the distance from unity suggests.</w:t>
       </w:r>
       <w:r>
         <w:t xml:space="preserve"> </w:t>
@@ -2941,7 +3392,7 @@
         <w:t xml:space="preserve">d</w:t>
       </w:r>
       <w:r>
-        <w:t xml:space="preserve">, Discrimination attributable to fixed effects alone as terms are added, with the random structure held at the main model.</w:t>
+        <w:t xml:space="preserve">, Discrimination (area under the ROC curve, AUC) attributable to fixed effects alone as terms are added, with the random structure held at the main model.</w:t>
       </w:r>
     </w:p>
     <w:p>
@@ -3075,7 +3526,20 @@
         <w:t xml:space="preserve">a</w:t>
       </w:r>
       <w:r>
-        <w:t xml:space="preserve">, Species random intercepts as hazard multipliers, grouped by migratory strategy; diamonds are group medians.</w:t>
+        <w:t xml:space="preserve">, Species random intercepts as hazard multipliers (</w:t>
+      </w:r>
+      <w:r>
+        <w:rPr>
+          <w:i/>
+          <w:iCs/>
+        </w:rPr>
+        <w:t xml:space="preserve">n</w:t>
+      </w:r>
+      <w:r>
+        <w:t xml:space="preserve"> </w:t>
+      </w:r>
+      <w:r>
+        <w:t xml:space="preserve">= 392 species), grouped by migratory strategy; diamonds are group medians.</w:t>
       </w:r>
       <w:r>
         <w:t xml:space="preserve"> </w:t>
@@ -3114,7 +3578,23 @@
         <w:t xml:space="preserve">d</w:t>
       </w:r>
       <w:r>
-        <w:t xml:space="preserve">, Hazard ratio for survey effort as a function of year, from the model that allows effects to vary through time; the ribbon is the 95% confidence interval.</w:t>
+        <w:t xml:space="preserve">, Hazard ratio for survey effort as a function of year, from the model that allows effects to vary through time; the ribbon is the 95% confidence interval (effort × time interaction, Wald</w:t>
+      </w:r>
+      <w:r>
+        <w:t xml:space="preserve"> </w:t>
+      </w:r>
+      <w:r>
+        <w:rPr>
+          <w:i/>
+          <w:iCs/>
+        </w:rPr>
+        <w:t xml:space="preserve">P</w:t>
+      </w:r>
+      <w:r>
+        <w:t xml:space="preserve"> </w:t>
+      </w:r>
+      <w:r>
+        <w:t xml:space="preserve">= 7.7 × 10⁻⁴).</w:t>
       </w:r>
     </w:p>
     <w:p>
@@ -3126,13 +3606,110 @@
           <w:b/>
           <w:bCs/>
         </w:rPr>
-        <w:t xml:space="preserve">Fig. 5 | Directionality of new records relative to the species’ known range.</w:t>
+        <w:t xml:space="preserve">Fig. 5 | Direction of new records relative to species’ range centroids, against geometric and observational nulls.</w:t>
       </w:r>
       <w:r>
         <w:t xml:space="preserve"> </w:t>
       </w:r>
       <w:r>
-        <w:t xml:space="preserve">Bearing from the centroid of each species’ BirdLife range to the record, binned into eight 45° sectors. Radar and wind-rose forms are provided for the overall data, for the six largest orders overlaid, and for each of the sixteen best-sampled orders individually. Every order panel carries both sample sizes, new records and species, because one species can contribute records in several provinces. Overlay panels use each order’s own proportions; absolute sample sizes are in the legend.</w:t>
+        <w:rPr>
+          <w:b/>
+          <w:bCs/>
+        </w:rPr>
+        <w:t xml:space="preserve">a</w:t>
+      </w:r>
+      <w:r>
+        <w:t xml:space="preserve">, Share of the 642 records with a range centroid in each of eight 45° sectors of bearing from the centroid of the species’ global range (solid line), with the shares expected if each record fell at random among its species’ candidate provinces (dashed; geometry) or among them in proportion to their 2002–2024 survey visits (dotted; geometry + effort), from 999 Monte Carlo draws.</w:t>
+      </w:r>
+      <w:r>
+        <w:t xml:space="preserve"> </w:t>
+      </w:r>
+      <w:r>
+        <w:rPr>
+          <w:b/>
+          <w:bCs/>
+        </w:rPr>
+        <w:t xml:space="preserve">b</w:t>
+      </w:r>
+      <w:r>
+        <w:t xml:space="preserve">, Ratio of observed to expected records per sector under the two nulls (log scale); bars show the 95% Monte Carlo interval of the null expressed as a ratio, and filled points mark sectors with Holm-adjusted two-sided</w:t>
+      </w:r>
+      <w:r>
+        <w:t xml:space="preserve"> </w:t>
+      </w:r>
+      <w:r>
+        <w:rPr>
+          <w:i/>
+          <w:iCs/>
+        </w:rPr>
+        <w:t xml:space="preserve">P</w:t>
+      </w:r>
+      <w:r>
+        <w:t xml:space="preserve"> </w:t>
+      </w:r>
+      <w:r>
+        <w:t xml:space="preserve">&lt; 0.05. Against a uniform expectation direction departs strongly (χ² = 580.1, df = 7,</w:t>
+      </w:r>
+      <w:r>
+        <w:t xml:space="preserve"> </w:t>
+      </w:r>
+      <w:r>
+        <w:rPr>
+          <w:i/>
+          <w:iCs/>
+        </w:rPr>
+        <w:t xml:space="preserve">P</w:t>
+      </w:r>
+      <w:r>
+        <w:t xml:space="preserve"> </w:t>
+      </w:r>
+      <w:r>
+        <w:t xml:space="preserve">= 4.6 × 10⁻¹²¹); against the geometric null only weakly (χ² = 10.8, Monte Carlo</w:t>
+      </w:r>
+      <w:r>
+        <w:t xml:space="preserve"> </w:t>
+      </w:r>
+      <w:r>
+        <w:rPr>
+          <w:i/>
+          <w:iCs/>
+        </w:rPr>
+        <w:t xml:space="preserve">P</w:t>
+      </w:r>
+      <w:r>
+        <w:t xml:space="preserve"> </w:t>
+      </w:r>
+      <w:r>
+        <w:t xml:space="preserve">= 0.039); against the geometry + effort null the departure points north (χ² = 25.8,</w:t>
+      </w:r>
+      <w:r>
+        <w:t xml:space="preserve"> </w:t>
+      </w:r>
+      <w:r>
+        <w:rPr>
+          <w:i/>
+          <w:iCs/>
+        </w:rPr>
+        <w:t xml:space="preserve">P</w:t>
+      </w:r>
+      <w:r>
+        <w:t xml:space="preserve"> </w:t>
+      </w:r>
+      <w:r>
+        <w:t xml:space="preserve">= 0.001).</w:t>
+      </w:r>
+      <w:r>
+        <w:t xml:space="preserve"> </w:t>
+      </w:r>
+      <w:r>
+        <w:rPr>
+          <w:b/>
+          <w:bCs/>
+        </w:rPr>
+        <w:t xml:space="preserve">c</w:t>
+      </w:r>
+      <w:r>
+        <w:t xml:space="preserve">, Observed shares for the six orders with most records; each polygon gives the share of that order’s own records per sector, and the key gives the numbers of records and species, because one species can contribute records in several provinces. Wind roses for the sixteen best-sampled orders are provided in the Supplementary Information.</w:t>
       </w:r>
     </w:p>
     <w:p>
@@ -3157,7 +3734,42 @@
         <w:t xml:space="preserve">a</w:t>
       </w:r>
       <w:r>
-        <w:t xml:space="preserve">, Hazard ratio for accumulated warming across four climate indicators and four accumulation windows; asterisks denote significance.</w:t>
+        <w:t xml:space="preserve">, Hazard ratio for accumulated warming across four climate indicators and four accumulation windows; asterisks denote two-sided Wald</w:t>
+      </w:r>
+      <w:r>
+        <w:t xml:space="preserve"> </w:t>
+      </w:r>
+      <w:r>
+        <w:rPr>
+          <w:i/>
+          <w:iCs/>
+        </w:rPr>
+        <w:t xml:space="preserve">P</w:t>
+      </w:r>
+      <w:r>
+        <w:t xml:space="preserve"> </w:t>
+      </w:r>
+      <w:r>
+        <w:t xml:space="preserve">&lt; 0.05 (</w:t>
+      </w:r>
+      <w:r>
+        <w:rPr>
+          <w:i/>
+          <w:iCs/>
+        </w:rPr>
+        <w:t xml:space="preserve">), &lt; 0.01 (</w:t>
+      </w:r>
+      <w:r>
+        <w:rPr>
+          <w:b/>
+          <w:bCs/>
+          <w:i/>
+          <w:iCs/>
+        </w:rPr>
+        <w:t xml:space="preserve">) and &lt; 0.001 (</w:t>
+      </w:r>
+      <w:r>
+        <w:t xml:space="preserve">).</w:t>
       </w:r>
       <w:r>
         <w:t xml:space="preserve"> </w:t>
@@ -3183,7 +3795,7 @@
         <w:t xml:space="preserve">c</w:t>
       </w:r>
       <w:r>
-        <w:t xml:space="preserve">, Hazard ratios for survey effort (triangles) and accumulated warming (circles) across four effort proxies and three treatments of the 24 implausible zero cells. AIC is not comparable across missing-data rules because the sample sizes differ, so only coefficients are shown.</w:t>
+        <w:t xml:space="preserve">, Hazard ratios with 95% Wald confidence intervals for survey effort (triangles) and accumulated warming (circles) across four effort proxies and three treatments of the 24 implausible zero cells. AIC is not comparable across missing-data rules because the sample sizes differ, so only coefficients are shown.</w:t>
       </w:r>
     </w:p>
     <w:p>
@@ -3208,7 +3820,7 @@
         <w:t xml:space="preserve">a</w:t>
       </w:r>
       <w:r>
-        <w:t xml:space="preserve">, Province-year mean predicted hazard, 2002–2024.</w:t>
+        <w:t xml:space="preserve">, Province-year mean predicted hazard, 2002–2024, from the mechanistic and gradient-boosted models (Spearman ρ = 0.54).</w:t>
       </w:r>
       <w:r>
         <w:t xml:space="preserve"> </w:t>

--- a/submission/NC/Manuscript_NC_tables_and_legends.docx
+++ b/submission/NC/Manuscript_NC_tables_and_legends.docx
@@ -440,7 +440,7 @@
                 <w:rFonts w:ascii="Times New Roman" w:hAnsi="Times New Roman"/>
                 <w:sz w:val="16"/>
               </w:rPr>
-              <w:t xml:space="preserve">181,134</w:t>
+              <w:t xml:space="preserve">180,873</w:t>
             </w:r>
           </w:p>
         </w:tc>
@@ -476,25 +476,25 @@
                 <w:rFonts w:ascii="Times New Roman" w:hAnsi="Times New Roman"/>
                 <w:sz w:val="16"/>
               </w:rPr>
-              <w:t xml:space="preserve">1.305</w:t>
-            </w:r>
-          </w:p>
-        </w:tc>
-        <w:tc>
-          <w:tcPr>
-            <w:vAlign w:val="center"/>
-          </w:tcPr>
-          <w:p>
-            <w:pPr>
-              <w:pStyle w:val="Compact"/>
-              <w:spacing w:line="240" w:lineRule="auto" w:after="0"/>
-            </w:pPr>
-            <w:r>
-              <w:rPr>
-                <w:rFonts w:ascii="Times New Roman" w:hAnsi="Times New Roman"/>
-                <w:sz w:val="16"/>
-              </w:rPr>
-              <w:t xml:space="preserve">1.437</w:t>
+              <w:t xml:space="preserve">1.309</w:t>
+            </w:r>
+          </w:p>
+        </w:tc>
+        <w:tc>
+          <w:tcPr>
+            <w:vAlign w:val="center"/>
+          </w:tcPr>
+          <w:p>
+            <w:pPr>
+              <w:pStyle w:val="Compact"/>
+              <w:spacing w:line="240" w:lineRule="auto" w:after="0"/>
+            </w:pPr>
+            <w:r>
+              <w:rPr>
+                <w:rFonts w:ascii="Times New Roman" w:hAnsi="Times New Roman"/>
+                <w:sz w:val="16"/>
+              </w:rPr>
+              <w:t xml:space="preserve">1.440</w:t>
             </w:r>
           </w:p>
         </w:tc>
@@ -530,7 +530,7 @@
                 <w:rFonts w:ascii="Times New Roman" w:hAnsi="Times New Roman"/>
                 <w:sz w:val="16"/>
               </w:rPr>
-              <w:t xml:space="preserve">0.859</w:t>
+              <w:t xml:space="preserve">0.852</w:t>
             </w:r>
           </w:p>
         </w:tc>
@@ -586,7 +586,7 @@
                 <w:rFonts w:ascii="Times New Roman" w:hAnsi="Times New Roman"/>
                 <w:sz w:val="16"/>
               </w:rPr>
-              <w:t xml:space="preserve">175,686</w:t>
+              <w:t xml:space="preserve">175,425</w:t>
             </w:r>
           </w:p>
         </w:tc>
@@ -622,25 +622,25 @@
                 <w:rFonts w:ascii="Times New Roman" w:hAnsi="Times New Roman"/>
                 <w:sz w:val="16"/>
               </w:rPr>
-              <w:t xml:space="preserve">1.267</w:t>
-            </w:r>
-          </w:p>
-        </w:tc>
-        <w:tc>
-          <w:tcPr>
-            <w:vAlign w:val="center"/>
-          </w:tcPr>
-          <w:p>
-            <w:pPr>
-              <w:pStyle w:val="Compact"/>
-              <w:spacing w:line="240" w:lineRule="auto" w:after="0"/>
-            </w:pPr>
-            <w:r>
-              <w:rPr>
-                <w:rFonts w:ascii="Times New Roman" w:hAnsi="Times New Roman"/>
-                <w:sz w:val="16"/>
-              </w:rPr>
-              <w:t xml:space="preserve">1.432</w:t>
+              <w:t xml:space="preserve">1.271</w:t>
+            </w:r>
+          </w:p>
+        </w:tc>
+        <w:tc>
+          <w:tcPr>
+            <w:vAlign w:val="center"/>
+          </w:tcPr>
+          <w:p>
+            <w:pPr>
+              <w:pStyle w:val="Compact"/>
+              <w:spacing w:line="240" w:lineRule="auto" w:after="0"/>
+            </w:pPr>
+            <w:r>
+              <w:rPr>
+                <w:rFonts w:ascii="Times New Roman" w:hAnsi="Times New Roman"/>
+                <w:sz w:val="16"/>
+              </w:rPr>
+              <w:t xml:space="preserve">1.435</w:t>
             </w:r>
           </w:p>
         </w:tc>
@@ -676,7 +676,7 @@
                 <w:rFonts w:ascii="Times New Roman" w:hAnsi="Times New Roman"/>
                 <w:sz w:val="16"/>
               </w:rPr>
-              <w:t xml:space="preserve">0.863</w:t>
+              <w:t xml:space="preserve">0.856</w:t>
             </w:r>
           </w:p>
         </w:tc>
@@ -732,7 +732,7 @@
                 <w:rFonts w:ascii="Times New Roman" w:hAnsi="Times New Roman"/>
                 <w:sz w:val="16"/>
               </w:rPr>
-              <w:t xml:space="preserve">175,901</w:t>
+              <w:t xml:space="preserve">175,640</w:t>
             </w:r>
           </w:p>
         </w:tc>
@@ -768,25 +768,25 @@
                 <w:rFonts w:ascii="Times New Roman" w:hAnsi="Times New Roman"/>
                 <w:sz w:val="16"/>
               </w:rPr>
-              <w:t xml:space="preserve">1.289</w:t>
-            </w:r>
-          </w:p>
-        </w:tc>
-        <w:tc>
-          <w:tcPr>
-            <w:vAlign w:val="center"/>
-          </w:tcPr>
-          <w:p>
-            <w:pPr>
-              <w:pStyle w:val="Compact"/>
-              <w:spacing w:line="240" w:lineRule="auto" w:after="0"/>
-            </w:pPr>
-            <w:r>
-              <w:rPr>
-                <w:rFonts w:ascii="Times New Roman" w:hAnsi="Times New Roman"/>
-                <w:sz w:val="16"/>
-              </w:rPr>
-              <w:t xml:space="preserve">1.432</w:t>
+              <w:t xml:space="preserve">1.300</w:t>
+            </w:r>
+          </w:p>
+        </w:tc>
+        <w:tc>
+          <w:tcPr>
+            <w:vAlign w:val="center"/>
+          </w:tcPr>
+          <w:p>
+            <w:pPr>
+              <w:pStyle w:val="Compact"/>
+              <w:spacing w:line="240" w:lineRule="auto" w:after="0"/>
+            </w:pPr>
+            <w:r>
+              <w:rPr>
+                <w:rFonts w:ascii="Times New Roman" w:hAnsi="Times New Roman"/>
+                <w:sz w:val="16"/>
+              </w:rPr>
+              <w:t xml:space="preserve">1.434</w:t>
             </w:r>
           </w:p>
         </w:tc>
@@ -822,7 +822,7 @@
                 <w:rFonts w:ascii="Times New Roman" w:hAnsi="Times New Roman"/>
                 <w:sz w:val="16"/>
               </w:rPr>
-              <w:t xml:space="preserve">0.863</w:t>
+              <w:t xml:space="preserve">0.856</w:t>
             </w:r>
           </w:p>
         </w:tc>
@@ -878,7 +878,7 @@
                 <w:rFonts w:ascii="Times New Roman" w:hAnsi="Times New Roman"/>
                 <w:sz w:val="16"/>
               </w:rPr>
-              <w:t xml:space="preserve">175,901</w:t>
+              <w:t xml:space="preserve">175,640</w:t>
             </w:r>
           </w:p>
         </w:tc>
@@ -914,61 +914,61 @@
                 <w:rFonts w:ascii="Times New Roman" w:hAnsi="Times New Roman"/>
                 <w:sz w:val="16"/>
               </w:rPr>
-              <w:t xml:space="preserve">1.448</w:t>
-            </w:r>
-          </w:p>
-        </w:tc>
-        <w:tc>
-          <w:tcPr>
-            <w:vAlign w:val="center"/>
-          </w:tcPr>
-          <w:p>
-            <w:pPr>
-              <w:pStyle w:val="Compact"/>
-              <w:spacing w:line="240" w:lineRule="auto" w:after="0"/>
-            </w:pPr>
-            <w:r>
-              <w:rPr>
-                <w:rFonts w:ascii="Times New Roman" w:hAnsi="Times New Roman"/>
-                <w:sz w:val="16"/>
-              </w:rPr>
-              <w:t xml:space="preserve">1.428</w:t>
-            </w:r>
-          </w:p>
-        </w:tc>
-        <w:tc>
-          <w:tcPr>
-            <w:vAlign w:val="center"/>
-          </w:tcPr>
-          <w:p>
-            <w:pPr>
-              <w:pStyle w:val="Compact"/>
-              <w:spacing w:line="240" w:lineRule="auto" w:after="0"/>
-            </w:pPr>
-            <w:r>
-              <w:rPr>
-                <w:rFonts w:ascii="Times New Roman" w:hAnsi="Times New Roman"/>
-                <w:sz w:val="16"/>
-              </w:rPr>
-              <w:t xml:space="preserve">0.962</w:t>
-            </w:r>
-          </w:p>
-        </w:tc>
-        <w:tc>
-          <w:tcPr>
-            <w:vAlign w:val="center"/>
-          </w:tcPr>
-          <w:p>
-            <w:pPr>
-              <w:pStyle w:val="Compact"/>
-              <w:spacing w:line="240" w:lineRule="auto" w:after="0"/>
-            </w:pPr>
-            <w:r>
-              <w:rPr>
-                <w:rFonts w:ascii="Times New Roman" w:hAnsi="Times New Roman"/>
-                <w:sz w:val="16"/>
-              </w:rPr>
-              <w:t xml:space="preserve">0.862</w:t>
+              <w:t xml:space="preserve">1.467</w:t>
+            </w:r>
+          </w:p>
+        </w:tc>
+        <w:tc>
+          <w:tcPr>
+            <w:vAlign w:val="center"/>
+          </w:tcPr>
+          <w:p>
+            <w:pPr>
+              <w:pStyle w:val="Compact"/>
+              <w:spacing w:line="240" w:lineRule="auto" w:after="0"/>
+            </w:pPr>
+            <w:r>
+              <w:rPr>
+                <w:rFonts w:ascii="Times New Roman" w:hAnsi="Times New Roman"/>
+                <w:sz w:val="16"/>
+              </w:rPr>
+              <w:t xml:space="preserve">1.430</w:t>
+            </w:r>
+          </w:p>
+        </w:tc>
+        <w:tc>
+          <w:tcPr>
+            <w:vAlign w:val="center"/>
+          </w:tcPr>
+          <w:p>
+            <w:pPr>
+              <w:pStyle w:val="Compact"/>
+              <w:spacing w:line="240" w:lineRule="auto" w:after="0"/>
+            </w:pPr>
+            <w:r>
+              <w:rPr>
+                <w:rFonts w:ascii="Times New Roman" w:hAnsi="Times New Roman"/>
+                <w:sz w:val="16"/>
+              </w:rPr>
+              <w:t xml:space="preserve">0.961</w:t>
+            </w:r>
+          </w:p>
+        </w:tc>
+        <w:tc>
+          <w:tcPr>
+            <w:vAlign w:val="center"/>
+          </w:tcPr>
+          <w:p>
+            <w:pPr>
+              <w:pStyle w:val="Compact"/>
+              <w:spacing w:line="240" w:lineRule="auto" w:after="0"/>
+            </w:pPr>
+            <w:r>
+              <w:rPr>
+                <w:rFonts w:ascii="Times New Roman" w:hAnsi="Times New Roman"/>
+                <w:sz w:val="16"/>
+              </w:rPr>
+              <w:t xml:space="preserve">0.854</w:t>
             </w:r>
           </w:p>
         </w:tc>
@@ -1024,7 +1024,7 @@
                 <w:rFonts w:ascii="Times New Roman" w:hAnsi="Times New Roman"/>
                 <w:sz w:val="16"/>
               </w:rPr>
-              <w:t xml:space="preserve">175,901</w:t>
+              <w:t xml:space="preserve">175,640</w:t>
             </w:r>
           </w:p>
         </w:tc>
@@ -1062,7 +1062,7 @@
                 <w:bCs/>
                 <w:sz w:val="16"/>
               </w:rPr>
-              <w:t xml:space="preserve">1.404</w:t>
+              <w:t xml:space="preserve">1.429</w:t>
             </w:r>
           </w:p>
         </w:tc>
@@ -1082,7 +1082,7 @@
                 <w:bCs/>
                 <w:sz w:val="16"/>
               </w:rPr>
-              <w:t xml:space="preserve">1.362</w:t>
+              <w:t xml:space="preserve">1.365</w:t>
             </w:r>
           </w:p>
         </w:tc>
@@ -1122,7 +1122,7 @@
                 <w:bCs/>
                 <w:sz w:val="16"/>
               </w:rPr>
-              <w:t xml:space="preserve">0.849</w:t>
+              <w:t xml:space="preserve">0.839</w:t>
             </w:r>
           </w:p>
         </w:tc>
@@ -1159,7 +1159,7 @@
         <w:t xml:space="preserve"> </w:t>
       </w:r>
       <w:r>
-        <w:t xml:space="preserve">= 175,901; 649 events; 392 species; 31 provinces; AIC 8,313.2. Cluster bootstrap: 300 resamples of provinces. Permutation null medians are from the strongest constrained null (N3, events shuffled among the species at risk within each province-year) for the climate terms and the interaction, and from N2 (effort shuffled across years within province) for effort; 199 permutations each. Because these nulls preserve the provincial-annual structure, their medians rather than unity are the correct reference for the corresponding effect sizes.</w:t>
+        <w:t xml:space="preserve">= 175,640; 649 events; 392 species; 31 provinces; AIC 8,308.5. Cluster bootstrap: 300 resamples of provinces. Permutation null medians are from the strongest constrained null (N3, events shuffled among the species at risk within each province-year) for the climate terms and the interaction, and from N2 (effort shuffled across years within province) for effort; 199 permutations each. Because these nulls preserve the provincial-annual structure, their medians rather than unity are the correct reference for the corresponding effect sizes.</w:t>
       </w:r>
     </w:p>
     <w:tbl>
@@ -1363,25 +1363,25 @@
                 <w:rFonts w:ascii="Times New Roman" w:hAnsi="Times New Roman"/>
                 <w:sz w:val="16"/>
               </w:rPr>
-              <w:t xml:space="preserve">1.362</w:t>
-            </w:r>
-          </w:p>
-        </w:tc>
-        <w:tc>
-          <w:tcPr>
-            <w:vAlign w:val="center"/>
-          </w:tcPr>
-          <w:p>
-            <w:pPr>
-              <w:pStyle w:val="Compact"/>
-              <w:spacing w:line="240" w:lineRule="auto" w:after="0"/>
-            </w:pPr>
-            <w:r>
-              <w:rPr>
-                <w:rFonts w:ascii="Times New Roman" w:hAnsi="Times New Roman"/>
-                <w:sz w:val="16"/>
-              </w:rPr>
-              <w:t xml:space="preserve">1.216–1.524</w:t>
+              <w:t xml:space="preserve">1.365</w:t>
+            </w:r>
+          </w:p>
+        </w:tc>
+        <w:tc>
+          <w:tcPr>
+            <w:vAlign w:val="center"/>
+          </w:tcPr>
+          <w:p>
+            <w:pPr>
+              <w:pStyle w:val="Compact"/>
+              <w:spacing w:line="240" w:lineRule="auto" w:after="0"/>
+            </w:pPr>
+            <w:r>
+              <w:rPr>
+                <w:rFonts w:ascii="Times New Roman" w:hAnsi="Times New Roman"/>
+                <w:sz w:val="16"/>
+              </w:rPr>
+              <w:t xml:space="preserve">1.219–1.528</w:t>
             </w:r>
           </w:p>
         </w:tc>
@@ -1417,25 +1417,25 @@
                 <w:rFonts w:ascii="Times New Roman" w:hAnsi="Times New Roman"/>
                 <w:sz w:val="16"/>
               </w:rPr>
-              <w:t xml:space="preserve">1.157</w:t>
-            </w:r>
-          </w:p>
-        </w:tc>
-        <w:tc>
-          <w:tcPr>
-            <w:vAlign w:val="center"/>
-          </w:tcPr>
-          <w:p>
-            <w:pPr>
-              <w:pStyle w:val="Compact"/>
-              <w:spacing w:line="240" w:lineRule="auto" w:after="0"/>
-            </w:pPr>
-            <w:r>
-              <w:rPr>
-                <w:rFonts w:ascii="Times New Roman" w:hAnsi="Times New Roman"/>
-                <w:sz w:val="16"/>
-              </w:rPr>
-              <w:t xml:space="preserve">8.3 × 10⁻⁸</w:t>
+              <w:t xml:space="preserve">1.161</w:t>
+            </w:r>
+          </w:p>
+        </w:tc>
+        <w:tc>
+          <w:tcPr>
+            <w:vAlign w:val="center"/>
+          </w:tcPr>
+          <w:p>
+            <w:pPr>
+              <w:pStyle w:val="Compact"/>
+              <w:spacing w:line="240" w:lineRule="auto" w:after="0"/>
+            </w:pPr>
+            <w:r>
+              <w:rPr>
+                <w:rFonts w:ascii="Times New Roman" w:hAnsi="Times New Roman"/>
+                <w:sz w:val="16"/>
+              </w:rPr>
+              <w:t xml:space="preserve">7.2 × 10⁻⁸</w:t>
             </w:r>
           </w:p>
         </w:tc>
@@ -1473,79 +1473,79 @@
                 <w:rFonts w:ascii="Times New Roman" w:hAnsi="Times New Roman"/>
                 <w:sz w:val="16"/>
               </w:rPr>
-              <w:t xml:space="preserve">1.404</w:t>
-            </w:r>
-          </w:p>
-        </w:tc>
-        <w:tc>
-          <w:tcPr>
-            <w:vAlign w:val="center"/>
-          </w:tcPr>
-          <w:p>
-            <w:pPr>
-              <w:pStyle w:val="Compact"/>
-              <w:spacing w:line="240" w:lineRule="auto" w:after="0"/>
-            </w:pPr>
-            <w:r>
-              <w:rPr>
-                <w:rFonts w:ascii="Times New Roman" w:hAnsi="Times New Roman"/>
-                <w:sz w:val="16"/>
-              </w:rPr>
-              <w:t xml:space="preserve">1.245–1.583</w:t>
-            </w:r>
-          </w:p>
-        </w:tc>
-        <w:tc>
-          <w:tcPr>
-            <w:vAlign w:val="center"/>
-          </w:tcPr>
-          <w:p>
-            <w:pPr>
-              <w:pStyle w:val="Compact"/>
-              <w:spacing w:line="240" w:lineRule="auto" w:after="0"/>
-            </w:pPr>
-            <w:r>
-              <w:rPr>
-                <w:rFonts w:ascii="Times New Roman" w:hAnsi="Times New Roman"/>
-                <w:sz w:val="16"/>
-              </w:rPr>
-              <w:t xml:space="preserve">1.21–1.76</w:t>
-            </w:r>
-          </w:p>
-        </w:tc>
-        <w:tc>
-          <w:tcPr>
-            <w:vAlign w:val="center"/>
-          </w:tcPr>
-          <w:p>
-            <w:pPr>
-              <w:pStyle w:val="Compact"/>
-              <w:spacing w:line="240" w:lineRule="auto" w:after="0"/>
-            </w:pPr>
-            <w:r>
-              <w:rPr>
-                <w:rFonts w:ascii="Times New Roman" w:hAnsi="Times New Roman"/>
-                <w:sz w:val="16"/>
-              </w:rPr>
-              <w:t xml:space="preserve">0.980</w:t>
-            </w:r>
-          </w:p>
-        </w:tc>
-        <w:tc>
-          <w:tcPr>
-            <w:vAlign w:val="center"/>
-          </w:tcPr>
-          <w:p>
-            <w:pPr>
-              <w:pStyle w:val="Compact"/>
-              <w:spacing w:line="240" w:lineRule="auto" w:after="0"/>
-            </w:pPr>
-            <w:r>
-              <w:rPr>
-                <w:rFonts w:ascii="Times New Roman" w:hAnsi="Times New Roman"/>
-                <w:sz w:val="16"/>
-              </w:rPr>
-              <w:t xml:space="preserve">2.9 × 10⁻⁸</w:t>
+              <w:t xml:space="preserve">1.429</w:t>
+            </w:r>
+          </w:p>
+        </w:tc>
+        <w:tc>
+          <w:tcPr>
+            <w:vAlign w:val="center"/>
+          </w:tcPr>
+          <w:p>
+            <w:pPr>
+              <w:pStyle w:val="Compact"/>
+              <w:spacing w:line="240" w:lineRule="auto" w:after="0"/>
+            </w:pPr>
+            <w:r>
+              <w:rPr>
+                <w:rFonts w:ascii="Times New Roman" w:hAnsi="Times New Roman"/>
+                <w:sz w:val="16"/>
+              </w:rPr>
+              <w:t xml:space="preserve">1.268–1.611</w:t>
+            </w:r>
+          </w:p>
+        </w:tc>
+        <w:tc>
+          <w:tcPr>
+            <w:vAlign w:val="center"/>
+          </w:tcPr>
+          <w:p>
+            <w:pPr>
+              <w:pStyle w:val="Compact"/>
+              <w:spacing w:line="240" w:lineRule="auto" w:after="0"/>
+            </w:pPr>
+            <w:r>
+              <w:rPr>
+                <w:rFonts w:ascii="Times New Roman" w:hAnsi="Times New Roman"/>
+                <w:sz w:val="16"/>
+              </w:rPr>
+              <w:t xml:space="preserve">1.24–1.78</w:t>
+            </w:r>
+          </w:p>
+        </w:tc>
+        <w:tc>
+          <w:tcPr>
+            <w:vAlign w:val="center"/>
+          </w:tcPr>
+          <w:p>
+            <w:pPr>
+              <w:pStyle w:val="Compact"/>
+              <w:spacing w:line="240" w:lineRule="auto" w:after="0"/>
+            </w:pPr>
+            <w:r>
+              <w:rPr>
+                <w:rFonts w:ascii="Times New Roman" w:hAnsi="Times New Roman"/>
+                <w:sz w:val="16"/>
+              </w:rPr>
+              <w:t xml:space="preserve">0.979</w:t>
+            </w:r>
+          </w:p>
+        </w:tc>
+        <w:tc>
+          <w:tcPr>
+            <w:vAlign w:val="center"/>
+          </w:tcPr>
+          <w:p>
+            <w:pPr>
+              <w:pStyle w:val="Compact"/>
+              <w:spacing w:line="240" w:lineRule="auto" w:after="0"/>
+            </w:pPr>
+            <w:r>
+              <w:rPr>
+                <w:rFonts w:ascii="Times New Roman" w:hAnsi="Times New Roman"/>
+                <w:sz w:val="16"/>
+              </w:rPr>
+              <w:t xml:space="preserve">4.9 × 10⁻⁹</w:t>
             </w:r>
           </w:p>
         </w:tc>
@@ -1601,7 +1601,7 @@
                 <w:rFonts w:ascii="Times New Roman" w:hAnsi="Times New Roman"/>
                 <w:sz w:val="16"/>
               </w:rPr>
-              <w:t xml:space="preserve">0.909–1.090</w:t>
+              <w:t xml:space="preserve">0.908–1.089</w:t>
             </w:r>
           </w:p>
         </w:tc>
@@ -1637,25 +1637,25 @@
                 <w:rFonts w:ascii="Times New Roman" w:hAnsi="Times New Roman"/>
                 <w:sz w:val="16"/>
               </w:rPr>
-              <w:t xml:space="preserve">0.955</w:t>
-            </w:r>
-          </w:p>
-        </w:tc>
-        <w:tc>
-          <w:tcPr>
-            <w:vAlign w:val="center"/>
-          </w:tcPr>
-          <w:p>
-            <w:pPr>
-              <w:pStyle w:val="Compact"/>
-              <w:spacing w:line="240" w:lineRule="auto" w:after="0"/>
-            </w:pPr>
-            <w:r>
-              <w:rPr>
-                <w:rFonts w:ascii="Times New Roman" w:hAnsi="Times New Roman"/>
-                <w:sz w:val="16"/>
-              </w:rPr>
-              <w:t xml:space="preserve">0.92</w:t>
+              <w:t xml:space="preserve">0.965</w:t>
+            </w:r>
+          </w:p>
+        </w:tc>
+        <w:tc>
+          <w:tcPr>
+            <w:vAlign w:val="center"/>
+          </w:tcPr>
+          <w:p>
+            <w:pPr>
+              <w:pStyle w:val="Compact"/>
+              <w:spacing w:line="240" w:lineRule="auto" w:after="0"/>
+            </w:pPr>
+            <w:r>
+              <w:rPr>
+                <w:rFonts w:ascii="Times New Roman" w:hAnsi="Times New Roman"/>
+                <w:sz w:val="16"/>
+              </w:rPr>
+              <w:t xml:space="preserve">0.91</w:t>
             </w:r>
           </w:p>
         </w:tc>
@@ -1693,79 +1693,79 @@
                 <w:rFonts w:ascii="Times New Roman" w:hAnsi="Times New Roman"/>
                 <w:sz w:val="16"/>
               </w:rPr>
-              <w:t xml:space="preserve">0.849</w:t>
-            </w:r>
-          </w:p>
-        </w:tc>
-        <w:tc>
-          <w:tcPr>
-            <w:vAlign w:val="center"/>
-          </w:tcPr>
-          <w:p>
-            <w:pPr>
-              <w:pStyle w:val="Compact"/>
-              <w:spacing w:line="240" w:lineRule="auto" w:after="0"/>
-            </w:pPr>
-            <w:r>
-              <w:rPr>
-                <w:rFonts w:ascii="Times New Roman" w:hAnsi="Times New Roman"/>
-                <w:sz w:val="16"/>
-              </w:rPr>
-              <w:t xml:space="preserve">0.761–0.948</w:t>
-            </w:r>
-          </w:p>
-        </w:tc>
-        <w:tc>
-          <w:tcPr>
-            <w:vAlign w:val="center"/>
-          </w:tcPr>
-          <w:p>
-            <w:pPr>
-              <w:pStyle w:val="Compact"/>
-              <w:spacing w:line="240" w:lineRule="auto" w:after="0"/>
-            </w:pPr>
-            <w:r>
-              <w:rPr>
-                <w:rFonts w:ascii="Times New Roman" w:hAnsi="Times New Roman"/>
-                <w:sz w:val="16"/>
-              </w:rPr>
-              <w:t xml:space="preserve">0.74–0.99</w:t>
-            </w:r>
-          </w:p>
-        </w:tc>
-        <w:tc>
-          <w:tcPr>
-            <w:vAlign w:val="center"/>
-          </w:tcPr>
-          <w:p>
-            <w:pPr>
-              <w:pStyle w:val="Compact"/>
-              <w:spacing w:line="240" w:lineRule="auto" w:after="0"/>
-            </w:pPr>
-            <w:r>
-              <w:rPr>
-                <w:rFonts w:ascii="Times New Roman" w:hAnsi="Times New Roman"/>
-                <w:sz w:val="16"/>
-              </w:rPr>
-              <w:t xml:space="preserve">0.955</w:t>
-            </w:r>
-          </w:p>
-        </w:tc>
-        <w:tc>
-          <w:tcPr>
-            <w:vAlign w:val="center"/>
-          </w:tcPr>
-          <w:p>
-            <w:pPr>
-              <w:pStyle w:val="Compact"/>
-              <w:spacing w:line="240" w:lineRule="auto" w:after="0"/>
-            </w:pPr>
-            <w:r>
-              <w:rPr>
-                <w:rFonts w:ascii="Times New Roman" w:hAnsi="Times New Roman"/>
-                <w:sz w:val="16"/>
-              </w:rPr>
-              <w:t xml:space="preserve">3.7 × 10⁻³</w:t>
+              <w:t xml:space="preserve">0.839</w:t>
+            </w:r>
+          </w:p>
+        </w:tc>
+        <w:tc>
+          <w:tcPr>
+            <w:vAlign w:val="center"/>
+          </w:tcPr>
+          <w:p>
+            <w:pPr>
+              <w:pStyle w:val="Compact"/>
+              <w:spacing w:line="240" w:lineRule="auto" w:after="0"/>
+            </w:pPr>
+            <w:r>
+              <w:rPr>
+                <w:rFonts w:ascii="Times New Roman" w:hAnsi="Times New Roman"/>
+                <w:sz w:val="16"/>
+              </w:rPr>
+              <w:t xml:space="preserve">0.752–0.936</w:t>
+            </w:r>
+          </w:p>
+        </w:tc>
+        <w:tc>
+          <w:tcPr>
+            <w:vAlign w:val="center"/>
+          </w:tcPr>
+          <w:p>
+            <w:pPr>
+              <w:pStyle w:val="Compact"/>
+              <w:spacing w:line="240" w:lineRule="auto" w:after="0"/>
+            </w:pPr>
+            <w:r>
+              <w:rPr>
+                <w:rFonts w:ascii="Times New Roman" w:hAnsi="Times New Roman"/>
+                <w:sz w:val="16"/>
+              </w:rPr>
+              <w:t xml:space="preserve">0.73–0.99</w:t>
+            </w:r>
+          </w:p>
+        </w:tc>
+        <w:tc>
+          <w:tcPr>
+            <w:vAlign w:val="center"/>
+          </w:tcPr>
+          <w:p>
+            <w:pPr>
+              <w:pStyle w:val="Compact"/>
+              <w:spacing w:line="240" w:lineRule="auto" w:after="0"/>
+            </w:pPr>
+            <w:r>
+              <w:rPr>
+                <w:rFonts w:ascii="Times New Roman" w:hAnsi="Times New Roman"/>
+                <w:sz w:val="16"/>
+              </w:rPr>
+              <w:t xml:space="preserve">0.960</w:t>
+            </w:r>
+          </w:p>
+        </w:tc>
+        <w:tc>
+          <w:tcPr>
+            <w:vAlign w:val="center"/>
+          </w:tcPr>
+          <w:p>
+            <w:pPr>
+              <w:pStyle w:val="Compact"/>
+              <w:spacing w:line="240" w:lineRule="auto" w:after="0"/>
+            </w:pPr>
+            <w:r>
+              <w:rPr>
+                <w:rFonts w:ascii="Times New Roman" w:hAnsi="Times New Roman"/>
+                <w:sz w:val="16"/>
+              </w:rPr>
+              <w:t xml:space="preserve">1.7 × 10⁻³</w:t>
             </w:r>
           </w:p>
         </w:tc>
@@ -1803,7 +1803,7 @@
                 <w:rFonts w:ascii="Times New Roman" w:hAnsi="Times New Roman"/>
                 <w:sz w:val="16"/>
               </w:rPr>
-              <w:t xml:space="preserve">0.405</w:t>
+              <w:t xml:space="preserve">0.404</w:t>
             </w:r>
           </w:p>
         </w:tc>
@@ -1885,7 +1885,7 @@
                 <w:rFonts w:ascii="Times New Roman" w:hAnsi="Times New Roman"/>
                 <w:sz w:val="16"/>
               </w:rPr>
-              <w:t xml:space="preserve">0.326</w:t>
+              <w:t xml:space="preserve">0.332</w:t>
             </w:r>
           </w:p>
         </w:tc>
@@ -1967,7 +1967,7 @@
                 <w:rFonts w:ascii="Times New Roman" w:hAnsi="Times New Roman"/>
                 <w:sz w:val="16"/>
               </w:rPr>
-              <w:t xml:space="preserve">0.804</w:t>
+              <w:t xml:space="preserve">0.798</w:t>
             </w:r>
           </w:p>
         </w:tc>
@@ -2358,97 +2358,97 @@
                 <w:rFonts w:ascii="Times New Roman" w:hAnsi="Times New Roman"/>
                 <w:sz w:val="16"/>
               </w:rPr>
-              <w:t xml:space="preserve">163.1</w:t>
-            </w:r>
-          </w:p>
-        </w:tc>
-        <w:tc>
-          <w:tcPr>
-            <w:vAlign w:val="center"/>
-          </w:tcPr>
-          <w:p>
-            <w:pPr>
-              <w:pStyle w:val="Compact"/>
-              <w:spacing w:line="240" w:lineRule="auto" w:after="0"/>
-            </w:pPr>
-            <w:r>
-              <w:rPr>
-                <w:rFonts w:ascii="Times New Roman" w:hAnsi="Times New Roman"/>
-                <w:sz w:val="16"/>
-              </w:rPr>
-              <w:t xml:space="preserve">0.0142</w:t>
-            </w:r>
-          </w:p>
-        </w:tc>
-        <w:tc>
-          <w:tcPr>
-            <w:vAlign w:val="center"/>
-          </w:tcPr>
-          <w:p>
-            <w:pPr>
-              <w:pStyle w:val="Compact"/>
-              <w:spacing w:line="240" w:lineRule="auto" w:after="0"/>
-            </w:pPr>
-            <w:r>
-              <w:rPr>
-                <w:rFonts w:ascii="Times New Roman" w:hAnsi="Times New Roman"/>
-                <w:sz w:val="16"/>
-              </w:rPr>
-              <w:t xml:space="preserve">0.108</w:t>
-            </w:r>
-          </w:p>
-        </w:tc>
-        <w:tc>
-          <w:tcPr>
-            <w:vAlign w:val="center"/>
-          </w:tcPr>
-          <w:p>
-            <w:pPr>
-              <w:pStyle w:val="Compact"/>
-              <w:spacing w:line="240" w:lineRule="auto" w:after="0"/>
-            </w:pPr>
-            <w:r>
-              <w:rPr>
-                <w:rFonts w:ascii="Times New Roman" w:hAnsi="Times New Roman"/>
-                <w:sz w:val="16"/>
-              </w:rPr>
-              <w:t xml:space="preserve">0.183</w:t>
-            </w:r>
-          </w:p>
-        </w:tc>
-        <w:tc>
-          <w:tcPr>
-            <w:vAlign w:val="center"/>
-          </w:tcPr>
-          <w:p>
-            <w:pPr>
-              <w:pStyle w:val="Compact"/>
-              <w:spacing w:line="240" w:lineRule="auto" w:after="0"/>
-            </w:pPr>
-            <w:r>
-              <w:rPr>
-                <w:rFonts w:ascii="Times New Roman" w:hAnsi="Times New Roman"/>
-                <w:sz w:val="16"/>
-              </w:rPr>
-              <w:t xml:space="preserve">0.613</w:t>
-            </w:r>
-          </w:p>
-        </w:tc>
-        <w:tc>
-          <w:tcPr>
-            <w:vAlign w:val="center"/>
-          </w:tcPr>
-          <w:p>
-            <w:pPr>
-              <w:pStyle w:val="Compact"/>
-              <w:spacing w:line="240" w:lineRule="auto" w:after="0"/>
-            </w:pPr>
-            <w:r>
-              <w:rPr>
-                <w:rFonts w:ascii="Times New Roman" w:hAnsi="Times New Roman"/>
-                <w:sz w:val="16"/>
-              </w:rPr>
-              <w:t xml:space="preserve">0.687</w:t>
+              <w:t xml:space="preserve">160.6</w:t>
+            </w:r>
+          </w:p>
+        </w:tc>
+        <w:tc>
+          <w:tcPr>
+            <w:vAlign w:val="center"/>
+          </w:tcPr>
+          <w:p>
+            <w:pPr>
+              <w:pStyle w:val="Compact"/>
+              <w:spacing w:line="240" w:lineRule="auto" w:after="0"/>
+            </w:pPr>
+            <w:r>
+              <w:rPr>
+                <w:rFonts w:ascii="Times New Roman" w:hAnsi="Times New Roman"/>
+                <w:sz w:val="16"/>
+              </w:rPr>
+              <w:t xml:space="preserve">0.0147</w:t>
+            </w:r>
+          </w:p>
+        </w:tc>
+        <w:tc>
+          <w:tcPr>
+            <w:vAlign w:val="center"/>
+          </w:tcPr>
+          <w:p>
+            <w:pPr>
+              <w:pStyle w:val="Compact"/>
+              <w:spacing w:line="240" w:lineRule="auto" w:after="0"/>
+            </w:pPr>
+            <w:r>
+              <w:rPr>
+                <w:rFonts w:ascii="Times New Roman" w:hAnsi="Times New Roman"/>
+                <w:sz w:val="16"/>
+              </w:rPr>
+              <w:t xml:space="preserve">0.113</w:t>
+            </w:r>
+          </w:p>
+        </w:tc>
+        <w:tc>
+          <w:tcPr>
+            <w:vAlign w:val="center"/>
+          </w:tcPr>
+          <w:p>
+            <w:pPr>
+              <w:pStyle w:val="Compact"/>
+              <w:spacing w:line="240" w:lineRule="auto" w:after="0"/>
+            </w:pPr>
+            <w:r>
+              <w:rPr>
+                <w:rFonts w:ascii="Times New Roman" w:hAnsi="Times New Roman"/>
+                <w:sz w:val="16"/>
+              </w:rPr>
+              <w:t xml:space="preserve">0.187</w:t>
+            </w:r>
+          </w:p>
+        </w:tc>
+        <w:tc>
+          <w:tcPr>
+            <w:vAlign w:val="center"/>
+          </w:tcPr>
+          <w:p>
+            <w:pPr>
+              <w:pStyle w:val="Compact"/>
+              <w:spacing w:line="240" w:lineRule="auto" w:after="0"/>
+            </w:pPr>
+            <w:r>
+              <w:rPr>
+                <w:rFonts w:ascii="Times New Roman" w:hAnsi="Times New Roman"/>
+                <w:sz w:val="16"/>
+              </w:rPr>
+              <w:t xml:space="preserve">0.614</w:t>
+            </w:r>
+          </w:p>
+        </w:tc>
+        <w:tc>
+          <w:tcPr>
+            <w:vAlign w:val="center"/>
+          </w:tcPr>
+          <w:p>
+            <w:pPr>
+              <w:pStyle w:val="Compact"/>
+              <w:spacing w:line="240" w:lineRule="auto" w:after="0"/>
+            </w:pPr>
+            <w:r>
+              <w:rPr>
+                <w:rFonts w:ascii="Times New Roman" w:hAnsi="Times New Roman"/>
+                <w:sz w:val="16"/>
+              </w:rPr>
+              <w:t xml:space="preserve">0.688</w:t>
             </w:r>
           </w:p>
         </w:tc>
@@ -2504,97 +2504,97 @@
                 <w:rFonts w:ascii="Times New Roman" w:hAnsi="Times New Roman"/>
                 <w:sz w:val="16"/>
               </w:rPr>
-              <w:t xml:space="preserve">98.7</w:t>
-            </w:r>
-          </w:p>
-        </w:tc>
-        <w:tc>
-          <w:tcPr>
-            <w:vAlign w:val="center"/>
-          </w:tcPr>
-          <w:p>
-            <w:pPr>
-              <w:pStyle w:val="Compact"/>
-              <w:spacing w:line="240" w:lineRule="auto" w:after="0"/>
-            </w:pPr>
-            <w:r>
-              <w:rPr>
-                <w:rFonts w:ascii="Times New Roman" w:hAnsi="Times New Roman"/>
-                <w:sz w:val="16"/>
-              </w:rPr>
-              <w:t xml:space="preserve">0.0220</w:t>
-            </w:r>
-          </w:p>
-        </w:tc>
-        <w:tc>
-          <w:tcPr>
-            <w:vAlign w:val="center"/>
-          </w:tcPr>
-          <w:p>
-            <w:pPr>
-              <w:pStyle w:val="Compact"/>
-              <w:spacing w:line="240" w:lineRule="auto" w:after="0"/>
-            </w:pPr>
-            <w:r>
-              <w:rPr>
-                <w:rFonts w:ascii="Times New Roman" w:hAnsi="Times New Roman"/>
-                <w:sz w:val="16"/>
-              </w:rPr>
-              <w:t xml:space="preserve">0.124</w:t>
-            </w:r>
-          </w:p>
-        </w:tc>
-        <w:tc>
-          <w:tcPr>
-            <w:vAlign w:val="center"/>
-          </w:tcPr>
-          <w:p>
-            <w:pPr>
-              <w:pStyle w:val="Compact"/>
-              <w:spacing w:line="240" w:lineRule="auto" w:after="0"/>
-            </w:pPr>
-            <w:r>
-              <w:rPr>
-                <w:rFonts w:ascii="Times New Roman" w:hAnsi="Times New Roman"/>
-                <w:sz w:val="16"/>
-              </w:rPr>
-              <w:t xml:space="preserve">0.274</w:t>
-            </w:r>
-          </w:p>
-        </w:tc>
-        <w:tc>
-          <w:tcPr>
-            <w:vAlign w:val="center"/>
-          </w:tcPr>
-          <w:p>
-            <w:pPr>
-              <w:pStyle w:val="Compact"/>
-              <w:spacing w:line="240" w:lineRule="auto" w:after="0"/>
-            </w:pPr>
-            <w:r>
-              <w:rPr>
-                <w:rFonts w:ascii="Times New Roman" w:hAnsi="Times New Roman"/>
-                <w:sz w:val="16"/>
-              </w:rPr>
-              <w:t xml:space="preserve">0.612</w:t>
-            </w:r>
-          </w:p>
-        </w:tc>
-        <w:tc>
-          <w:tcPr>
-            <w:vAlign w:val="center"/>
-          </w:tcPr>
-          <w:p>
-            <w:pPr>
-              <w:pStyle w:val="Compact"/>
-              <w:spacing w:line="240" w:lineRule="auto" w:after="0"/>
-            </w:pPr>
-            <w:r>
-              <w:rPr>
-                <w:rFonts w:ascii="Times New Roman" w:hAnsi="Times New Roman"/>
-                <w:sz w:val="16"/>
-              </w:rPr>
-              <w:t xml:space="preserve">0.721</w:t>
+              <w:t xml:space="preserve">95.5</w:t>
+            </w:r>
+          </w:p>
+        </w:tc>
+        <w:tc>
+          <w:tcPr>
+            <w:vAlign w:val="center"/>
+          </w:tcPr>
+          <w:p>
+            <w:pPr>
+              <w:pStyle w:val="Compact"/>
+              <w:spacing w:line="240" w:lineRule="auto" w:after="0"/>
+            </w:pPr>
+            <w:r>
+              <w:rPr>
+                <w:rFonts w:ascii="Times New Roman" w:hAnsi="Times New Roman"/>
+                <w:sz w:val="16"/>
+              </w:rPr>
+              <w:t xml:space="preserve">0.0225</w:t>
+            </w:r>
+          </w:p>
+        </w:tc>
+        <w:tc>
+          <w:tcPr>
+            <w:vAlign w:val="center"/>
+          </w:tcPr>
+          <w:p>
+            <w:pPr>
+              <w:pStyle w:val="Compact"/>
+              <w:spacing w:line="240" w:lineRule="auto" w:after="0"/>
+            </w:pPr>
+            <w:r>
+              <w:rPr>
+                <w:rFonts w:ascii="Times New Roman" w:hAnsi="Times New Roman"/>
+                <w:sz w:val="16"/>
+              </w:rPr>
+              <w:t xml:space="preserve">0.129</w:t>
+            </w:r>
+          </w:p>
+        </w:tc>
+        <w:tc>
+          <w:tcPr>
+            <w:vAlign w:val="center"/>
+          </w:tcPr>
+          <w:p>
+            <w:pPr>
+              <w:pStyle w:val="Compact"/>
+              <w:spacing w:line="240" w:lineRule="auto" w:after="0"/>
+            </w:pPr>
+            <w:r>
+              <w:rPr>
+                <w:rFonts w:ascii="Times New Roman" w:hAnsi="Times New Roman"/>
+                <w:sz w:val="16"/>
+              </w:rPr>
+              <w:t xml:space="preserve">0.279</w:t>
+            </w:r>
+          </w:p>
+        </w:tc>
+        <w:tc>
+          <w:tcPr>
+            <w:vAlign w:val="center"/>
+          </w:tcPr>
+          <w:p>
+            <w:pPr>
+              <w:pStyle w:val="Compact"/>
+              <w:spacing w:line="240" w:lineRule="auto" w:after="0"/>
+            </w:pPr>
+            <w:r>
+              <w:rPr>
+                <w:rFonts w:ascii="Times New Roman" w:hAnsi="Times New Roman"/>
+                <w:sz w:val="16"/>
+              </w:rPr>
+              <w:t xml:space="preserve">0.613</w:t>
+            </w:r>
+          </w:p>
+        </w:tc>
+        <w:tc>
+          <w:tcPr>
+            <w:vAlign w:val="center"/>
+          </w:tcPr>
+          <w:p>
+            <w:pPr>
+              <w:pStyle w:val="Compact"/>
+              <w:spacing w:line="240" w:lineRule="auto" w:after="0"/>
+            </w:pPr>
+            <w:r>
+              <w:rPr>
+                <w:rFonts w:ascii="Times New Roman" w:hAnsi="Times New Roman"/>
+                <w:sz w:val="16"/>
+              </w:rPr>
+              <w:t xml:space="preserve">0.722</w:t>
             </w:r>
           </w:p>
         </w:tc>
@@ -2650,79 +2650,79 @@
                 <w:rFonts w:ascii="Times New Roman" w:hAnsi="Times New Roman"/>
                 <w:sz w:val="16"/>
               </w:rPr>
-              <w:t xml:space="preserve">74.8</w:t>
-            </w:r>
-          </w:p>
-        </w:tc>
-        <w:tc>
-          <w:tcPr>
-            <w:vAlign w:val="center"/>
-          </w:tcPr>
-          <w:p>
-            <w:pPr>
-              <w:pStyle w:val="Compact"/>
-              <w:spacing w:line="240" w:lineRule="auto" w:after="0"/>
-            </w:pPr>
-            <w:r>
-              <w:rPr>
-                <w:rFonts w:ascii="Times New Roman" w:hAnsi="Times New Roman"/>
-                <w:sz w:val="16"/>
-              </w:rPr>
-              <w:t xml:space="preserve">0.0250</w:t>
-            </w:r>
-          </w:p>
-        </w:tc>
-        <w:tc>
-          <w:tcPr>
-            <w:vAlign w:val="center"/>
-          </w:tcPr>
-          <w:p>
-            <w:pPr>
-              <w:pStyle w:val="Compact"/>
-              <w:spacing w:line="240" w:lineRule="auto" w:after="0"/>
-            </w:pPr>
-            <w:r>
-              <w:rPr>
-                <w:rFonts w:ascii="Times New Roman" w:hAnsi="Times New Roman"/>
-                <w:sz w:val="16"/>
-              </w:rPr>
-              <w:t xml:space="preserve">0.069</w:t>
-            </w:r>
-          </w:p>
-        </w:tc>
-        <w:tc>
-          <w:tcPr>
-            <w:vAlign w:val="center"/>
-          </w:tcPr>
-          <w:p>
-            <w:pPr>
-              <w:pStyle w:val="Compact"/>
-              <w:spacing w:line="240" w:lineRule="auto" w:after="0"/>
-            </w:pPr>
-            <w:r>
-              <w:rPr>
-                <w:rFonts w:ascii="Times New Roman" w:hAnsi="Times New Roman"/>
-                <w:sz w:val="16"/>
-              </w:rPr>
-              <w:t xml:space="preserve">0.277</w:t>
-            </w:r>
-          </w:p>
-        </w:tc>
-        <w:tc>
-          <w:tcPr>
-            <w:vAlign w:val="center"/>
-          </w:tcPr>
-          <w:p>
-            <w:pPr>
-              <w:pStyle w:val="Compact"/>
-              <w:spacing w:line="240" w:lineRule="auto" w:after="0"/>
-            </w:pPr>
-            <w:r>
-              <w:rPr>
-                <w:rFonts w:ascii="Times New Roman" w:hAnsi="Times New Roman"/>
-                <w:sz w:val="16"/>
-              </w:rPr>
-              <w:t xml:space="preserve">0.607</w:t>
+              <w:t xml:space="preserve">73.1</w:t>
+            </w:r>
+          </w:p>
+        </w:tc>
+        <w:tc>
+          <w:tcPr>
+            <w:vAlign w:val="center"/>
+          </w:tcPr>
+          <w:p>
+            <w:pPr>
+              <w:pStyle w:val="Compact"/>
+              <w:spacing w:line="240" w:lineRule="auto" w:after="0"/>
+            </w:pPr>
+            <w:r>
+              <w:rPr>
+                <w:rFonts w:ascii="Times New Roman" w:hAnsi="Times New Roman"/>
+                <w:sz w:val="16"/>
+              </w:rPr>
+              <w:t xml:space="preserve">0.0254</w:t>
+            </w:r>
+          </w:p>
+        </w:tc>
+        <w:tc>
+          <w:tcPr>
+            <w:vAlign w:val="center"/>
+          </w:tcPr>
+          <w:p>
+            <w:pPr>
+              <w:pStyle w:val="Compact"/>
+              <w:spacing w:line="240" w:lineRule="auto" w:after="0"/>
+            </w:pPr>
+            <w:r>
+              <w:rPr>
+                <w:rFonts w:ascii="Times New Roman" w:hAnsi="Times New Roman"/>
+                <w:sz w:val="16"/>
+              </w:rPr>
+              <w:t xml:space="preserve">0.085</w:t>
+            </w:r>
+          </w:p>
+        </w:tc>
+        <w:tc>
+          <w:tcPr>
+            <w:vAlign w:val="center"/>
+          </w:tcPr>
+          <w:p>
+            <w:pPr>
+              <w:pStyle w:val="Compact"/>
+              <w:spacing w:line="240" w:lineRule="auto" w:after="0"/>
+            </w:pPr>
+            <w:r>
+              <w:rPr>
+                <w:rFonts w:ascii="Times New Roman" w:hAnsi="Times New Roman"/>
+                <w:sz w:val="16"/>
+              </w:rPr>
+              <w:t xml:space="preserve">0.282</w:t>
+            </w:r>
+          </w:p>
+        </w:tc>
+        <w:tc>
+          <w:tcPr>
+            <w:vAlign w:val="center"/>
+          </w:tcPr>
+          <w:p>
+            <w:pPr>
+              <w:pStyle w:val="Compact"/>
+              <w:spacing w:line="240" w:lineRule="auto" w:after="0"/>
+            </w:pPr>
+            <w:r>
+              <w:rPr>
+                <w:rFonts w:ascii="Times New Roman" w:hAnsi="Times New Roman"/>
+                <w:sz w:val="16"/>
+              </w:rPr>
+              <w:t xml:space="preserve">0.613</w:t>
             </w:r>
           </w:p>
         </w:tc>
@@ -2758,7 +2758,7 @@
                 <w:rFonts w:ascii="Times New Roman" w:hAnsi="Times New Roman"/>
                 <w:sz w:val="16"/>
               </w:rPr>
-              <w:t xml:space="preserve">0.224</w:t>
+              <w:t xml:space="preserve">0.216</w:t>
             </w:r>
           </w:p>
         </w:tc>
@@ -2800,7 +2800,7 @@
                 <w:bCs/>
                 <w:sz w:val="16"/>
               </w:rPr>
-              <w:t xml:space="preserve">5.25</w:t>
+              <w:t xml:space="preserve">3.32</w:t>
             </w:r>
           </w:p>
         </w:tc>
@@ -2820,7 +2820,7 @@
                 <w:bCs/>
                 <w:sz w:val="16"/>
               </w:rPr>
-              <w:t xml:space="preserve">0.0331</w:t>
+              <w:t xml:space="preserve">0.0335</w:t>
             </w:r>
           </w:p>
         </w:tc>
@@ -2840,7 +2840,7 @@
                 <w:bCs/>
                 <w:sz w:val="16"/>
               </w:rPr>
-              <w:t xml:space="preserve">0.082</w:t>
+              <w:t xml:space="preserve">0.088</w:t>
             </w:r>
           </w:p>
         </w:tc>
@@ -2860,7 +2860,7 @@
                 <w:bCs/>
                 <w:sz w:val="16"/>
               </w:rPr>
-              <w:t xml:space="preserve">0.411</w:t>
+              <w:t xml:space="preserve">0.413</w:t>
             </w:r>
           </w:p>
         </w:tc>
@@ -2900,7 +2900,7 @@
                 <w:bCs/>
                 <w:sz w:val="16"/>
               </w:rPr>
-              <w:t xml:space="preserve">0.854</w:t>
+              <w:t xml:space="preserve">0.853</w:t>
             </w:r>
           </w:p>
         </w:tc>
@@ -2920,7 +2920,7 @@
                 <w:bCs/>
                 <w:sz w:val="16"/>
               </w:rPr>
-              <w:t xml:space="preserve">0.358</w:t>
+              <w:t xml:space="preserve">0.356</w:t>
             </w:r>
           </w:p>
         </w:tc>
@@ -2958,61 +2958,61 @@
                 <w:rFonts w:ascii="Times New Roman" w:hAnsi="Times New Roman"/>
                 <w:sz w:val="16"/>
               </w:rPr>
-              <w:t xml:space="preserve">4.48</w:t>
-            </w:r>
-          </w:p>
-        </w:tc>
-        <w:tc>
-          <w:tcPr>
-            <w:vAlign w:val="center"/>
-          </w:tcPr>
-          <w:p>
-            <w:pPr>
-              <w:pStyle w:val="Compact"/>
-              <w:spacing w:line="240" w:lineRule="auto" w:after="0"/>
-            </w:pPr>
-            <w:r>
-              <w:rPr>
-                <w:rFonts w:ascii="Times New Roman" w:hAnsi="Times New Roman"/>
-                <w:sz w:val="16"/>
-              </w:rPr>
-              <w:t xml:space="preserve">0.0334</w:t>
-            </w:r>
-          </w:p>
-        </w:tc>
-        <w:tc>
-          <w:tcPr>
-            <w:vAlign w:val="center"/>
-          </w:tcPr>
-          <w:p>
-            <w:pPr>
-              <w:pStyle w:val="Compact"/>
-              <w:spacing w:line="240" w:lineRule="auto" w:after="0"/>
-            </w:pPr>
-            <w:r>
-              <w:rPr>
-                <w:rFonts w:ascii="Times New Roman" w:hAnsi="Times New Roman"/>
-                <w:sz w:val="16"/>
-              </w:rPr>
-              <w:t xml:space="preserve">0.080</w:t>
-            </w:r>
-          </w:p>
-        </w:tc>
-        <w:tc>
-          <w:tcPr>
-            <w:vAlign w:val="center"/>
-          </w:tcPr>
-          <w:p>
-            <w:pPr>
-              <w:pStyle w:val="Compact"/>
-              <w:spacing w:line="240" w:lineRule="auto" w:after="0"/>
-            </w:pPr>
-            <w:r>
-              <w:rPr>
-                <w:rFonts w:ascii="Times New Roman" w:hAnsi="Times New Roman"/>
-                <w:sz w:val="16"/>
-              </w:rPr>
-              <w:t xml:space="preserve">0.403</w:t>
+              <w:t xml:space="preserve">2.60</w:t>
+            </w:r>
+          </w:p>
+        </w:tc>
+        <w:tc>
+          <w:tcPr>
+            <w:vAlign w:val="center"/>
+          </w:tcPr>
+          <w:p>
+            <w:pPr>
+              <w:pStyle w:val="Compact"/>
+              <w:spacing w:line="240" w:lineRule="auto" w:after="0"/>
+            </w:pPr>
+            <w:r>
+              <w:rPr>
+                <w:rFonts w:ascii="Times New Roman" w:hAnsi="Times New Roman"/>
+                <w:sz w:val="16"/>
+              </w:rPr>
+              <w:t xml:space="preserve">0.0338</w:t>
+            </w:r>
+          </w:p>
+        </w:tc>
+        <w:tc>
+          <w:tcPr>
+            <w:vAlign w:val="center"/>
+          </w:tcPr>
+          <w:p>
+            <w:pPr>
+              <w:pStyle w:val="Compact"/>
+              <w:spacing w:line="240" w:lineRule="auto" w:after="0"/>
+            </w:pPr>
+            <w:r>
+              <w:rPr>
+                <w:rFonts w:ascii="Times New Roman" w:hAnsi="Times New Roman"/>
+                <w:sz w:val="16"/>
+              </w:rPr>
+              <w:t xml:space="preserve">0.085</w:t>
+            </w:r>
+          </w:p>
+        </w:tc>
+        <w:tc>
+          <w:tcPr>
+            <w:vAlign w:val="center"/>
+          </w:tcPr>
+          <w:p>
+            <w:pPr>
+              <w:pStyle w:val="Compact"/>
+              <w:spacing w:line="240" w:lineRule="auto" w:after="0"/>
+            </w:pPr>
+            <w:r>
+              <w:rPr>
+                <w:rFonts w:ascii="Times New Roman" w:hAnsi="Times New Roman"/>
+                <w:sz w:val="16"/>
+              </w:rPr>
+              <w:t xml:space="preserve">0.405</w:t>
             </w:r>
           </w:p>
         </w:tc>
@@ -3048,25 +3048,25 @@
                 <w:rFonts w:ascii="Times New Roman" w:hAnsi="Times New Roman"/>
                 <w:sz w:val="16"/>
               </w:rPr>
-              <w:t xml:space="preserve">0.865</w:t>
-            </w:r>
-          </w:p>
-        </w:tc>
-        <w:tc>
-          <w:tcPr>
-            <w:vAlign w:val="center"/>
-          </w:tcPr>
-          <w:p>
-            <w:pPr>
-              <w:pStyle w:val="Compact"/>
-              <w:spacing w:line="240" w:lineRule="auto" w:after="0"/>
-            </w:pPr>
-            <w:r>
-              <w:rPr>
-                <w:rFonts w:ascii="Times New Roman" w:hAnsi="Times New Roman"/>
-                <w:sz w:val="16"/>
-              </w:rPr>
-              <w:t xml:space="preserve">0.351</w:t>
+              <w:t xml:space="preserve">0.864</w:t>
+            </w:r>
+          </w:p>
+        </w:tc>
+        <w:tc>
+          <w:tcPr>
+            <w:vAlign w:val="center"/>
+          </w:tcPr>
+          <w:p>
+            <w:pPr>
+              <w:pStyle w:val="Compact"/>
+              <w:spacing w:line="240" w:lineRule="auto" w:after="0"/>
+            </w:pPr>
+            <w:r>
+              <w:rPr>
+                <w:rFonts w:ascii="Times New Roman" w:hAnsi="Times New Roman"/>
+                <w:sz w:val="16"/>
+              </w:rPr>
+              <w:t xml:space="preserve">0.349</w:t>
             </w:r>
           </w:p>
         </w:tc>
@@ -3122,43 +3122,43 @@
                 <w:rFonts w:ascii="Times New Roman" w:hAnsi="Times New Roman"/>
                 <w:sz w:val="16"/>
               </w:rPr>
-              <w:t xml:space="preserve">0.0339</w:t>
-            </w:r>
-          </w:p>
-        </w:tc>
-        <w:tc>
-          <w:tcPr>
-            <w:vAlign w:val="center"/>
-          </w:tcPr>
-          <w:p>
-            <w:pPr>
-              <w:pStyle w:val="Compact"/>
-              <w:spacing w:line="240" w:lineRule="auto" w:after="0"/>
-            </w:pPr>
-            <w:r>
-              <w:rPr>
-                <w:rFonts w:ascii="Times New Roman" w:hAnsi="Times New Roman"/>
-                <w:sz w:val="16"/>
-              </w:rPr>
-              <w:t xml:space="preserve">0.082</w:t>
-            </w:r>
-          </w:p>
-        </w:tc>
-        <w:tc>
-          <w:tcPr>
-            <w:vAlign w:val="center"/>
-          </w:tcPr>
-          <w:p>
-            <w:pPr>
-              <w:pStyle w:val="Compact"/>
-              <w:spacing w:line="240" w:lineRule="auto" w:after="0"/>
-            </w:pPr>
-            <w:r>
-              <w:rPr>
-                <w:rFonts w:ascii="Times New Roman" w:hAnsi="Times New Roman"/>
-                <w:sz w:val="16"/>
-              </w:rPr>
-              <w:t xml:space="preserve">0.395</w:t>
+              <w:t xml:space="preserve">0.0341</w:t>
+            </w:r>
+          </w:p>
+        </w:tc>
+        <w:tc>
+          <w:tcPr>
+            <w:vAlign w:val="center"/>
+          </w:tcPr>
+          <w:p>
+            <w:pPr>
+              <w:pStyle w:val="Compact"/>
+              <w:spacing w:line="240" w:lineRule="auto" w:after="0"/>
+            </w:pPr>
+            <w:r>
+              <w:rPr>
+                <w:rFonts w:ascii="Times New Roman" w:hAnsi="Times New Roman"/>
+                <w:sz w:val="16"/>
+              </w:rPr>
+              <w:t xml:space="preserve">0.088</w:t>
+            </w:r>
+          </w:p>
+        </w:tc>
+        <w:tc>
+          <w:tcPr>
+            <w:vAlign w:val="center"/>
+          </w:tcPr>
+          <w:p>
+            <w:pPr>
+              <w:pStyle w:val="Compact"/>
+              <w:spacing w:line="240" w:lineRule="auto" w:after="0"/>
+            </w:pPr>
+            <w:r>
+              <w:rPr>
+                <w:rFonts w:ascii="Times New Roman" w:hAnsi="Times New Roman"/>
+                <w:sz w:val="16"/>
+              </w:rPr>
+              <w:t xml:space="preserve">0.400</w:t>
             </w:r>
           </w:p>
         </w:tc>
@@ -3194,25 +3194,25 @@
                 <w:rFonts w:ascii="Times New Roman" w:hAnsi="Times New Roman"/>
                 <w:sz w:val="16"/>
               </w:rPr>
-              <w:t xml:space="preserve">0.852</w:t>
-            </w:r>
-          </w:p>
-        </w:tc>
-        <w:tc>
-          <w:tcPr>
-            <w:vAlign w:val="center"/>
-          </w:tcPr>
-          <w:p>
-            <w:pPr>
-              <w:pStyle w:val="Compact"/>
-              <w:spacing w:line="240" w:lineRule="auto" w:after="0"/>
-            </w:pPr>
-            <w:r>
-              <w:rPr>
-                <w:rFonts w:ascii="Times New Roman" w:hAnsi="Times New Roman"/>
-                <w:sz w:val="16"/>
-              </w:rPr>
-              <w:t xml:space="preserve">0.341</w:t>
+              <w:t xml:space="preserve">0.851</w:t>
+            </w:r>
+          </w:p>
+        </w:tc>
+        <w:tc>
+          <w:tcPr>
+            <w:vAlign w:val="center"/>
+          </w:tcPr>
+          <w:p>
+            <w:pPr>
+              <w:pStyle w:val="Compact"/>
+              <w:spacing w:line="240" w:lineRule="auto" w:after="0"/>
+            </w:pPr>
+            <w:r>
+              <w:rPr>
+                <w:rFonts w:ascii="Times New Roman" w:hAnsi="Times New Roman"/>
+                <w:sz w:val="16"/>
+              </w:rPr>
+              <w:t xml:space="preserve">0.342</w:t>
             </w:r>
           </w:p>
         </w:tc>
@@ -3340,7 +3340,7 @@
         <w:t xml:space="preserve"> </w:t>
       </w:r>
       <w:r>
-        <w:t xml:space="preserve">= 175,901 species × province × year cells, 649 events). The dashed line marks unity. Note that unity is not the appropriate null for the warming terms: design-preserving permutation nulls that retain the provincial-annual climate and event structure are centred on 1.16 for accumulated warming and 0.96 for the interaction (Supplementary Fig. S11a), so the increment attributable to species-specific referencing is smaller than the distance from unity suggests.</w:t>
+        <w:t xml:space="preserve">= 175,640 species × province × year cells, 649 events). The dashed line marks unity. Note that unity is not the appropriate null for the warming terms: design-preserving permutation nulls that retain the provincial-annual climate and event structure are centred on 1.16 for accumulated warming and 0.95–0.96 for the interaction (Supplementary Fig. S11a), so the increment attributable to species-specific referencing is smaller than the distance from unity suggests.</w:t>
       </w:r>
       <w:r>
         <w:t xml:space="preserve"> </w:t>
@@ -3594,7 +3594,7 @@
         <w:t xml:space="preserve"> </w:t>
       </w:r>
       <w:r>
-        <w:t xml:space="preserve">= 7.7 × 10⁻⁴).</w:t>
+        <w:t xml:space="preserve">= 2.1 × 10⁻³).</w:t>
       </w:r>
     </w:p>
     <w:p>
@@ -3680,7 +3680,7 @@
         <w:t xml:space="preserve"> </w:t>
       </w:r>
       <w:r>
-        <w:t xml:space="preserve">= 0.039); against the geometry + effort null the departure points north (χ² = 25.8,</w:t>
+        <w:t xml:space="preserve">= 0.039); against the geometry + effort null the departure points north (χ² = 26.8,</w:t>
       </w:r>
       <w:r>
         <w:t xml:space="preserve"> </w:t>
@@ -3820,7 +3820,7 @@
         <w:t xml:space="preserve">a</w:t>
       </w:r>
       <w:r>
-        <w:t xml:space="preserve">, Province-year mean predicted hazard, 2002–2024, from the mechanistic and gradient-boosted models (Spearman ρ = 0.54).</w:t>
+        <w:t xml:space="preserve">, Province-year mean predicted hazard, 2002–2024, from the mechanistic and gradient-boosted models (Spearman ρ = 0.56).</w:t>
       </w:r>
       <w:r>
         <w:t xml:space="preserve"> </w:t>
